--- a/download/studien-aktuell.docx
+++ b/download/studien-aktuell.docx
@@ -62,7 +62,7 @@
           <w:color w:val="666666"/>
           <w:sz w:val="18"/>
         </w:rPr>
-        <w:t>Stand: 17.08.2026  |  6 Studien  |  ki.m-vf.de</w:t>
+        <w:t>Stand: 17.08.2026  |  9 Studien  |  ki.m-vf.de</w:t>
       </w:r>
     </w:p>
     <w:p>
@@ -421,6 +421,180 @@
         <w:t>https://pubmed.ncbi.nlm.nih.gov/42592762/</w:t>
       </w:r>
     </w:p>
+    <w:p>
+      <w:pPr>
+        <w:pStyle w:val="Heading2"/>
+      </w:pPr>
+      <w:r>
+        <w:t>Dezentralisierte Studien zu seltenen Erkrankungen mit sekundären Gesundheitsdaten in Deutschland</w:t>
+      </w:r>
+    </w:p>
+    <w:p>
+      <w:r>
+        <w:rPr>
+          <w:i/>
+          <w:color w:val="666666"/>
+          <w:sz w:val="18"/>
+        </w:rPr>
+        <w:t>Zoch M et al.  ·  BMC Med Inform Decis Mak  ·  12.08.2026  ·  PMID 42587293</w:t>
+      </w:r>
+    </w:p>
+    <w:p>
+      <w:r>
+        <w:t>CORD-MI-Projekt führt dezentralisierte Analysen zu Cystischer Fibrose, Phenylketonurie und Kawasaki-Syndrom durch, nutzt Routinedaten aus 20 deutschen Unikliniken ohne zentralisierte Datenzusammenführung.</w:t>
+      </w:r>
+    </w:p>
+    <w:p>
+      <w:r>
+        <w:rPr>
+          <w:b/>
+        </w:rPr>
+        <w:t xml:space="preserve">Ergebnis: </w:t>
+      </w:r>
+      <w:r>
+        <w:t>Ergebnisse von bis zu 17 Zentren erreicht; identifiziert Hürden: Kodierungsungenauigkeiten für seltene Erkrankungen, Informationsverlust durch Maskierung, Verzerrungen im Gesundheitsprozess; zeigt Machbarkeit decentraler Forschung bei seltenen Erkrankungen.</w:t>
+      </w:r>
+    </w:p>
+    <w:p>
+      <w:r>
+        <w:rPr>
+          <w:b/>
+          <w:sz w:val="19"/>
+        </w:rPr>
+        <w:t xml:space="preserve">Übertragbarkeit: </w:t>
+      </w:r>
+      <w:r>
+        <w:rPr>
+          <w:sz w:val="19"/>
+        </w:rPr>
+        <w:t>Deutsche Unikliniken, medizininformatik-initiative Standard, direkt auf deutsches Gesundheitssystem anwendbar.</w:t>
+      </w:r>
+    </w:p>
+    <w:p>
+      <w:r>
+        <w:rPr>
+          <w:color w:val="5A7D3A"/>
+          <w:sz w:val="18"/>
+        </w:rPr>
+        <w:t>https://pubmed.ncbi.nlm.nih.gov/42587293/</w:t>
+      </w:r>
+    </w:p>
+    <w:p>
+      <w:pPr>
+        <w:pStyle w:val="Heading2"/>
+      </w:pPr>
+      <w:r>
+        <w:t>Elektronische Patientenberichte (ePRO) zur Therapiebereitschaftsprüfung in der Lungenkrebsbehandlung</w:t>
+      </w:r>
+    </w:p>
+    <w:p>
+      <w:r>
+        <w:rPr>
+          <w:i/>
+          <w:color w:val="666666"/>
+          <w:sz w:val="18"/>
+        </w:rPr>
+        <w:t>Scheel-Hincke LL et al.  ·  Quality of Life Research  ·  12.08.2026  ·  PMID 42584738</w:t>
+      </w:r>
+    </w:p>
+    <w:p>
+      <w:r>
+        <w:t>Implementierungsstudie an dänischem Onkologiezentrum evaluiert ein ePRO-System als Ersatz für Telefonkontakte vor Chemotherapie mit Mixed-Methods-Design und RE-AIM-Framework.</w:t>
+      </w:r>
+    </w:p>
+    <w:p>
+      <w:r>
+        <w:rPr>
+          <w:b/>
+        </w:rPr>
+        <w:t xml:space="preserve">Ergebnis: </w:t>
+      </w:r>
+      <w:r>
+        <w:t>Fragebogen-Compliance stieg von 17,7% auf 76,3%; Pflegepersonal sparte etwa 6 Minuten pro Behandlung; 704 Patienten mit 6.134 abgeschlossenen Fragebögen; Patienten und Personal bewerteten das System als sinnvoll und akzeptabel.</w:t>
+      </w:r>
+    </w:p>
+    <w:p>
+      <w:r>
+        <w:rPr>
+          <w:b/>
+          <w:sz w:val="19"/>
+        </w:rPr>
+        <w:t xml:space="preserve">Übertragbarkeit: </w:t>
+      </w:r>
+      <w:r>
+        <w:rPr>
+          <w:sz w:val="19"/>
+        </w:rPr>
+        <w:t>Skandinavien höherer Digitalisierungsgrad, aber ähnliche Versorgungsstruktur; Befunde auf deutsche Onkologie übertragbar.</w:t>
+      </w:r>
+    </w:p>
+    <w:p>
+      <w:r>
+        <w:rPr>
+          <w:color w:val="5A7D3A"/>
+          <w:sz w:val="18"/>
+        </w:rPr>
+        <w:t>https://pubmed.ncbi.nlm.nih.gov/42584738/</w:t>
+      </w:r>
+    </w:p>
+    <w:p>
+      <w:pPr>
+        <w:pStyle w:val="Heading2"/>
+      </w:pPr>
+      <w:r>
+        <w:t>ePRO-basierte digitale Plattform mit Serious Game in pädiatrischer Onkologie und Palliativmedizin</w:t>
+      </w:r>
+    </w:p>
+    <w:p>
+      <w:r>
+        <w:rPr>
+          <w:i/>
+          <w:color w:val="666666"/>
+          <w:sz w:val="18"/>
+        </w:rPr>
+        <w:t>Meyerheim M et al.  ·  JMIR Cancer  ·  11.08.2026  ·  PMID 42579605</w:t>
+      </w:r>
+    </w:p>
+    <w:p>
+      <w:r>
+        <w:t>Multizentrisches Machbarkeitsstudium an 3 Standorten (Deutschland, Tschechien) testet Akzeptanz und Engagement einer ePRO-Plattform mit Gamification für 83 Kinder und Jugendliche mit Krebs und 10 Fachpersonen.</w:t>
+      </w:r>
+    </w:p>
+    <w:p>
+      <w:r>
+        <w:rPr>
+          <w:b/>
+        </w:rPr>
+        <w:t xml:space="preserve">Ergebnis: </w:t>
+      </w:r>
+      <w:r>
+        <w:t>Rekrutierungsrate 55%, Abbruchquote 18%, hohe Usability-Bewertung; Engagement nahm über Zeit ab, besonders bei älteren Kindern; Patienten zeigten höhere Motivation bei Rückmeldungen durch Fachpersonen.</w:t>
+      </w:r>
+    </w:p>
+    <w:p>
+      <w:r>
+        <w:rPr>
+          <w:b/>
+          <w:sz w:val="19"/>
+        </w:rPr>
+        <w:t xml:space="preserve">Übertragbarkeit: </w:t>
+      </w:r>
+      <w:r>
+        <w:rPr>
+          <w:sz w:val="19"/>
+        </w:rPr>
+        <w:t>Deutschland und Tschechien, EU-Setting, vergleichbare pädiatrisch-onkologische Standards.</w:t>
+      </w:r>
+    </w:p>
+    <w:p>
+      <w:r>
+        <w:rPr>
+          <w:color w:val="5A7D3A"/>
+          <w:sz w:val="18"/>
+        </w:rPr>
+        <w:t>https://pubmed.ncbi.nlm.nih.gov/42579605/</w:t>
+      </w:r>
+    </w:p>
     <w:sectPr>
       <w:pgSz w:w="12240" w:h="15840"/>
       <w:pgMar w:top="1440" w:right="1800" w:bottom="1440" w:left="1800" w:header="720" w:footer="720" w:gutter="0"/>

--- a/download/studien-aktuell.docx
+++ b/download/studien-aktuell.docx
@@ -494,7 +494,7 @@
           <w:color w:val="666666"/>
           <w:sz w:val="18"/>
         </w:rPr>
-        <w:t>Scheel-Hincke LL et al.  ·  Quality of Life Research  ·  12.08.2026  ·  PMID 42584738</w:t>
+        <w:t>Scheel-Hincke LL et al.  ·  Qual Life Res  ·  12.08.2026  ·  PMID 42584738</w:t>
       </w:r>
     </w:p>
     <w:p>

--- a/download/studien-aktuell.docx
+++ b/download/studien-aktuell.docx
@@ -78,7 +78,7 @@
         <w:pStyle w:val="Heading2"/>
       </w:pPr>
       <w:r>
-        <w:t>Föderiertes Lernen über fünf Intensivdatenbanken: Vorhersage der erfolgreichen Beatmungsentwöhnung</w:t>
+        <w:t>KI-Training über fünf Kliniken hinweg, ohne Patientendaten zu teilen: was der Datenschutz an Genauigkeit kostet</w:t>
       </w:r>
     </w:p>
     <w:p>
@@ -93,7 +93,7 @@
     </w:p>
     <w:p>
       <w:r>
-        <w:t>Retrospektiver Vergleich dreier Lernverfahren an 24.521 Intensivpatienten aus fünf Datenbanken (darunter das Universitätsklinikum Augsburg), überführt in das OMOP-Datenmodell.</w:t>
+        <w:t>Vergleich dreier Trainingsverfahren an 24.521 Intensivpatienten aus fünf Datenbanken, darunter das Universitätsklinikum Augsburg, alle überführt in das OMOP-Datenmodell — die Frage ist nicht die Beatmung, sondern ob föderiertes Lernen das Zusammenlegen von Behandlungsdaten ersetzen kann.</w:t>
       </w:r>
     </w:p>
     <w:p>
@@ -104,7 +104,7 @@
         <w:t xml:space="preserve">Ergebnis: </w:t>
       </w:r>
       <w:r>
-        <w:t>Zentrales Training auf zusammengelegten Daten erreichte AUROC 0,81, föderiertes Lernen ohne Weitergabe von Patientendaten 0,74, rein lokales Training je nach Haus 0,68 bis 0,84. Der Preis des Datenschutzes ist damit beziffert: rund sieben AUROC-Punkte gegenüber der Poollösung — und lokal starke Häuser verlieren durch Föderation sogar.</w:t>
+        <w:t>Zentrales Training auf zusammengelegten Daten erreichte AUROC 0,81, föderiertes Lernen ohne Weitergabe von Patientendaten 0,74, rein lokales Training je nach Haus 0,68 bis 0,84. Der Abstand ist damit beziffert: rund sieben AUROC-Punkte — und Häuser mit guter eigener Datenlage verlieren durch die Föderation sogar. Die Autoren betonen, dass sie den Datenschutzgewinn nicht gemessen haben; die Zahlen sind ein Leistungsvergleich, keine Abwägung.</w:t>
       </w:r>
     </w:p>
     <w:p>
@@ -119,7 +119,7 @@
         <w:rPr>
           <w:sz w:val="19"/>
         </w:rPr>
-        <w:t>Deutsche Klinikdaten im OMOP-Modell, direkt auf MII-Strukturen übertragbar</w:t>
+        <w:t>Deutsche und Schweizer Intensivdaten im OMOP-Modell, MII-Strukturen vergleichbar</w:t>
       </w:r>
     </w:p>
     <w:p>

--- a/download/studien-aktuell.docx
+++ b/download/studien-aktuell.docx
@@ -62,7 +62,7 @@
           <w:color w:val="666666"/>
           <w:sz w:val="18"/>
         </w:rPr>
-        <w:t>Stand: 17.08.2026  |  9 Studien  |  ki.m-vf.de</w:t>
+        <w:t>Stand: 18.08.2026  |  1 Studien  |  ki.m-vf.de</w:t>
       </w:r>
     </w:p>
     <w:p>
@@ -70,7 +70,7 @@
         <w:pStyle w:val="Heading1"/>
       </w:pPr>
       <w:r>
-        <w:t>Aufgenommen am 17.08.2026</w:t>
+        <w:t>Aufgenommen am 18.08.2026</w:t>
       </w:r>
     </w:p>
     <w:p>
@@ -78,7 +78,7 @@
         <w:pStyle w:val="Heading2"/>
       </w:pPr>
       <w:r>
-        <w:t>KI-Training über fünf Kliniken hinweg, ohne Patientendaten zu teilen: was der Datenschutz an Genauigkeit kostet</w:t>
+        <w:t>Large Language Models für deutsche Leitlinienempfehlungen: Retrieval-Augmented Generation mit Benchmark-Evaluierung</w:t>
       </w:r>
     </w:p>
     <w:p>
@@ -88,12 +88,12 @@
           <w:color w:val="666666"/>
           <w:sz w:val="18"/>
         </w:rPr>
-        <w:t>Sheikhalishahi S et al.  ·  JMIR Med Inform  ·  14.08.2026  ·  PMID 42600153</w:t>
+        <w:t>Schwietering J et al.  ·  BMJ Health Care Inform  ·  11.08.2026  ·  PMID 42580812</w:t>
       </w:r>
     </w:p>
     <w:p>
       <w:r>
-        <w:t>Vergleich dreier Trainingsverfahren an 24.521 Intensivpatienten aus fünf Datenbanken, darunter das Universitätsklinikum Augsburg, alle überführt in das OMOP-Datenmodell — die Frage ist nicht die Beatmung, sondern ob föderiertes Lernen das Zusammenlegen von Behandlungsdaten ersetzen kann.</w:t>
+        <w:t>Entwicklung und Validierung des cpgQA-DE-Benchmarks mit 200 Fragen aus 10 deutschen Fachleitlinien; Evaluierung von LLMs mit Retrieval-Augmented Generation.</w:t>
       </w:r>
     </w:p>
     <w:p>
@@ -104,7 +104,7 @@
         <w:t xml:space="preserve">Ergebnis: </w:t>
       </w:r>
       <w:r>
-        <w:t>Zentrales Training auf zusammengelegten Daten erreichte AUROC 0,81, föderiertes Lernen ohne Weitergabe von Patientendaten 0,74, rein lokales Training je nach Haus 0,68 bis 0,84. Der Abstand ist damit beziffert: rund sieben AUROC-Punkte — und Häuser mit guter eigener Datenlage verlieren durch die Föderation sogar. Die Autoren betonen, dass sie den Datenschutzgewinn nicht gemessen haben; die Zahlen sind ein Leistungsvergleich, keine Abwägung.</w:t>
+        <w:t>Best-Performing-Kombination (GPT-5 + multilingual-e5-large) erreichte 95% Genauigkeit; Open-Weight-Modell gpt-oss-120b mit RAG erzielte 90% Genauigkeit. RAG verbesserte Leistung über alle Modelle hinweg deutlich.</w:t>
       </w:r>
     </w:p>
     <w:p>
@@ -119,7 +119,7 @@
         <w:rPr>
           <w:sz w:val="19"/>
         </w:rPr>
-        <w:t>Deutsche und Schweizer Intensivdaten im OMOP-Modell, MII-Strukturen vergleichbar</w:t>
+        <w:t>Deutsche Leitlinien und Kontext; direkt auf hiesige CDSS-Anforderungen übertragbar.</w:t>
       </w:r>
     </w:p>
     <w:p>
@@ -128,471 +128,7 @@
           <w:color w:val="5A7D3A"/>
           <w:sz w:val="18"/>
         </w:rPr>
-        <w:t>https://pubmed.ncbi.nlm.nih.gov/42600153/</w:t>
-      </w:r>
-    </w:p>
-    <w:p>
-      <w:pPr>
-        <w:pStyle w:val="Heading2"/>
-      </w:pPr>
-      <w:r>
-        <w:t>Reanimations-App im Simulationsversuch: kein Vorteil bei erfahrenen Teams</w:t>
-      </w:r>
-    </w:p>
-    <w:p>
-      <w:r>
-        <w:rPr>
-          <w:i/>
-          <w:color w:val="666666"/>
-          <w:sz w:val="18"/>
-        </w:rPr>
-        <w:t>Kamphausen A et al.  ·  Scand J Trauma Resusc Emerg Med  ·  12.08.2026  ·  PMID 42596010</w:t>
-      </w:r>
-    </w:p>
-    <w:p>
-      <w:r>
-        <w:t>Randomisierte Machbarkeitsstudie mit 40 interprofessionellen Zweierteams (80 Teilnehmende) an einem Nürnberger Klinikum, die den innerklinischen Herzstillstand mit und ohne die App CPR Leader durchspielten.</w:t>
-      </w:r>
-    </w:p>
-    <w:p>
-      <w:r>
-        <w:rPr>
-          <w:b/>
-        </w:rPr>
-        <w:t xml:space="preserve">Ergebnis: </w:t>
-      </w:r>
-      <w:r>
-        <w:t>Die Arbeitsbelastung (NASA-TLX) lag mit 49,2 ± 13,6 gegenüber 54,1 ± 14,6 Punkten ohne belastbaren Unterschied (p = 0,2) — mit mehr Anstrengung in der App-Gruppe und mehr Frustration in der Kontrollgruppe. Teamleistung, nichttechnische Fertigkeiten und alle Reanimationskennzahlen blieben gleich; in der Kontrollgruppe begann die Thoraxkompression bei Kammerflimmern sogar früher. Die Autoren führen das auf die hohe Erfahrung der Teilnehmenden zurück.</w:t>
-      </w:r>
-    </w:p>
-    <w:p>
-      <w:r>
-        <w:rPr>
-          <w:b/>
-          <w:sz w:val="19"/>
-        </w:rPr>
-        <w:t xml:space="preserve">Übertragbarkeit: </w:t>
-      </w:r>
-      <w:r>
-        <w:rPr>
-          <w:sz w:val="19"/>
-        </w:rPr>
-        <w:t>Deutsches Klinikum, Simulation — auf ungeübte Teams nicht übertragbar</w:t>
-      </w:r>
-    </w:p>
-    <w:p>
-      <w:r>
-        <w:rPr>
-          <w:color w:val="5A7D3A"/>
-          <w:sz w:val="18"/>
-        </w:rPr>
-        <w:t>https://pubmed.ncbi.nlm.nih.gov/42596010/</w:t>
-      </w:r>
-    </w:p>
-    <w:p>
-      <w:pPr>
-        <w:pStyle w:val="Heading2"/>
-      </w:pPr>
-      <w:r>
-        <w:t>KI-optimierte Diagnosepfade bei chronischer Atemnot: welche Untersuchung sich zuerst lohnt</w:t>
-      </w:r>
-    </w:p>
-    <w:p>
-      <w:r>
-        <w:rPr>
-          <w:i/>
-          <w:color w:val="666666"/>
-          <w:sz w:val="18"/>
-        </w:rPr>
-        <w:t>Olsson M et al.  ·  NPJ Prim Care Respir Med  ·  13.08.2026  ·  PMID 42595763</w:t>
-      </w:r>
-    </w:p>
-    <w:p>
-      <w:r>
-        <w:t>Aus schwedischen Bevölkerungsdaten entwickeltes Reinforcement-Learning-Modell, das für 16 mögliche Ursachen von Atemnot die kostengünstigste Untersuchungsreihenfolge bestimmt.</w:t>
-      </w:r>
-    </w:p>
-    <w:p>
-      <w:r>
-        <w:rPr>
-          <w:b/>
-        </w:rPr>
-        <w:t xml:space="preserve">Ergebnis: </w:t>
-      </w:r>
-      <w:r>
-        <w:t>Das Modell setzt durchgehend einfache und billige Schritte an den Anfang: Body-Mass-Index, Angst- und Depressionsscreening, körperliche Aktivität und Spirometrie, erst danach Diffusionskapazität, CT-Thorax und Hämoglobin. Die Lunge wird vor dem Herzen abgeklärt. Die Reihenfolge war über Geschlecht und Rauchstatus hinweg weitgehend gleich — die Personalisierung brachte weniger als die Sequenzierung.</w:t>
-      </w:r>
-    </w:p>
-    <w:p>
-      <w:r>
-        <w:rPr>
-          <w:b/>
-          <w:sz w:val="19"/>
-        </w:rPr>
-        <w:t xml:space="preserve">Übertragbarkeit: </w:t>
-      </w:r>
-      <w:r>
-        <w:rPr>
-          <w:sz w:val="19"/>
-        </w:rPr>
-        <w:t>Schweden, steuerfinanziert — Kostengewichte hierzulande anders, Reihenfolge nicht</w:t>
-      </w:r>
-    </w:p>
-    <w:p>
-      <w:r>
-        <w:rPr>
-          <w:color w:val="5A7D3A"/>
-          <w:sz w:val="18"/>
-        </w:rPr>
-        <w:t>https://pubmed.ncbi.nlm.nih.gov/42595763/</w:t>
-      </w:r>
-    </w:p>
-    <w:p>
-      <w:pPr>
-        <w:pStyle w:val="Heading2"/>
-      </w:pPr>
-      <w:r>
-        <w:t>Zwölf Monate App-Nutzung nach gynäkologischer Krebserkrankung: wer dabeibleibt und wer nicht</w:t>
-      </w:r>
-    </w:p>
-    <w:p>
-      <w:r>
-        <w:rPr>
-          <w:i/>
-          <w:color w:val="666666"/>
-          <w:sz w:val="18"/>
-        </w:rPr>
-        <w:t>Fosstveit SH et al.  ·  JMIR Mhealth Uhealth  ·  13.08.2026  ·  PMID 42594257</w:t>
-      </w:r>
-    </w:p>
-    <w:p>
-      <w:r>
-        <w:t>Auswertung der Server-Protokolle von 378 Frauen aus fünf norwegischen Kliniken, denen im Rahmen der regulären Nachsorge eine Bewegungs-App samt Aktivitätsmesser angeboten wurde.</w:t>
-      </w:r>
-    </w:p>
-    <w:p>
-      <w:r>
-        <w:rPr>
-          <w:b/>
-        </w:rPr>
-        <w:t xml:space="preserve">Ergebnis: </w:t>
-      </w:r>
-      <w:r>
-        <w:t>272 von 378 (72 Prozent) protokollierten mindestens zwei Wochen, 225 (60 Prozent) übertrugen Schrittdaten; im Mittel 5.657 Schritte täglich. Die Nutzung brach um die Wochen 16, 32 und 44 ein, erholte sich aber binnen drei Wochen — Aussetzer statt Abbruch. Nutzerinnen waren im Schnitt 6,7 Jahre jünger (95%-KI −9,6 bis −3,9), häufiger berufstätig und höher gebildet als Nichtnutzerinnen.</w:t>
-      </w:r>
-    </w:p>
-    <w:p>
-      <w:r>
-        <w:rPr>
-          <w:b/>
-          <w:sz w:val="19"/>
-        </w:rPr>
-        <w:t xml:space="preserve">Übertragbarkeit: </w:t>
-      </w:r>
-      <w:r>
-        <w:rPr>
-          <w:sz w:val="19"/>
-        </w:rPr>
-        <w:t>Norwegen, Regelversorgung — Bildungsgefälle der Nutzung dürfte hier ebenso auftreten</w:t>
-      </w:r>
-    </w:p>
-    <w:p>
-      <w:r>
-        <w:rPr>
-          <w:color w:val="5A7D3A"/>
-          <w:sz w:val="18"/>
-        </w:rPr>
-        <w:t>https://pubmed.ncbi.nlm.nih.gov/42594257/</w:t>
-      </w:r>
-    </w:p>
-    <w:p>
-      <w:pPr>
-        <w:pStyle w:val="Heading2"/>
-      </w:pPr>
-      <w:r>
-        <w:t>Registerdaten statt Bauchgefühl: maschinelle Gruppierung von 106.490 Hautkrebspatienten</w:t>
-      </w:r>
-    </w:p>
-    <w:p>
-      <w:r>
-        <w:rPr>
-          <w:i/>
-          <w:color w:val="666666"/>
-          <w:sz w:val="18"/>
-        </w:rPr>
-        <w:t>Sieborg J et al.  ·  Acta Derm Venereol  ·  13.08.2026  ·  PMID 42593153</w:t>
-      </w:r>
-    </w:p>
-    <w:p>
-      <w:r>
-        <w:t>Machine-Learning-Phänomapping des dänischen Hautkrebsregisters (2014 bis 2022) mit dem Ziel, für die Versorgungsplanung unterscheidbare Patientengruppen zu finden.</w:t>
-      </w:r>
-    </w:p>
-    <w:p>
-      <w:r>
-        <w:rPr>
-          <w:b/>
-        </w:rPr>
-        <w:t xml:space="preserve">Ergebnis: </w:t>
-      </w:r>
-      <w:r>
-        <w:t>Sieben Cluster: eines mit 23.590 Personen (22,2 Prozent) jung, gebildet, einkommensstark, medizinisch unkompliziert, mit risikoarmen Basalzellkarzinomen; vier Cluster mit 58.736 Personen (55,2 Prozent) höherer dermatologischer Krankheitslast; zwei Cluster mit 24.164 Personen (22,7 Prozent) stark komorbid und immunsupprimiert. Der Ressourcenbedarf unterscheidet sich zwischen diesen Gruppen erheblich — ein Argument für differenzierte Versorgungspfade statt eines Pfades für alle.</w:t>
-      </w:r>
-    </w:p>
-    <w:p>
-      <w:r>
-        <w:rPr>
-          <w:b/>
-          <w:sz w:val="19"/>
-        </w:rPr>
-        <w:t xml:space="preserve">Übertragbarkeit: </w:t>
-      </w:r>
-      <w:r>
-        <w:rPr>
-          <w:sz w:val="19"/>
-        </w:rPr>
-        <w:t>Dänisches Register, ambulante Dermatologie — Datenlage hierzulande schlechter</w:t>
-      </w:r>
-    </w:p>
-    <w:p>
-      <w:r>
-        <w:rPr>
-          <w:color w:val="5A7D3A"/>
-          <w:sz w:val="18"/>
-        </w:rPr>
-        <w:t>https://pubmed.ncbi.nlm.nih.gov/42593153/</w:t>
-      </w:r>
-    </w:p>
-    <w:p>
-      <w:pPr>
-        <w:pStyle w:val="Heading2"/>
-      </w:pPr>
-      <w:r>
-        <w:t>Dreißig Jahre telemedizinische Versorgung auf See: was Dauerbetrieb bewirkt</w:t>
-      </w:r>
-    </w:p>
-    <w:p>
-      <w:r>
-        <w:rPr>
-          <w:i/>
-          <w:color w:val="666666"/>
-          <w:sz w:val="18"/>
-        </w:rPr>
-        <w:t>Biesenbach P et al.  ·  Dan Med J  ·  04.06.2026  ·  PMID 42592762</w:t>
-      </w:r>
-    </w:p>
-    <w:p>
-      <w:r>
-        <w:t>Retrospektive Kohortenstudie über sämtliche Beratungen des dänischen Funkarztdienstes Radio Medical Danmark von 1995 bis 2024.</w:t>
-      </w:r>
-    </w:p>
-    <w:p>
-      <w:r>
-        <w:rPr>
-          <w:b/>
-        </w:rPr>
-        <w:t xml:space="preserve">Ergebnis: </w:t>
-      </w:r>
-      <w:r>
-        <w:t>49.999 versorgte Seeleute; die Zahl der Beratungen stieg von 240 (1995) auf 4.829 (2024). Der Anteil der Fälle, die eine Ausschiffung oder Evakuierung erforderten, sank von über 10 auf rund 5 Prozent. Häufigste Anlässe: Muskel-Skelett-Beschwerden (18,8 Prozent), Hauterkrankungen (14,6 Prozent), Bauchbeschwerden (11,5 Prozent). Die Halbierung der Evakuierungsquote ist der eigentliche Befund — Telemedizin ersetzt hier nicht Nähe, sondern Transport.</w:t>
-      </w:r>
-    </w:p>
-    <w:p>
-      <w:r>
-        <w:rPr>
-          <w:b/>
-          <w:sz w:val="19"/>
-        </w:rPr>
-        <w:t xml:space="preserve">Übertragbarkeit: </w:t>
-      </w:r>
-      <w:r>
-        <w:rPr>
-          <w:sz w:val="19"/>
-        </w:rPr>
-        <w:t>Dänemark, zentralisiert an einer Notaufnahme — Modell für Fernversorgung generell</w:t>
-      </w:r>
-    </w:p>
-    <w:p>
-      <w:r>
-        <w:rPr>
-          <w:color w:val="5A7D3A"/>
-          <w:sz w:val="18"/>
-        </w:rPr>
-        <w:t>https://pubmed.ncbi.nlm.nih.gov/42592762/</w:t>
-      </w:r>
-    </w:p>
-    <w:p>
-      <w:pPr>
-        <w:pStyle w:val="Heading2"/>
-      </w:pPr>
-      <w:r>
-        <w:t>Dezentralisierte Studien zu seltenen Erkrankungen mit sekundären Gesundheitsdaten in Deutschland</w:t>
-      </w:r>
-    </w:p>
-    <w:p>
-      <w:r>
-        <w:rPr>
-          <w:i/>
-          <w:color w:val="666666"/>
-          <w:sz w:val="18"/>
-        </w:rPr>
-        <w:t>Zoch M et al.  ·  BMC Med Inform Decis Mak  ·  12.08.2026  ·  PMID 42587293</w:t>
-      </w:r>
-    </w:p>
-    <w:p>
-      <w:r>
-        <w:t>CORD-MI-Projekt führt dezentralisierte Analysen zu Cystischer Fibrose, Phenylketonurie und Kawasaki-Syndrom durch, nutzt Routinedaten aus 20 deutschen Unikliniken ohne zentralisierte Datenzusammenführung.</w:t>
-      </w:r>
-    </w:p>
-    <w:p>
-      <w:r>
-        <w:rPr>
-          <w:b/>
-        </w:rPr>
-        <w:t xml:space="preserve">Ergebnis: </w:t>
-      </w:r>
-      <w:r>
-        <w:t>Ergebnisse von bis zu 17 Zentren erreicht; identifiziert Hürden: Kodierungsungenauigkeiten für seltene Erkrankungen, Informationsverlust durch Maskierung, Verzerrungen im Gesundheitsprozess; zeigt Machbarkeit decentraler Forschung bei seltenen Erkrankungen.</w:t>
-      </w:r>
-    </w:p>
-    <w:p>
-      <w:r>
-        <w:rPr>
-          <w:b/>
-          <w:sz w:val="19"/>
-        </w:rPr>
-        <w:t xml:space="preserve">Übertragbarkeit: </w:t>
-      </w:r>
-      <w:r>
-        <w:rPr>
-          <w:sz w:val="19"/>
-        </w:rPr>
-        <w:t>Deutsche Unikliniken, medizininformatik-initiative Standard, direkt auf deutsches Gesundheitssystem anwendbar.</w:t>
-      </w:r>
-    </w:p>
-    <w:p>
-      <w:r>
-        <w:rPr>
-          <w:color w:val="5A7D3A"/>
-          <w:sz w:val="18"/>
-        </w:rPr>
-        <w:t>https://pubmed.ncbi.nlm.nih.gov/42587293/</w:t>
-      </w:r>
-    </w:p>
-    <w:p>
-      <w:pPr>
-        <w:pStyle w:val="Heading2"/>
-      </w:pPr>
-      <w:r>
-        <w:t>Elektronische Patientenberichte (ePRO) zur Therapiebereitschaftsprüfung in der Lungenkrebsbehandlung</w:t>
-      </w:r>
-    </w:p>
-    <w:p>
-      <w:r>
-        <w:rPr>
-          <w:i/>
-          <w:color w:val="666666"/>
-          <w:sz w:val="18"/>
-        </w:rPr>
-        <w:t>Scheel-Hincke LL et al.  ·  Qual Life Res  ·  12.08.2026  ·  PMID 42584738</w:t>
-      </w:r>
-    </w:p>
-    <w:p>
-      <w:r>
-        <w:t>Implementierungsstudie an dänischem Onkologiezentrum evaluiert ein ePRO-System als Ersatz für Telefonkontakte vor Chemotherapie mit Mixed-Methods-Design und RE-AIM-Framework.</w:t>
-      </w:r>
-    </w:p>
-    <w:p>
-      <w:r>
-        <w:rPr>
-          <w:b/>
-        </w:rPr>
-        <w:t xml:space="preserve">Ergebnis: </w:t>
-      </w:r>
-      <w:r>
-        <w:t>Fragebogen-Compliance stieg von 17,7% auf 76,3%; Pflegepersonal sparte etwa 6 Minuten pro Behandlung; 704 Patienten mit 6.134 abgeschlossenen Fragebögen; Patienten und Personal bewerteten das System als sinnvoll und akzeptabel.</w:t>
-      </w:r>
-    </w:p>
-    <w:p>
-      <w:r>
-        <w:rPr>
-          <w:b/>
-          <w:sz w:val="19"/>
-        </w:rPr>
-        <w:t xml:space="preserve">Übertragbarkeit: </w:t>
-      </w:r>
-      <w:r>
-        <w:rPr>
-          <w:sz w:val="19"/>
-        </w:rPr>
-        <w:t>Skandinavien höherer Digitalisierungsgrad, aber ähnliche Versorgungsstruktur; Befunde auf deutsche Onkologie übertragbar.</w:t>
-      </w:r>
-    </w:p>
-    <w:p>
-      <w:r>
-        <w:rPr>
-          <w:color w:val="5A7D3A"/>
-          <w:sz w:val="18"/>
-        </w:rPr>
-        <w:t>https://pubmed.ncbi.nlm.nih.gov/42584738/</w:t>
-      </w:r>
-    </w:p>
-    <w:p>
-      <w:pPr>
-        <w:pStyle w:val="Heading2"/>
-      </w:pPr>
-      <w:r>
-        <w:t>ePRO-basierte digitale Plattform mit Serious Game in pädiatrischer Onkologie und Palliativmedizin</w:t>
-      </w:r>
-    </w:p>
-    <w:p>
-      <w:r>
-        <w:rPr>
-          <w:i/>
-          <w:color w:val="666666"/>
-          <w:sz w:val="18"/>
-        </w:rPr>
-        <w:t>Meyerheim M et al.  ·  JMIR Cancer  ·  11.08.2026  ·  PMID 42579605</w:t>
-      </w:r>
-    </w:p>
-    <w:p>
-      <w:r>
-        <w:t>Multizentrisches Machbarkeitsstudium an 3 Standorten (Deutschland, Tschechien) testet Akzeptanz und Engagement einer ePRO-Plattform mit Gamification für 83 Kinder und Jugendliche mit Krebs und 10 Fachpersonen.</w:t>
-      </w:r>
-    </w:p>
-    <w:p>
-      <w:r>
-        <w:rPr>
-          <w:b/>
-        </w:rPr>
-        <w:t xml:space="preserve">Ergebnis: </w:t>
-      </w:r>
-      <w:r>
-        <w:t>Rekrutierungsrate 55%, Abbruchquote 18%, hohe Usability-Bewertung; Engagement nahm über Zeit ab, besonders bei älteren Kindern; Patienten zeigten höhere Motivation bei Rückmeldungen durch Fachpersonen.</w:t>
-      </w:r>
-    </w:p>
-    <w:p>
-      <w:r>
-        <w:rPr>
-          <w:b/>
-          <w:sz w:val="19"/>
-        </w:rPr>
-        <w:t xml:space="preserve">Übertragbarkeit: </w:t>
-      </w:r>
-      <w:r>
-        <w:rPr>
-          <w:sz w:val="19"/>
-        </w:rPr>
-        <w:t>Deutschland und Tschechien, EU-Setting, vergleichbare pädiatrisch-onkologische Standards.</w:t>
-      </w:r>
-    </w:p>
-    <w:p>
-      <w:r>
-        <w:rPr>
-          <w:color w:val="5A7D3A"/>
-          <w:sz w:val="18"/>
-        </w:rPr>
-        <w:t>https://pubmed.ncbi.nlm.nih.gov/42579605/</w:t>
+        <w:t>https://pubmed.ncbi.nlm.nih.gov/42580812/</w:t>
       </w:r>
     </w:p>
     <w:sectPr>

--- a/download/studien-aktuell.docx
+++ b/download/studien-aktuell.docx
@@ -44,7 +44,7 @@
           <w:color w:val="0051A1"/>
           <w:sz w:val="19"/>
         </w:rPr>
-        <w:t>Ein Service des Knowledge-Hubs Digitalisierung, KI und Gesundheit von Monitor Versorgungsforschung. Täglich automatisiert KI-kuratiert aus PubMed und auf Deutsch übersetzt.</w:t>
+        <w:t>Ein Service des Knowledge-Hubs von Monitor Versorgungsforschung. Täglich automatisiert KI-kuratiert aus PubMed und auf Deutsch übersetzt.</w:t>
       </w:r>
     </w:p>
     <w:p>
@@ -52,7 +52,7 @@
         <w:pStyle w:val="Title"/>
       </w:pPr>
       <w:r>
-        <w:t>Neueste Studien zu Digitalisierung, KI und Gesundheit</w:t>
+        <w:t>Neueste Studien - Digitalisierung, KI und Gesundheit</w:t>
       </w:r>
     </w:p>
     <w:p>
@@ -62,7 +62,7 @@
           <w:color w:val="666666"/>
           <w:sz w:val="18"/>
         </w:rPr>
-        <w:t>Stand: 18.08.2026  |  1 Studien  |  ki.m-vf.de</w:t>
+        <w:t>Stand: 19.08.2026  |  4 Studien  |  ki.m-vf.de</w:t>
       </w:r>
     </w:p>
     <w:p>
@@ -70,7 +70,7 @@
         <w:pStyle w:val="Heading1"/>
       </w:pPr>
       <w:r>
-        <w:t>Aufgenommen am 18.08.2026</w:t>
+        <w:t>Aufgenommen am 19.08.2026</w:t>
       </w:r>
     </w:p>
     <w:p>
@@ -78,7 +78,7 @@
         <w:pStyle w:val="Heading2"/>
       </w:pPr>
       <w:r>
-        <w:t>Large Language Models für deutsche Leitlinienempfehlungen: Retrieval-Augmented Generation mit Benchmark-Evaluierung</w:t>
+        <w:t>KI-gestützte Selbstmanagement-App für Arbeitsfähigkeit nach Muskelskelettverletzungen: SmaRTWork-RCT in Norwegen</w:t>
       </w:r>
     </w:p>
     <w:p>
@@ -88,12 +88,12 @@
           <w:color w:val="666666"/>
           <w:sz w:val="18"/>
         </w:rPr>
-        <w:t>Schwietering J et al.  ·  BMJ Health Care Inform  ·  11.08.2026  ·  PMID 42580812</w:t>
+        <w:t>Aasdahl L et al.  ·  BMJ Open  ·  18.08.2026  ·  PMID 42613108</w:t>
       </w:r>
     </w:p>
     <w:p>
       <w:r>
-        <w:t>Entwicklung und Validierung des cpgQA-DE-Benchmarks mit 200 Fragen aus 10 deutschen Fachleitlinien; Evaluierung von LLMs mit Retrieval-Augmented Generation.</w:t>
+        <w:t>Randomisierte kontrollierte Studie zur Wirksamkeit einer individualisierten, KI-basierten App zur Unterstützung der Rückkehr in den Beruf bei Patienten mit Muskelskelettstörungen, durchgeführt in Norwegen mit 298 Teilnehmern über 12 Monate.</w:t>
       </w:r>
     </w:p>
     <w:p>
@@ -104,7 +104,7 @@
         <w:t xml:space="preserve">Ergebnis: </w:t>
       </w:r>
       <w:r>
-        <w:t>Best-Performing-Kombination (GPT-5 + multilingual-e5-large) erreichte 95% Genauigkeit; Open-Weight-Modell gpt-oss-120b mit RAG erzielte 90% Genauigkeit. RAG verbesserte Leistung über alle Modelle hinweg deutlich.</w:t>
+        <w:t>Primäres Outcome: Zeitraum bis zu einer nachhaltigen Rückkehr zur Arbeit (mindestens ein Monat ohne Krankmeldung) wird über Registry-Daten gemessen; sekundäre Outcomes erfassen Gesundheitsmaße nach 3, 6 und 12 Monaten. Die Studie ist noch nicht abgeschlossen (Protokoll); Ergebnisse stehen aus.</w:t>
       </w:r>
     </w:p>
     <w:p>
@@ -119,7 +119,7 @@
         <w:rPr>
           <w:sz w:val="19"/>
         </w:rPr>
-        <w:t>Deutsche Leitlinien und Kontext; direkt auf hiesige CDSS-Anforderungen übertragbar.</w:t>
+        <w:t>Norwegisches Gesundheitssystem, vergleichbare Sozialversicherung mit Deutschland.</w:t>
       </w:r>
     </w:p>
     <w:p>
@@ -128,7 +128,181 @@
           <w:color w:val="5A7D3A"/>
           <w:sz w:val="18"/>
         </w:rPr>
-        <w:t>https://pubmed.ncbi.nlm.nih.gov/42580812/</w:t>
+        <w:t>https://pubmed.ncbi.nlm.nih.gov/42613108/</w:t>
+      </w:r>
+    </w:p>
+    <w:p>
+      <w:pPr>
+        <w:pStyle w:val="Heading2"/>
+      </w:pPr>
+      <w:r>
+        <w:t>Telemedizinische Fernüberwachung in kritischen Anästhesie-Szenarien: Simulationsstudie mit Standards-konformem System</w:t>
+      </w:r>
+    </w:p>
+    <w:p>
+      <w:r>
+        <w:rPr>
+          <w:i/>
+          <w:color w:val="666666"/>
+          <w:sz w:val="18"/>
+        </w:rPr>
+        <w:t>Roth J et al.  ·  JMIR Med Inform  ·  18.08.2026  ·  PMID 42612211</w:t>
+      </w:r>
+    </w:p>
+    <w:p>
+      <w:r>
+        <w:t>Randomisierte Simulationsstudie mit 16 Anästhesie-Assistenzärten, die ein standardisiertes Telemedizin-Überwachungssystem (TSV) mit konventioneller Telefonunterstützung während Notfallszenarien vergleicht.</w:t>
+      </w:r>
+    </w:p>
+    <w:p>
+      <w:r>
+        <w:rPr>
+          <w:b/>
+        </w:rPr>
+        <w:t xml:space="preserve">Ergebnis: </w:t>
+      </w:r>
+      <w:r>
+        <w:t>SOP-Vollständigung Interventionsgruppe 91,6 % (SD 0,05), Kontrollgruppe 92,5 % (SD 0,04), kein signifikanter Unterschied (P=0,67). Mentale Belastung niedriger mit TSV, aber höhere zeitliche Anforderungen; Nutzer bewerteten TSV als praktikable Alternative.</w:t>
+      </w:r>
+    </w:p>
+    <w:p>
+      <w:r>
+        <w:rPr>
+          <w:b/>
+          <w:sz w:val="19"/>
+        </w:rPr>
+        <w:t xml:space="preserve">Übertragbarkeit: </w:t>
+      </w:r>
+      <w:r>
+        <w:rPr>
+          <w:sz w:val="19"/>
+        </w:rPr>
+        <w:t>Deutschland (RWTH Aachen), direkt übertragbar auf deutsche Operationssäle und Dokumentationspflichten.</w:t>
+      </w:r>
+    </w:p>
+    <w:p>
+      <w:r>
+        <w:rPr>
+          <w:color w:val="5A7D3A"/>
+          <w:sz w:val="18"/>
+        </w:rPr>
+        <w:t>https://pubmed.ncbi.nlm.nih.gov/42612211/</w:t>
+      </w:r>
+    </w:p>
+    <w:p>
+      <w:pPr>
+        <w:pStyle w:val="Heading2"/>
+      </w:pPr>
+      <w:r>
+        <w:t>Gemischte Reminder-Strategien zur Steigerung der E-Cohort-Teilnahme: randomisierte Kontrollstudie</w:t>
+      </w:r>
+    </w:p>
+    <w:p>
+      <w:r>
+        <w:rPr>
+          <w:i/>
+          <w:color w:val="666666"/>
+          <w:sz w:val="18"/>
+        </w:rPr>
+        <w:t>Soyer J et al.  ·  J Med Internet Res  ·  18.08.2026  ·  PMID 42611049</w:t>
+      </w:r>
+    </w:p>
+    <w:p>
+      <w:r>
+        <w:t>Randomisierte Kontrollstudie mit 20.487 Teilnehmern, die E-Mail-, SMS- und kombinierte Reminder-Strategien zur Verbesserung der Rekrutierung in einer großen französischen Online-Kohorte (Le French Gut) vergleicht.</w:t>
+      </w:r>
+    </w:p>
+    <w:p>
+      <w:r>
+        <w:rPr>
+          <w:b/>
+        </w:rPr>
+        <w:t xml:space="preserve">Ergebnis: </w:t>
+      </w:r>
+      <w:r>
+        <w:t>Kombinierte Strategie (E-Mail + SMS + institutionelle E-Mail) erhöhte die Abschlussquote um 27 % (9,4 % vs. 7,4–8,3 %; P&lt;0,001). SMS führte zu schnelleren Antworten (mittlerer Abstand 6,3 Tage vs. 7,0–7,2 Tage), institutionelle E-Mails zeigten höhere Klickrate (23,1 % vs. 19,6 %; P&lt;0,001).</w:t>
+      </w:r>
+    </w:p>
+    <w:p>
+      <w:r>
+        <w:rPr>
+          <w:b/>
+          <w:sz w:val="19"/>
+        </w:rPr>
+        <w:t xml:space="preserve">Übertragbarkeit: </w:t>
+      </w:r>
+      <w:r>
+        <w:rPr>
+          <w:sz w:val="19"/>
+        </w:rPr>
+        <w:t>Frankreich, vergleichbare Digitalisierungsstandards und Forschungsinfrastruktur in Kontinentaleuropa.</w:t>
+      </w:r>
+    </w:p>
+    <w:p>
+      <w:r>
+        <w:rPr>
+          <w:color w:val="5A7D3A"/>
+          <w:sz w:val="18"/>
+        </w:rPr>
+        <w:t>https://pubmed.ncbi.nlm.nih.gov/42611049/</w:t>
+      </w:r>
+    </w:p>
+    <w:p>
+      <w:pPr>
+        <w:pStyle w:val="Heading2"/>
+      </w:pPr>
+      <w:r>
+        <w:t>CE-gekennzeichneter Large-Language-Model-Chatbot für evidenzbasierte Neurologie: Funktionalitätsprüfung</w:t>
+      </w:r>
+    </w:p>
+    <w:p>
+      <w:r>
+        <w:rPr>
+          <w:i/>
+          <w:color w:val="666666"/>
+          <w:sz w:val="18"/>
+        </w:rPr>
+        <w:t>Kirschner P et al.  ·  Eur J Neurol  ·  Aug. 2026  ·  PMID 42610794</w:t>
+      </w:r>
+    </w:p>
+    <w:p>
+      <w:r>
+        <w:t>Evaluierung von Prof. Valmed, dem ersten CE-gekennzeichneten LLM-Tool für medizinische Informationsbeschaffung in Europa, an einem 130-Item-Benchmark basierend auf Richtlinien der American Academy of Neurology.</w:t>
+      </w:r>
+    </w:p>
+    <w:p>
+      <w:r>
+        <w:rPr>
+          <w:b/>
+        </w:rPr>
+        <w:t xml:space="preserve">Ergebnis: </w:t>
+      </w:r>
+      <w:r>
+        <w:t>Prof. Valmed erreichte 76,2 % korrekte Antworten, 14,6 % ungenau, 6,9 % falsch, 2,3 % verweigert. Performance vergleichbar mit handelsüblichen LLM-Tools, signifikant besser als 8 Modelle, aber schlechter als ein reasoning-fähiges System mit Whitelisting von Neurologie-Quellen. CE-Kennzeichnung garantiert eher regulatorische Konformität als Leistungsvorteil.</w:t>
+      </w:r>
+    </w:p>
+    <w:p>
+      <w:r>
+        <w:rPr>
+          <w:b/>
+          <w:sz w:val="19"/>
+        </w:rPr>
+        <w:t xml:space="preserve">Übertragbarkeit: </w:t>
+      </w:r>
+      <w:r>
+        <w:rPr>
+          <w:sz w:val="19"/>
+        </w:rPr>
+        <w:t>Deutschland (CE-Kennzeichnung europäisch gültig), aber regulatorischer Rahmen unterscheidet sich von FDA; klinischer Nutzen unabhängig vom Zulassungsstatus.</w:t>
+      </w:r>
+    </w:p>
+    <w:p>
+      <w:r>
+        <w:rPr>
+          <w:color w:val="5A7D3A"/>
+          <w:sz w:val="18"/>
+        </w:rPr>
+        <w:t>https://pubmed.ncbi.nlm.nih.gov/42610794/</w:t>
       </w:r>
     </w:p>
     <w:sectPr>

--- a/download/studien-aktuell.docx
+++ b/download/studien-aktuell.docx
@@ -62,7 +62,7 @@
           <w:color w:val="666666"/>
           <w:sz w:val="18"/>
         </w:rPr>
-        <w:t>Stand: 19.08.2026  |  4 Studien  |  ki.m-vf.de</w:t>
+        <w:t>Stand: 20.08.2026  |  3 Studien  |  ki.m-vf.de</w:t>
       </w:r>
     </w:p>
     <w:p>
@@ -70,7 +70,7 @@
         <w:pStyle w:val="Heading1"/>
       </w:pPr>
       <w:r>
-        <w:t>Aufgenommen am 19.08.2026</w:t>
+        <w:t>Aufgenommen am 20.08.2026</w:t>
       </w:r>
     </w:p>
     <w:p>
@@ -78,7 +78,7 @@
         <w:pStyle w:val="Heading2"/>
       </w:pPr>
       <w:r>
-        <w:t>KI-gestützte Selbstmanagement-App für Arbeitsfähigkeit nach Muskelskelettverletzungen: SmaRTWork-RCT in Norwegen</w:t>
+        <w:t>Klinische Entscheidungsunterstützung für Brustmultidisziplinäre Team-Meetings: validierte KI reduziert Behandlungsvariabilität</w:t>
       </w:r>
     </w:p>
     <w:p>
@@ -88,12 +88,12 @@
           <w:color w:val="666666"/>
           <w:sz w:val="18"/>
         </w:rPr>
-        <w:t>Aasdahl L et al.  ·  BMJ Open  ·  18.08.2026  ·  PMID 42613108</w:t>
+        <w:t>Jeffery H et al.  ·  BMJ Health Care Inform  ·  19.08.2026  ·  PMID 42618288</w:t>
       </w:r>
     </w:p>
     <w:p>
       <w:r>
-        <w:t>Randomisierte kontrollierte Studie zur Wirksamkeit einer individualisierten, KI-basierten App zur Unterstützung der Rückkehr in den Beruf bei Patienten mit Muskelskelettstörungen, durchgeführt in Norwegen mit 298 Teilnehmern über 12 Monate.</w:t>
+        <w:t>Qualitätsverbesserungsprojekt zur Validierung einer KI-gestützten Entscheidungsunterstützung (Deontics CDS) für Brust-MDT-Meetings basierend auf internationale Leitlinien an Brust-Chirurgiezentrum (London).</w:t>
       </w:r>
     </w:p>
     <w:p>
@@ -104,7 +104,7 @@
         <w:t xml:space="preserve">Ergebnis: </w:t>
       </w:r>
       <w:r>
-        <w:t>Primäres Outcome: Zeitraum bis zu einer nachhaltigen Rückkehr zur Arbeit (mindestens ein Monat ohne Krankmeldung) wird über Registry-Daten gemessen; sekundäre Outcomes erfassen Gesundheitsmaße nach 3, 6 und 12 Monaten. Die Studie ist noch nicht abgeschlossen (Protokoll); Ergebnisse stehen aus.</w:t>
+        <w:t>250 Patientinnen (100 benigne, 150 maligne) schrittweise hinzugefügt. Konkordanz zwischen MDT-Entscheidung und Standard-of-Care-Empfehlung verbesserte sich von 82% auf 100% (benigne) und von 94% auf 100% (maligne). Abschließend 100% Konkordanz für beide Gruppen.</w:t>
       </w:r>
     </w:p>
     <w:p>
@@ -119,7 +119,7 @@
         <w:rPr>
           <w:sz w:val="19"/>
         </w:rPr>
-        <w:t>Norwegisches Gesundheitssystem, vergleichbare Sozialversicherung mit Deutschland.</w:t>
+        <w:t>Britisches Universitätsklinikum, internationale Guidelines, Strukturtransfer auf Deutschland möglich</w:t>
       </w:r>
     </w:p>
     <w:p>
@@ -128,7 +128,7 @@
           <w:color w:val="5A7D3A"/>
           <w:sz w:val="18"/>
         </w:rPr>
-        <w:t>https://pubmed.ncbi.nlm.nih.gov/42613108/</w:t>
+        <w:t>https://pubmed.ncbi.nlm.nih.gov/42618288/</w:t>
       </w:r>
     </w:p>
     <w:p>
@@ -136,7 +136,7 @@
         <w:pStyle w:val="Heading2"/>
       </w:pPr>
       <w:r>
-        <w:t>Telemedizinische Fernüberwachung in kritischen Anästhesie-Szenarien: Simulationsstudie mit Standards-konformem System</w:t>
+        <w:t>Telemedizinische Intervention mit Frühwarnsystem in Pflegeheimen: Wirkung auf Hospitalisierungen</w:t>
       </w:r>
     </w:p>
     <w:p>
@@ -146,12 +146,12 @@
           <w:color w:val="666666"/>
           <w:sz w:val="18"/>
         </w:rPr>
-        <w:t>Roth J et al.  ·  JMIR Med Inform  ·  18.08.2026  ·  PMID 42612211</w:t>
+        <w:t>Grosser J et al.  ·  JMIR Aging  ·  19.08.2026  ·  PMID 42616612</w:t>
       </w:r>
     </w:p>
     <w:p>
       <w:r>
-        <w:t>Randomisierte Simulationsstudie mit 16 Anästhesie-Assistenzärten, die ein standardisiertes Telemedizin-Überwachungssystem (TSV) mit konventioneller Telefonunterstützung während Notfallszenarien vergleicht.</w:t>
+        <w:t>Clusterzufallstudie in 24 Pflegeheimen (westliches Deutschland) zu einer intersektoral organisierten Telemedizin mit Frühwarnsystem und mobilen medizinischen Laien bei akuten Versorgungsfällen in der vollstationären Altenpflege.</w:t>
       </w:r>
     </w:p>
     <w:p>
@@ -162,7 +162,7 @@
         <w:t xml:space="preserve">Ergebnis: </w:t>
       </w:r>
       <w:r>
-        <w:t>SOP-Vollständigung Interventionsgruppe 91,6 % (SD 0,05), Kontrollgruppe 92,5 % (SD 0,04), kein signifikanter Unterschied (P=0,67). Mentale Belastung niedriger mit TSV, aber höhere zeitliche Anforderungen; Nutzer bewerteten TSV als praktikable Alternative.</w:t>
+        <w:t>2.394 Studienpersonen über 8 Perioden. Knapp zwei Drittel aller ausgetesteten Modellspezifikationen zeigten einen schützenden (negativen) Effekt auf Hospitalisierungen, aber kein Modell erreichte statistische Signifikanz (p&lt;0,05). Externe Faktoren (Flutkatastrophe, COVID-19) wurden als Einflussfaktoren genannt.</w:t>
       </w:r>
     </w:p>
     <w:p>
@@ -177,7 +177,7 @@
         <w:rPr>
           <w:sz w:val="19"/>
         </w:rPr>
-        <w:t>Deutschland (RWTH Aachen), direkt übertragbar auf deutsche Operationssäle und Dokumentationspflichten.</w:t>
+        <w:t>Deutsche Klinikdaten, vergleichbares Sozialversicherungssystem, Implementierungskontext der Routine</w:t>
       </w:r>
     </w:p>
     <w:p>
@@ -186,7 +186,7 @@
           <w:color w:val="5A7D3A"/>
           <w:sz w:val="18"/>
         </w:rPr>
-        <w:t>https://pubmed.ncbi.nlm.nih.gov/42612211/</w:t>
+        <w:t>https://pubmed.ncbi.nlm.nih.gov/42616612/</w:t>
       </w:r>
     </w:p>
     <w:p>
@@ -194,7 +194,7 @@
         <w:pStyle w:val="Heading2"/>
       </w:pPr>
       <w:r>
-        <w:t>Gemischte Reminder-Strategien zur Steigerung der E-Cohort-Teilnahme: randomisierte Kontrollstudie</w:t>
+        <w:t>Datengestützte Entscheidungsunterstützung für chirurgische Rekonstruktion bei Mundhöhlenkrebs</w:t>
       </w:r>
     </w:p>
     <w:p>
@@ -204,12 +204,12 @@
           <w:color w:val="666666"/>
           <w:sz w:val="18"/>
         </w:rPr>
-        <w:t>Soyer J et al.  ·  J Med Internet Res  ·  18.08.2026  ·  PMID 42611049</w:t>
+        <w:t>Kupka JR et al.  ·  Clin Oral Investig  ·  19.08.2026  ·  PMID 42616132</w:t>
       </w:r>
     </w:p>
     <w:p>
       <w:r>
-        <w:t>Randomisierte Kontrollstudie mit 20.487 Teilnehmern, die E-Mail-, SMS- und kombinierte Reminder-Strategien zur Verbesserung der Rekrutierung in einer großen französischen Online-Kohorte (Le French Gut) vergleicht.</w:t>
+        <w:t>Klassifikationsbaum-Analyse an 88 Patienten mit Plattenepithelkarzinom zur Identifikation von objektiven Schwellwerten zwischen lokaler/regionaler und mikrovaskulärer Rekonstruktion unter Berücksichtigung klinischer und ökonomischer Parameter.</w:t>
       </w:r>
     </w:p>
     <w:p>
@@ -220,7 +220,7 @@
         <w:t xml:space="preserve">Ergebnis: </w:t>
       </w:r>
       <w:r>
-        <w:t>Kombinierte Strategie (E-Mail + SMS + institutionelle E-Mail) erhöhte die Abschlussquote um 27 % (9,4 % vs. 7,4–8,3 %; P&lt;0,001). SMS führte zu schnelleren Antworten (mittlerer Abstand 6,3 Tage vs. 7,0–7,2 Tage), institutionelle E-Mails zeigten höhere Klickrate (23,1 % vs. 19,6 %; P&lt;0,001).</w:t>
+        <w:t>Tumor-Lokalisation, Durchmesser und Resektionstyp als entscheidende Prädiktoren. Lokale Rekonstruktion zeigte signifikant niedrigere perioperative Morbidität (geringere Raten für Tracheotomie und PEG-Sonde, kürzere ICU/Krankenhausaufenthalte). Regional-Verfahren ökonomisch überlegen; mikrovaskuläre Eingriffe brauchten deutlich längere OP-Zeiten. Lappenüberlebensrate: 96,7%.</w:t>
       </w:r>
     </w:p>
     <w:p>
@@ -235,7 +235,7 @@
         <w:rPr>
           <w:sz w:val="19"/>
         </w:rPr>
-        <w:t>Frankreich, vergleichbare Digitalisierungsstandards und Forschungsinfrastruktur in Kontinentaleuropa.</w:t>
+        <w:t>Deutsche Universitätsklinik, vergleichbare Struktur und DRG-Kodierung</w:t>
       </w:r>
     </w:p>
     <w:p>
@@ -244,65 +244,7 @@
           <w:color w:val="5A7D3A"/>
           <w:sz w:val="18"/>
         </w:rPr>
-        <w:t>https://pubmed.ncbi.nlm.nih.gov/42611049/</w:t>
-      </w:r>
-    </w:p>
-    <w:p>
-      <w:pPr>
-        <w:pStyle w:val="Heading2"/>
-      </w:pPr>
-      <w:r>
-        <w:t>CE-gekennzeichneter Large-Language-Model-Chatbot für evidenzbasierte Neurologie: Funktionalitätsprüfung</w:t>
-      </w:r>
-    </w:p>
-    <w:p>
-      <w:r>
-        <w:rPr>
-          <w:i/>
-          <w:color w:val="666666"/>
-          <w:sz w:val="18"/>
-        </w:rPr>
-        <w:t>Kirschner P et al.  ·  Eur J Neurol  ·  Aug. 2026  ·  PMID 42610794</w:t>
-      </w:r>
-    </w:p>
-    <w:p>
-      <w:r>
-        <w:t>Evaluierung von Prof. Valmed, dem ersten CE-gekennzeichneten LLM-Tool für medizinische Informationsbeschaffung in Europa, an einem 130-Item-Benchmark basierend auf Richtlinien der American Academy of Neurology.</w:t>
-      </w:r>
-    </w:p>
-    <w:p>
-      <w:r>
-        <w:rPr>
-          <w:b/>
-        </w:rPr>
-        <w:t xml:space="preserve">Ergebnis: </w:t>
-      </w:r>
-      <w:r>
-        <w:t>Prof. Valmed erreichte 76,2 % korrekte Antworten, 14,6 % ungenau, 6,9 % falsch, 2,3 % verweigert. Performance vergleichbar mit handelsüblichen LLM-Tools, signifikant besser als 8 Modelle, aber schlechter als ein reasoning-fähiges System mit Whitelisting von Neurologie-Quellen. CE-Kennzeichnung garantiert eher regulatorische Konformität als Leistungsvorteil.</w:t>
-      </w:r>
-    </w:p>
-    <w:p>
-      <w:r>
-        <w:rPr>
-          <w:b/>
-          <w:sz w:val="19"/>
-        </w:rPr>
-        <w:t xml:space="preserve">Übertragbarkeit: </w:t>
-      </w:r>
-      <w:r>
-        <w:rPr>
-          <w:sz w:val="19"/>
-        </w:rPr>
-        <w:t>Deutschland (CE-Kennzeichnung europäisch gültig), aber regulatorischer Rahmen unterscheidet sich von FDA; klinischer Nutzen unabhängig vom Zulassungsstatus.</w:t>
-      </w:r>
-    </w:p>
-    <w:p>
-      <w:r>
-        <w:rPr>
-          <w:color w:val="5A7D3A"/>
-          <w:sz w:val="18"/>
-        </w:rPr>
-        <w:t>https://pubmed.ncbi.nlm.nih.gov/42610794/</w:t>
+        <w:t>https://pubmed.ncbi.nlm.nih.gov/42616132/</w:t>
       </w:r>
     </w:p>
     <w:sectPr>

--- a/download/studien-aktuell.docx
+++ b/download/studien-aktuell.docx
@@ -62,7 +62,7 @@
           <w:color w:val="666666"/>
           <w:sz w:val="18"/>
         </w:rPr>
-        <w:t>Stand: 20.08.2026  |  3 Studien  |  ki.m-vf.de</w:t>
+        <w:t>Stand: 21.08.2026  |  5 Studien  |  ki.m-vf.de</w:t>
       </w:r>
     </w:p>
     <w:p>
@@ -70,7 +70,7 @@
         <w:pStyle w:val="Heading1"/>
       </w:pPr>
       <w:r>
-        <w:t>Aufgenommen am 20.08.2026</w:t>
+        <w:t>Aufgenommen am 21.08.2026</w:t>
       </w:r>
     </w:p>
     <w:p>
@@ -78,7 +78,7 @@
         <w:pStyle w:val="Heading2"/>
       </w:pPr>
       <w:r>
-        <w:t>Klinische Entscheidungsunterstützung für Brustmultidisziplinäre Team-Meetings: validierte KI reduziert Behandlungsvariabilität</w:t>
+        <w:t>Natural Language Processing zur Identifikation von Beckeninfektionen aus Krankenhaus-Dokumentationen</w:t>
       </w:r>
     </w:p>
     <w:p>
@@ -88,12 +88,12 @@
           <w:color w:val="666666"/>
           <w:sz w:val="18"/>
         </w:rPr>
-        <w:t>Jeffery H et al.  ·  BMJ Health Care Inform  ·  19.08.2026  ·  PMID 42618288</w:t>
+        <w:t>Quentin E et al.  ·  BMJ Open  ·  20.08.2026  ·  PMID 42624602</w:t>
       </w:r>
     </w:p>
     <w:p>
       <w:r>
-        <w:t>Qualitätsverbesserungsprojekt zur Validierung einer KI-gestützten Entscheidungsunterstützung (Deontics CDS) für Brust-MDT-Meetings basierend auf internationale Leitlinien an Brust-Chirurgiezentrum (London).</w:t>
+        <w:t>Entwicklung eines Algorithmus zur automatischen Erkennung von Beckeninfekationen (PID) aus diagnostischen Codes und Freitextberichten in einer großen französischen Klinik-Datenbank.</w:t>
       </w:r>
     </w:p>
     <w:p>
@@ -104,7 +104,7 @@
         <w:t xml:space="preserve">Ergebnis: </w:t>
       </w:r>
       <w:r>
-        <w:t>250 Patientinnen (100 benigne, 150 maligne) schrittweise hinzugefügt. Konkordanz zwischen MDT-Entscheidung und Standard-of-Care-Empfehlung verbesserte sich von 82% auf 100% (benigne) und von 94% auf 100% (maligne). Abschließend 100% Konkordanz für beide Gruppen.</w:t>
+        <w:t>Der Algorithmus erreichte bei 1732 NLP-klassifizierten Fällen eine Sensitivität von 0,80, Präzision von 0,74 und F1-Score von 0,77. Bei 93 von Experten klassifizierten Fällen: Sensitivität 0,76, Präzision 0,82, F1-Score 0,79. Insgesamt wurden 901 PID-Episoden in 880 Patienten identifiziert, Chlamydia-Infektionen in 9,9 % nachgewiesen.</w:t>
       </w:r>
     </w:p>
     <w:p>
@@ -119,7 +119,7 @@
         <w:rPr>
           <w:sz w:val="19"/>
         </w:rPr>
-        <w:t>Britisches Universitätsklinikum, internationale Guidelines, Strukturtransfer auf Deutschland möglich</w:t>
+        <w:t>Französische Klinikdaten mit vergleichbaren EHR-Strukturen und Dokumentationspflichten.</w:t>
       </w:r>
     </w:p>
     <w:p>
@@ -128,7 +128,7 @@
           <w:color w:val="5A7D3A"/>
           <w:sz w:val="18"/>
         </w:rPr>
-        <w:t>https://pubmed.ncbi.nlm.nih.gov/42618288/</w:t>
+        <w:t>https://pubmed.ncbi.nlm.nih.gov/42624602/</w:t>
       </w:r>
     </w:p>
     <w:p>
@@ -136,7 +136,7 @@
         <w:pStyle w:val="Heading2"/>
       </w:pPr>
       <w:r>
-        <w:t>Telemedizinische Intervention mit Frühwarnsystem in Pflegeheimen: Wirkung auf Hospitalisierungen</w:t>
+        <w:t>Implementation eines KI-gestützten Stroke-Entscheidungstools in klinischem Workflow mit Routine-Perfusions-Bildgebung</w:t>
       </w:r>
     </w:p>
     <w:p>
@@ -146,12 +146,12 @@
           <w:color w:val="666666"/>
           <w:sz w:val="18"/>
         </w:rPr>
-        <w:t>Grosser J et al.  ·  JMIR Aging  ·  19.08.2026  ·  PMID 42616612</w:t>
+        <w:t>Karlsson A et al.  ·  Eur Stroke J  ·  05.08.2026  ·  PMID 42623551</w:t>
       </w:r>
     </w:p>
     <w:p>
       <w:r>
-        <w:t>Clusterzufallstudie in 24 Pflegeheimen (westliches Deutschland) zu einer intersektoral organisierten Telemedizin mit Frühwarnsystem und mobilen medizinischen Laien bei akuten Versorgungsfällen in der vollstationären Altenpflege.</w:t>
+        <w:t>Retroaktive Untersuchung der Implementierung einer KI-Software (Brainomix 360 Stroke) zur Beschleunigung von Schlaganfall-Bildauswertung in einem schwedischen Hochvolumen-Zentrum mit EVT-Versorgung.</w:t>
       </w:r>
     </w:p>
     <w:p>
@@ -162,7 +162,7 @@
         <w:t xml:space="preserve">Ergebnis: </w:t>
       </w:r>
       <w:r>
-        <w:t>2.394 Studienpersonen über 8 Perioden. Knapp zwei Drittel aller ausgetesteten Modellspezifikationen zeigten einen schützenden (negativen) Effekt auf Hospitalisierungen, aber kein Modell erreichte statistische Signifikanz (p&lt;0,05). Externe Faktoren (Flutkatastrophe, COVID-19) wurden als Einflussfaktoren genannt.</w:t>
+        <w:t>Adjustierte Median-Zeit von NCCT zu Leistenpunktion sank signifikant von 47 min (vor Implementierung) auf 36 min (Lernphase) und 35 min (etablierte Phase). CT-zu-Perfusions-Verfügbarkeit: 7 min → 6 min. In primären Stroke-Centern ähnliche Ergebnisse; keine signifikanten Unterschiede in klinischen Outcomes (neurologische Besserung, funktionelle Ergebnisse).</w:t>
       </w:r>
     </w:p>
     <w:p>
@@ -177,7 +177,7 @@
         <w:rPr>
           <w:sz w:val="19"/>
         </w:rPr>
-        <w:t>Deutsche Klinikdaten, vergleichbares Sozialversicherungssystem, Implementierungskontext der Routine</w:t>
+        <w:t>Schwedisches Hochvolumen-Zentrum mit europäischem Workflow und standardisierter Bildgebung; Zeitgewinne übertragbar auf vergleichbare deutsche Zentren.</w:t>
       </w:r>
     </w:p>
     <w:p>
@@ -186,7 +186,7 @@
           <w:color w:val="5A7D3A"/>
           <w:sz w:val="18"/>
         </w:rPr>
-        <w:t>https://pubmed.ncbi.nlm.nih.gov/42616612/</w:t>
+        <w:t>https://pubmed.ncbi.nlm.nih.gov/42623551/</w:t>
       </w:r>
     </w:p>
     <w:p>
@@ -194,7 +194,7 @@
         <w:pStyle w:val="Heading2"/>
       </w:pPr>
       <w:r>
-        <w:t>Datengestützte Entscheidungsunterstützung für chirurgische Rekonstruktion bei Mundhöhlenkrebs</w:t>
+        <w:t>Machine-Learning-Modelle zur Vorhersage von Akutem Nierenschaden und Post-AKI-Mortalität: Systematische Übersicht und Metaanalyse</w:t>
       </w:r>
     </w:p>
     <w:p>
@@ -204,12 +204,12 @@
           <w:color w:val="666666"/>
           <w:sz w:val="18"/>
         </w:rPr>
-        <w:t>Kupka JR et al.  ·  Clin Oral Investig  ·  19.08.2026  ·  PMID 42616132</w:t>
+        <w:t>Xiao H et al.  ·  J Med Internet Res  ·  20.08.2026  ·  PMID 42623396</w:t>
       </w:r>
     </w:p>
     <w:p>
       <w:r>
-        <w:t>Klassifikationsbaum-Analyse an 88 Patienten mit Plattenepithelkarzinom zur Identifikation von objektiven Schwellwerten zwischen lokaler/regionaler und mikrovaskulärer Rekonstruktion unter Berücksichtigung klinischer und ökonomischer Parameter.</w:t>
+        <w:t>Systematische Übersicht und Metaanalyse von 219 Studien mit 7,3 Millionen Teilnehmern zu Diskriminationsgüte von ML-Modellen für Vorhersage von akutem Nierenschaden und Post-AKI-Mortalität in realen klinischen Daten.</w:t>
       </w:r>
     </w:p>
     <w:p>
@@ -220,7 +220,7 @@
         <w:t xml:space="preserve">Ergebnis: </w:t>
       </w:r>
       <w:r>
-        <w:t>Tumor-Lokalisation, Durchmesser und Resektionstyp als entscheidende Prädiktoren. Lokale Rekonstruktion zeigte signifikant niedrigere perioperative Morbidität (geringere Raten für Tracheotomie und PEG-Sonde, kürzere ICU/Krankenhausaufenthalte). Regional-Verfahren ökonomisch überlegen; mikrovaskuläre Eingriffe brauchten deutlich längere OP-Zeiten. Lappenüberlebensrate: 96,7%.</w:t>
+        <w:t>Gepooltes AUC für AKI-Auftreten: 0,834 (95%-KI 0,821–0,846); für Post-AKI-Mortalität: 0,830 (95%-KI 0,807–0,851). Externe Validierung selten (16,0 % für AKI-Auftreten, 29,0 % für Mortalität). Nichtlineare Modelle (Deep Learning, Ensemble-Methoden) zeigten höhere AUC-Punktschätzungen. PROBAST+AI-Bewertung: 58,9 % niedriges Risiko, 38,4 % hohes Risiko.</w:t>
       </w:r>
     </w:p>
     <w:p>
@@ -235,7 +235,7 @@
         <w:rPr>
           <w:sz w:val="19"/>
         </w:rPr>
-        <w:t>Deutsche Universitätsklinik, vergleichbare Struktur und DRG-Kodierung</w:t>
+        <w:t>Globale Evidenz mit unterschiedlichen Datenquellen; methodische Erkenntnisse auf deutsche ICU-Populationen übertragbar, aber externe Validierung an deutschen Daten erforderlich.</w:t>
       </w:r>
     </w:p>
     <w:p>
@@ -244,7 +244,123 @@
           <w:color w:val="5A7D3A"/>
           <w:sz w:val="18"/>
         </w:rPr>
-        <w:t>https://pubmed.ncbi.nlm.nih.gov/42616132/</w:t>
+        <w:t>https://pubmed.ncbi.nlm.nih.gov/42623396/</w:t>
+      </w:r>
+    </w:p>
+    <w:p>
+      <w:pPr>
+        <w:pStyle w:val="Heading2"/>
+      </w:pPr>
+      <w:r>
+        <w:t>EHR-integriertes LLM-gestütztes Triage-Tool für chirurgische Patienten zur Identifikation von Comanagement-Kandidaten</w:t>
+      </w:r>
+    </w:p>
+    <w:p>
+      <w:r>
+        <w:rPr>
+          <w:i/>
+          <w:color w:val="666666"/>
+          <w:sz w:val="18"/>
+        </w:rPr>
+        <w:t>Wang J et al.  ·  JAMA Netw Open  ·  03.08.2026  ·  PMID 42623072</w:t>
+      </w:r>
+    </w:p>
+    <w:p>
+      <w:r>
+        <w:t>Prospektive Qualitätsverbesserungsstudie eines LLM-basierten Entscheidungsunterstützungs-Tools in der EHR zur automatisierten Triage von Patienten für Hospitalist-Chirurg-Comanagement an der Stanford-Klinik.</w:t>
+      </w:r>
+    </w:p>
+    <w:p>
+      <w:r>
+        <w:rPr>
+          <w:b/>
+        </w:rPr>
+        <w:t xml:space="preserve">Ergebnis: </w:t>
+      </w:r>
+      <w:r>
+        <w:t>Bei 6193 Patienten: Sensitivität 0,94 (95%-KI 0,91–0,96), Spezifität 0,74 (95%-KI 0,71–0,77). 25,5 % der Patienten als Comanagement-Kandidaten identifiziert. Nachträgliche Überprüfung zeigte, dass die meisten Diskrepanzen auf modifizierbare Lücken in klinischen Kriterien oder Workflow, nicht auf KI-Fehler (2 von 19 false-negatives) zurückgingen.</w:t>
+      </w:r>
+    </w:p>
+    <w:p>
+      <w:r>
+        <w:rPr>
+          <w:b/>
+          <w:sz w:val="19"/>
+        </w:rPr>
+        <w:t xml:space="preserve">Übertragbarkeit: </w:t>
+      </w:r>
+      <w:r>
+        <w:rPr>
+          <w:sz w:val="19"/>
+        </w:rPr>
+        <w:t>USA-Setting, aber Workflow und Entscheidungskriterien für Comanagement ähneln deutschen Modellen; EHR-Integration relevant für Versorgungsforschung hierzulande.</w:t>
+      </w:r>
+    </w:p>
+    <w:p>
+      <w:r>
+        <w:rPr>
+          <w:color w:val="5A7D3A"/>
+          <w:sz w:val="18"/>
+        </w:rPr>
+        <w:t>https://pubmed.ncbi.nlm.nih.gov/42623072/</w:t>
+      </w:r>
+    </w:p>
+    <w:p>
+      <w:pPr>
+        <w:pStyle w:val="Heading2"/>
+      </w:pPr>
+      <w:r>
+        <w:t>Nutzerwahrnehmung von KI-generierten gegenüber humangenerierten Antworten in der digitalen Gesundheitskommunikation</w:t>
+      </w:r>
+    </w:p>
+    <w:p>
+      <w:r>
+        <w:rPr>
+          <w:i/>
+          <w:color w:val="666666"/>
+          <w:sz w:val="18"/>
+        </w:rPr>
+        <w:t>Schulz C et al.  ·  BMC Health Serv Res  ·  19.08.2026  ·  PMID 42618915</w:t>
+      </w:r>
+    </w:p>
+    <w:p>
+      <w:r>
+        <w:t>Vergleich von ChatGPT-4-generierten versus von Physiotherapeuten verfassten Antworten auf Patientengesundheitsfragen in Deutschland anhand von Nutzerurteilen zu Verständlichkeit, Empathie und Diskriminierungsrisiko.</w:t>
+      </w:r>
+    </w:p>
+    <w:p>
+      <w:r>
+        <w:rPr>
+          <w:b/>
+        </w:rPr>
+        <w:t xml:space="preserve">Ergebnis: </w:t>
+      </w:r>
+      <w:r>
+        <w:t>224 Teilnehmer bewerteten KI-Antworten signifikant höher bei Verständlichkeit und Empathie (beide p &lt; 0,001). KI-Antwort: bevorzugt bei Empathie und Klarheit; Expert:innen beurteilten KI-Antwort auch klinisch korrekter. Wahrnehmungen von Diskriminierungsinhalten waren selten und unterschieden sich nicht zwischen Antworten.</w:t>
+      </w:r>
+    </w:p>
+    <w:p>
+      <w:r>
+        <w:rPr>
+          <w:b/>
+          <w:sz w:val="19"/>
+        </w:rPr>
+        <w:t xml:space="preserve">Übertragbarkeit: </w:t>
+      </w:r>
+      <w:r>
+        <w:rPr>
+          <w:sz w:val="19"/>
+        </w:rPr>
+        <w:t>Deutsche Studie mit realen Gesundheitsfragen und Laiennutzern; direkt auf deutsches Publikum übertragbar.</w:t>
+      </w:r>
+    </w:p>
+    <w:p>
+      <w:r>
+        <w:rPr>
+          <w:color w:val="5A7D3A"/>
+          <w:sz w:val="18"/>
+        </w:rPr>
+        <w:t>https://pubmed.ncbi.nlm.nih.gov/42618915/</w:t>
       </w:r>
     </w:p>
     <w:sectPr>

--- a/download/studien-aktuell.docx
+++ b/download/studien-aktuell.docx
@@ -62,7 +62,7 @@
           <w:color w:val="666666"/>
           <w:sz w:val="18"/>
         </w:rPr>
-        <w:t>Stand: 21.08.2026  |  5 Studien  |  ki.m-vf.de</w:t>
+        <w:t>Stand: 22.08.2026  |  4 Studien  |  ki.m-vf.de</w:t>
       </w:r>
     </w:p>
     <w:p>
@@ -70,7 +70,7 @@
         <w:pStyle w:val="Heading1"/>
       </w:pPr>
       <w:r>
-        <w:t>Aufgenommen am 21.08.2026</w:t>
+        <w:t>Aufgenommen am 22.08.2026</w:t>
       </w:r>
     </w:p>
     <w:p>
@@ -78,7 +78,7 @@
         <w:pStyle w:val="Heading2"/>
       </w:pPr>
       <w:r>
-        <w:t>Natural Language Processing zur Identifikation von Beckeninfektionen aus Krankenhaus-Dokumentationen</w:t>
+        <w:t>Menschlich regulierte KI-Informationstechnologie für sichere psychische Teleberatung: Governance-Framework und Risikokontroll-Layers</w:t>
       </w:r>
     </w:p>
     <w:p>
@@ -88,12 +88,12 @@
           <w:color w:val="666666"/>
           <w:sz w:val="18"/>
         </w:rPr>
-        <w:t>Quentin E et al.  ·  BMJ Open  ·  20.08.2026  ·  PMID 42624602</w:t>
+        <w:t>Yang MA et al.  ·  JMIR Form Res  ·  21.08.2026  ·  PMID 42628031</w:t>
       </w:r>
     </w:p>
     <w:p>
       <w:r>
-        <w:t>Entwicklung eines Algorithmus zur automatischen Erkennung von Beckeninfekationen (PID) aus diagnostischen Codes und Freitextberichten in einer großen französischen Klinik-Datenbank.</w:t>
+        <w:t>Sekundäre Rahmenentwicklung mit Anforderungs-Mapping für sichere KI-gestützte psychische Beratung, basierend auf Korean AI Hub Beratungs-Datensätzen und Analyse von Fehler-Modi von Zusammenfassungs- und Screening-Modellen.</w:t>
       </w:r>
     </w:p>
     <w:p>
@@ -104,7 +104,7 @@
         <w:t xml:space="preserve">Ergebnis: </w:t>
       </w:r>
       <w:r>
-        <w:t>Der Algorithmus erreichte bei 1732 NLP-klassifizierten Fällen eine Sensitivität von 0,80, Präzision von 0,74 und F1-Score von 0,77. Bei 93 von Experten klassifizierten Fällen: Sensitivität 0,76, Präzision 0,82, F1-Score 0,79. Insgesamt wurden 901 PID-Episoden in 880 Patienten identifiziert, Chlamydia-Infektionen in 9,9 % nachgewiesen.</w:t>
+        <w:t>Dokumentiert Fehlermuster in LLM-generierten Zusammenfassungen: 55,4% enthielten unbegründete Inhalte, 31,7% über-diagnostische Formulierungen, 54,7% medikalisierte Ausdrücke; insgesamt 91,4% der Test-Fälle triggerten mindestens eine regelbasierte Sicherheits-Flag. Entwickelt 7-stufigen Workflow, 6 Kontroll-Layers, operatives Sicherheits-Gate und Crosswalk zwischen Workflow und Kontrolle. Keine Deployment ohne menschliche Validierung empfohlen.</w:t>
       </w:r>
     </w:p>
     <w:p>
@@ -119,7 +119,7 @@
         <w:rPr>
           <w:sz w:val="19"/>
         </w:rPr>
-        <w:t>Französische Klinikdaten mit vergleichbaren EHR-Strukturen und Dokumentationspflichten.</w:t>
+        <w:t>Südkorea, NLP und Datenschutz-Aspekte aber auf deutsche Teleberatungsszenarien übertragbar; zeigt Notwendigkeit von Governance vor Einsatz</w:t>
       </w:r>
     </w:p>
     <w:p>
@@ -128,7 +128,7 @@
           <w:color w:val="5A7D3A"/>
           <w:sz w:val="18"/>
         </w:rPr>
-        <w:t>https://pubmed.ncbi.nlm.nih.gov/42624602/</w:t>
+        <w:t>https://pubmed.ncbi.nlm.nih.gov/42628031/</w:t>
       </w:r>
     </w:p>
     <w:p>
@@ -136,7 +136,7 @@
         <w:pStyle w:val="Heading2"/>
       </w:pPr>
       <w:r>
-        <w:t>Implementation eines KI-gestützten Stroke-Entscheidungstools in klinischem Workflow mit Routine-Perfusions-Bildgebung</w:t>
+        <w:t>KI-gestützte klinische Entscheidungsunterstützung in der Medizin: Patient:innenvertrauen hängt von der Modus und Timing des AI-Einsatzes ab</w:t>
       </w:r>
     </w:p>
     <w:p>
@@ -146,12 +146,12 @@
           <w:color w:val="666666"/>
           <w:sz w:val="18"/>
         </w:rPr>
-        <w:t>Karlsson A et al.  ·  Eur Stroke J  ·  05.08.2026  ·  PMID 42623551</w:t>
+        <w:t>Schaffernak I et al.  ·  J Med Internet Res  ·  21.08.2026  ·  PMID 42627987</w:t>
       </w:r>
     </w:p>
     <w:p>
       <w:r>
-        <w:t>Retroaktive Untersuchung der Implementierung einer KI-Software (Brainomix 360 Stroke) zur Beschleunigung von Schlaganfall-Bildauswertung in einem schwedischen Hochvolumen-Zentrum mit EVT-Versorgung.</w:t>
+        <w:t>Zwei experimentelle Studien testeten, wie Typ und Timing von KI-Unterstützung für Ärzte das Vertrauen von Patient:innen in medizinische Entscheidungen beeinflussen.</w:t>
       </w:r>
     </w:p>
     <w:p>
@@ -162,7 +162,7 @@
         <w:t xml:space="preserve">Ergebnis: </w:t>
       </w:r>
       <w:r>
-        <w:t>Adjustierte Median-Zeit von NCCT zu Leistenpunktion sank signifikant von 47 min (vor Implementierung) auf 36 min (Lernphase) und 35 min (etablierte Phase). CT-zu-Perfusions-Verfügbarkeit: 7 min → 6 min. In primären Stroke-Centern ähnliche Ergebnisse; keine signifikanten Unterschiede in klinischen Outcomes (neurologische Besserung, funktionelle Ergebnisse).</w:t>
+        <w:t>Diagnose-KI (im Vergleich zu beschreibender KI) reduzierte das Vertrauen in medizinische Entscheidungen signifikant (5,00 vs. 5,37 auf 7er-Skala; p=0,002) und die wahrgenommene Glaubwürdigkeit des Arztes (4,93 vs. 5,40; p&lt;0,001). Wenn Ärzte KI-Ergebnisse unabhängig von ihrer eigenen Einschätzung prüften (sequenzielle Entscheidungsfindung), verschärfte sich dieser Effekt nicht – das Vertrauen blieb höher als bei gleichzeitiger KI- und Informationsprüfung. Das Vertrauen in Ärztliche Unabhängigkeit spielte eine zentrale Rolle.</w:t>
       </w:r>
     </w:p>
     <w:p>
@@ -177,7 +177,7 @@
         <w:rPr>
           <w:sz w:val="19"/>
         </w:rPr>
-        <w:t>Schwedisches Hochvolumen-Zentrum mit europäischem Workflow und standardisierter Bildgebung; Zeitgewinne übertragbar auf vergleichbare deutsche Zentren.</w:t>
+        <w:t>Deutsche Studienteilnehmer:innen, Messaging für KI-Implementierung auf lokale Kontexte übertragbar</w:t>
       </w:r>
     </w:p>
     <w:p>
@@ -186,7 +186,7 @@
           <w:color w:val="5A7D3A"/>
           <w:sz w:val="18"/>
         </w:rPr>
-        <w:t>https://pubmed.ncbi.nlm.nih.gov/42623551/</w:t>
+        <w:t>https://pubmed.ncbi.nlm.nih.gov/42627987/</w:t>
       </w:r>
     </w:p>
     <w:p>
@@ -194,7 +194,7 @@
         <w:pStyle w:val="Heading2"/>
       </w:pPr>
       <w:r>
-        <w:t>Machine-Learning-Modelle zur Vorhersage von Akutem Nierenschaden und Post-AKI-Mortalität: Systematische Übersicht und Metaanalyse</w:t>
+        <w:t>Large Language Models zur automatisierten Klassifizierung postoperativer Komplikationen aus Kliniktexten: Zero-Shot-Ansatz im Krankenhaus</w:t>
       </w:r>
     </w:p>
     <w:p>
@@ -204,12 +204,12 @@
           <w:color w:val="666666"/>
           <w:sz w:val="18"/>
         </w:rPr>
-        <w:t>Xiao H et al.  ·  J Med Internet Res  ·  20.08.2026  ·  PMID 42623396</w:t>
+        <w:t>Warmer S et al.  ·  J Med Internet Res  ·  21.08.2026  ·  PMID 42627683</w:t>
       </w:r>
     </w:p>
     <w:p>
       <w:r>
-        <w:t>Systematische Übersicht und Metaanalyse von 219 Studien mit 7,3 Millionen Teilnehmern zu Diskriminationsgüte von ML-Modellen für Vorhersage von akutem Nierenschaden und Post-AKI-Mortalität in realen klinischen Daten.</w:t>
+        <w:t>Sechs LLMs wurden getestet, um postoperative Komplikationen nach der Clavien-Dindo-Klassifikation direkt aus Entlassungsbriefen von Leberchirurgie-Patienten zu erfassen, ohne spezielles Training auf diese Daten.</w:t>
       </w:r>
     </w:p>
     <w:p>
@@ -220,7 +220,7 @@
         <w:t xml:space="preserve">Ergebnis: </w:t>
       </w:r>
       <w:r>
-        <w:t>Gepooltes AUC für AKI-Auftreten: 0,834 (95%-KI 0,821–0,846); für Post-AKI-Mortalität: 0,830 (95%-KI 0,807–0,851). Externe Validierung selten (16,0 % für AKI-Auftreten, 29,0 % für Mortalität). Nichtlineare Modelle (Deep Learning, Ensemble-Methoden) zeigten höhere AUC-Punktschätzungen. PROBAST+AI-Bewertung: 58,9 % niedriges Risiko, 38,4 % hohes Risiko.</w:t>
+        <w:t>Open-Weight-Modelle erreichten Genauigkeiten von 0,75–0,78 für die 5-stufige Klassifikation (F1-Score 0,76–0,78), für binäre Klassifikation (kritisch vs. unkritisch) 0,93–0,94 (F1 0,93–0,95, Cohen κ 0,76–0,79). Performance näherte sich dem Benchmark zwischen zwei Fachleuten (κ=0,75). Proprietary Modelle erreichten 0,78 bzw. 0,94–0,98. Ein Ensemble-Ansatz verbesserte die Robustheit.</w:t>
       </w:r>
     </w:p>
     <w:p>
@@ -235,7 +235,7 @@
         <w:rPr>
           <w:sz w:val="19"/>
         </w:rPr>
-        <w:t>Globale Evidenz mit unterschiedlichen Datenquellen; methodische Erkenntnisse auf deutsche ICU-Populationen übertragbar, aber externe Validierung an deutschen Daten erforderlich.</w:t>
+        <w:t>Deutsche Universitätskliniken, ähnliche Dokumentationspflichten und unstrukturierte Klinikabrechnungstexte</w:t>
       </w:r>
     </w:p>
     <w:p>
@@ -244,7 +244,7 @@
           <w:color w:val="5A7D3A"/>
           <w:sz w:val="18"/>
         </w:rPr>
-        <w:t>https://pubmed.ncbi.nlm.nih.gov/42623396/</w:t>
+        <w:t>https://pubmed.ncbi.nlm.nih.gov/42627683/</w:t>
       </w:r>
     </w:p>
     <w:p>
@@ -252,7 +252,7 @@
         <w:pStyle w:val="Heading2"/>
       </w:pPr>
       <w:r>
-        <w:t>EHR-integriertes LLM-gestütztes Triage-Tool für chirurgische Patienten zur Identifikation von Comanagement-Kandidaten</w:t>
+        <w:t>Sicherheit und Sicherheitsrisiken großer Sprachmodelle im Klinikalltag: Systematische Übersicht über Hazards, Mitigationen und Stakeholder-Verantwortung</w:t>
       </w:r>
     </w:p>
     <w:p>
@@ -262,12 +262,12 @@
           <w:color w:val="666666"/>
           <w:sz w:val="18"/>
         </w:rPr>
-        <w:t>Wang J et al.  ·  JAMA Netw Open  ·  03.08.2026  ·  PMID 42623072</w:t>
+        <w:t>Clusmann J et al.  ·  Nature  ·  19.08.2026  ·  PMID 42618758</w:t>
       </w:r>
     </w:p>
     <w:p>
       <w:r>
-        <w:t>Prospektive Qualitätsverbesserungsstudie eines LLM-basierten Entscheidungsunterstützungs-Tools in der EHR zur automatisierten Triage von Patienten für Hospitalist-Chirurg-Comanagement an der Stanford-Klinik.</w:t>
+        <w:t>Systematische Bewertung der aktuellen Literatur zu Sicherheit und Datensicherheit von LLMs in klinischen Settings, mit Kartierung von Hazards auf Entwicklungsphasen (Design, Daten, Modell, Inferenz, Umgebung) und Identifikation von Mitigationsmechanismen.</w:t>
       </w:r>
     </w:p>
     <w:p>
@@ -278,7 +278,7 @@
         <w:t xml:space="preserve">Ergebnis: </w:t>
       </w:r>
       <w:r>
-        <w:t>Bei 6193 Patienten: Sensitivität 0,94 (95%-KI 0,91–0,96), Spezifität 0,74 (95%-KI 0,71–0,77). 25,5 % der Patienten als Comanagement-Kandidaten identifiziert. Nachträgliche Überprüfung zeigte, dass die meisten Diskrepanzen auf modifizierbare Lücken in klinischen Kriterien oder Workflow, nicht auf KI-Fehler (2 von 19 false-negatives) zurückgingen.</w:t>
+        <w:t>Review dokumentiert kritische Sicherheitslücken: Halluzinationen und Verzerrungen, Datenschutz-Verletzungen beim Training, Anfälligkeit für Prompt-Injections und Jailbreaks, fehlende Nachverfolgbarkeit, unzureichende Mensch-Maschine-Interaktion. Mitigationsebenen reichen von Optimierungsbeschränkungen über Knowledge-Integrity bis zur klinischen Überwachung. Nennt neun Stakeholder-Gruppen und deren Verantwortungen – kein einzelner Wert, aber klares Framework.</w:t>
       </w:r>
     </w:p>
     <w:p>
@@ -293,7 +293,7 @@
         <w:rPr>
           <w:sz w:val="19"/>
         </w:rPr>
-        <w:t>USA-Setting, aber Workflow und Entscheidungskriterien für Comanagement ähneln deutschen Modellen; EHR-Integration relevant für Versorgungsforschung hierzulande.</w:t>
+        <w:t>Deutschland und EU, EU-Regulierung (KI-Verordnung, MDR) direkt relevant; Sicherheits-Befunde modell- und systemunabhängig</w:t>
       </w:r>
     </w:p>
     <w:p>
@@ -302,65 +302,7 @@
           <w:color w:val="5A7D3A"/>
           <w:sz w:val="18"/>
         </w:rPr>
-        <w:t>https://pubmed.ncbi.nlm.nih.gov/42623072/</w:t>
-      </w:r>
-    </w:p>
-    <w:p>
-      <w:pPr>
-        <w:pStyle w:val="Heading2"/>
-      </w:pPr>
-      <w:r>
-        <w:t>Nutzerwahrnehmung von KI-generierten gegenüber humangenerierten Antworten in der digitalen Gesundheitskommunikation</w:t>
-      </w:r>
-    </w:p>
-    <w:p>
-      <w:r>
-        <w:rPr>
-          <w:i/>
-          <w:color w:val="666666"/>
-          <w:sz w:val="18"/>
-        </w:rPr>
-        <w:t>Schulz C et al.  ·  BMC Health Serv Res  ·  19.08.2026  ·  PMID 42618915</w:t>
-      </w:r>
-    </w:p>
-    <w:p>
-      <w:r>
-        <w:t>Vergleich von ChatGPT-4-generierten versus von Physiotherapeuten verfassten Antworten auf Patientengesundheitsfragen in Deutschland anhand von Nutzerurteilen zu Verständlichkeit, Empathie und Diskriminierungsrisiko.</w:t>
-      </w:r>
-    </w:p>
-    <w:p>
-      <w:r>
-        <w:rPr>
-          <w:b/>
-        </w:rPr>
-        <w:t xml:space="preserve">Ergebnis: </w:t>
-      </w:r>
-      <w:r>
-        <w:t>224 Teilnehmer bewerteten KI-Antworten signifikant höher bei Verständlichkeit und Empathie (beide p &lt; 0,001). KI-Antwort: bevorzugt bei Empathie und Klarheit; Expert:innen beurteilten KI-Antwort auch klinisch korrekter. Wahrnehmungen von Diskriminierungsinhalten waren selten und unterschieden sich nicht zwischen Antworten.</w:t>
-      </w:r>
-    </w:p>
-    <w:p>
-      <w:r>
-        <w:rPr>
-          <w:b/>
-          <w:sz w:val="19"/>
-        </w:rPr>
-        <w:t xml:space="preserve">Übertragbarkeit: </w:t>
-      </w:r>
-      <w:r>
-        <w:rPr>
-          <w:sz w:val="19"/>
-        </w:rPr>
-        <w:t>Deutsche Studie mit realen Gesundheitsfragen und Laiennutzern; direkt auf deutsches Publikum übertragbar.</w:t>
-      </w:r>
-    </w:p>
-    <w:p>
-      <w:r>
-        <w:rPr>
-          <w:color w:val="5A7D3A"/>
-          <w:sz w:val="18"/>
-        </w:rPr>
-        <w:t>https://pubmed.ncbi.nlm.nih.gov/42618915/</w:t>
+        <w:t>https://pubmed.ncbi.nlm.nih.gov/42618758/</w:t>
       </w:r>
     </w:p>
     <w:sectPr>

--- a/download/studien-aktuell.docx
+++ b/download/studien-aktuell.docx
@@ -62,7 +62,7 @@
           <w:color w:val="666666"/>
           <w:sz w:val="18"/>
         </w:rPr>
-        <w:t>Stand: 22.08.2026  |  4 Studien  |  ki.m-vf.de</w:t>
+        <w:t>Stand: 23.08.2026  |  2 Studien  |  ki.m-vf.de</w:t>
       </w:r>
     </w:p>
     <w:p>
@@ -70,7 +70,7 @@
         <w:pStyle w:val="Heading1"/>
       </w:pPr>
       <w:r>
-        <w:t>Aufgenommen am 22.08.2026</w:t>
+        <w:t>Aufgenommen am 23.08.2026</w:t>
       </w:r>
     </w:p>
     <w:p>
@@ -78,7 +78,7 @@
         <w:pStyle w:val="Heading2"/>
       </w:pPr>
       <w:r>
-        <w:t>Menschlich regulierte KI-Informationstechnologie für sichere psychische Teleberatung: Governance-Framework und Risikokontroll-Layers</w:t>
+        <w:t>KI-Unterstützung bei Frakturdiagnose in Radiographien: Multinationaler Validierungstest an drei europäischen Zentren mit Kliniker-Performance</w:t>
       </w:r>
     </w:p>
     <w:p>
@@ -88,12 +88,12 @@
           <w:color w:val="666666"/>
           <w:sz w:val="18"/>
         </w:rPr>
-        <w:t>Yang MA et al.  ·  JMIR Form Res  ·  21.08.2026  ·  PMID 42628031</w:t>
+        <w:t>Ruitenbeek HC et al.  ·  Radiology  ·  Aug. 2026  ·  PMID 42610815</w:t>
       </w:r>
     </w:p>
     <w:p>
       <w:r>
-        <w:t>Sekundäre Rahmenentwicklung mit Anforderungs-Mapping für sichere KI-gestützte psychische Beratung, basierend auf Korean AI Hub Beratungs-Datensätzen und Analyse von Fehler-Modi von Zusammenfassungs- und Screening-Modellen.</w:t>
+        <w:t>Retrospektive multizentrische Validierungsstudie eines vorkonfigurierten Fraktur-KI-Tools an 1500 Röntgenbildern aus Niederlanden, Dänemark und Deutschland; Effekt auf Kliniker-Sensitivität und Spezifität untersucht.</w:t>
       </w:r>
     </w:p>
     <w:p>
@@ -104,7 +104,7 @@
         <w:t xml:space="preserve">Ergebnis: </w:t>
       </w:r>
       <w:r>
-        <w:t>Dokumentiert Fehlermuster in LLM-generierten Zusammenfassungen: 55,4% enthielten unbegründete Inhalte, 31,7% über-diagnostische Formulierungen, 54,7% medikalisierte Ausdrücke; insgesamt 91,4% der Test-Fälle triggerten mindestens eine regelbasierte Sicherheits-Flag. Entwickelt 7-stufigen Workflow, 6 Kontroll-Layers, operatives Sicherheits-Gate und Crosswalk zwischen Workflow und Kontrolle. Keine Deployment ohne menschliche Validierung empfohlen.</w:t>
+        <w:t>KI-Sensitivität über Zentren: 80–86%, Spezifität 93–96%; keine signifikanten Unterschiede zwischen Zentren (p=0,23). Mit KI-Hilfe verbesserte sich die Kliniker-Sensitivität um 11 Prozentpunkte (95% CI: 6,8–14,4; p&lt;0,001), während Spezifität stabil blieb (Δ=0,6 Pp, p=0,34). Tool-Performance zeigte sich konsistent über Länder und Bildprotokolle.</w:t>
       </w:r>
     </w:p>
     <w:p>
@@ -119,7 +119,7 @@
         <w:rPr>
           <w:sz w:val="19"/>
         </w:rPr>
-        <w:t>Südkorea, NLP und Datenschutz-Aspekte aber auf deutsche Teleberatungsszenarien übertragbar; zeigt Notwendigkeit von Governance vor Einsatz</w:t>
+        <w:t>Drei europäische Länder mit vergleichbaren Versorgungssystemen und Bildstandards.</w:t>
       </w:r>
     </w:p>
     <w:p>
@@ -128,7 +128,7 @@
           <w:color w:val="5A7D3A"/>
           <w:sz w:val="18"/>
         </w:rPr>
-        <w:t>https://pubmed.ncbi.nlm.nih.gov/42628031/</w:t>
+        <w:t>https://pubmed.ncbi.nlm.nih.gov/42610815/</w:t>
       </w:r>
     </w:p>
     <w:p>
@@ -136,7 +136,7 @@
         <w:pStyle w:val="Heading2"/>
       </w:pPr>
       <w:r>
-        <w:t>KI-gestützte klinische Entscheidungsunterstützung in der Medizin: Patient:innenvertrauen hängt von der Modus und Timing des AI-Einsatzes ab</w:t>
+        <w:t>Digitale Gesundheitsanwendung zur Unterstützung regelmäßiger Bewegung nach kardialer Rehabilitation: Feasibility-Pilotstudie in Österreich</w:t>
       </w:r>
     </w:p>
     <w:p>
@@ -146,12 +146,12 @@
           <w:color w:val="666666"/>
           <w:sz w:val="18"/>
         </w:rPr>
-        <w:t>Schaffernak I et al.  ·  J Med Internet Res  ·  21.08.2026  ·  PMID 42627987</w:t>
+        <w:t>Leysen D et al.  ·  JMIR Form Res  ·  11.08.2026  ·  PMID 42610731</w:t>
       </w:r>
     </w:p>
     <w:p>
       <w:r>
-        <w:t>Zwei experimentelle Studien testeten, wie Typ und Timing von KI-Unterstützung für Ärzte das Vertrauen von Patient:innen in medizinische Entscheidungen beeinflussen.</w:t>
+        <w:t>Randomisierte kontrollierte Pilotstudie (n=34, davon 16 Intervention) der aktivplan-App als digitale Unterstützung für Bewegungsverhalten nach kardialer Phase-II-Rehabilitation in Österreich über 10 Wochen.</w:t>
       </w:r>
     </w:p>
     <w:p>
@@ -162,7 +162,7 @@
         <w:t xml:space="preserve">Ergebnis: </w:t>
       </w:r>
       <w:r>
-        <w:t>Diagnose-KI (im Vergleich zu beschreibender KI) reduzierte das Vertrauen in medizinische Entscheidungen signifikant (5,00 vs. 5,37 auf 7er-Skala; p=0,002) und die wahrgenommene Glaubwürdigkeit des Arztes (4,93 vs. 5,40; p&lt;0,001). Wenn Ärzte KI-Ergebnisse unabhängig von ihrer eigenen Einschätzung prüften (sequenzielle Entscheidungsfindung), verschärfte sich dieser Effekt nicht – das Vertrauen blieb höher als bei gleichzeitiger KI- und Informationsprüfung. Das Vertrauen in Ärztliche Unabhängigkeit spielte eine zentrale Rolle.</w:t>
+        <w:t>Rekrutierungsrate 0,6–1,0 Patienten/Woche, Dropout 18%, Datenvollständigkeit 97,4%. Patientenadhärenz hoch: 71% geplante Aktivitäten abgeschlossen, durchschnittlich 39 zusätzliche Aktivitäten pro Teilnehmer. Keine Nebenwirkungen. HCPs berichteten hohe Implementierungstreue (Normalization Measure Development: 3,75/5), Patienten und Personal positiv zur Machbarkeit und Intervention.</w:t>
       </w:r>
     </w:p>
     <w:p>
@@ -177,7 +177,7 @@
         <w:rPr>
           <w:sz w:val="19"/>
         </w:rPr>
-        <w:t>Deutsche Studienteilnehmer:innen, Messaging für KI-Implementierung auf lokale Kontexte übertragbar</w:t>
+        <w:t>Österreich, vergleichbares deutsches Gesundheitssystem und Rehastandardisierung.</w:t>
       </w:r>
     </w:p>
     <w:p>
@@ -186,123 +186,7 @@
           <w:color w:val="5A7D3A"/>
           <w:sz w:val="18"/>
         </w:rPr>
-        <w:t>https://pubmed.ncbi.nlm.nih.gov/42627987/</w:t>
-      </w:r>
-    </w:p>
-    <w:p>
-      <w:pPr>
-        <w:pStyle w:val="Heading2"/>
-      </w:pPr>
-      <w:r>
-        <w:t>Large Language Models zur automatisierten Klassifizierung postoperativer Komplikationen aus Kliniktexten: Zero-Shot-Ansatz im Krankenhaus</w:t>
-      </w:r>
-    </w:p>
-    <w:p>
-      <w:r>
-        <w:rPr>
-          <w:i/>
-          <w:color w:val="666666"/>
-          <w:sz w:val="18"/>
-        </w:rPr>
-        <w:t>Warmer S et al.  ·  J Med Internet Res  ·  21.08.2026  ·  PMID 42627683</w:t>
-      </w:r>
-    </w:p>
-    <w:p>
-      <w:r>
-        <w:t>Sechs LLMs wurden getestet, um postoperative Komplikationen nach der Clavien-Dindo-Klassifikation direkt aus Entlassungsbriefen von Leberchirurgie-Patienten zu erfassen, ohne spezielles Training auf diese Daten.</w:t>
-      </w:r>
-    </w:p>
-    <w:p>
-      <w:r>
-        <w:rPr>
-          <w:b/>
-        </w:rPr>
-        <w:t xml:space="preserve">Ergebnis: </w:t>
-      </w:r>
-      <w:r>
-        <w:t>Open-Weight-Modelle erreichten Genauigkeiten von 0,75–0,78 für die 5-stufige Klassifikation (F1-Score 0,76–0,78), für binäre Klassifikation (kritisch vs. unkritisch) 0,93–0,94 (F1 0,93–0,95, Cohen κ 0,76–0,79). Performance näherte sich dem Benchmark zwischen zwei Fachleuten (κ=0,75). Proprietary Modelle erreichten 0,78 bzw. 0,94–0,98. Ein Ensemble-Ansatz verbesserte die Robustheit.</w:t>
-      </w:r>
-    </w:p>
-    <w:p>
-      <w:r>
-        <w:rPr>
-          <w:b/>
-          <w:sz w:val="19"/>
-        </w:rPr>
-        <w:t xml:space="preserve">Übertragbarkeit: </w:t>
-      </w:r>
-      <w:r>
-        <w:rPr>
-          <w:sz w:val="19"/>
-        </w:rPr>
-        <w:t>Deutsche Universitätskliniken, ähnliche Dokumentationspflichten und unstrukturierte Klinikabrechnungstexte</w:t>
-      </w:r>
-    </w:p>
-    <w:p>
-      <w:r>
-        <w:rPr>
-          <w:color w:val="5A7D3A"/>
-          <w:sz w:val="18"/>
-        </w:rPr>
-        <w:t>https://pubmed.ncbi.nlm.nih.gov/42627683/</w:t>
-      </w:r>
-    </w:p>
-    <w:p>
-      <w:pPr>
-        <w:pStyle w:val="Heading2"/>
-      </w:pPr>
-      <w:r>
-        <w:t>Sicherheit und Sicherheitsrisiken großer Sprachmodelle im Klinikalltag: Systematische Übersicht über Hazards, Mitigationen und Stakeholder-Verantwortung</w:t>
-      </w:r>
-    </w:p>
-    <w:p>
-      <w:r>
-        <w:rPr>
-          <w:i/>
-          <w:color w:val="666666"/>
-          <w:sz w:val="18"/>
-        </w:rPr>
-        <w:t>Clusmann J et al.  ·  Nature  ·  19.08.2026  ·  PMID 42618758</w:t>
-      </w:r>
-    </w:p>
-    <w:p>
-      <w:r>
-        <w:t>Systematische Bewertung der aktuellen Literatur zu Sicherheit und Datensicherheit von LLMs in klinischen Settings, mit Kartierung von Hazards auf Entwicklungsphasen (Design, Daten, Modell, Inferenz, Umgebung) und Identifikation von Mitigationsmechanismen.</w:t>
-      </w:r>
-    </w:p>
-    <w:p>
-      <w:r>
-        <w:rPr>
-          <w:b/>
-        </w:rPr>
-        <w:t xml:space="preserve">Ergebnis: </w:t>
-      </w:r>
-      <w:r>
-        <w:t>Review dokumentiert kritische Sicherheitslücken: Halluzinationen und Verzerrungen, Datenschutz-Verletzungen beim Training, Anfälligkeit für Prompt-Injections und Jailbreaks, fehlende Nachverfolgbarkeit, unzureichende Mensch-Maschine-Interaktion. Mitigationsebenen reichen von Optimierungsbeschränkungen über Knowledge-Integrity bis zur klinischen Überwachung. Nennt neun Stakeholder-Gruppen und deren Verantwortungen – kein einzelner Wert, aber klares Framework.</w:t>
-      </w:r>
-    </w:p>
-    <w:p>
-      <w:r>
-        <w:rPr>
-          <w:b/>
-          <w:sz w:val="19"/>
-        </w:rPr>
-        <w:t xml:space="preserve">Übertragbarkeit: </w:t>
-      </w:r>
-      <w:r>
-        <w:rPr>
-          <w:sz w:val="19"/>
-        </w:rPr>
-        <w:t>Deutschland und EU, EU-Regulierung (KI-Verordnung, MDR) direkt relevant; Sicherheits-Befunde modell- und systemunabhängig</w:t>
-      </w:r>
-    </w:p>
-    <w:p>
-      <w:r>
-        <w:rPr>
-          <w:color w:val="5A7D3A"/>
-          <w:sz w:val="18"/>
-        </w:rPr>
-        <w:t>https://pubmed.ncbi.nlm.nih.gov/42618758/</w:t>
+        <w:t>https://pubmed.ncbi.nlm.nih.gov/42610731/</w:t>
       </w:r>
     </w:p>
     <w:sectPr>

--- a/download/studien-aktuell.docx
+++ b/download/studien-aktuell.docx
@@ -62,7 +62,7 @@
           <w:color w:val="666666"/>
           <w:sz w:val="18"/>
         </w:rPr>
-        <w:t>Stand: 23.08.2026  |  2 Studien  |  ki.m-vf.de</w:t>
+        <w:t>Stand: 25.08.2026  |  3 Studien  |  ki.m-vf.de</w:t>
       </w:r>
     </w:p>
     <w:p>
@@ -70,7 +70,7 @@
         <w:pStyle w:val="Heading1"/>
       </w:pPr>
       <w:r>
-        <w:t>Aufgenommen am 23.08.2026</w:t>
+        <w:t>Aufgenommen am 25.08.2026</w:t>
       </w:r>
     </w:p>
     <w:p>
@@ -78,7 +78,7 @@
         <w:pStyle w:val="Heading2"/>
       </w:pPr>
       <w:r>
-        <w:t>KI-Unterstützung bei Frakturdiagnose in Radiographien: Multinationaler Validierungstest an drei europäischen Zentren mit Kliniker-Performance</w:t>
+        <w:t>Digital- und AI-basierte Immunzellquantifikation in HER2-positivem Brustkrebs: prognostische Wertigkeit und Therapieertrag-Vorhersage</w:t>
       </w:r>
     </w:p>
     <w:p>
@@ -88,12 +88,12 @@
           <w:color w:val="666666"/>
           <w:sz w:val="18"/>
         </w:rPr>
-        <w:t>Ruitenbeek HC et al.  ·  Radiology  ·  Aug. 2026  ·  PMID 42610815</w:t>
+        <w:t>Lara González LE et al.  ·  Lancet Oncol  ·  Sept. 2026  ·  PMID 42636838</w:t>
       </w:r>
     </w:p>
     <w:p>
       <w:r>
-        <w:t>Retrospektive multizentrische Validierungsstudie eines vorkonfigurierten Fraktur-KI-Tools an 1500 Röntgenbildern aus Niederlanden, Dänemark und Deutschland; Effekt auf Kliniker-Sensitivität und Spezifität untersucht.</w:t>
+        <w:t>Sekundäranalyse der Phase-3-Studie APHINITY (4.262 Patientinnen) mit Vergleich manueller, digitaler und AI-basierter Stromalentzündungsmessung sowie AI-abgeleiteter Raummerkmale für Prognostik und Therapie-Nutzen-Schichtung unter Pertuzumab.</w:t>
       </w:r>
     </w:p>
     <w:p>
@@ -104,7 +104,7 @@
         <w:t xml:space="preserve">Ergebnis: </w:t>
       </w:r>
       <w:r>
-        <w:t>KI-Sensitivität über Zentren: 80–86%, Spezifität 93–96%; keine signifikanten Unterschiede zwischen Zentren (p=0,23). Mit KI-Hilfe verbesserte sich die Kliniker-Sensitivität um 11 Prozentpunkte (95% CI: 6,8–14,4; p&lt;0,001), während Spezifität stabil blieb (Δ=0,6 Pp, p=0,34). Tool-Performance zeigte sich konsistent über Länder und Bildprotokolle.</w:t>
+        <w:t>Manuelle Scoring-Reproduzierbarkeit (ICC 0,84); AI-Methode reklassifizierte 11,6% node-positiver Fälle von immun-niedrig zu immun-hoch, mit verbesserter Behandlungsvorhersage; HRs für invasive krankheitsfreie Überlebenszeit 0,36–0,48 unter Pertuzumab bei hohen TIL-Werten; AI-Hotspot-Scores lieferten zusätzliche Information (alle p&lt;0,010).</w:t>
       </w:r>
     </w:p>
     <w:p>
@@ -119,7 +119,7 @@
         <w:rPr>
           <w:sz w:val="19"/>
         </w:rPr>
-        <w:t>Drei europäische Länder mit vergleichbaren Versorgungssystemen und Bildstandards.</w:t>
+        <w:t>Mehrzentrale europäische Studie (Deutschland, Schweiz, Niederlande, Belgien), vergleichbarer Versorgungskontext</w:t>
       </w:r>
     </w:p>
     <w:p>
@@ -128,7 +128,7 @@
           <w:color w:val="5A7D3A"/>
           <w:sz w:val="18"/>
         </w:rPr>
-        <w:t>https://pubmed.ncbi.nlm.nih.gov/42610815/</w:t>
+        <w:t>https://pubmed.ncbi.nlm.nih.gov/42636838/</w:t>
       </w:r>
     </w:p>
     <w:p>
@@ -136,7 +136,7 @@
         <w:pStyle w:val="Heading2"/>
       </w:pPr>
       <w:r>
-        <w:t>Digitale Gesundheitsanwendung zur Unterstützung regelmäßiger Bewegung nach kardialer Rehabilitation: Feasibility-Pilotstudie in Österreich</w:t>
+        <w:t>Digitale Adipositas-Intervention: 3.511 € Kosteneinsparung und 0,07 QALY-Gewinn pro Patient in zehn Jahren</w:t>
       </w:r>
     </w:p>
     <w:p>
@@ -146,12 +146,12 @@
           <w:color w:val="666666"/>
           <w:sz w:val="18"/>
         </w:rPr>
-        <w:t>Leysen D et al.  ·  JMIR Form Res  ·  11.08.2026  ·  PMID 42610731</w:t>
+        <w:t>Walter E et al.  ·  JMIR Form Res  ·  24.08.2026  ·  PMID 42636435</w:t>
       </w:r>
     </w:p>
     <w:p>
       <w:r>
-        <w:t>Randomisierte kontrollierte Pilotstudie (n=34, davon 16 Intervention) der aktivplan-App als digitale Unterstützung für Bewegungsverhalten nach kardialer Phase-II-Rehabilitation in Österreich über 10 Wochen.</w:t>
+        <w:t>Gesundheitsökonomische Modellierung für Deutschland einer mobilen App zur Gewichtsmanagement über zehn Jahre im Vergleich zu üblicher Versorgung.</w:t>
       </w:r>
     </w:p>
     <w:p>
@@ -162,7 +162,7 @@
         <w:t xml:space="preserve">Ergebnis: </w:t>
       </w:r>
       <w:r>
-        <w:t>Rekrutierungsrate 0,6–1,0 Patienten/Woche, Dropout 18%, Datenvollständigkeit 97,4%. Patientenadhärenz hoch: 71% geplante Aktivitäten abgeschlossen, durchschnittlich 39 zusätzliche Aktivitäten pro Teilnehmer. Keine Nebenwirkungen. HCPs berichteten hohe Implementierungstreue (Normalization Measure Development: 3,75/5), Patienten und Personal positiv zur Machbarkeit und Intervention.</w:t>
+        <w:t>Die App generierte Kosteneinsparungen von 3.511,85 € pro Patient, mit Gewinn von 0,0683 QALYs (≈ 3,6 Wochen in perfekter Gesundheit); Prävalenz Typ-2-Diabetes sank um 1,6 Prozentpunkte, reduzierte Diabetesdauer um acht Monate.</w:t>
       </w:r>
     </w:p>
     <w:p>
@@ -177,7 +177,7 @@
         <w:rPr>
           <w:sz w:val="19"/>
         </w:rPr>
-        <w:t>Österreich, vergleichbares deutsches Gesundheitssystem und Rehastandardisierung.</w:t>
+        <w:t>Deutsches Gesundheitssystem, Parametrisierung für lokale Versorgungsrealität verfügbar</w:t>
       </w:r>
     </w:p>
     <w:p>
@@ -186,7 +186,65 @@
           <w:color w:val="5A7D3A"/>
           <w:sz w:val="18"/>
         </w:rPr>
-        <w:t>https://pubmed.ncbi.nlm.nih.gov/42610731/</w:t>
+        <w:t>https://pubmed.ncbi.nlm.nih.gov/42636435/</w:t>
+      </w:r>
+    </w:p>
+    <w:p>
+      <w:pPr>
+        <w:pStyle w:val="Heading2"/>
+      </w:pPr>
+      <w:r>
+        <w:t>Klinische Wirkung von AI-gestützter Frakturdiagnostik in britischen Notaufnahmen und Verletzungsambulanzen</w:t>
+      </w:r>
+    </w:p>
+    <w:p>
+      <w:r>
+        <w:rPr>
+          <w:i/>
+          <w:color w:val="666666"/>
+          <w:sz w:val="18"/>
+        </w:rPr>
+        <w:t>Novak A et al.  ·  BMJ Open  ·  21.08.2026  ·  PMID 42629153</w:t>
+      </w:r>
+    </w:p>
+    <w:p>
+      <w:r>
+        <w:t>Laufende Cluster-randomisierte Cross-over-Studie über sechs Monate in vier UK-Trusts zur Messung der Auswirkung eines CE-geprüften AI-Tools auf ungeeignete Arztkontakte, Versorgungsergebnisse und Kosteneffektivität bei Verdacht auf Knochenverletzungen.</w:t>
+      </w:r>
+    </w:p>
+    <w:p>
+      <w:r>
+        <w:rPr>
+          <w:b/>
+        </w:rPr>
+        <w:t xml:space="preserve">Ergebnis: </w:t>
+      </w:r>
+      <w:r>
+        <w:t>Studienprotokoll beschreiben; primärer Outcome ist Inzidenz unangemessener Arzt-Patienten-Kontakte (wiederholte Krankenhausbesuche, Überweisungen, Nachverfolgung wegen übersehener Frakturen) in Phase 'AI an' vs. 'AI aus'; sekundäre Outcomes umfassen Lebensqualität, klinisches Urteil, Kosten.</w:t>
+      </w:r>
+    </w:p>
+    <w:p>
+      <w:r>
+        <w:rPr>
+          <w:b/>
+          <w:sz w:val="19"/>
+        </w:rPr>
+        <w:t xml:space="preserve">Übertragbarkeit: </w:t>
+      </w:r>
+      <w:r>
+        <w:rPr>
+          <w:sz w:val="19"/>
+        </w:rPr>
+        <w:t>Großbritannien, aber strukturelle Nähe zu deutschem System und zu europäischen Regulierungsrahmen</w:t>
+      </w:r>
+    </w:p>
+    <w:p>
+      <w:r>
+        <w:rPr>
+          <w:color w:val="5A7D3A"/>
+          <w:sz w:val="18"/>
+        </w:rPr>
+        <w:t>https://pubmed.ncbi.nlm.nih.gov/42629153/</w:t>
       </w:r>
     </w:p>
     <w:sectPr>

--- a/download/studien-aktuell.docx
+++ b/download/studien-aktuell.docx
@@ -62,7 +62,7 @@
           <w:color w:val="666666"/>
           <w:sz w:val="18"/>
         </w:rPr>
-        <w:t>Stand: 25.08.2026  |  3 Studien  |  ki.m-vf.de</w:t>
+        <w:t>Stand: 26.08.2026  |  4 Studien  |  ki.m-vf.de</w:t>
       </w:r>
     </w:p>
     <w:p>
@@ -70,7 +70,7 @@
         <w:pStyle w:val="Heading1"/>
       </w:pPr>
       <w:r>
-        <w:t>Aufgenommen am 25.08.2026</w:t>
+        <w:t>Aufgenommen am 26.08.2026</w:t>
       </w:r>
     </w:p>
     <w:p>
@@ -78,7 +78,7 @@
         <w:pStyle w:val="Heading2"/>
       </w:pPr>
       <w:r>
-        <w:t>Digital- und AI-basierte Immunzellquantifikation in HER2-positivem Brustkrebs: prognostische Wertigkeit und Therapieertrag-Vorhersage</w:t>
+        <w:t>Notfaldiagnose als häufiger Versorgungsdefekt: elektronische Gesundheitsdaten zeigen 13 Erkrankungen mit schlechteren Outcomes</w:t>
       </w:r>
     </w:p>
     <w:p>
@@ -88,12 +88,12 @@
           <w:color w:val="666666"/>
           <w:sz w:val="18"/>
         </w:rPr>
-        <w:t>Lara González LE et al.  ·  Lancet Oncol  ·  Sept. 2026  ·  PMID 42636838</w:t>
+        <w:t>Whitfield E et al.  ·  PLoS Med  ·  25.08.2026  ·  PMID 42640879</w:t>
       </w:r>
     </w:p>
     <w:p>
       <w:r>
-        <w:t>Sekundäranalyse der Phase-3-Studie APHINITY (4.262 Patientinnen) mit Vergleich manueller, digitaler und AI-basierter Stromalentzündungsmessung sowie AI-abgeleiteter Raummerkmale für Prognostik und Therapie-Nutzen-Schichtung unter Pertuzumab.</w:t>
+        <w:t>Populationsbasierte Kohortenstudie mit verlinkten elektronischen Gesundheitsdaten von 1,7 Millionen Patienten in England zu Häufigkeit und Prognose von Notfalldiagnosen bei 13 nicht-neoplastischen Erkrankungen (1999–2019).</w:t>
       </w:r>
     </w:p>
     <w:p>
@@ -104,7 +104,7 @@
         <w:t xml:space="preserve">Ergebnis: </w:t>
       </w:r>
       <w:r>
-        <w:t>Manuelle Scoring-Reproduzierbarkeit (ICC 0,84); AI-Methode reklassifizierte 11,6% node-positiver Fälle von immun-niedrig zu immun-hoch, mit verbesserter Behandlungsvorhersage; HRs für invasive krankheitsfreie Überlebenszeit 0,36–0,48 unter Pertuzumab bei hohen TIL-Werten; AI-Hotspot-Scores lieferten zusätzliche Information (alle p&lt;0,010).</w:t>
+        <w:t>Notfalldiagnose trat bei 9 von 13 Erkrankungen in mindestens 20% auf; bei Morbus Parkinson 30%, bei COPD 35%. Für 9 von 13 Erkrankungen gab es substanzielle Unterschiede in der 1-Jahres-Mortalität (≥10% Differenz). Bereinigt um Alter, Deprivation, Komorbiditäten: Notfalldiagnose typischerweise mit deutlich höherer 1-Jahres-Mortalität (z.B. Zöliakie: aOR 7,53, 95% KI [5,64–10,1]; IBD: aOR 5,99, [5,30–6,78]). Große Unterschiede beim Krankenhausaufenthalt (z.B. Zöliakie bei Männern: aRR 8,76; Lyme-Borreliose bei Frauen: aRR 5,59). Findings konsistent in zwei CPRD-Subsets und Krebssiten. Limitationen: Annahmen zur Diagnosegenauigkeit.</w:t>
       </w:r>
     </w:p>
     <w:p>
@@ -119,7 +119,7 @@
         <w:rPr>
           <w:sz w:val="19"/>
         </w:rPr>
-        <w:t>Mehrzentrale europäische Studie (Deutschland, Schweiz, Niederlande, Belgien), vergleichbarer Versorgungskontext</w:t>
+        <w:t>Englische NHS-Daten, UK-Gesundheitssystem, aber erkrankungs- und systemübergreifende Erkenntnisse übertragbar.</w:t>
       </w:r>
     </w:p>
     <w:p>
@@ -128,7 +128,7 @@
           <w:color w:val="5A7D3A"/>
           <w:sz w:val="18"/>
         </w:rPr>
-        <w:t>https://pubmed.ncbi.nlm.nih.gov/42636838/</w:t>
+        <w:t>https://pubmed.ncbi.nlm.nih.gov/42640879/</w:t>
       </w:r>
     </w:p>
     <w:p>
@@ -136,7 +136,7 @@
         <w:pStyle w:val="Heading2"/>
       </w:pPr>
       <w:r>
-        <w:t>Digitale Adipositas-Intervention: 3.511 € Kosteneinsparung und 0,07 QALY-Gewinn pro Patient in zehn Jahren</w:t>
+        <w:t>KI-gestützte Risikoprognose bei Herzrhythmusstörungen: Patientensicht in 6 europäischen Ländern</w:t>
       </w:r>
     </w:p>
     <w:p>
@@ -146,12 +146,12 @@
           <w:color w:val="666666"/>
           <w:sz w:val="18"/>
         </w:rPr>
-        <w:t>Walter E et al.  ·  JMIR Form Res  ·  24.08.2026  ·  PMID 42636435</w:t>
+        <w:t>Lindinger GL et al.  ·  J Med Internet Res  ·  25.08.2026  ·  PMID 42640848</w:t>
       </w:r>
     </w:p>
     <w:p>
       <w:r>
-        <w:t>Gesundheitsökonomische Modellierung für Deutschland einer mobilen App zur Gewichtsmanagement über zehn Jahre im Vergleich zu üblicher Versorgung.</w:t>
+        <w:t>Befragung von 470 Herzkranken in Deutschland, Niederlande und UK zur Akzeptanz von Personalized Risk Prediction und KI bei Defibrillator-Entscheidungen (ICD-Indikation).</w:t>
       </w:r>
     </w:p>
     <w:p>
@@ -162,7 +162,7 @@
         <w:t xml:space="preserve">Ergebnis: </w:t>
       </w:r>
       <w:r>
-        <w:t>Die App generierte Kosteneinsparungen von 3.511,85 € pro Patient, mit Gewinn von 0,0683 QALYs (≈ 3,6 Wochen in perfekter Gesundheit); Prävalenz Typ-2-Diabetes sank um 1,6 Prozentpunkte, reduzierte Diabetesdauer um acht Monate.</w:t>
+        <w:t>51,9% Männer, Durchschnittsalter 61 Jahre. Sechs interpretierbare Faktoren identifiziert: wahrgenommener Nutzen von Risikomodellen, wahrgenommener Nutzen von KI, Transparenzerwartungen, Delegation an Algorithmen, selbstbewertete KI-Kompetenz und Präferenz für gemeinsame Entscheidungsfindung. PRP und KI wurden als nützlich zur Entscheidungsunterstützung wahrgenommen, vorausgesetzt Transparenz ist gewährleistet und Patienten bleiben aktiv eingebunden. Vollständige Delegation an KI wurde breit abgelehnt.</w:t>
       </w:r>
     </w:p>
     <w:p>
@@ -177,7 +177,7 @@
         <w:rPr>
           <w:sz w:val="19"/>
         </w:rPr>
-        <w:t>Deutsches Gesundheitssystem, Parametrisierung für lokale Versorgungsrealität verfügbar</w:t>
+        <w:t>Europäische Multizenterstudie, deutschsprachige und niederländische Teilnehmer vertreten.</w:t>
       </w:r>
     </w:p>
     <w:p>
@@ -186,7 +186,7 @@
           <w:color w:val="5A7D3A"/>
           <w:sz w:val="18"/>
         </w:rPr>
-        <w:t>https://pubmed.ncbi.nlm.nih.gov/42636435/</w:t>
+        <w:t>https://pubmed.ncbi.nlm.nih.gov/42640848/</w:t>
       </w:r>
     </w:p>
     <w:p>
@@ -194,7 +194,7 @@
         <w:pStyle w:val="Heading2"/>
       </w:pPr>
       <w:r>
-        <w:t>Klinische Wirkung von AI-gestützter Frakturdiagnostik in britischen Notaufnahmen und Verletzungsambulanzen</w:t>
+        <w:t>KI-Chatbot-Usability für öffentliches Gesundheitswesen: italienisches Validierungstool</w:t>
       </w:r>
     </w:p>
     <w:p>
@@ -204,12 +204,12 @@
           <w:color w:val="666666"/>
           <w:sz w:val="18"/>
         </w:rPr>
-        <w:t>Novak A et al.  ·  BMJ Open  ·  21.08.2026  ·  PMID 42629153</w:t>
+        <w:t>Baglivo F et al.  ·  Front Public Health  ·  10.08.2026  ·  PMID 42639113</w:t>
       </w:r>
     </w:p>
     <w:p>
       <w:r>
-        <w:t>Laufende Cluster-randomisierte Cross-over-Studie über sechs Monate in vier UK-Trusts zur Messung der Auswirkung eines CE-geprüften AI-Tools auf ungeeignete Arztkontakte, Versorgungsergebnisse und Kosteneffektivität bei Verdacht auf Knochenverletzungen.</w:t>
+        <w:t>Entwicklung und Validierung des italienischen Chatbot Usability Questionnaire (CUQ-IT) an 77 Fachkräften, die einen Impf-Chatbot (VaxSense) bewerteten.</w:t>
       </w:r>
     </w:p>
     <w:p>
@@ -220,7 +220,7 @@
         <w:t xml:space="preserve">Ergebnis: </w:t>
       </w:r>
       <w:r>
-        <w:t>Studienprotokoll beschreiben; primärer Outcome ist Inzidenz unangemessener Arzt-Patienten-Kontakte (wiederholte Krankenhausbesuche, Überweisungen, Nachverfolgung wegen übersehener Frakturen) in Phase 'AI an' vs. 'AI aus'; sekundäre Outcomes umfassen Lebensqualität, klinisches Urteil, Kosten.</w:t>
+        <w:t>77 von 87 Workshop-Teilnehmern evaluierten Usability. KMO = 0,81, Bartlett χ² (120) = 515,36, p &lt; 0,001. Cronbach α = 0,881 (hohe interne Konsistenz). Mittlere CUQ-IT-Usability-Score für VaxSense: 66,60 ± 15,29. Teilnehmer mit höherem KI-Wissen, positiveren Einstellungen und häufigerem KI-Einsatz vergaben signifikant höhere Usability-Scores. Geschlechtsspezifische Unterschiede bei KI-Wissenseinschätzung und Usability-Bewertungen.</w:t>
       </w:r>
     </w:p>
     <w:p>
@@ -235,7 +235,7 @@
         <w:rPr>
           <w:sz w:val="19"/>
         </w:rPr>
-        <w:t>Großbritannien, aber strukturelle Nähe zu deutschem System und zu europäischen Regulierungsrahmen</w:t>
+        <w:t>Italienischer Public-Health-Kontext, kulturelle Adaptation eines englischen Instruments.</w:t>
       </w:r>
     </w:p>
     <w:p>
@@ -244,7 +244,65 @@
           <w:color w:val="5A7D3A"/>
           <w:sz w:val="18"/>
         </w:rPr>
-        <w:t>https://pubmed.ncbi.nlm.nih.gov/42629153/</w:t>
+        <w:t>https://pubmed.ncbi.nlm.nih.gov/42639113/</w:t>
+      </w:r>
+    </w:p>
+    <w:p>
+      <w:pPr>
+        <w:pStyle w:val="Heading2"/>
+      </w:pPr>
+      <w:r>
+        <w:t>Digitale Gesundheitskompetenz und KI-Einstellungen bei Klinikpersonal: spanisch-finnische Studie</w:t>
+      </w:r>
+    </w:p>
+    <w:p>
+      <w:r>
+        <w:rPr>
+          <w:i/>
+          <w:color w:val="666666"/>
+          <w:sz w:val="18"/>
+        </w:rPr>
+        <w:t>Jimenez-Garcia S et al.  ·  J Med Internet Res  ·  24.08.2026  ·  PMID 42638355</w:t>
+      </w:r>
+    </w:p>
+    <w:p>
+      <w:r>
+        <w:t>Querschnittstudie zu Zusammenhang zwischen digitaler Gesundheitskompetenz (DigiHealthCom, 42 Items) und Einstellungen zu KI bei 229 spanischen und finnischen Gesundheitsfachleuten.</w:t>
+      </w:r>
+    </w:p>
+    <w:p>
+      <w:r>
+        <w:rPr>
+          <w:b/>
+        </w:rPr>
+        <w:t xml:space="preserve">Ergebnis: </w:t>
+      </w:r>
+      <w:r>
+        <w:t>73,8% Frauen, 53,7% Pflegekräfte, Durchschnittsalter 45,9 Jahre. Mittlere digitale Kompetenz 3,01/5 (SD 0,51), niedrigste bei Evaluierung und Implementierung digitaler Lösungen (2,83/5). Organisatorische Unterstützung moderat (2,51/5). 58,77% äußerten positive KI-Einstellungen. Konfirmatorische Faktoranalyse bestätigte Modellstrukturen. Qualitative Daten zeigten bedingten Optimismus mit Erwartungen bei Effizienz, aber Sorgen bezüglich Training, Governance und menschlicher Kontrolle.</w:t>
+      </w:r>
+    </w:p>
+    <w:p>
+      <w:r>
+        <w:rPr>
+          <w:b/>
+          <w:sz w:val="19"/>
+        </w:rPr>
+        <w:t xml:space="preserve">Übertragbarkeit: </w:t>
+      </w:r>
+      <w:r>
+        <w:rPr>
+          <w:sz w:val="19"/>
+        </w:rPr>
+        <w:t>Spanien und Finnland; Transfer auf deutsches Gesundheitspersonal mittel wegen unterschiedlicher Digitalisierungsgrade.</w:t>
+      </w:r>
+    </w:p>
+    <w:p>
+      <w:r>
+        <w:rPr>
+          <w:color w:val="5A7D3A"/>
+          <w:sz w:val="18"/>
+        </w:rPr>
+        <w:t>https://pubmed.ncbi.nlm.nih.gov/42638355/</w:t>
       </w:r>
     </w:p>
     <w:sectPr>

--- a/download/studien-aktuell.docx
+++ b/download/studien-aktuell.docx
@@ -62,7 +62,7 @@
           <w:color w:val="666666"/>
           <w:sz w:val="18"/>
         </w:rPr>
-        <w:t>Stand: 26.08.2026  |  4 Studien  |  ki.m-vf.de</w:t>
+        <w:t>Stand: 27.08.2026  |  6 Studien  |  ki.m-vf.de</w:t>
       </w:r>
     </w:p>
     <w:p>
@@ -70,7 +70,7 @@
         <w:pStyle w:val="Heading1"/>
       </w:pPr>
       <w:r>
-        <w:t>Aufgenommen am 26.08.2026</w:t>
+        <w:t>Aufgenommen am 27.08.2026</w:t>
       </w:r>
     </w:p>
     <w:p>
@@ -78,7 +78,7 @@
         <w:pStyle w:val="Heading2"/>
       </w:pPr>
       <w:r>
-        <w:t>Notfaldiagnose als häufiger Versorgungsdefekt: elektronische Gesundheitsdaten zeigen 13 Erkrankungen mit schlechteren Outcomes</w:t>
+        <w:t>KI-gestützte Sprache in der Ambulanz: Patientenakzeptanz und Vertrauen</w:t>
       </w:r>
     </w:p>
     <w:p>
@@ -88,12 +88,12 @@
           <w:color w:val="666666"/>
           <w:sz w:val="18"/>
         </w:rPr>
-        <w:t>Whitfield E et al.  ·  PLoS Med  ·  25.08.2026  ·  PMID 42640879</w:t>
+        <w:t>Nguyen OT et al.  ·  Appl Clin Inform  ·  26.08.2026  ·  PMID 42648708</w:t>
       </w:r>
     </w:p>
     <w:p>
       <w:r>
-        <w:t>Populationsbasierte Kohortenstudie mit verlinkten elektronischen Gesundheitsdaten von 1,7 Millionen Patienten in England zu Häufigkeit und Prognose von Notfalldiagnosen bei 13 nicht-neoplastischen Erkrankungen (1999–2019).</w:t>
+        <w:t>Gemischte Methoden-Sekundäranalyse von 20 Patienten nach Implementierung von Ambient-AI-Scribing in der Klinik zur Untersuchung von Akzeptanzfaktoren und Vertrauen in KI-Systeme.</w:t>
       </w:r>
     </w:p>
     <w:p>
@@ -104,7 +104,7 @@
         <w:t xml:space="preserve">Ergebnis: </w:t>
       </w:r>
       <w:r>
-        <w:t>Notfalldiagnose trat bei 9 von 13 Erkrankungen in mindestens 20% auf; bei Morbus Parkinson 30%, bei COPD 35%. Für 9 von 13 Erkrankungen gab es substanzielle Unterschiede in der 1-Jahres-Mortalität (≥10% Differenz). Bereinigt um Alter, Deprivation, Komorbiditäten: Notfalldiagnose typischerweise mit deutlich höherer 1-Jahres-Mortalität (z.B. Zöliakie: aOR 7,53, 95% KI [5,64–10,1]; IBD: aOR 5,99, [5,30–6,78]). Große Unterschiede beim Krankenhausaufenthalt (z.B. Zöliakie bei Männern: aRR 8,76; Lyme-Borreliose bei Frauen: aRR 5,59). Findings konsistent in zwei CPRD-Subsets und Krebssiten. Limitationen: Annahmen zur Diagnosegenauigkeit.</w:t>
+        <w:t>60 % der Patienten hatten moderates Vertrauen in KI; Akzeptanz beeinflusst durch ethische Unbedenklichkeit, positive emotionale Einstellung, minimale Patientenbelastung, wahrgenommene Nutzen und Kohärenz der Intervention. Minimalste Unterschiede in Akzeptanzfaktoren zwischen Vertrauensgruppen. Patienten forderten robuste Aufklärung und Vorabmitteilung vor Einsatz.</w:t>
       </w:r>
     </w:p>
     <w:p>
@@ -119,7 +119,7 @@
         <w:rPr>
           <w:sz w:val="19"/>
         </w:rPr>
-        <w:t>Englische NHS-Daten, UK-Gesundheitssystem, aber erkrankungs- und systemübergreifende Erkenntnisse übertragbar.</w:t>
+        <w:t>USA, aber Implementierungs- und Designempfehlungen für europäische Kliniken anwendbar</w:t>
       </w:r>
     </w:p>
     <w:p>
@@ -128,7 +128,7 @@
           <w:color w:val="5A7D3A"/>
           <w:sz w:val="18"/>
         </w:rPr>
-        <w:t>https://pubmed.ncbi.nlm.nih.gov/42640879/</w:t>
+        <w:t>https://pubmed.ncbi.nlm.nih.gov/42648708/</w:t>
       </w:r>
     </w:p>
     <w:p>
@@ -136,7 +136,7 @@
         <w:pStyle w:val="Heading2"/>
       </w:pPr>
       <w:r>
-        <w:t>KI-gestützte Risikoprognose bei Herzrhythmusstörungen: Patientensicht in 6 europäischen Ländern</w:t>
+        <w:t>Elektronische Überwachung kontrollierter Substanzen: Nutzerverhalten nach Systemeinführung in Klinik</w:t>
       </w:r>
     </w:p>
     <w:p>
@@ -146,12 +146,12 @@
           <w:color w:val="666666"/>
           <w:sz w:val="18"/>
         </w:rPr>
-        <w:t>Lindinger GL et al.  ·  J Med Internet Res  ·  25.08.2026  ·  PMID 42640848</w:t>
+        <w:t>Häkkinen A et al.  ·  J Med Internet Res  ·  26.08.2026  ·  PMID 42647071</w:t>
       </w:r>
     </w:p>
     <w:p>
       <w:r>
-        <w:t>Befragung von 470 Herzkranken in Deutschland, Niederlande und UK zur Akzeptanz von Personalized Risk Prediction und KI bei Defibrillator-Entscheidungen (ICD-Indikation).</w:t>
+        <w:t>Querschnittsstudie mit 599 Befragten (87 % Pflegende, 9 % Apotheker) in einem finnischen Uniklinikum zur Nutzererfahrung mit elektronischem Narkotikakartensystem (eNCC) statt Papierdokumentation, 6 Jahre nach Systemeinführung.</w:t>
       </w:r>
     </w:p>
     <w:p>
@@ -162,7 +162,7 @@
         <w:t xml:space="preserve">Ergebnis: </w:t>
       </w:r>
       <w:r>
-        <w:t>51,9% Männer, Durchschnittsalter 61 Jahre. Sechs interpretierbare Faktoren identifiziert: wahrgenommener Nutzen von Risikomodellen, wahrgenommener Nutzen von KI, Transparenzerwartungen, Delegation an Algorithmen, selbstbewertete KI-Kompetenz und Präferenz für gemeinsame Entscheidungsfindung. PRP und KI wurden als nützlich zur Entscheidungsunterstützung wahrgenommen, vorausgesetzt Transparenz ist gewährleistet und Patienten bleiben aktiv eingebunden. Vollständige Delegation an KI wurde breit abgelehnt.</w:t>
+        <w:t>80,9 % der Befragten lehnen Rückkehr zu Papierprozessen ab. 84,9 % bewerteten das System als mühelos für feste Darreichungsformen, 72,3 % für flüssige. Nach Einführung führten Pflegende und Apotheker mehr Untersuchungen und Fehlerkorektionen durch; dieser Anteil sank über Zeit. Unterschiede zwischen Berufsgruppen bestätigt.</w:t>
       </w:r>
     </w:p>
     <w:p>
@@ -177,7 +177,7 @@
         <w:rPr>
           <w:sz w:val="19"/>
         </w:rPr>
-        <w:t>Europäische Multizenterstudie, deutschsprachige und niederländische Teilnehmer vertreten.</w:t>
+        <w:t>Finnland, vergleichbares skandinavisches Gesundheitssystem und Digitalisierungsgrad</w:t>
       </w:r>
     </w:p>
     <w:p>
@@ -186,7 +186,7 @@
           <w:color w:val="5A7D3A"/>
           <w:sz w:val="18"/>
         </w:rPr>
-        <w:t>https://pubmed.ncbi.nlm.nih.gov/42640848/</w:t>
+        <w:t>https://pubmed.ncbi.nlm.nih.gov/42647071/</w:t>
       </w:r>
     </w:p>
     <w:p>
@@ -194,7 +194,7 @@
         <w:pStyle w:val="Heading2"/>
       </w:pPr>
       <w:r>
-        <w:t>KI-Chatbot-Usability für öffentliches Gesundheitswesen: italienisches Validierungstool</w:t>
+        <w:t>KI-gestützte Vorhersage von Schwangerschaftskomplikationen in drei Bevölkerungen: Schweiz, Chile, Singapur</w:t>
       </w:r>
     </w:p>
     <w:p>
@@ -204,12 +204,12 @@
           <w:color w:val="666666"/>
           <w:sz w:val="18"/>
         </w:rPr>
-        <w:t>Baglivo F et al.  ·  Front Public Health  ·  10.08.2026  ·  PMID 42639113</w:t>
+        <w:t>Li S et al.  ·  J Med Internet Res  ·  26.08.2026  ·  PMID 42644847</w:t>
       </w:r>
     </w:p>
     <w:p>
       <w:r>
-        <w:t>Entwicklung und Validierung des italienischen Chatbot Usability Questionnaire (CUQ-IT) an 77 Fachkräften, die einen Impf-Chatbot (VaxSense) bewerteten.</w:t>
+        <w:t>Retrospektive Studie mit über 700.000 Schwangerschaften aus Schweden, Chile und Singapur zur Entwicklung von Machine-Learning-Modellen für die Frühdiagnostik ungünstiger mütterlicher und neonataler Ergebnisse mittels Daten bis 14. Schwangerschaftswoche.</w:t>
       </w:r>
     </w:p>
     <w:p>
@@ -220,7 +220,7 @@
         <w:t xml:space="preserve">Ergebnis: </w:t>
       </w:r>
       <w:r>
-        <w:t>77 von 87 Workshop-Teilnehmern evaluierten Usability. KMO = 0,81, Bartlett χ² (120) = 515,36, p &lt; 0,001. Cronbach α = 0,881 (hohe interne Konsistenz). Mittlere CUQ-IT-Usability-Score für VaxSense: 66,60 ± 15,29. Teilnehmer mit höherem KI-Wissen, positiveren Einstellungen und häufigerem KI-Einsatz vergaben signifikant höhere Usability-Scores. Geschlechtsspezifische Unterschiede bei KI-Wissenseinschätzung und Usability-Bewertungen.</w:t>
+        <w:t>Das LightGBM-Modell erreichte AUROC-Werte von 0,65 in allen drei Populationen, gegenüber 0,53–0,56 für routinemäßige klinische Risikobewertungen (p&lt;0,05). Bei 50 % Falsch-Positive-Rate erreichte das Modell 69,17 % Sensitivität für Schweden, 69,62 % für Chile und 64,93 % für Singapur. Soziodemografische Variablen zählten zu den wichtigsten Prädiktoren.</w:t>
       </w:r>
     </w:p>
     <w:p>
@@ -235,7 +235,7 @@
         <w:rPr>
           <w:sz w:val="19"/>
         </w:rPr>
-        <w:t>Italienischer Public-Health-Kontext, kulturelle Adaptation eines englischen Instruments.</w:t>
+        <w:t>Nachweise aus skandinavischen und asiatischen Daten, teilweise erhöhter Digitalisierungsgrad als Deutschland</w:t>
       </w:r>
     </w:p>
     <w:p>
@@ -244,7 +244,7 @@
           <w:color w:val="5A7D3A"/>
           <w:sz w:val="18"/>
         </w:rPr>
-        <w:t>https://pubmed.ncbi.nlm.nih.gov/42639113/</w:t>
+        <w:t>https://pubmed.ncbi.nlm.nih.gov/42644847/</w:t>
       </w:r>
     </w:p>
     <w:p>
@@ -252,7 +252,7 @@
         <w:pStyle w:val="Heading2"/>
       </w:pPr>
       <w:r>
-        <w:t>Digitale Gesundheitskompetenz und KI-Einstellungen bei Klinikpersonal: spanisch-finnische Studie</w:t>
+        <w:t>Nationale interoperable Datenbasis für seltene Augenkrankheiten (FREDD) – Aufbau und erste Ergebnisse</w:t>
       </w:r>
     </w:p>
     <w:p>
@@ -262,12 +262,12 @@
           <w:color w:val="666666"/>
           <w:sz w:val="18"/>
         </w:rPr>
-        <w:t>Jimenez-Garcia S et al.  ·  J Med Internet Res  ·  24.08.2026  ·  PMID 42638355</w:t>
+        <w:t>Beluffi Marin C et al.  ·  JMIR Med Inform  ·  25.08.2026  ·  PMID 42642992</w:t>
       </w:r>
     </w:p>
     <w:p>
       <w:r>
-        <w:t>Querschnittstudie zu Zusammenhang zwischen digitaler Gesundheitskompetenz (DigiHealthCom, 42 Items) und Einstellungen zu KI bei 229 spanischen und finnischen Gesundheitsfachleuten.</w:t>
+        <w:t>Französische Implementierungsstudie zum Aufbau einer regulatorisch konformen, zentralisierten Datenbank für seltene Augenkrankheiten unter INSERM-Aufsicht, mit dynamischen elektronischen Fallberichten und standardisierter Bildverarbeitung.</w:t>
       </w:r>
     </w:p>
     <w:p>
@@ -278,7 +278,7 @@
         <w:t xml:space="preserve">Ergebnis: </w:t>
       </w:r>
       <w:r>
-        <w:t>73,8% Frauen, 53,7% Pflegekräfte, Durchschnittsalter 45,9 Jahre. Mittlere digitale Kompetenz 3,01/5 (SD 0,51), niedrigste bei Evaluierung und Implementierung digitaler Lösungen (2,83/5). Organisatorische Unterstützung moderat (2,51/5). 58,77% äußerten positive KI-Einstellungen. Konfirmatorische Faktoranalyse bestätigte Modellstrukturen. Qualitative Daten zeigten bedingten Optimismus mit Erwartungen bei Effizienz, aber Sorgen bezüglich Training, Governance und menschlicher Kontrolle.</w:t>
+        <w:t>Seit März 2025 erfolgreich Daten von 1.649 Patienten mit Retinitis pigmentosa integriert (20,3 % aller landesweiten RP-Fälle), über 10.000 ophthalmologische Bilder erfasst, Datenkonsistenzrate 93 % (7 % Inkonsistenzen durch logische Abhängigkeiten), 36,7 % der Patienten mit assoziierter Bildgebung. PP-LLM-Einsatz für zukünftige KI-Lesbarkeit vorbereitet.</w:t>
       </w:r>
     </w:p>
     <w:p>
@@ -293,7 +293,7 @@
         <w:rPr>
           <w:sz w:val="19"/>
         </w:rPr>
-        <w:t>Spanien und Finnland; Transfer auf deutsches Gesundheitspersonal mittel wegen unterschiedlicher Digitalisierungsgrade.</w:t>
+        <w:t>Frankreich, EU-Datenschutzrahmen und ähnliche Regulatory Affairs wie Deutschland</w:t>
       </w:r>
     </w:p>
     <w:p>
@@ -302,7 +302,123 @@
           <w:color w:val="5A7D3A"/>
           <w:sz w:val="18"/>
         </w:rPr>
-        <w:t>https://pubmed.ncbi.nlm.nih.gov/42638355/</w:t>
+        <w:t>https://pubmed.ncbi.nlm.nih.gov/42642992/</w:t>
+      </w:r>
+    </w:p>
+    <w:p>
+      <w:pPr>
+        <w:pStyle w:val="Heading2"/>
+      </w:pPr>
+      <w:r>
+        <w:t>Erklärbare KI enthüllt Schlüsselfaktoren bei robotergestützter und offener Prostatektomie</w:t>
+      </w:r>
+    </w:p>
+    <w:p>
+      <w:r>
+        <w:rPr>
+          <w:i/>
+          <w:color w:val="666666"/>
+          <w:sz w:val="18"/>
+        </w:rPr>
+        <w:t>Klein CR et al.  ·  Sci Rep  ·  26.08.2026  ·  PMID 42642558</w:t>
+      </w:r>
+    </w:p>
+    <w:p>
+      <w:r>
+        <w:t>Retrospektive deutsche Kohortenstudie mit 326 Patienten (224 robotergestützt, 102 offen) zur Vorhersage 12 postoperativer Ergebnisse mittels Machine Learning und SHAP-Explainability-Analyse.</w:t>
+      </w:r>
+    </w:p>
+    <w:p>
+      <w:r>
+        <w:rPr>
+          <w:b/>
+        </w:rPr>
+        <w:t xml:space="preserve">Ergebnis: </w:t>
+      </w:r>
+      <w:r>
+        <w:t>Machine-Learning-Modelle erreichten beste Leistung für postoperatives Hämoglobin (R² bis 0,57) und Entscheidung zu Gefrierschnitten (AUC bis 0,89). SHAP-Analyse zeigte: prozedurale Parameter (Katheterliege-Zeit, Aufenthalt) wurden fast ausschließlich durch Operationsansatz erklärt; pathologische Outcomes (ISUP-Grad) durch präoperative Tumorcharakteristika. Präoperatives Hämoglobin war stärkerer Prädiktor für postoperative Anämie als Alter.</w:t>
+      </w:r>
+    </w:p>
+    <w:p>
+      <w:r>
+        <w:rPr>
+          <w:b/>
+          <w:sz w:val="19"/>
+        </w:rPr>
+        <w:t xml:space="preserve">Übertragbarkeit: </w:t>
+      </w:r>
+      <w:r>
+        <w:rPr>
+          <w:sz w:val="19"/>
+        </w:rPr>
+        <w:t>Deutsche Daten, direkt auf deutsche Kliniken übertragbar</w:t>
+      </w:r>
+    </w:p>
+    <w:p>
+      <w:r>
+        <w:rPr>
+          <w:color w:val="5A7D3A"/>
+          <w:sz w:val="18"/>
+        </w:rPr>
+        <w:t>https://pubmed.ncbi.nlm.nih.gov/42642558/</w:t>
+      </w:r>
+    </w:p>
+    <w:p>
+      <w:pPr>
+        <w:pStyle w:val="Heading2"/>
+      </w:pPr>
+      <w:r>
+        <w:t>Digitale Gesundheitsanwendungen nach Sozioökonomie: Ungleichheit in Nutzung und Akzeptanz</w:t>
+      </w:r>
+    </w:p>
+    <w:p>
+      <w:r>
+        <w:rPr>
+          <w:i/>
+          <w:color w:val="666666"/>
+          <w:sz w:val="18"/>
+        </w:rPr>
+        <w:t>Standaar LMB et al.  ·  Inquiry  ·  25.08.2026  ·  PMID 42641147</w:t>
+      </w:r>
+    </w:p>
+    <w:p>
+      <w:r>
+        <w:t>Querschnittsstudie mit 1.517 niederländischen Patienten mit chronischen Erkrankungen zur Untersuchung von Unterschieden in der Nutzung von fünf eHealth-Anwendungstypen zwischen Bildungsgruppen.</w:t>
+      </w:r>
+    </w:p>
+    <w:p>
+      <w:r>
+        <w:rPr>
+          <w:b/>
+        </w:rPr>
+        <w:t xml:space="preserve">Ergebnis: </w:t>
+      </w:r>
+      <w:r>
+        <w:t>Personen mit niedrigerem Bildungsgrad nutzten signifikant weniger Websites (OR 4,78; 95% KI 3,50–6,53), Apps (OR 2,88), Wearables (OR 2,12) und Patientenportale (OR 3,24). Höhere Bildung assoziiert mit größerer Neigung zu eHealth-Nutzung (RRR 2,21) und weniger Unsicherheit (RRR 0,56). Digitale Versorgung erreicht nicht alle Patienten gleich.</w:t>
+      </w:r>
+    </w:p>
+    <w:p>
+      <w:r>
+        <w:rPr>
+          <w:b/>
+          <w:sz w:val="19"/>
+        </w:rPr>
+        <w:t xml:space="preserve">Übertragbarkeit: </w:t>
+      </w:r>
+      <w:r>
+        <w:rPr>
+          <w:sz w:val="19"/>
+        </w:rPr>
+        <w:t>Niederlande, vergleichbares Versicherungssystem und Governance wie Deutschland</w:t>
+      </w:r>
+    </w:p>
+    <w:p>
+      <w:r>
+        <w:rPr>
+          <w:color w:val="5A7D3A"/>
+          <w:sz w:val="18"/>
+        </w:rPr>
+        <w:t>https://pubmed.ncbi.nlm.nih.gov/42641147/</w:t>
       </w:r>
     </w:p>
     <w:sectPr>

--- a/download/studien-aktuell.docx
+++ b/download/studien-aktuell.docx
@@ -62,7 +62,7 @@
           <w:color w:val="666666"/>
           <w:sz w:val="18"/>
         </w:rPr>
-        <w:t>Stand: 27.08.2026  |  6 Studien  |  ki.m-vf.de</w:t>
+        <w:t>Stand: 28.08.2026  |  6 Studien  |  ki.m-vf.de</w:t>
       </w:r>
     </w:p>
     <w:p>
@@ -70,7 +70,7 @@
         <w:pStyle w:val="Heading1"/>
       </w:pPr>
       <w:r>
-        <w:t>Aufgenommen am 27.08.2026</w:t>
+        <w:t>Aufgenommen am 28.08.2026</w:t>
       </w:r>
     </w:p>
     <w:p>
@@ -78,7 +78,7 @@
         <w:pStyle w:val="Heading2"/>
       </w:pPr>
       <w:r>
-        <w:t>KI-gestützte Sprache in der Ambulanz: Patientenakzeptanz und Vertrauen</w:t>
+        <w:t>KI-gestützte Hüftfraktur-Vorhersage in der Bevölkerungs-Screening-Untersuchung</w:t>
       </w:r>
     </w:p>
     <w:p>
@@ -88,12 +88,12 @@
           <w:color w:val="666666"/>
           <w:sz w:val="18"/>
         </w:rPr>
-        <w:t>Nguyen OT et al.  ·  Appl Clin Inform  ·  26.08.2026  ·  PMID 42648708</w:t>
+        <w:t>Axelsson KF et al.  ·  PLoS Med  ·  27.08.2026  ·  PMID 42658839</w:t>
       </w:r>
     </w:p>
     <w:p>
       <w:r>
-        <w:t>Gemischte Methoden-Sekundäranalyse von 20 Patienten nach Implementierung von Ambient-AI-Scribing in der Klinik zur Untersuchung von Akzeptanzfaktoren und Vertrauen in KI-Systeme.</w:t>
+        <w:t>Eine schwedische Kohortenstudie entwickelte und validierte ein Deep-Learning-Modell (FRACTURE-ML) zur Vorhersage von Hüftfraktur-Risiko bei über 3,5 Millionen Personen ab 50 Jahren anhand von Diagnosen, Medikamenten und soziodemografischen Daten aus Routineunterlagen.</w:t>
       </w:r>
     </w:p>
     <w:p>
@@ -104,7 +104,7 @@
         <w:t xml:space="preserve">Ergebnis: </w:t>
       </w:r>
       <w:r>
-        <w:t>60 % der Patienten hatten moderates Vertrauen in KI; Akzeptanz beeinflusst durch ethische Unbedenklichkeit, positive emotionale Einstellung, minimale Patientenbelastung, wahrgenommene Nutzen und Kohärenz der Intervention. Minimalste Unterschiede in Akzeptanzfaktoren zwischen Vertrauensgruppen. Patienten forderten robuste Aufklärung und Vorabmitteilung vor Einsatz.</w:t>
+        <w:t>Das Modell erreichte eine AUC von 0,89 (95%-KI 0,88–0,89) im 1-Jahres-Horizont und 0,87 im 2-Jahres-Horizont und identifizierte bei 2-Jahres-Prognose 84 % der Risikopersonen (Sensitivität) gegenüber nur 12 % bei klassischer Fraktur-Liason-Prävention (Vergleich mit Spezifität 0,79 vs. 0,98). Das Tool könnte als ressourceneffiziente primäre Screening-Lösung eingesetzt werden.</w:t>
       </w:r>
     </w:p>
     <w:p>
@@ -119,7 +119,7 @@
         <w:rPr>
           <w:sz w:val="19"/>
         </w:rPr>
-        <w:t>USA, aber Implementierungs- und Designempfehlungen für europäische Kliniken anwendbar</w:t>
+        <w:t>Schwedische nationale Registerkohorte, vergleichbare öffentliche Gesundheitssysteme.</w:t>
       </w:r>
     </w:p>
     <w:p>
@@ -128,7 +128,7 @@
           <w:color w:val="5A7D3A"/>
           <w:sz w:val="18"/>
         </w:rPr>
-        <w:t>https://pubmed.ncbi.nlm.nih.gov/42648708/</w:t>
+        <w:t>https://pubmed.ncbi.nlm.nih.gov/42658839/</w:t>
       </w:r>
     </w:p>
     <w:p>
@@ -136,7 +136,7 @@
         <w:pStyle w:val="Heading2"/>
       </w:pPr>
       <w:r>
-        <w:t>Elektronische Überwachung kontrollierter Substanzen: Nutzerverhalten nach Systemeinführung in Klinik</w:t>
+        <w:t>KI-Kompetenz, Angst und Haltung von Pflegekräften in Krankenhäusern verschiedener Tiers</w:t>
       </w:r>
     </w:p>
     <w:p>
@@ -146,12 +146,12 @@
           <w:color w:val="666666"/>
           <w:sz w:val="18"/>
         </w:rPr>
-        <w:t>Häkkinen A et al.  ·  J Med Internet Res  ·  26.08.2026  ·  PMID 42647071</w:t>
+        <w:t>Dai Y et al.  ·  Front Public Health  ·  12.08.2026  ·  PMID 42656574</w:t>
       </w:r>
     </w:p>
     <w:p>
       <w:r>
-        <w:t>Querschnittsstudie mit 599 Befragten (87 % Pflegende, 9 % Apotheker) in einem finnischen Uniklinikum zur Nutzererfahrung mit elektronischem Narkotikakartensystem (eNCC) statt Papierdokumentation, 6 Jahre nach Systemeinführung.</w:t>
+        <w:t>Eine Multi-Center-Querschnittsstudie mit 1.392 registrierten Krankenpfleger(inne)n in Chongqing untersuchte KI-Kompetenz, KI-Angst und Einstellungen zur KI in Krankenhäusern auf unterschiedlichen Versorgungsstufen.</w:t>
       </w:r>
     </w:p>
     <w:p>
@@ -162,7 +162,7 @@
         <w:t xml:space="preserve">Ergebnis: </w:t>
       </w:r>
       <w:r>
-        <w:t>80,9 % der Befragten lehnen Rückkehr zu Papierprozessen ab. 84,9 % bewerteten das System als mühelos für feste Darreichungsformen, 72,3 % für flüssige. Nach Einführung führten Pflegende und Apotheker mehr Untersuchungen und Fehlerkorektionen durch; dieser Anteil sank über Zeit. Unterschiede zwischen Berufsgruppen bestätigt.</w:t>
+        <w:t>KI-Kompetenz betrug 5,27±0,90 (75,29 % Scoring-Rate). KI-Angst war moderat (51,29 %), mit höchsten Bedenken bei Jobverlust (55,14 %) und Wissenslücken (56,43 %). Gesamteinstellung war positiv (74,00 %). KI-Kompetenz korrelierte negativ mit Angst (r=−0,338, p&lt;0,001) und positiv mit Einstellung (r=0,551, p&lt;0,001). Kompetenz erklärte 9,9 % der Angst-Varianz und 29,4 % der Einstellungs-Varianz; niedriger Geräte-Zugang war mit höherer Angst assoziiert.</w:t>
       </w:r>
     </w:p>
     <w:p>
@@ -177,7 +177,7 @@
         <w:rPr>
           <w:sz w:val="19"/>
         </w:rPr>
-        <w:t>Finnland, vergleichbares skandinavisches Gesundheitssystem und Digitalisierungsgrad</w:t>
+        <w:t>Chongqing/China; relevante Erkenntnisse für Pflegekraft-Integration und Unterstützungsstrukturen.</w:t>
       </w:r>
     </w:p>
     <w:p>
@@ -186,7 +186,7 @@
           <w:color w:val="5A7D3A"/>
           <w:sz w:val="18"/>
         </w:rPr>
-        <w:t>https://pubmed.ncbi.nlm.nih.gov/42647071/</w:t>
+        <w:t>https://pubmed.ncbi.nlm.nih.gov/42656574/</w:t>
       </w:r>
     </w:p>
     <w:p>
@@ -194,7 +194,7 @@
         <w:pStyle w:val="Heading2"/>
       </w:pPr>
       <w:r>
-        <w:t>KI-gestützte Vorhersage von Schwangerschaftskomplikationen in drei Bevölkerungen: Schweiz, Chile, Singapur</w:t>
+        <w:t>Pflegeperson-gestützte digitale Therapeutika für Typ-2-Diabetes: Adhärenz und glykämische Ergebnisse</w:t>
       </w:r>
     </w:p>
     <w:p>
@@ -204,12 +204,12 @@
           <w:color w:val="666666"/>
           <w:sz w:val="18"/>
         </w:rPr>
-        <w:t>Li S et al.  ·  J Med Internet Res  ·  26.08.2026  ·  PMID 42644847</w:t>
+        <w:t>Ma J et al.  ·  Front Public Health  ·  12.08.2026  ·  PMID 42656516</w:t>
       </w:r>
     </w:p>
     <w:p>
       <w:r>
-        <w:t>Retrospektive Studie mit über 700.000 Schwangerschaften aus Schweden, Chile und Singapur zur Entwicklung von Machine-Learning-Modellen für die Frühdiagnostik ungünstiger mütterlicher und neonataler Ergebnisse mittels Daten bis 14. Schwangerschaftswoche.</w:t>
+        <w:t>Eine retrospektive Kohortenstudie in China evaluierte einen strukturierten, pflegeperson-geleiteten Digitale-Therapeutika-Pfad (Readiness-Screening, Schulung, Adhärenz-Monitoring, Feedback, Koordination) in der Routineversorgung von Typ-2-Diabetes-Patienten über 24 Wochen.</w:t>
       </w:r>
     </w:p>
     <w:p>
@@ -220,7 +220,7 @@
         <w:t xml:space="preserve">Ergebnis: </w:t>
       </w:r>
       <w:r>
-        <w:t>Das LightGBM-Modell erreichte AUROC-Werte von 0,65 in allen drei Populationen, gegenüber 0,53–0,56 für routinemäßige klinische Risikobewertungen (p&lt;0,05). Bei 50 % Falsch-Positive-Rate erreichte das Modell 69,17 % Sensitivität für Schweden, 69,62 % für Chile und 64,93 % für Singapur. Soziodemografische Variablen zählten zu den wichtigsten Prädiktoren.</w:t>
+        <w:t>Die pflegeperson-gestützte Intervention erzielte 78,3 % Adhärenz vs. 54,7 % in der Kontrollgruppe (Differenz 23,6 Prozentpunkte; p&lt;0,001). HbA1c-Reduktion war −0,8 % vs. −0,3 % (Differenz −0,5 Prozentpunkte; p&lt;0,001). Auch PSQ-18-Zufriedenheitsscores, Selbstmanagement und glykämische Variabilität waren besser. Die Pflegeintegration war stärkster Faktor für anhaltende Adhärenz.</w:t>
       </w:r>
     </w:p>
     <w:p>
@@ -235,7 +235,7 @@
         <w:rPr>
           <w:sz w:val="19"/>
         </w:rPr>
-        <w:t>Nachweise aus skandinavischen und asiatischen Daten, teilweise erhöhter Digitalisierungsgrad als Deutschland</w:t>
+        <w:t>China, retrospektiv Single-Center; prospektive Multicenter-Studien vor breiter Implementierung erforderlich.</w:t>
       </w:r>
     </w:p>
     <w:p>
@@ -244,7 +244,7 @@
           <w:color w:val="5A7D3A"/>
           <w:sz w:val="18"/>
         </w:rPr>
-        <w:t>https://pubmed.ncbi.nlm.nih.gov/42644847/</w:t>
+        <w:t>https://pubmed.ncbi.nlm.nih.gov/42656516/</w:t>
       </w:r>
     </w:p>
     <w:p>
@@ -252,7 +252,7 @@
         <w:pStyle w:val="Heading2"/>
       </w:pPr>
       <w:r>
-        <w:t>Nationale interoperable Datenbasis für seltene Augenkrankheiten (FREDD) – Aufbau und erste Ergebnisse</w:t>
+        <w:t>EKG-Interpretation mit KI im klinischen Alltag: ethische Perspektiven von Ärztinnen und Ärzten</w:t>
       </w:r>
     </w:p>
     <w:p>
@@ -262,12 +262,12 @@
           <w:color w:val="666666"/>
           <w:sz w:val="18"/>
         </w:rPr>
-        <w:t>Beluffi Marin C et al.  ·  JMIR Med Inform  ·  25.08.2026  ·  PMID 42642992</w:t>
+        <w:t>Allgårdh G et al.  ·  BMC Med Ethics  ·  26.08.2026  ·  PMID 42649493</w:t>
       </w:r>
     </w:p>
     <w:p>
       <w:r>
-        <w:t>Französische Implementierungsstudie zum Aufbau einer regulatorisch konformen, zentralisierten Datenbank für seltene Augenkrankheiten unter INSERM-Aufsicht, mit dynamischen elektronischen Fallberichten und standardisierter Bildverarbeitung.</w:t>
+        <w:t>Qualitative Interviews mit 12 schwedischen Fachleuten untersuchten, wie KI-unterstützte Elektrokardiografie (AI-ECG) in den Klinikalltag integriert werden könnte – ein hochvolumiges Feld mit großem Potenzial für Workflow-Veränderung.</w:t>
       </w:r>
     </w:p>
     <w:p>
@@ -278,7 +278,7 @@
         <w:t xml:space="preserve">Ergebnis: </w:t>
       </w:r>
       <w:r>
-        <w:t>Seit März 2025 erfolgreich Daten von 1.649 Patienten mit Retinitis pigmentosa integriert (20,3 % aller landesweiten RP-Fälle), über 10.000 ophthalmologische Bilder erfasst, Datenkonsistenzrate 93 % (7 % Inkonsistenzen durch logische Abhängigkeiten), 36,7 % der Patienten mit assoziierter Bildgebung. PP-LLM-Einsatz für zukünftige KI-Lesbarkeit vorbereitet.</w:t>
+        <w:t>Ärzte sehen Potenzial für verbesserte Diagnosegenauigkeit, Priorisierung und Entlastung. Gleichzeitig wurden Bedenken geäußert: Übervertrauen, fehlende Accountability, Deskilling durch zu hohe Automatisierung, sowie ethische Fragen bei Zufallsbefunden und deren Offenlegung. Die Ärzte fordern Real-World-Validierung, Beachtung von Alert-Burden und Protokolle für prognostische Befunde.</w:t>
       </w:r>
     </w:p>
     <w:p>
@@ -293,7 +293,7 @@
         <w:rPr>
           <w:sz w:val="19"/>
         </w:rPr>
-        <w:t>Frankreich, EU-Datenschutzrahmen und ähnliche Regulatory Affairs wie Deutschland</w:t>
+        <w:t>Stockholm, Schweden – vergleichbare Versorgungsstrukturen.</w:t>
       </w:r>
     </w:p>
     <w:p>
@@ -302,7 +302,7 @@
           <w:color w:val="5A7D3A"/>
           <w:sz w:val="18"/>
         </w:rPr>
-        <w:t>https://pubmed.ncbi.nlm.nih.gov/42642992/</w:t>
+        <w:t>https://pubmed.ncbi.nlm.nih.gov/42649493/</w:t>
       </w:r>
     </w:p>
     <w:p>
@@ -310,7 +310,7 @@
         <w:pStyle w:val="Heading2"/>
       </w:pPr>
       <w:r>
-        <w:t>Erklärbare KI enthüllt Schlüsselfaktoren bei robotergestützter und offener Prostatektomie</w:t>
+        <w:t>KI in der Neurologie: europäische Task Force entwirft Lehr- und Implementierungs-Rahmen</w:t>
       </w:r>
     </w:p>
     <w:p>
@@ -320,12 +320,12 @@
           <w:color w:val="666666"/>
           <w:sz w:val="18"/>
         </w:rPr>
-        <w:t>Klein CR et al.  ·  Sci Rep  ·  26.08.2026  ·  PMID 42642558</w:t>
+        <w:t>Accorroni A et al.  ·  Eur J Neurol  ·  Aug. 2026  ·  PMID 42627286</w:t>
       </w:r>
     </w:p>
     <w:p>
       <w:r>
-        <w:t>Retrospektive deutsche Kohortenstudie mit 326 Patienten (224 robotergestützt, 102 offen) zur Vorhersage 12 postoperativer Ergebnisse mittels Machine Learning und SHAP-Explainability-Analyse.</w:t>
+        <w:t>Die Europäische Akademie für Neurologie gründete eine multidisziplinäre Task Force zur Schließung von Bildungs-, ethischen und regulatorischen Lücken bei der KI-Integration in der klinischen Neurologie.</w:t>
       </w:r>
     </w:p>
     <w:p>
@@ -336,7 +336,7 @@
         <w:t xml:space="preserve">Ergebnis: </w:t>
       </w:r>
       <w:r>
-        <w:t>Machine-Learning-Modelle erreichten beste Leistung für postoperatives Hämoglobin (R² bis 0,57) und Entscheidung zu Gefrierschnitten (AUC bis 0,89). SHAP-Analyse zeigte: prozedurale Parameter (Katheterliege-Zeit, Aufenthalt) wurden fast ausschließlich durch Operationsansatz erklärt; pathologische Outcomes (ISUP-Grad) durch präoperative Tumorcharakteristika. Präoperatives Hämoglobin war stärkerer Prädiktor für postoperative Anämie als Alter.</w:t>
+        <w:t>Die Task Force hat einen modularen Lehrplan entwickelt (technische Grundlagen, klinische Anwendungen, ethische Implikationen, regulatorische Compliance) und eine europaweite Umfrage durchgeführt, um Wissenslücken und systemische Barrieren zu identifizieren. Geplante Ressourcen: E-Learning-Module, Podcasts, Masterclasses und interaktive Kongresssitzungen. Die Task Force wird Empfehlungen zur ethischen und regulatorischen Dimension erarbeiten.</w:t>
       </w:r>
     </w:p>
     <w:p>
@@ -351,7 +351,7 @@
         <w:rPr>
           <w:sz w:val="19"/>
         </w:rPr>
-        <w:t>Deutsche Daten, direkt auf deutsche Kliniken übertragbar</w:t>
+        <w:t>Europa-weiter Ansatz, primär deutschsprachiger und europäischer Fokus.</w:t>
       </w:r>
     </w:p>
     <w:p>
@@ -360,7 +360,7 @@
           <w:color w:val="5A7D3A"/>
           <w:sz w:val="18"/>
         </w:rPr>
-        <w:t>https://pubmed.ncbi.nlm.nih.gov/42642558/</w:t>
+        <w:t>https://pubmed.ncbi.nlm.nih.gov/42627286/</w:t>
       </w:r>
     </w:p>
     <w:p>
@@ -368,7 +368,7 @@
         <w:pStyle w:val="Heading2"/>
       </w:pPr>
       <w:r>
-        <w:t>Digitale Gesundheitsanwendungen nach Sozioökonomie: Ungleichheit in Nutzung und Akzeptanz</w:t>
+        <w:t>Diagnostisch kalibrierte KI-Bildqualitäts-Bewertung für Prostatakrebserkennung in MRT</w:t>
       </w:r>
     </w:p>
     <w:p>
@@ -378,12 +378,12 @@
           <w:color w:val="666666"/>
           <w:sz w:val="18"/>
         </w:rPr>
-        <w:t>Standaar LMB et al.  ·  Inquiry  ·  25.08.2026  ·  PMID 42641147</w:t>
+        <w:t>Coelho TF et al.  ·  Radiology  ·  Aug. 2026  ·  PMID 42610819</w:t>
       </w:r>
     </w:p>
     <w:p>
       <w:r>
-        <w:t>Querschnittsstudie mit 1.517 niederländischen Patienten mit chronischen Erkrankungen zur Untersuchung von Unterschieden in der Nutzung von fünf eHealth-Anwendungstypen zwischen Bildungsgruppen.</w:t>
+        <w:t>Eine Single-Center-Studie entwickelte und validierte ein Deep-Learning-Framework zur automatisierten Bildqualitätsbewertung von Prostata-Multiparameter-MRT, das Bildqualitätsscores direkt an diagnostischer Leistung (csPCa-Detektion) kalibriert.</w:t>
       </w:r>
     </w:p>
     <w:p>
@@ -394,7 +394,7 @@
         <w:t xml:space="preserve">Ergebnis: </w:t>
       </w:r>
       <w:r>
-        <w:t>Personen mit niedrigerem Bildungsgrad nutzten signifikant weniger Websites (OR 4,78; 95% KI 3,50–6,53), Apps (OR 2,88), Wearables (OR 2,12) und Patientenportale (OR 3,24). Höhere Bildung assoziiert mit größerer Neigung zu eHealth-Nutzung (RRR 2,21) und weniger Unsicherheit (RRR 0,56). Digitale Versorgung erreicht nicht alle Patienten gleich.</w:t>
+        <w:t>Das DL-Modell erreichte AUC 0,99 zur Unterscheidung niedrig- vs. hochqualitativer Bilder. In der diagnostischen Testgruppe (568 MPMRIs, 1638 Patienten) verbesserte sich das KI-Modell csPCa-Erkennung von AUC 0,92 (95%-KI 0,89–0,94) zu 0,99 (95%-KI 0,97–1,00; p=0,005); Radiologen-Genauigkeit stieg von 77 % auf 85 % (p=0,01). Das Framework verband Bildqualität direkt mit diagnostischem Ertrag.</w:t>
       </w:r>
     </w:p>
     <w:p>
@@ -409,7 +409,7 @@
         <w:rPr>
           <w:sz w:val="19"/>
         </w:rPr>
-        <w:t>Niederlande, vergleichbares Versicherungssystem und Governance wie Deutschland</w:t>
+        <w:t>Niederlande/Radboud UMC; methodisches Vorbild für diagnostische Validierung.</w:t>
       </w:r>
     </w:p>
     <w:p>
@@ -418,7 +418,7 @@
           <w:color w:val="5A7D3A"/>
           <w:sz w:val="18"/>
         </w:rPr>
-        <w:t>https://pubmed.ncbi.nlm.nih.gov/42641147/</w:t>
+        <w:t>https://pubmed.ncbi.nlm.nih.gov/42610819/</w:t>
       </w:r>
     </w:p>
     <w:sectPr>

--- a/download/studien-aktuell.docx
+++ b/download/studien-aktuell.docx
@@ -62,7 +62,7 @@
           <w:color w:val="666666"/>
           <w:sz w:val="18"/>
         </w:rPr>
-        <w:t>Stand: 28.08.2026  |  6 Studien  |  ki.m-vf.de</w:t>
+        <w:t>Stand: 29.08.2026  |  7 Studien  |  ki.m-vf.de</w:t>
       </w:r>
     </w:p>
     <w:p>
@@ -70,7 +70,7 @@
         <w:pStyle w:val="Heading1"/>
       </w:pPr>
       <w:r>
-        <w:t>Aufgenommen am 28.08.2026</w:t>
+        <w:t>Aufgenommen am 29.08.2026</w:t>
       </w:r>
     </w:p>
     <w:p>
@@ -78,7 +78,7 @@
         <w:pStyle w:val="Heading2"/>
       </w:pPr>
       <w:r>
-        <w:t>KI-gestützte Hüftfraktur-Vorhersage in der Bevölkerungs-Screening-Untersuchung</w:t>
+        <w:t>Speech-basierte Rückfallvorhersage bei Psychose mittels erklärbarer KI: TRUSTING-Protokoll</w:t>
       </w:r>
     </w:p>
     <w:p>
@@ -88,12 +88,12 @@
           <w:color w:val="666666"/>
           <w:sz w:val="18"/>
         </w:rPr>
-        <w:t>Axelsson KF et al.  ·  PLoS Med  ·  27.08.2026  ·  PMID 42658839</w:t>
+        <w:t>Hüppi RM et al.  ·  BMJ Open  ·  28.08.2026  ·  PMID 42665342</w:t>
       </w:r>
     </w:p>
     <w:p>
       <w:r>
-        <w:t>Eine schwedische Kohortenstudie entwickelte und validierte ein Deep-Learning-Modell (FRACTURE-ML) zur Vorhersage von Hüftfraktur-Risiko bei über 3,5 Millionen Personen ab 50 Jahren anhand von Diagnosen, Medikamenten und soziodemografischen Daten aus Routineunterlagen.</w:t>
+        <w:t>Studienprotokoll für prospektive multinationale Beobachtungsstudie zur Evaluation sprach-basierter KI-gestützter Früherkennung psychotischer Rückfälle über 6 Monate bei 240 Patienten und 120 Kontrollen an 6 europäischen Standorten.</w:t>
       </w:r>
     </w:p>
     <w:p>
@@ -104,7 +104,7 @@
         <w:t xml:space="preserve">Ergebnis: </w:t>
       </w:r>
       <w:r>
-        <w:t>Das Modell erreichte eine AUC von 0,89 (95%-KI 0,88–0,89) im 1-Jahres-Horizont und 0,87 im 2-Jahres-Horizont und identifizierte bei 2-Jahres-Prognose 84 % der Risikopersonen (Sensitivität) gegenüber nur 12 % bei klassischer Fraktur-Liason-Prävention (Vergleich mit Spezifität 0,79 vs. 0,98). Das Tool könnte als ressourceneffiziente primäre Screening-Lösung eingesetzt werden.</w:t>
+        <w:t>Primäre Endpunkte umfassen Modell-Performance (AUC für Rückfallvorhersage), Nutzer-Adhärenz, Transkriptionsqualität und System-Usability. Study läuft noch; es wird berichtet, welche Adhärenz- und Usability-Proportionen (95% Wilson-CI) sowie AUC für Rückfallvorhersage erwartet werden. Protokoll prospektiv registriert (NCT07397975).</w:t>
       </w:r>
     </w:p>
     <w:p>
@@ -119,7 +119,7 @@
         <w:rPr>
           <w:sz w:val="19"/>
         </w:rPr>
-        <w:t>Schwedische nationale Registerkohorte, vergleichbare öffentliche Gesundheitssysteme.</w:t>
+        <w:t>Multizentrisch europäisch (Schweiz, Niederlande, Deutschland, Tschechien, Türkei), prospektives Design, vergleichbare Versorgungssysteme</w:t>
       </w:r>
     </w:p>
     <w:p>
@@ -128,7 +128,7 @@
           <w:color w:val="5A7D3A"/>
           <w:sz w:val="18"/>
         </w:rPr>
-        <w:t>https://pubmed.ncbi.nlm.nih.gov/42658839/</w:t>
+        <w:t>https://pubmed.ncbi.nlm.nih.gov/42665342/</w:t>
       </w:r>
     </w:p>
     <w:p>
@@ -136,7 +136,7 @@
         <w:pStyle w:val="Heading2"/>
       </w:pPr>
       <w:r>
-        <w:t>KI-Kompetenz, Angst und Haltung von Pflegekräften in Krankenhäusern verschiedener Tiers</w:t>
+        <w:t>Reduktion von Reibung in pädiatrischen EHR-Systemen durch Präpopulation von Ordnungsoptionen</w:t>
       </w:r>
     </w:p>
     <w:p>
@@ -146,12 +146,12 @@
           <w:color w:val="666666"/>
           <w:sz w:val="18"/>
         </w:rPr>
-        <w:t>Dai Y et al.  ·  Front Public Health  ·  12.08.2026  ·  PMID 42656574</w:t>
+        <w:t>Bennett B et al.  ·  Appl Clin Inform  ·  28.08.2026  ·  PMID 42665259</w:t>
       </w:r>
     </w:p>
     <w:p>
       <w:r>
-        <w:t>Eine Multi-Center-Querschnittsstudie mit 1.392 registrierten Krankenpfleger(inne)n in Chongqing untersuchte KI-Kompetenz, KI-Angst und Einstellungen zur KI in Krankenhäusern auf unterschiedlichen Versorgungsstufen.</w:t>
+        <w:t>Quasi-experimentelle Pre-Post-Analyse zur Reduktion der Bestellreibung (Order Friction) in pädiatrischen Medikamentenordnungen durch Präpopulation von Dossierungen und klinischen Indikationen in Epic EHR.</w:t>
       </w:r>
     </w:p>
     <w:p>
@@ -162,7 +162,7 @@
         <w:t xml:space="preserve">Ergebnis: </w:t>
       </w:r>
       <w:r>
-        <w:t>KI-Kompetenz betrug 5,27±0,90 (75,29 % Scoring-Rate). KI-Angst war moderat (51,29 %), mit höchsten Bedenken bei Jobverlust (55,14 %) und Wissenslücken (56,43 %). Gesamteinstellung war positiv (74,00 %). KI-Kompetenz korrelierte negativ mit Angst (r=−0,338, p&lt;0,001) und positiv mit Einstellung (r=0,551, p&lt;0,001). Kompetenz erklärte 9,9 % der Angst-Varianz und 29,4 % der Einstellungs-Varianz; niedriger Geräte-Zugang war mit höherer Angst assoziiert.</w:t>
+        <w:t>Mittlere Änderungen pro Ordnung (CPO) sanken bei 22 gepaarten Ordnungstypen von 3,20 (IQR 2,41–3,68) auf 0,39 (IQR 0,18–1,04; p&lt;0,001). Bei Systemebene: volumenwichteter CPO sank von 3,06 auf 2,72, während Adoptionsrate der optimierten Liste von 9,6% auf 15,8% stieg. Mediane Reduktion: 87,8% der Order-Manipulationen.</w:t>
       </w:r>
     </w:p>
     <w:p>
@@ -177,7 +177,7 @@
         <w:rPr>
           <w:sz w:val="19"/>
         </w:rPr>
-        <w:t>Chongqing/China; relevante Erkenntnisse für Pflegekraft-Integration und Unterstützungsstrukturen.</w:t>
+        <w:t>USA-Studie (Epic Systems), methodisch aber auf jede EHR-Umgebung übertragbar</w:t>
       </w:r>
     </w:p>
     <w:p>
@@ -186,7 +186,7 @@
           <w:color w:val="5A7D3A"/>
           <w:sz w:val="18"/>
         </w:rPr>
-        <w:t>https://pubmed.ncbi.nlm.nih.gov/42656574/</w:t>
+        <w:t>https://pubmed.ncbi.nlm.nih.gov/42665259/</w:t>
       </w:r>
     </w:p>
     <w:p>
@@ -194,7 +194,7 @@
         <w:pStyle w:val="Heading2"/>
       </w:pPr>
       <w:r>
-        <w:t>Pflegeperson-gestützte digitale Therapeutika für Typ-2-Diabetes: Adhärenz und glykämische Ergebnisse</w:t>
+        <w:t>Grenzen von Sicherheitsklassifikationssystemen für Zwischenfälle in der Gesundheits-IT</w:t>
       </w:r>
     </w:p>
     <w:p>
@@ -204,12 +204,12 @@
           <w:color w:val="666666"/>
           <w:sz w:val="18"/>
         </w:rPr>
-        <w:t>Ma J et al.  ·  Front Public Health  ·  12.08.2026  ·  PMID 42656516</w:t>
+        <w:t>Jabin MSR  ·  JMIR Hum Factors  ·  28.08.2026  ·  PMID 42664497</w:t>
       </w:r>
     </w:p>
     <w:p>
       <w:r>
-        <w:t>Eine retrospektive Kohortenstudie in China evaluierte einen strukturierten, pflegeperson-geleiteten Digitale-Therapeutika-Pfad (Readiness-Screening, Schulung, Adhärenz-Monitoring, Feedback, Koordination) in der Routineversorgung von Typ-2-Diabetes-Patienten über 24 Wochen.</w:t>
+        <w:t>Conceptual Analysis zu Herausforderungen beim Klassifizieren von Health IT-bezogenen Patientensicherheits-Zwischenfällen und deren Begrenzungen als Wissenskonstrukt.</w:t>
       </w:r>
     </w:p>
     <w:p>
@@ -220,7 +220,7 @@
         <w:t xml:space="preserve">Ergebnis: </w:t>
       </w:r>
       <w:r>
-        <w:t>Die pflegeperson-gestützte Intervention erzielte 78,3 % Adhärenz vs. 54,7 % in der Kontrollgruppe (Differenz 23,6 Prozentpunkte; p&lt;0,001). HbA1c-Reduktion war −0,8 % vs. −0,3 % (Differenz −0,5 Prozentpunkte; p&lt;0,001). Auch PSQ-18-Zufriedenheitsscores, Selbstmanagement und glykämische Variabilität waren besser. Die Pflegeintegration war stärkster Faktor für anhaltende Adhärenz.</w:t>
+        <w:t>Vier rekurrente Repräsentationsprobleme identifiziert: Fragmentierung soziotechnischer Interaktionen, Verlust von Temporalität und Prozessevolution, unzureichende Darstellung von Skalierung und systemübergreifender Ausbreitung, Normalisierung von ‚Anwenderfehler'. Argument: Klassifikationen sind unverzichtbar für Surveillance und Governance, aber ihre Limits müssen anerkannt werden; komplementäre sociotechnical approaches nötig.</w:t>
       </w:r>
     </w:p>
     <w:p>
@@ -235,7 +235,7 @@
         <w:rPr>
           <w:sz w:val="19"/>
         </w:rPr>
-        <w:t>China, retrospektiv Single-Center; prospektive Multicenter-Studien vor breiter Implementierung erforderlich.</w:t>
+        <w:t>Schweden/UK autorin, konzeptioneller Beitrag zu HIT-Sicherheit, systemisch übertragbar</w:t>
       </w:r>
     </w:p>
     <w:p>
@@ -244,7 +244,7 @@
           <w:color w:val="5A7D3A"/>
           <w:sz w:val="18"/>
         </w:rPr>
-        <w:t>https://pubmed.ncbi.nlm.nih.gov/42656516/</w:t>
+        <w:t>https://pubmed.ncbi.nlm.nih.gov/42664497/</w:t>
       </w:r>
     </w:p>
     <w:p>
@@ -252,7 +252,7 @@
         <w:pStyle w:val="Heading2"/>
       </w:pPr>
       <w:r>
-        <w:t>EKG-Interpretation mit KI im klinischen Alltag: ethische Perspektiven von Ärztinnen und Ärzten</w:t>
+        <w:t>Machine Learning zur Identifikation von Internet-Addiction und kognitiver Emotionsregulation bei älteren Erwachsenen</w:t>
       </w:r>
     </w:p>
     <w:p>
@@ -262,12 +262,12 @@
           <w:color w:val="666666"/>
           <w:sz w:val="18"/>
         </w:rPr>
-        <w:t>Allgårdh G et al.  ·  BMC Med Ethics  ·  26.08.2026  ·  PMID 42649493</w:t>
+        <w:t>Gui J et al.  ·  Front Public Health  ·  13.08.2026  ·  PMID 42661909</w:t>
       </w:r>
     </w:p>
     <w:p>
       <w:r>
-        <w:t>Qualitative Interviews mit 12 schwedischen Fachleuten untersuchten, wie KI-unterstützte Elektrokardiografie (AI-ECG) in den Klinikalltag integriert werden könnte – ein hochvolumiges Feld mit großem Potenzial für Workflow-Veränderung.</w:t>
+        <w:t>Cross-sectionale Studie mit Machine-Learning-Klassifikatoren zur Vorhersage von co-auftretender Internet-Addiction und maladaptiver kognitiver Emotionsregulation bei 1.471 Erwachsenen ≥60 Jahren in China mittels demografischen, sozialen und psychosozialen Prädiktoren.</w:t>
       </w:r>
     </w:p>
     <w:p>
@@ -278,7 +278,7 @@
         <w:t xml:space="preserve">Ergebnis: </w:t>
       </w:r>
       <w:r>
-        <w:t>Ärzte sehen Potenzial für verbesserte Diagnosegenauigkeit, Priorisierung und Entlastung. Gleichzeitig wurden Bedenken geäußert: Übervertrauen, fehlende Accountability, Deskilling durch zu hohe Automatisierung, sowie ethische Fragen bei Zufallsbefunden und deren Offenlegung. Die Ärzte fordern Real-World-Validierung, Beachtung von Alert-Burden und Protokolle für prognostische Befunde.</w:t>
+        <w:t>Gradient Boosting Machine zeigte beste Performance mit AUROC 0,904, Genauigkeit 0,816, Sensitivität 0,810, Spezifität 0,818. SHAP-Analyse identifizierte allgemeines Wohlbefinden als dominantester Prädiktor, gefolgt von Bildungsgrad und objektivem Support. 8 Prädiktoren beibehalten; Modell unterscheidet aktuellen co-occurrence-Status, keine Prognose.</w:t>
       </w:r>
     </w:p>
     <w:p>
@@ -293,7 +293,7 @@
         <w:rPr>
           <w:sz w:val="19"/>
         </w:rPr>
-        <w:t>Stockholm, Schweden – vergleichbare Versorgungsstrukturen.</w:t>
+        <w:t>China, Originaldata, querschnittlich, aber Prädiktoren sind strukturübergreifend</w:t>
       </w:r>
     </w:p>
     <w:p>
@@ -302,7 +302,7 @@
           <w:color w:val="5A7D3A"/>
           <w:sz w:val="18"/>
         </w:rPr>
-        <w:t>https://pubmed.ncbi.nlm.nih.gov/42649493/</w:t>
+        <w:t>https://pubmed.ncbi.nlm.nih.gov/42661909/</w:t>
       </w:r>
     </w:p>
     <w:p>
@@ -310,7 +310,7 @@
         <w:pStyle w:val="Heading2"/>
       </w:pPr>
       <w:r>
-        <w:t>KI in der Neurologie: europäische Task Force entwirft Lehr- und Implementierungs-Rahmen</w:t>
+        <w:t>Real-World-Digital-Health-Technologien zur Erfassung und Vorhersage von Toxizität bei hämatologischen Malignomen</w:t>
       </w:r>
     </w:p>
     <w:p>
@@ -320,12 +320,12 @@
           <w:color w:val="666666"/>
           <w:sz w:val="18"/>
         </w:rPr>
-        <w:t>Accorroni A et al.  ·  Eur J Neurol  ·  Aug. 2026  ·  PMID 42627286</w:t>
+        <w:t>El-Galaly TC et al.  ·  Lancet Haematol  ·  Sept. 2026  ·  PMID 42660134</w:t>
       </w:r>
     </w:p>
     <w:p>
       <w:r>
-        <w:t>Die Europäische Akademie für Neurologie gründete eine multidisziplinäre Task Force zur Schließung von Bildungs-, ethischen und regulatorischen Lücken bei der KI-Integration in der klinischen Neurologie.</w:t>
+        <w:t>Narrative Review zu digitalen Gesundheitstechnologien (ePRO, Wearables, KI, Digital Twins, synthetische Daten) für Echtzeit-Erfassung und Vorhersage von Behandlungstoxizität bei hämatologischen Krebspatienten in der Versorgungspraxis.</w:t>
       </w:r>
     </w:p>
     <w:p>
@@ -336,7 +336,7 @@
         <w:t xml:space="preserve">Ergebnis: </w:t>
       </w:r>
       <w:r>
-        <w:t>Die Task Force hat einen modularen Lehrplan entwickelt (technische Grundlagen, klinische Anwendungen, ethische Implikationen, regulatorische Compliance) und eine europaweite Umfrage durchgeführt, um Wissenslücken und systemische Barrieren zu identifizieren. Geplante Ressourcen: E-Learning-Module, Podcasts, Masterclasses und interaktive Kongresssitzungen. Die Task Force wird Empfehlungen zur ethischen und regulatorischen Dimension erarbeiten.</w:t>
+        <w:t>DHTs können kontinuierliche, patientengenerierte Daten erfassen, die aktuelle post-marketing toxicity assessments nicht zuverlässig erfassen. KI und synthetische Daten ermöglichen Toxizitätsvorhersage in größerem Maßstab. Herausforderungen: Datenqualität, Interpretierbarkeit, Workflow-Integration, Datenschutz, Governance. Koentwicklung mit Patienten, Klinikern, Bezahlern und Regulatoren notwendig.</w:t>
       </w:r>
     </w:p>
     <w:p>
@@ -351,7 +351,7 @@
         <w:rPr>
           <w:sz w:val="19"/>
         </w:rPr>
-        <w:t>Europa-weiter Ansatz, primär deutschsprachiger und europäischer Fokus.</w:t>
+        <w:t>Multi-autorengruppe Europa und Kanada, Position Paper, aber kein eigenes Ergebnis im Sinne einer Versorgungsevaluation</w:t>
       </w:r>
     </w:p>
     <w:p>
@@ -360,7 +360,7 @@
           <w:color w:val="5A7D3A"/>
           <w:sz w:val="18"/>
         </w:rPr>
-        <w:t>https://pubmed.ncbi.nlm.nih.gov/42627286/</w:t>
+        <w:t>https://pubmed.ncbi.nlm.nih.gov/42660134/</w:t>
       </w:r>
     </w:p>
     <w:p>
@@ -368,7 +368,7 @@
         <w:pStyle w:val="Heading2"/>
       </w:pPr>
       <w:r>
-        <w:t>Diagnostisch kalibrierte KI-Bildqualitäts-Bewertung für Prostatakrebserkennung in MRT</w:t>
+        <w:t>KI-gestützte Kosteneinsparungen in UK- und australischen Gesundheitssystemen: Bayesische Analyse</w:t>
       </w:r>
     </w:p>
     <w:p>
@@ -378,12 +378,12 @@
           <w:color w:val="666666"/>
           <w:sz w:val="18"/>
         </w:rPr>
-        <w:t>Coelho TF et al.  ·  Radiology  ·  Aug. 2026  ·  PMID 42610819</w:t>
+        <w:t>Sarkar J et al.  ·  JMIR Med Inform  ·  26.08.2026  ·  PMID 42647854</w:t>
       </w:r>
     </w:p>
     <w:p>
       <w:r>
-        <w:t>Eine Single-Center-Studie entwickelte und validierte ein Deep-Learning-Framework zur automatisierten Bildqualitätsbewertung von Prostata-Multiparameter-MRT, das Bildqualitätsscores direkt an diagnostischer Leistung (csPCa-Detektion) kalibriert.</w:t>
+        <w:t>Bayesische Budget-Impact-Analyse zur Schätzung von KI-bedingten Kosteneinsparungen in Radiologie, Workflow-Optimierung und Workforce-Optimierung unter Berücksichtigung von Einführungsrisiken und Effektivitätsungewissheit.</w:t>
       </w:r>
     </w:p>
     <w:p>
@@ -394,7 +394,7 @@
         <w:t xml:space="preserve">Ergebnis: </w:t>
       </w:r>
       <w:r>
-        <w:t>Das DL-Modell erreichte AUC 0,99 zur Unterscheidung niedrig- vs. hochqualitativer Bilder. In der diagnostischen Testgruppe (568 MPMRIs, 1638 Patienten) verbesserte sich das KI-Modell csPCa-Erkennung von AUC 0,92 (95%-KI 0,89–0,94) zu 0,99 (95%-KI 0,97–1,00; p=0,005); Radiologen-Genauigkeit stieg von 77 % auf 85 % (p=0,01). Das Framework verband Bildqualität direkt mit diagnostischem Ertrag.</w:t>
+        <w:t>Geschätzte jährliche Bruttoeinsparungen: 949 Mio. US$ (UK, 95%-KI 720,6–1173,5) und 737 Mio. US$ (Australien, 95%-KI 526,1–953,6). Workforce-Optimierung lieferte größten Anteil (UK 62,4%, Australien 76,2%). Implementierungsrisiko 35,5–47,4% (unter vorherigen Annahmen). Baseline-Projektionen 2024–2030: 10,1 Mrd. US$ (UK), 8,0 Mrd. US$ (Australien).</w:t>
       </w:r>
     </w:p>
     <w:p>
@@ -409,7 +409,7 @@
         <w:rPr>
           <w:sz w:val="19"/>
         </w:rPr>
-        <w:t>Niederlande/Radboud UMC; methodisches Vorbild für diagnostische Validierung.</w:t>
+        <w:t>UK und Australien, vergleichbare Gesundheitssystemstrukturen, aber Einsparungen primär als Kapazitätsgewinne, nicht Cashflows</w:t>
       </w:r>
     </w:p>
     <w:p>
@@ -418,7 +418,65 @@
           <w:color w:val="5A7D3A"/>
           <w:sz w:val="18"/>
         </w:rPr>
-        <w:t>https://pubmed.ncbi.nlm.nih.gov/42610819/</w:t>
+        <w:t>https://pubmed.ncbi.nlm.nih.gov/42647854/</w:t>
+      </w:r>
+    </w:p>
+    <w:p>
+      <w:pPr>
+        <w:pStyle w:val="Heading2"/>
+      </w:pPr>
+      <w:r>
+        <w:t>KI-gestützte Lymphozytenquantifizierung bei Triple-negativem Brustkrebs: externe Validierungsstudie</w:t>
+      </w:r>
+    </w:p>
+    <w:p>
+      <w:r>
+        <w:rPr>
+          <w:i/>
+          <w:color w:val="666666"/>
+          <w:sz w:val="18"/>
+        </w:rPr>
+        <w:t>Dixon-Douglas JR et al.  ·  Lancet Oncol  ·  Sept. 2026  ·  PMID 42636839</w:t>
+      </w:r>
+    </w:p>
+    <w:p>
+      <w:r>
+        <w:t>Externe Validierung zweier KI-Pipelines zur automatisierten Quantifizierung tumorinfiltierender Lymphozyten in Tumorproben von 1.356 Patienten mit Brustkrebsindizes an prospektiven Studiendaten.</w:t>
+      </w:r>
+    </w:p>
+    <w:p>
+      <w:r>
+        <w:rPr>
+          <w:b/>
+        </w:rPr>
+        <w:t xml:space="preserve">Ergebnis: </w:t>
+      </w:r>
+      <w:r>
+        <w:t>cTIL-Scores waren unabhängig mit Invasive-Disease-Free-Survival (HR 0,80, p&lt;0,0001), Distant-Disease-Free-Survival (HR 0,77, p&lt;0,0001) und Overall-Survival (HR 0,79, p=0,0002) assoziiert. cTIL verbesserte 5-Jahres-AUC gegenüber klinicopathologischen Variablen allein, trug aber nicht inkrementell zu Modellen mit Patholog-Scores hinzu. KI zeigt Reproduzierbarkeit als Biomarker, besonders wo Patholog-Assessment fehlt.</w:t>
+      </w:r>
+    </w:p>
+    <w:p>
+      <w:r>
+        <w:rPr>
+          <w:b/>
+          <w:sz w:val="19"/>
+        </w:rPr>
+        <w:t xml:space="preserve">Übertragbarkeit: </w:t>
+      </w:r>
+      <w:r>
+        <w:rPr>
+          <w:sz w:val="19"/>
+        </w:rPr>
+        <w:t>Europäische Studie (Niederlande, Belgien, Frankreich, Skandinavien), klinische Validation mit langfristigen Outcomes</w:t>
+      </w:r>
+    </w:p>
+    <w:p>
+      <w:r>
+        <w:rPr>
+          <w:color w:val="5A7D3A"/>
+          <w:sz w:val="18"/>
+        </w:rPr>
+        <w:t>https://pubmed.ncbi.nlm.nih.gov/42636839/</w:t>
       </w:r>
     </w:p>
     <w:sectPr>

--- a/download/studien-aktuell.docx
+++ b/download/studien-aktuell.docx
@@ -62,7 +62,7 @@
           <w:color w:val="666666"/>
           <w:sz w:val="18"/>
         </w:rPr>
-        <w:t>Stand: 29.08.2026  |  7 Studien  |  ki.m-vf.de</w:t>
+        <w:t>Stand: 30.08.2026  |  7 Studien  |  ki.m-vf.de</w:t>
       </w:r>
     </w:p>
     <w:p>
@@ -70,7 +70,7 @@
         <w:pStyle w:val="Heading1"/>
       </w:pPr>
       <w:r>
-        <w:t>Aufgenommen am 29.08.2026</w:t>
+        <w:t>Aufgenommen am 30.08.2026</w:t>
       </w:r>
     </w:p>
     <w:p>
@@ -78,7 +78,7 @@
         <w:pStyle w:val="Heading2"/>
       </w:pPr>
       <w:r>
-        <w:t>Speech-basierte Rückfallvorhersage bei Psychose mittels erklärbarer KI: TRUSTING-Protokoll</w:t>
+        <w:t>Künstliche Intelligenz in Prävention von Typ-2-Diabetes: Screening, Risikoprognose und digitale Interventionen</w:t>
       </w:r>
     </w:p>
     <w:p>
@@ -88,12 +88,12 @@
           <w:color w:val="666666"/>
           <w:sz w:val="18"/>
         </w:rPr>
-        <w:t>Hüppi RM et al.  ·  BMJ Open  ·  28.08.2026  ·  PMID 42665342</w:t>
+        <w:t>Chen R et al.  ·  Front Endocrinol (Lausanne)  ·  14.08.2026  ·  PMID 42666695</w:t>
       </w:r>
     </w:p>
     <w:p>
       <w:r>
-        <w:t>Studienprotokoll für prospektive multinationale Beobachtungsstudie zur Evaluation sprach-basierter KI-gestützter Früherkennung psychotischer Rückfälle über 6 Monate bei 240 Patienten und 120 Kontrollen an 6 europäischen Standorten.</w:t>
+        <w:t>Narrative systematische Übersichtsarbeit von 2010-2026, die KI-gestützte Ansätze zur Prädiabetes-Früherkennung, Progressionsrisiko-Vorhersage und digitale Lebensstiländerungen untersucht; Bewertung externer Validierung und Versorgungsintegrierbarkeit.</w:t>
       </w:r>
     </w:p>
     <w:p>
@@ -104,7 +104,7 @@
         <w:t xml:space="preserve">Ergebnis: </w:t>
       </w:r>
       <w:r>
-        <w:t>Primäre Endpunkte umfassen Modell-Performance (AUC für Rückfallvorhersage), Nutzer-Adhärenz, Transkriptionsqualität und System-Usability. Study läuft noch; es wird berichtet, welche Adhärenz- und Usability-Proportionen (95% Wilson-CI) sowie AUC für Rückfallvorhersage erwartet werden. Protokoll prospektiv registriert (NCT07397975).</w:t>
+        <w:t>KI-Modelle übertreffen traditionelle Risikoscores durch Integration von klinischen Daten, EHR-Längsschnitten, kontinuierlicher Glukoseüberwachung, tragbaren Signalen und Biomarkern. Einige extern validierte Modelle zeigen klinisch relevante Diskriminationskraft für Hochrisiko-Patienten. Digitale Programme (Apps, Web, tragbar) fördern Verhaltensänderung und reduzieren Abhängigkeit von intensiven Beratungen. Limits: Heterogenität der Prädiabetes-Definitionen, begrenzte externe Validierung in diversen Populationen, ungeklärte Langzeiteffektivität, Datenschutz und Governance-Lücken.</w:t>
       </w:r>
     </w:p>
     <w:p>
@@ -119,7 +119,7 @@
         <w:rPr>
           <w:sz w:val="19"/>
         </w:rPr>
-        <w:t>Multizentrisch europäisch (Schweiz, Niederlande, Deutschland, Tschechien, Türkei), prospektives Design, vergleichbare Versorgungssysteme</w:t>
+        <w:t>Narrative Übersicht, Konzepte auf Deutschland übertragbar, externe Validierung in europäischen Kohorten erforderlich</w:t>
       </w:r>
     </w:p>
     <w:p>
@@ -128,7 +128,7 @@
           <w:color w:val="5A7D3A"/>
           <w:sz w:val="18"/>
         </w:rPr>
-        <w:t>https://pubmed.ncbi.nlm.nih.gov/42665342/</w:t>
+        <w:t>https://pubmed.ncbi.nlm.nih.gov/42666695/</w:t>
       </w:r>
     </w:p>
     <w:p>
@@ -136,7 +136,7 @@
         <w:pStyle w:val="Heading2"/>
       </w:pPr>
       <w:r>
-        <w:t>Reduktion von Reibung in pädiatrischen EHR-Systemen durch Präpopulation von Ordnungsoptionen</w:t>
+        <w:t>Large Language Models in der klinischen Pflege: Nutzungsabsichten und Grenzen</w:t>
       </w:r>
     </w:p>
     <w:p>
@@ -146,12 +146,12 @@
           <w:color w:val="666666"/>
           <w:sz w:val="18"/>
         </w:rPr>
-        <w:t>Bennett B et al.  ·  Appl Clin Inform  ·  28.08.2026  ·  PMID 42665259</w:t>
+        <w:t>Li X et al.  ·  J Nurs Manag  ·  2026  ·  PMID 42666072</w:t>
       </w:r>
     </w:p>
     <w:p>
       <w:r>
-        <w:t>Quasi-experimentelle Pre-Post-Analyse zur Reduktion der Bestellreibung (Order Friction) in pädiatrischen Medikamentenordnungen durch Präpopulation von Dossierungen und klinischen Indikationen in Epic EHR.</w:t>
+        <w:t>Qualitative Studie mit 17 klinischen Pflegekräften aus verschiedenen Krankenhausebenen zur Untersuchung der Absicht, LLMs (ChatGPT, Claude) zu nutzen; thematische Analyse der Facilitators, Constraints, Risiken und professionellen Grenzen nach UTAUT-Modell.</w:t>
       </w:r>
     </w:p>
     <w:p>
@@ -162,7 +162,7 @@
         <w:t xml:space="preserve">Ergebnis: </w:t>
       </w:r>
       <w:r>
-        <w:t>Mittlere Änderungen pro Ordnung (CPO) sanken bei 22 gepaarten Ordnungstypen von 3,20 (IQR 2,41–3,68) auf 0,39 (IQR 0,18–1,04; p&lt;0,001). Bei Systemebene: volumenwichteter CPO sank von 3,06 auf 2,72, während Adoptionsrate der optimierten Liste von 9,6% auf 15,8% stieg. Mediane Reduktion: 87,8% der Order-Manipulationen.</w:t>
+        <w:t>Sechste Themen identifiziert: Performance Expectancy, Effort Expectancy, Social Influence, Facilitating Conditions, Perceived Risk, Professional Boundaries. Teilnehmer äußerten positive, aber konditionale Nutzungsabsicht. Potenzielle Unterstützung für standardisierte, niedrig-risiko Aufgaben (Dokumentation, Wissensvermittlung). Vorsicht: LLMs sollten ärztliche Urteilskraft, klinische Verantwortung und humanistische Kommunikation nicht ersetzen. Datenicherheit und Rechenschaftspflicht betont.</w:t>
       </w:r>
     </w:p>
     <w:p>
@@ -177,7 +177,7 @@
         <w:rPr>
           <w:sz w:val="19"/>
         </w:rPr>
-        <w:t>USA-Studie (Epic Systems), methodisch aber auf jede EHR-Umgebung übertragbar</w:t>
+        <w:t>China – vergleichbare Pflegekontexte, länderneutrales Fachverhalten</w:t>
       </w:r>
     </w:p>
     <w:p>
@@ -186,7 +186,7 @@
           <w:color w:val="5A7D3A"/>
           <w:sz w:val="18"/>
         </w:rPr>
-        <w:t>https://pubmed.ncbi.nlm.nih.gov/42665259/</w:t>
+        <w:t>https://pubmed.ncbi.nlm.nih.gov/42666072/</w:t>
       </w:r>
     </w:p>
     <w:p>
@@ -194,7 +194,7 @@
         <w:pStyle w:val="Heading2"/>
       </w:pPr>
       <w:r>
-        <w:t>Grenzen von Sicherheitsklassifikationssystemen für Zwischenfälle in der Gesundheits-IT</w:t>
+        <w:t>KI-Chatbots bei bipolarer Störung: Vertrauensverlagerung und klinische Risiken</w:t>
       </w:r>
     </w:p>
     <w:p>
@@ -204,12 +204,12 @@
           <w:color w:val="666666"/>
           <w:sz w:val="18"/>
         </w:rPr>
-        <w:t>Jabin MSR  ·  JMIR Hum Factors  ·  28.08.2026  ·  PMID 42664497</w:t>
+        <w:t>Bassil K et al.  ·  Bipolar Disord  ·  Sept. 2026  ·  PMID 42657654</w:t>
       </w:r>
     </w:p>
     <w:p>
       <w:r>
-        <w:t>Conceptual Analysis zu Herausforderungen beim Klassifizieren von Health IT-bezogenen Patientensicherheits-Zwischenfällen und deren Begrenzungen als Wissenskonstrukt.</w:t>
+        <w:t>Qualitative Studie mit zwei Patienten mit bipolarer Störung, die ChatGPT zur Selbstreflexion und psychischen Unterstützung nutzten; Interviews dokumentierten Nutzungsmuster, wahrgenommene Vorteile und Risiken der Vertrauensverlagerung von Fachleuten zu KI.</w:t>
       </w:r>
     </w:p>
     <w:p>
@@ -220,7 +220,7 @@
         <w:t xml:space="preserve">Ergebnis: </w:t>
       </w:r>
       <w:r>
-        <w:t>Vier rekurrente Repräsentationsprobleme identifiziert: Fragmentierung soziotechnischer Interaktionen, Verlust von Temporalität und Prozessevolution, unzureichende Darstellung von Skalierung und systemübergreifender Ausbreitung, Normalisierung von ‚Anwenderfehler'. Argument: Klassifikationen sind unverzichtbar für Surveillance und Governance, aber ihre Limits müssen anerkannt werden; komplementäre sociotechnical approaches nötig.</w:t>
+        <w:t>Beide Patienten nutzten ChatGPT für emotionale und soziale Unterstützung; ein Patient entwickelte emotionale Intimität zur KI, während der andere reflektiertes, intellektualisiertes Engagement zeigte. Wahrgenommene Vorteile: Nichturteilende Unterstützung, bessere Erreichbarkeit als professionelle Betreuung. Risiken: Überabhängigkeit, verminderte Vertrauensfähigkeit in Kliniker, Unkenntnis von KI-Limitationen. Die Studie warnt vor der Vermischung klinischer Rollen und unzureichender Aufklärung über KI-Grenzen.</w:t>
       </w:r>
     </w:p>
     <w:p>
@@ -235,7 +235,7 @@
         <w:rPr>
           <w:sz w:val="19"/>
         </w:rPr>
-        <w:t>Schweden/UK autorin, konzeptioneller Beitrag zu HIT-Sicherheit, systemisch übertragbar</w:t>
+        <w:t>Niederlande – vergleichbares Gesundheitssystem, direkt übertragbare ethische und klinische Bedenken</w:t>
       </w:r>
     </w:p>
     <w:p>
@@ -244,7 +244,7 @@
           <w:color w:val="5A7D3A"/>
           <w:sz w:val="18"/>
         </w:rPr>
-        <w:t>https://pubmed.ncbi.nlm.nih.gov/42664497/</w:t>
+        <w:t>https://pubmed.ncbi.nlm.nih.gov/42657654/</w:t>
       </w:r>
     </w:p>
     <w:p>
@@ -252,7 +252,7 @@
         <w:pStyle w:val="Heading2"/>
       </w:pPr>
       <w:r>
-        <w:t>Machine Learning zur Identifikation von Internet-Addiction und kognitiver Emotionsregulation bei älteren Erwachsenen</w:t>
+        <w:t>ChatGPT-4o und ChatGPT-5 zur Diagnose oraler Schleimhautläsionen: Klinische Leistung</w:t>
       </w:r>
     </w:p>
     <w:p>
@@ -262,12 +262,12 @@
           <w:color w:val="666666"/>
           <w:sz w:val="18"/>
         </w:rPr>
-        <w:t>Gui J et al.  ·  Front Public Health  ·  13.08.2026  ·  PMID 42661909</w:t>
+        <w:t>Glavina A et al.  ·  Medicina (Kaunas)  ·  21.08.2026  ·  PMID 42654507</w:t>
       </w:r>
     </w:p>
     <w:p>
       <w:r>
-        <w:t>Cross-sectionale Studie mit Machine-Learning-Klassifikatoren zur Vorhersage von co-auftretender Internet-Addiction und maladaptiver kognitiver Emotionsregulation bei 1.471 Erwachsenen ≥60 Jahren in China mittels demografischen, sozialen und psychosozialen Prädiktoren.</w:t>
+        <w:t>Prospektive Studie mit 70 Patienten (21 normal anatomische Varianten, 49 pathologische Läsionen) zur Bewertung der diagnostischen Genauigkeit von ChatGPT-4o und ChatGPT-5 bei der Identifikation oraler Läsionen basierend auf klinischen Fotografien.</w:t>
       </w:r>
     </w:p>
     <w:p>
@@ -278,7 +278,7 @@
         <w:t xml:space="preserve">Ergebnis: </w:t>
       </w:r>
       <w:r>
-        <w:t>Gradient Boosting Machine zeigte beste Performance mit AUROC 0,904, Genauigkeit 0,816, Sensitivität 0,810, Spezifität 0,818. SHAP-Analyse identifizierte allgemeines Wohlbefinden als dominantester Prädiktor, gefolgt von Bildungsgrad und objektivem Support. 8 Prädiktoren beibehalten; Modell unterscheidet aktuellen co-occurrence-Status, keine Prognose.</w:t>
+        <w:t>Mit Bild allein: ChatGPT-4o 19,0%, ChatGPT-5 9,0% Top-1-Genauigkeit. Mit Bild plus klinischer Information: ChatGPT-4o 69,0%, ChatGPT-5 51,0%. Für normale Varianten (Bild+Text): ChatGPT-4o 81,0%, ChatGPT-5 76,2%. Für pathologische Läsionen: ChatGPT-4o 63,3%, ChatGPT-5 40,8%. Beide Modelle können klinische Diagnose nicht ersetzen; als Entscheidungsunterstützungstool bei strukturierter Information möglich.</w:t>
       </w:r>
     </w:p>
     <w:p>
@@ -293,7 +293,7 @@
         <w:rPr>
           <w:sz w:val="19"/>
         </w:rPr>
-        <w:t>China, Originaldata, querschnittlich, aber Prädiktoren sind strukturübergreifend</w:t>
+        <w:t>Kroatien – EU-Regulierungskontext, vergleichbare zahnmedizinische Versorgung</w:t>
       </w:r>
     </w:p>
     <w:p>
@@ -302,7 +302,7 @@
           <w:color w:val="5A7D3A"/>
           <w:sz w:val="18"/>
         </w:rPr>
-        <w:t>https://pubmed.ncbi.nlm.nih.gov/42661909/</w:t>
+        <w:t>https://pubmed.ncbi.nlm.nih.gov/42654507/</w:t>
       </w:r>
     </w:p>
     <w:p>
@@ -310,7 +310,7 @@
         <w:pStyle w:val="Heading2"/>
       </w:pPr>
       <w:r>
-        <w:t>Real-World-Digital-Health-Technologien zur Erfassung und Vorhersage von Toxizität bei hämatologischen Malignomen</w:t>
+        <w:t>Zeno AI zur Echtzeit-Risikoklassifizierung von Stimmlippenläsionen in Laryngoskopie</w:t>
       </w:r>
     </w:p>
     <w:p>
@@ -320,12 +320,12 @@
           <w:color w:val="666666"/>
           <w:sz w:val="18"/>
         </w:rPr>
-        <w:t>El-Galaly TC et al.  ·  Lancet Haematol  ·  Sept. 2026  ·  PMID 42660134</w:t>
+        <w:t>Kränzlein J et al.  ·  Med Sci (Basel)  ·  06.08.2026  ·  PMID 42646592</w:t>
       </w:r>
     </w:p>
     <w:p>
       <w:r>
-        <w:t>Narrative Review zu digitalen Gesundheitstechnologien (ePRO, Wearables, KI, Digital Twins, synthetische Daten) für Echtzeit-Erfassung und Vorhersage von Behandlungstoxizität bei hämatologischen Krebspatienten in der Versorgungspraxis.</w:t>
+        <w:t>Prospektive Single-Center-Studie mit 109 Patienten zur Validierung des CE-MDR-zertifizierten Systems Zeno AI im Schattenmodus während strukturierter flexibler Laryngoskopie; Vergleich mit Expertenurteil und Histopathologie bei operierten Patienten (n=36).</w:t>
       </w:r>
     </w:p>
     <w:p>
@@ -336,7 +336,7 @@
         <w:t xml:space="preserve">Ergebnis: </w:t>
       </w:r>
       <w:r>
-        <w:t>DHTs können kontinuierliche, patientengenerierte Daten erfassen, die aktuelle post-marketing toxicity assessments nicht zuverlässig erfassen. KI und synthetische Daten ermöglichen Toxizitätsvorhersage in größerem Maßstab. Herausforderungen: Datenqualität, Interpretierbarkeit, Workflow-Integration, Datenschutz, Governance. Koentwicklung mit Patienten, Klinikern, Bezahlern und Regulatoren notwendig.</w:t>
+        <w:t>AI und Expertenurteil stimmten in 99/103 interpretierbaren Fällen überein (96,1%, κ=0,927). Gegenüber Histopathologie (36 Patienten): Sensitivität 88,9%, Spezifität 92,6%, PPV 80,0%, NPV 96,2%. Bei definitiven AI-Outputs (sekundäre Analyse): Sensitivität 100%, Spezifität 91,7%. Unsichere Outputs (n=6) erforderten Expertenbeurteilung. Keine Malignität als benigne klassifiziert; ein Fall mit Dysplasie als unsicher. Histopathologie bleibt Standard für definitive Diagnose.</w:t>
       </w:r>
     </w:p>
     <w:p>
@@ -351,7 +351,7 @@
         <w:rPr>
           <w:sz w:val="19"/>
         </w:rPr>
-        <w:t>Multi-autorengruppe Europa und Kanada, Position Paper, aber kein eigenes Ergebnis im Sinne einer Versorgungsevaluation</w:t>
+        <w:t>Deutschland – deutsche Kliniken, vergleichbare Dokumentations- und Zulassungsstandards</w:t>
       </w:r>
     </w:p>
     <w:p>
@@ -360,7 +360,7 @@
           <w:color w:val="5A7D3A"/>
           <w:sz w:val="18"/>
         </w:rPr>
-        <w:t>https://pubmed.ncbi.nlm.nih.gov/42660134/</w:t>
+        <w:t>https://pubmed.ncbi.nlm.nih.gov/42646592/</w:t>
       </w:r>
     </w:p>
     <w:p>
@@ -368,7 +368,7 @@
         <w:pStyle w:val="Heading2"/>
       </w:pPr>
       <w:r>
-        <w:t>KI-gestützte Kosteneinsparungen in UK- und australischen Gesundheitssystemen: Bayesische Analyse</w:t>
+        <w:t>Machine-Learning-Modell zur Vorhersage von Krebsrisiko bei Herz-Nieren-Metabolik-Syndrom</w:t>
       </w:r>
     </w:p>
     <w:p>
@@ -378,12 +378,12 @@
           <w:color w:val="666666"/>
           <w:sz w:val="18"/>
         </w:rPr>
-        <w:t>Sarkar J et al.  ·  JMIR Med Inform  ·  26.08.2026  ·  PMID 42647854</w:t>
+        <w:t>He X et al.  ·  Front Endocrinol (Lausanne)  ·  03.08.2026  ·  PMID 42609333</w:t>
       </w:r>
     </w:p>
     <w:p>
       <w:r>
-        <w:t>Bayesische Budget-Impact-Analyse zur Schätzung von KI-bedingten Kosteneinsparungen in Radiologie, Workflow-Optimierung und Workforce-Optimierung unter Berücksichtigung von Einführungsrisiken und Effektivitätsungewissheit.</w:t>
+        <w:t>Prospektive Kohortenstudie mit 399.034 UK-Biobank-Teilnehmern zur Evaluation von Herz-Nieren-Metabolik(CKM)-Stadium und genetischer Suszeptibilität (Polygenic Risk Score) für Krebsinzidenz; acht ML-Modelle für Risikostratifizierung entwickelt.</w:t>
       </w:r>
     </w:p>
     <w:p>
@@ -394,7 +394,7 @@
         <w:t xml:space="preserve">Ergebnis: </w:t>
       </w:r>
       <w:r>
-        <w:t>Geschätzte jährliche Bruttoeinsparungen: 949 Mio. US$ (UK, 95%-KI 720,6–1173,5) und 737 Mio. US$ (Australien, 95%-KI 526,1–953,6). Workforce-Optimierung lieferte größten Anteil (UK 62,4%, Australien 76,2%). Implementierungsrisiko 35,5–47,4% (unter vorherigen Annahmen). Baseline-Projektionen 2024–2030: 10,1 Mrd. US$ (UK), 8,0 Mrd. US$ (Australien).</w:t>
+        <w:t>Über Median-Follow-up von 13,7 Jahren: 48.247 Krebsfälle. Hazard Ratios für CKM-Stadium 0-4: 1,0 (Referenz), 1,01, 1,21, 2,17. Mit hohem genetischen Risiko und fortgeschrittenem CKM: HR 3,24 (95%-CI 2,68-3,93). Bestes Modell (GBM): Test-AUC 0,801. Web-basierter Rechner für individualisierte Risikoprognose. Nichtlineare Assoziationen für diastolischer RR, Neutrophilenzahl, alkalische Phosphatase, TyG-BMI. Gesamtbilirubin medierte 44,45% der Assoziation.</w:t>
       </w:r>
     </w:p>
     <w:p>
@@ -409,7 +409,7 @@
         <w:rPr>
           <w:sz w:val="19"/>
         </w:rPr>
-        <w:t>UK und Australien, vergleichbare Gesundheitssystemstrukturen, aber Einsparungen primär als Kapazitätsgewinne, nicht Cashflows</w:t>
+        <w:t>UK-Daten, generalisierbar auf europäische Bevölkerungen mit ähnlichen Risikofaktoren</w:t>
       </w:r>
     </w:p>
     <w:p>
@@ -418,7 +418,7 @@
           <w:color w:val="5A7D3A"/>
           <w:sz w:val="18"/>
         </w:rPr>
-        <w:t>https://pubmed.ncbi.nlm.nih.gov/42647854/</w:t>
+        <w:t>https://pubmed.ncbi.nlm.nih.gov/42609333/</w:t>
       </w:r>
     </w:p>
     <w:p>
@@ -426,7 +426,7 @@
         <w:pStyle w:val="Heading2"/>
       </w:pPr>
       <w:r>
-        <w:t>KI-gestützte Lymphozytenquantifizierung bei Triple-negativem Brustkrebs: externe Validierungsstudie</w:t>
+        <w:t>Deep-Learning-gestützte MRT-Navigation für fokale Prostata-Seed-Brachytherapie: Workflow-Validierung</w:t>
       </w:r>
     </w:p>
     <w:p>
@@ -436,12 +436,12 @@
           <w:color w:val="666666"/>
           <w:sz w:val="18"/>
         </w:rPr>
-        <w:t>Dixon-Douglas JR et al.  ·  Lancet Oncol  ·  Sept. 2026  ·  PMID 42636839</w:t>
+        <w:t>Aumueller P et al.  ·  J Appl Clin Med Phys  ·  Aug. 2026  ·  PMID 42605022</w:t>
       </w:r>
     </w:p>
     <w:p>
       <w:r>
-        <w:t>Externe Validierung zweier KI-Pipelines zur automatisierten Quantifizierung tumorinfiltierender Lymphozyten in Tumorproben von 1.356 Patienten mit Brustkrebsindizes an prospektiven Studiendaten.</w:t>
+        <w:t>Machbarkeitsstudie zum Einsatz des ferngesteuerten, MRT-kompatiblen Robotersystems RCM für transrektale, MRT-gelenkte fokale Prostataimplantation; Phantom-Experimente zur Quantifizierung der Präzision und dosimetrischen Auswirkungen.</w:t>
       </w:r>
     </w:p>
     <w:p>
@@ -452,7 +452,7 @@
         <w:t xml:space="preserve">Ergebnis: </w:t>
       </w:r>
       <w:r>
-        <w:t>cTIL-Scores waren unabhängig mit Invasive-Disease-Free-Survival (HR 0,80, p&lt;0,0001), Distant-Disease-Free-Survival (HR 0,77, p&lt;0,0001) und Overall-Survival (HR 0,79, p=0,0002) assoziiert. cTIL verbesserte 5-Jahres-AUC gegenüber klinicopathologischen Variablen allein, trug aber nicht inkrementell zu Modellen mit Patholog-Scores hinzu. KI zeigt Reproduzierbarkeit als Biomarker, besonders wo Patholog-Assessment fehlt.</w:t>
+        <w:t>Robotische Ausrichtung: mittlere erwartete Samenablage-Verschiebung 0,6±0,2 mm. Gesamtabweichung geplante zu freigesetzte Positionen: 2,6±0,9 mm, mit 0,7±0,4 mm Versatz entlang der Trajektorie. MRT-only-Seed-Registrierung: Unterschied zu CT-verifizierten Positionen 2,8±1,4 mm. Nach zwei freigesetzten Nadeln: V100%-Dosisabdeckung fiel von 100% auf 92,9% (MRT-only) bzw. 85,7% (CT-verifiziert). Sub-Millimeter-Robotergenauigkeit demonstriert; Samenfreisetzung und MRT-Bildgebungs-Limitationen bleiben Fehlerquellen.</w:t>
       </w:r>
     </w:p>
     <w:p>
@@ -467,7 +467,7 @@
         <w:rPr>
           <w:sz w:val="19"/>
         </w:rPr>
-        <w:t>Europäische Studie (Niederlande, Belgien, Frankreich, Skandinavien), klinische Validation mit langfristigen Outcomes</w:t>
+        <w:t>Deutschland – deutsche Universitätskliniken, vergleichbare Radiotherapie-Standards</w:t>
       </w:r>
     </w:p>
     <w:p>
@@ -476,7 +476,7 @@
           <w:color w:val="5A7D3A"/>
           <w:sz w:val="18"/>
         </w:rPr>
-        <w:t>https://pubmed.ncbi.nlm.nih.gov/42636839/</w:t>
+        <w:t>https://pubmed.ncbi.nlm.nih.gov/42605022/</w:t>
       </w:r>
     </w:p>
     <w:sectPr>

--- a/download/studien-aktuell.docx
+++ b/download/studien-aktuell.docx
@@ -62,7 +62,7 @@
           <w:color w:val="666666"/>
           <w:sz w:val="18"/>
         </w:rPr>
-        <w:t>Stand: 30.08.2026  |  7 Studien  |  ki.m-vf.de</w:t>
+        <w:t>Stand: 31.08.2026  |  6 Studien  |  ki.m-vf.de</w:t>
       </w:r>
     </w:p>
     <w:p>
@@ -70,7 +70,7 @@
         <w:pStyle w:val="Heading1"/>
       </w:pPr>
       <w:r>
-        <w:t>Aufgenommen am 30.08.2026</w:t>
+        <w:t>Aufgenommen am 31.08.2026</w:t>
       </w:r>
     </w:p>
     <w:p>
@@ -78,7 +78,7 @@
         <w:pStyle w:val="Heading2"/>
       </w:pPr>
       <w:r>
-        <w:t>Künstliche Intelligenz in Prävention von Typ-2-Diabetes: Screening, Risikoprognose und digitale Interventionen</w:t>
+        <w:t>Strukturierte digitale Dokumentation in der Neonatalanästhesie: Neo Somno Log</w:t>
       </w:r>
     </w:p>
     <w:p>
@@ -88,12 +88,12 @@
           <w:color w:val="666666"/>
           <w:sz w:val="18"/>
         </w:rPr>
-        <w:t>Chen R et al.  ·  Front Endocrinol (Lausanne)  ·  14.08.2026  ·  PMID 42666695</w:t>
+        <w:t>Trinh SH et al.  ·  Orv Hetil  ·  30.08.2026  ·  PMID 42669146</w:t>
       </w:r>
     </w:p>
     <w:p>
       <w:r>
-        <w:t>Narrative systematische Übersichtsarbeit von 2010-2026, die KI-gestützte Ansätze zur Prädiabetes-Früherkennung, Progressionsrisiko-Vorhersage und digitale Lebensstiländerungen untersucht; Bewertung externer Validierung und Versorgungsintegrierbarkeit.</w:t>
+        <w:t>Entwicklung und Pilotierung eines elektronischen Dokumentationssystems für strukturierte Erfassung von intraoperativen Ereignissen bei neonatologischen Anästhesien in Ungarn.</w:t>
       </w:r>
     </w:p>
     <w:p>
@@ -104,7 +104,7 @@
         <w:t xml:space="preserve">Ergebnis: </w:t>
       </w:r>
       <w:r>
-        <w:t>KI-Modelle übertreffen traditionelle Risikoscores durch Integration von klinischen Daten, EHR-Längsschnitten, kontinuierlicher Glukoseüberwachung, tragbaren Signalen und Biomarkern. Einige extern validierte Modelle zeigen klinisch relevante Diskriminationskraft für Hochrisiko-Patienten. Digitale Programme (Apps, Web, tragbar) fördern Verhaltensänderung und reduzieren Abhängigkeit von intensiven Beratungen. Limits: Heterogenität der Prädiabetes-Definitionen, begrenzte externe Validierung in diversen Populationen, ungeklärte Langzeiteffektivität, Datenschutz und Governance-Lücken.</w:t>
+        <w:t>Das System erfasst 864 verschiedene Datenpunkte über 5 Domänen strukturiert und zeitgestempelt. Bei 167 Neugeborenen (Mediangewicht 2900 g) wurden 94 abdominale, 21 neurochirurgische, 22 thorakale, 14 ophthalmologische und 12 weitere Eingriffe dokumentiert. Die Pilotierung zeigte Machbarkeit und Praktikabilität für Versorgungsqualitätsverbesserung und Patientensicherheit.</w:t>
       </w:r>
     </w:p>
     <w:p>
@@ -119,7 +119,7 @@
         <w:rPr>
           <w:sz w:val="19"/>
         </w:rPr>
-        <w:t>Narrative Übersicht, Konzepte auf Deutschland übertragbar, externe Validierung in europäischen Kohorten erforderlich</w:t>
+        <w:t>Ungarn, europäisches Universitätsklinikum, strukturierte Papierersetzung durch digitale Datenerfassung.</w:t>
       </w:r>
     </w:p>
     <w:p>
@@ -128,7 +128,7 @@
           <w:color w:val="5A7D3A"/>
           <w:sz w:val="18"/>
         </w:rPr>
-        <w:t>https://pubmed.ncbi.nlm.nih.gov/42666695/</w:t>
+        <w:t>https://pubmed.ncbi.nlm.nih.gov/42669146/</w:t>
       </w:r>
     </w:p>
     <w:p>
@@ -136,7 +136,7 @@
         <w:pStyle w:val="Heading2"/>
       </w:pPr>
       <w:r>
-        <w:t>Large Language Models in der klinischen Pflege: Nutzungsabsichten und Grenzen</w:t>
+        <w:t>Interpretable Machine Learning für finanzielle Risikostratifizierung in der kolorektalen Chirurgie unter DRG-Entgelt</w:t>
       </w:r>
     </w:p>
     <w:p>
@@ -146,12 +146,12 @@
           <w:color w:val="666666"/>
           <w:sz w:val="18"/>
         </w:rPr>
-        <w:t>Li X et al.  ·  J Nurs Manag  ·  2026  ·  PMID 42666072</w:t>
+        <w:t>Fan B et al.  ·  Front Public Health  ·  14.08.2026  ·  PMID 42666356</w:t>
       </w:r>
     </w:p>
     <w:p>
       <w:r>
-        <w:t>Qualitative Studie mit 17 klinischen Pflegekräften aus verschiedenen Krankenhausebenen zur Untersuchung der Absicht, LLMs (ChatGPT, Claude) zu nutzen; thematische Analyse der Facilitators, Constraints, Risiken und professionellen Grenzen nach UTAUT-Modell.</w:t>
+        <w:t>Maschinelles Lernen zur Vorhersage von DRG-bedingtem finanziellem Risiko bei kolorektalen Krebsoperationen mit Integration in Point-of-Care-Entscheidungsunterstützung.</w:t>
       </w:r>
     </w:p>
     <w:p>
@@ -162,7 +162,7 @@
         <w:t xml:space="preserve">Ergebnis: </w:t>
       </w:r>
       <w:r>
-        <w:t>Sechste Themen identifiziert: Performance Expectancy, Effort Expectancy, Social Influence, Facilitating Conditions, Perceived Risk, Professional Boundaries. Teilnehmer äußerten positive, aber konditionale Nutzungsabsicht. Potenzielle Unterstützung für standardisierte, niedrig-risiko Aufgaben (Dokumentation, Wissensvermittlung). Vorsicht: LLMs sollten ärztliche Urteilskraft, klinische Verantwortung und humanistische Kommunikation nicht ersetzen. Datenicherheit und Rechenschaftspflicht betont.</w:t>
+        <w:t>Random-Forest-Modell erreichte AUROC 0,852 im Derivationscohort (n=2081) und 38,4% Patienten überschritten DRG-Benchmark. SHAP-Analyse identifizierte chirurgischer Zugang, postoperative Komplikationen, Liegedauer und Komorbiditätslast als Haupttreiber. Web-basiertes Tool zur individualisierten Risikovorhersage wurde prospektiv evaluiert (n=12 Patienten), Kalibrierungsplot und Entscheidungskurve zeigten klinischen Nutzen.</w:t>
       </w:r>
     </w:p>
     <w:p>
@@ -177,7 +177,7 @@
         <w:rPr>
           <w:sz w:val="19"/>
         </w:rPr>
-        <w:t>China – vergleichbare Pflegekontexte, länderneutrales Fachverhalten</w:t>
+        <w:t>China, aber DRG-Finanzierung vergleichbar mit deutschen Pauschalsystemen, einsatzbar zur Ressourcenplanung.</w:t>
       </w:r>
     </w:p>
     <w:p>
@@ -186,7 +186,7 @@
           <w:color w:val="5A7D3A"/>
           <w:sz w:val="18"/>
         </w:rPr>
-        <w:t>https://pubmed.ncbi.nlm.nih.gov/42666072/</w:t>
+        <w:t>https://pubmed.ncbi.nlm.nih.gov/42666356/</w:t>
       </w:r>
     </w:p>
     <w:p>
@@ -194,7 +194,7 @@
         <w:pStyle w:val="Heading2"/>
       </w:pPr>
       <w:r>
-        <w:t>KI-Chatbots bei bipolarer Störung: Vertrauensverlagerung und klinische Risiken</w:t>
+        <w:t>Deep Learning für automatische Konturierung in der Rektumkrebs-Strahlentherapie: longitudinale Wirksamkeit</w:t>
       </w:r>
     </w:p>
     <w:p>
@@ -204,12 +204,12 @@
           <w:color w:val="666666"/>
           <w:sz w:val="18"/>
         </w:rPr>
-        <w:t>Bassil K et al.  ·  Bipolar Disord  ·  Sept. 2026  ·  PMID 42657654</w:t>
+        <w:t>Wang N et al.  ·  J Appl Clin Med Phys  ·  Sept. 2026  ·  PMID 42665916</w:t>
       </w:r>
     </w:p>
     <w:p>
       <w:r>
-        <w:t>Qualitative Studie mit zwei Patienten mit bipolarer Störung, die ChatGPT zur Selbstreflexion und psychischen Unterstützung nutzten; Interviews dokumentierten Nutzungsmuster, wahrgenommene Vorteile und Risiken der Vertrauensverlagerung von Fachleuten zu KI.</w:t>
+        <w:t>Real-World-Analyse der klinischen Auswirkungen Implementierung und iterativen Updates eines Deep-Learning-Systems zur automatischen Zielvolumen- und Risikoorgankonturierung bei Rektumkrebspatienten (Kohorten: pre-Implementation n=50, post-Implementation n=50, post-Update n=50).</w:t>
       </w:r>
     </w:p>
     <w:p>
@@ -220,7 +220,7 @@
         <w:t xml:space="preserve">Ergebnis: </w:t>
       </w:r>
       <w:r>
-        <w:t>Beide Patienten nutzten ChatGPT für emotionale und soziale Unterstützung; ein Patient entwickelte emotionale Intimität zur KI, während der andere reflektiertes, intellektualisiertes Engagement zeigte. Wahrgenommene Vorteile: Nichturteilende Unterstützung, bessere Erreichbarkeit als professionelle Betreuung. Risiken: Überabhängigkeit, verminderte Vertrauensfähigkeit in Kliniker, Unkenntnis von KI-Limitationen. Die Studie warnt vor der Vermischung klinischer Rollen und unzureichender Aufklärung über KI-Grenzen.</w:t>
+        <w:t>Nach System-Update verbesserten sich Dice-Koeffizienten: CTV von 0,88±0,04 auf 0,93±0,04 (p&lt;0,001), Risikoorgane von 0,88±0,05 auf 0,95±0,02 (p&lt;0,001). Fehlerquote sank um 80,6%. Auto2-assistierte Methode reduzierte Konturierungszeit um 58,8% gegenüber manuell, 21,9% gegenüber Auto1. 99,2% der überarbeiteten Konturen erhielten Likert-Score ≥4 von klinischen Experten.</w:t>
       </w:r>
     </w:p>
     <w:p>
@@ -235,7 +235,7 @@
         <w:rPr>
           <w:sz w:val="19"/>
         </w:rPr>
-        <w:t>Niederlande – vergleichbares Gesundheitssystem, direkt übertragbare ethische und klinische Bedenken</w:t>
+        <w:t>China/Pekinger Krebszentrum, aber Deep-Learning-Architektur und Workflow-Prinzipien auf europäische Zentren übertragbar.</w:t>
       </w:r>
     </w:p>
     <w:p>
@@ -244,7 +244,7 @@
           <w:color w:val="5A7D3A"/>
           <w:sz w:val="18"/>
         </w:rPr>
-        <w:t>https://pubmed.ncbi.nlm.nih.gov/42657654/</w:t>
+        <w:t>https://pubmed.ncbi.nlm.nih.gov/42665916/</w:t>
       </w:r>
     </w:p>
     <w:p>
@@ -252,7 +252,7 @@
         <w:pStyle w:val="Heading2"/>
       </w:pPr>
       <w:r>
-        <w:t>ChatGPT-4o und ChatGPT-5 zur Diagnose oraler Schleimhautläsionen: Klinische Leistung</w:t>
+        <w:t>Generative KI in der Physiotherapie-Lehre: Nutzung, Haltungen und KI-Literalität</w:t>
       </w:r>
     </w:p>
     <w:p>
@@ -262,12 +262,12 @@
           <w:color w:val="666666"/>
           <w:sz w:val="18"/>
         </w:rPr>
-        <w:t>Glavina A et al.  ·  Medicina (Kaunas)  ·  21.08.2026  ·  PMID 42654507</w:t>
+        <w:t>Schröder K et al.  ·  BMC Med Educ  ·  28.08.2026  ·  PMID 42665827</w:t>
       </w:r>
     </w:p>
     <w:p>
       <w:r>
-        <w:t>Prospektive Studie mit 70 Patienten (21 normal anatomische Varianten, 49 pathologische Läsionen) zur Bewertung der diagnostischen Genauigkeit von ChatGPT-4o und ChatGPT-5 bei der Identifikation oraler Läsionen basierend auf klinischen Fotografien.</w:t>
+        <w:t>Wiederholte Querschnittsbefragung von Physiotherapiestudieren an schwedischer Universität zu Gebrauch und Wahrnehmung von generativen KI-Tools nach curricularen Anpassungen in 2024–2025.</w:t>
       </w:r>
     </w:p>
     <w:p>
@@ -278,7 +278,7 @@
         <w:t xml:space="preserve">Ergebnis: </w:t>
       </w:r>
       <w:r>
-        <w:t>Mit Bild allein: ChatGPT-4o 19,0%, ChatGPT-5 9,0% Top-1-Genauigkeit. Mit Bild plus klinischer Information: ChatGPT-4o 69,0%, ChatGPT-5 51,0%. Für normale Varianten (Bild+Text): ChatGPT-4o 81,0%, ChatGPT-5 76,2%. Für pathologische Läsionen: ChatGPT-4o 63,3%, ChatGPT-5 40,8%. Beide Modelle können klinische Diagnose nicht ersetzen; als Entscheidungsunterstützungstool bei strukturierter Information möglich.</w:t>
+        <w:t>Täglicher KI-Gebrauch stieg von 13% (2024) auf 57% (2025), p&lt;0,001. Diverse Nutzung (Brainstorming, Textverfeinerung) nahm signifikant zu. KI-Literacy-Scores (GAILS-10) waren nach strukturiertem Training deutlich höher (Cohens d=1,0 zwischen Semester 1 und Semester 3), was Unterschiede in Lehrerfolg und Kompetenzentwicklung belegt.</w:t>
       </w:r>
     </w:p>
     <w:p>
@@ -293,7 +293,7 @@
         <w:rPr>
           <w:sz w:val="19"/>
         </w:rPr>
-        <w:t>Kroatien – EU-Regulierungskontext, vergleichbare zahnmedizinische Versorgung</w:t>
+        <w:t>Schweden, digitaler Reifungsgrad höher als Deutschland, aber Konzept der strukturierten KI-Literalität-Integration übertragbar.</w:t>
       </w:r>
     </w:p>
     <w:p>
@@ -302,7 +302,7 @@
           <w:color w:val="5A7D3A"/>
           <w:sz w:val="18"/>
         </w:rPr>
-        <w:t>https://pubmed.ncbi.nlm.nih.gov/42654507/</w:t>
+        <w:t>https://pubmed.ncbi.nlm.nih.gov/42665827/</w:t>
       </w:r>
     </w:p>
     <w:p>
@@ -310,7 +310,7 @@
         <w:pStyle w:val="Heading2"/>
       </w:pPr>
       <w:r>
-        <w:t>Zeno AI zur Echtzeit-Risikoklassifizierung von Stimmlippenläsionen in Laryngoskopie</w:t>
+        <w:t>Machine Learning zur Früherkennung von akutem Nierenschaden nach Nicht-Kardiochirurgie</w:t>
       </w:r>
     </w:p>
     <w:p>
@@ -320,12 +320,12 @@
           <w:color w:val="666666"/>
           <w:sz w:val="18"/>
         </w:rPr>
-        <w:t>Kränzlein J et al.  ·  Med Sci (Basel)  ·  06.08.2026  ·  PMID 42646592</w:t>
+        <w:t>Leins J et al.  ·  Sci Rep  ·  18.08.2026  ·  PMID 42613359</w:t>
       </w:r>
     </w:p>
     <w:p>
       <w:r>
-        <w:t>Prospektive Single-Center-Studie mit 109 Patienten zur Validierung des CE-MDR-zertifizierten Systems Zeno AI im Schattenmodus während strukturierter flexibler Laryngoskopie; Vergleich mit Expertenurteil und Histopathologie bei operierten Patienten (n=36).</w:t>
+        <w:t>Vorhersage postoperativen akuten Nierenschadens (PO-AKI) nach Nicht-Kardio-Operationen mit acht ML-Algorithmen auf großem EHR-Datensatz (n=13.890, 12,37% mit PO-AKI).</w:t>
       </w:r>
     </w:p>
     <w:p>
@@ -336,7 +336,7 @@
         <w:t xml:space="preserve">Ergebnis: </w:t>
       </w:r>
       <w:r>
-        <w:t>AI und Expertenurteil stimmten in 99/103 interpretierbaren Fällen überein (96,1%, κ=0,927). Gegenüber Histopathologie (36 Patienten): Sensitivität 88,9%, Spezifität 92,6%, PPV 80,0%, NPV 96,2%. Bei definitiven AI-Outputs (sekundäre Analyse): Sensitivität 100%, Spezifität 91,7%. Unsichere Outputs (n=6) erforderten Expertenbeurteilung. Keine Malignität als benigne klassifiziert; ein Fall mit Dysplasie als unsicher. Histopathologie bleibt Standard für definitive Diagnose.</w:t>
+        <w:t>Random-Forest-Klassifikator erzielte bestes ROC-AUC von 0,742 (95% CI 0,725–0,762). Prädiktoren: 62 pre-, intra- und postoperative Merkmale einschließlich Blutdruckverlauf. Modellperformance verbesserte sich von präoperativ ROC-AUC 0,722 auf postoperativ 0,738. Feature-Importance variierte zwischen Ensemble- und Nicht-Ensemble-Modellen erheblich.</w:t>
       </w:r>
     </w:p>
     <w:p>
@@ -351,7 +351,7 @@
         <w:rPr>
           <w:sz w:val="19"/>
         </w:rPr>
-        <w:t>Deutschland – deutsche Kliniken, vergleichbare Dokumentations- und Zulassungsstandards</w:t>
+        <w:t>Deutschland, Hannover Medical School, deutsche EHR-Daten, vergleichbare Dokumentationspflichten und Patientenkohorte.</w:t>
       </w:r>
     </w:p>
     <w:p>
@@ -360,7 +360,7 @@
           <w:color w:val="5A7D3A"/>
           <w:sz w:val="18"/>
         </w:rPr>
-        <w:t>https://pubmed.ncbi.nlm.nih.gov/42646592/</w:t>
+        <w:t>https://pubmed.ncbi.nlm.nih.gov/42613359/</w:t>
       </w:r>
     </w:p>
     <w:p>
@@ -368,7 +368,7 @@
         <w:pStyle w:val="Heading2"/>
       </w:pPr>
       <w:r>
-        <w:t>Machine-Learning-Modell zur Vorhersage von Krebsrisiko bei Herz-Nieren-Metabolik-Syndrom</w:t>
+        <w:t>LLM-gestützte Sprachanalyse in der Depressionsdiagnose: multilinguale Vier-Kohorten-Studie</w:t>
       </w:r>
     </w:p>
     <w:p>
@@ -378,12 +378,12 @@
           <w:color w:val="666666"/>
           <w:sz w:val="18"/>
         </w:rPr>
-        <w:t>He X et al.  ·  Front Endocrinol (Lausanne)  ·  03.08.2026  ·  PMID 42609333</w:t>
+        <w:t>Cortal G et al.  ·  JMIR Ment Health  ·  17.08.2026  ·  PMID 42607290</w:t>
       </w:r>
     </w:p>
     <w:p>
       <w:r>
-        <w:t>Prospektive Kohortenstudie mit 399.034 UK-Biobank-Teilnehmern zur Evaluation von Herz-Nieren-Metabolik(CKM)-Stadium und genetischer Suszeptibilität (Polygenic Risk Score) für Krebsinzidenz; acht ML-Modelle für Risikostratifizierung entwickelt.</w:t>
+        <w:t>Unsupervised Clustering von Spontansprach-Transkripten mit multilingualem Language Model und Dichte-Clusterung zur Assoziation mit klinischen Depressions-Skalen über vier unabhängige Kohorten (Frankreich n=1338, Italien n=116, China n=52, Spanien n=90).</w:t>
       </w:r>
     </w:p>
     <w:p>
@@ -394,7 +394,7 @@
         <w:t xml:space="preserve">Ergebnis: </w:t>
       </w:r>
       <w:r>
-        <w:t>Über Median-Follow-up von 13,7 Jahren: 48.247 Krebsfälle. Hazard Ratios für CKM-Stadium 0-4: 1,0 (Referenz), 1,01, 1,21, 2,17. Mit hohem genetischen Risiko und fortgeschrittenem CKM: HR 3,24 (95%-CI 2,68-3,93). Bestes Modell (GBM): Test-AUC 0,801. Web-basierter Rechner für individualisierte Risikoprognose. Nichtlineare Assoziationen für diastolischer RR, Neutrophilenzahl, alkalische Phosphatase, TyG-BMI. Gesamtbilirubin medierte 44,45% der Assoziation.</w:t>
+        <w:t>In französischer Allgemeinbevölkerung unterschieden sich PHQ-9-Scores zwischen Clustern (η²=0,19, p&lt;0,001), ebenso Angst (GAD-7), Insomnie (AIS) und Müdigkeit (MFI) (η²=0,14-0,16, p&lt;0,001). In italienischer Stichprobe war Cluster-Zugehörigkeit mit klinisch diagnostizierter Depression assoziiert (Cramér V=0,74, p&lt;0,001), in chinesischer mit MDD-Diagnose (V=0,55, p=0,001). LLM-generierte Cluster-Beschreibungen waren klinisch interpretierbar.</w:t>
       </w:r>
     </w:p>
     <w:p>
@@ -409,7 +409,7 @@
         <w:rPr>
           <w:sz w:val="19"/>
         </w:rPr>
-        <w:t>UK-Daten, generalisierbar auf europäische Bevölkerungen mit ähnlichen Risikofaktoren</w:t>
+        <w:t>Multinationale Validierung, romanische und asiatische Sprachen, Methodik auf deutschsprachige Kohorten übertragbar.</w:t>
       </w:r>
     </w:p>
     <w:p>
@@ -418,65 +418,7 @@
           <w:color w:val="5A7D3A"/>
           <w:sz w:val="18"/>
         </w:rPr>
-        <w:t>https://pubmed.ncbi.nlm.nih.gov/42609333/</w:t>
-      </w:r>
-    </w:p>
-    <w:p>
-      <w:pPr>
-        <w:pStyle w:val="Heading2"/>
-      </w:pPr>
-      <w:r>
-        <w:t>Deep-Learning-gestützte MRT-Navigation für fokale Prostata-Seed-Brachytherapie: Workflow-Validierung</w:t>
-      </w:r>
-    </w:p>
-    <w:p>
-      <w:r>
-        <w:rPr>
-          <w:i/>
-          <w:color w:val="666666"/>
-          <w:sz w:val="18"/>
-        </w:rPr>
-        <w:t>Aumueller P et al.  ·  J Appl Clin Med Phys  ·  Aug. 2026  ·  PMID 42605022</w:t>
-      </w:r>
-    </w:p>
-    <w:p>
-      <w:r>
-        <w:t>Machbarkeitsstudie zum Einsatz des ferngesteuerten, MRT-kompatiblen Robotersystems RCM für transrektale, MRT-gelenkte fokale Prostataimplantation; Phantom-Experimente zur Quantifizierung der Präzision und dosimetrischen Auswirkungen.</w:t>
-      </w:r>
-    </w:p>
-    <w:p>
-      <w:r>
-        <w:rPr>
-          <w:b/>
-        </w:rPr>
-        <w:t xml:space="preserve">Ergebnis: </w:t>
-      </w:r>
-      <w:r>
-        <w:t>Robotische Ausrichtung: mittlere erwartete Samenablage-Verschiebung 0,6±0,2 mm. Gesamtabweichung geplante zu freigesetzte Positionen: 2,6±0,9 mm, mit 0,7±0,4 mm Versatz entlang der Trajektorie. MRT-only-Seed-Registrierung: Unterschied zu CT-verifizierten Positionen 2,8±1,4 mm. Nach zwei freigesetzten Nadeln: V100%-Dosisabdeckung fiel von 100% auf 92,9% (MRT-only) bzw. 85,7% (CT-verifiziert). Sub-Millimeter-Robotergenauigkeit demonstriert; Samenfreisetzung und MRT-Bildgebungs-Limitationen bleiben Fehlerquellen.</w:t>
-      </w:r>
-    </w:p>
-    <w:p>
-      <w:r>
-        <w:rPr>
-          <w:b/>
-          <w:sz w:val="19"/>
-        </w:rPr>
-        <w:t xml:space="preserve">Übertragbarkeit: </w:t>
-      </w:r>
-      <w:r>
-        <w:rPr>
-          <w:sz w:val="19"/>
-        </w:rPr>
-        <w:t>Deutschland – deutsche Universitätskliniken, vergleichbare Radiotherapie-Standards</w:t>
-      </w:r>
-    </w:p>
-    <w:p>
-      <w:r>
-        <w:rPr>
-          <w:color w:val="5A7D3A"/>
-          <w:sz w:val="18"/>
-        </w:rPr>
-        <w:t>https://pubmed.ncbi.nlm.nih.gov/42605022/</w:t>
+        <w:t>https://pubmed.ncbi.nlm.nih.gov/42607290/</w:t>
       </w:r>
     </w:p>
     <w:sectPr>

--- a/download/studien-aktuell.docx
+++ b/download/studien-aktuell.docx
@@ -62,7 +62,7 @@
           <w:color w:val="666666"/>
           <w:sz w:val="18"/>
         </w:rPr>
-        <w:t>Stand: 31.08.2026  |  6 Studien  |  ki.m-vf.de</w:t>
+        <w:t>Stand: 01.09.2026  |  7 Studien  |  ki.m-vf.de</w:t>
       </w:r>
     </w:p>
     <w:p>
@@ -70,7 +70,7 @@
         <w:pStyle w:val="Heading1"/>
       </w:pPr>
       <w:r>
-        <w:t>Aufgenommen am 31.08.2026</w:t>
+        <w:t>Aufgenommen am 01.09.2026</w:t>
       </w:r>
     </w:p>
     <w:p>
@@ -78,7 +78,7 @@
         <w:pStyle w:val="Heading2"/>
       </w:pPr>
       <w:r>
-        <w:t>Strukturierte digitale Dokumentation in der Neonatalanästhesie: Neo Somno Log</w:t>
+        <w:t>Mobile App für Patientenverfügungen: Nutzerfreundlichkeit und Zufriedenheit mit iDecide</w:t>
       </w:r>
     </w:p>
     <w:p>
@@ -88,12 +88,12 @@
           <w:color w:val="666666"/>
           <w:sz w:val="18"/>
         </w:rPr>
-        <w:t>Trinh SH et al.  ·  Orv Hetil  ·  30.08.2026  ·  PMID 42669146</w:t>
+        <w:t>Von Segesser A et al.  ·  Swiss Med Wkly  ·  25.08.2026  ·  PMID 42672122</w:t>
       </w:r>
     </w:p>
     <w:p>
       <w:r>
-        <w:t>Entwicklung und Pilotierung eines elektronischen Dokumentationssystems für strukturierte Erfassung von intraoperativen Ereignissen bei neonatologischen Anästhesien in Ungarn.</w:t>
+        <w:t>Participatory Action Research zur Entwicklung der iDecide-App für die Erstellung von Patientenverfügungen in der Schweiz; Bewertung durch 94 Nutzer mit Fünf-Punkte-Skala.</w:t>
       </w:r>
     </w:p>
     <w:p>
@@ -104,7 +104,7 @@
         <w:t xml:space="preserve">Ergebnis: </w:t>
       </w:r>
       <w:r>
-        <w:t>Das System erfasst 864 verschiedene Datenpunkte über 5 Domänen strukturiert und zeitgestempelt. Bei 167 Neugeborenen (Mediangewicht 2900 g) wurden 94 abdominale, 21 neurochirurgische, 22 thorakale, 14 ophthalmologische und 12 weitere Eingriffe dokumentiert. Die Pilotierung zeigte Machbarkeit und Praktikabilität für Versorgungsqualitätsverbesserung und Patientensicherheit.</w:t>
+        <w:t>Mittlere Gesamtbewertung 4,69 (SD 0,57, 95%-KI 4,56–4,81) über alle Altersgruppen konsistent; hohe Benutzerfreundlichkeit und Zufriedenheit mit Informationsqualität; verfügbar ohne zusätzliche Infrastruktur.</w:t>
       </w:r>
     </w:p>
     <w:p>
@@ -119,7 +119,7 @@
         <w:rPr>
           <w:sz w:val="19"/>
         </w:rPr>
-        <w:t>Ungarn, europäisches Universitätsklinikum, strukturierte Papierersetzung durch digitale Datenerfassung.</w:t>
+        <w:t>Schweiz, nationale Roadmap zur Umsetzung berücksichtigt.</w:t>
       </w:r>
     </w:p>
     <w:p>
@@ -128,7 +128,7 @@
           <w:color w:val="5A7D3A"/>
           <w:sz w:val="18"/>
         </w:rPr>
-        <w:t>https://pubmed.ncbi.nlm.nih.gov/42669146/</w:t>
+        <w:t>https://pubmed.ncbi.nlm.nih.gov/42672122/</w:t>
       </w:r>
     </w:p>
     <w:p>
@@ -136,7 +136,7 @@
         <w:pStyle w:val="Heading2"/>
       </w:pPr>
       <w:r>
-        <w:t>Interpretable Machine Learning für finanzielle Risikostratifizierung in der kolorektalen Chirurgie unter DRG-Entgelt</w:t>
+        <w:t>KI-gestützte virtuelle Patienten für pädiatrische Interviewtraining in Medizinstudium</w:t>
       </w:r>
     </w:p>
     <w:p>
@@ -146,12 +146,12 @@
           <w:color w:val="666666"/>
           <w:sz w:val="18"/>
         </w:rPr>
-        <w:t>Fan B et al.  ·  Front Public Health  ·  14.08.2026  ·  PMID 42666356</w:t>
+        <w:t>Fernández C et al.  ·  J Educ Eval Health Prof  ·  31.08.2026  ·  PMID 42670678</w:t>
       </w:r>
     </w:p>
     <w:p>
       <w:r>
-        <w:t>Maschinelles Lernen zur Vorhersage von DRG-bedingtem finanziellem Risiko bei kolorektalen Krebsoperationen mit Integration in Point-of-Care-Entscheidungsunterstützung.</w:t>
+        <w:t>Zwei observationale Studien zur Akzeptanz von conversational AI-basierten virtuellen Patienten durch Medizinstudierende im Curriculum; Zufriedenheit und Einflussfaktoren analysiert.</w:t>
       </w:r>
     </w:p>
     <w:p>
@@ -162,7 +162,7 @@
         <w:t xml:space="preserve">Ergebnis: </w:t>
       </w:r>
       <w:r>
-        <w:t>Random-Forest-Modell erreichte AUROC 0,852 im Derivationscohort (n=2081) und 38,4% Patienten überschritten DRG-Benchmark. SHAP-Analyse identifizierte chirurgischer Zugang, postoperative Komplikationen, Liegedauer und Komorbiditätslast als Haupttreiber. Web-basiertes Tool zur individualisierten Risikovorhersage wurde prospektiv evaluiert (n=12 Patienten), Kalibrierungsplot und Entscheidungskurve zeigten klinischen Nutzen.</w:t>
+        <w:t>Plattformbewertung hoch (Mittelwert 9,04, SD 1,09); signifikanter Zusammenhang zwischen Nutzerinteraktionen und Zufriedenheit (p=0,038, β=0,022); keine signifikanten demografischen Unterschiede; Akzeptanz vergleichbar mit bisheriger Literatur bestätigt.</w:t>
       </w:r>
     </w:p>
     <w:p>
@@ -177,7 +177,7 @@
         <w:rPr>
           <w:sz w:val="19"/>
         </w:rPr>
-        <w:t>China, aber DRG-Finanzierung vergleichbar mit deutschen Pauschalsystemen, einsatzbar zur Ressourcenplanung.</w:t>
+        <w:t>Spanien, europäischer Hochschulkontext, aber Generalisierbarkeit zu prüfen.</w:t>
       </w:r>
     </w:p>
     <w:p>
@@ -186,7 +186,7 @@
           <w:color w:val="5A7D3A"/>
           <w:sz w:val="18"/>
         </w:rPr>
-        <w:t>https://pubmed.ncbi.nlm.nih.gov/42666356/</w:t>
+        <w:t>https://pubmed.ncbi.nlm.nih.gov/42670678/</w:t>
       </w:r>
     </w:p>
     <w:p>
@@ -194,7 +194,7 @@
         <w:pStyle w:val="Heading2"/>
       </w:pPr>
       <w:r>
-        <w:t>Deep Learning für automatische Konturierung in der Rektumkrebs-Strahlentherapie: longitudinale Wirksamkeit</w:t>
+        <w:t>App-basiertes Biofeedback zur Migräneprävention: randomisierte Studie</w:t>
       </w:r>
     </w:p>
     <w:p>
@@ -204,12 +204,12 @@
           <w:color w:val="666666"/>
           <w:sz w:val="18"/>
         </w:rPr>
-        <w:t>Wang N et al.  ·  J Appl Clin Med Phys  ·  Sept. 2026  ·  PMID 42665916</w:t>
+        <w:t>Poole AC et al.  ·  Cephalalgia  ·  30.08.2026  ·  PMID 42669793</w:t>
       </w:r>
     </w:p>
     <w:p>
       <w:r>
-        <w:t>Real-World-Analyse der klinischen Auswirkungen Implementierung und iterativen Updates eines Deep-Learning-Systems zur automatischen Zielvolumen- und Risikoorgankonturierung bei Rektumkrebspatienten (Kohorten: pre-Implementation n=50, post-Implementation n=50, post-Update n=50).</w:t>
+        <w:t>Offene, randomisierte, wartelistenkontrollierte Multicenterstudie zu 12-Wochen-App-basiertem Biofeedback zur Migräneprophylaxe mit klinisch validiertem Outcome (monatliche Migränetage, MSQ-Score).</w:t>
       </w:r>
     </w:p>
     <w:p>
@@ -220,7 +220,7 @@
         <w:t xml:space="preserve">Ergebnis: </w:t>
       </w:r>
       <w:r>
-        <w:t>Nach System-Update verbesserten sich Dice-Koeffizienten: CTV von 0,88±0,04 auf 0,93±0,04 (p&lt;0,001), Risikoorgane von 0,88±0,05 auf 0,95±0,02 (p&lt;0,001). Fehlerquote sank um 80,6%. Auto2-assistierte Methode reduzierte Konturierungszeit um 58,8% gegenüber manuell, 21,9% gegenüber Auto1. 99,2% der überarbeiteten Konturen erhielten Likert-Score ≥4 von klinischen Experten.</w:t>
+        <w:t>Von 1.113 gescreenten 279 randomisiert (92% Frauen, Mittelalter 41 Jahre). Primäres Outcome (Wochen 9–12): Intervention –0,9 Tage (95%-KI –1,4 bis –0,5) vs. Kontrolle 0,0 Tage (95%-KI –0,5 bis 0,4); Differenz 0,9 Tage (p=0,002). MSQ-Verbesserung: +5,3 Punkte (95%-KI 2,1 bis 8,6; p=0,001). Neun milde Nebenwirkungen. Ergebnis: statistisch signifikante Reduktion der Migränehäufigkeit bei günstiger Sicherheit.</w:t>
       </w:r>
     </w:p>
     <w:p>
@@ -235,7 +235,7 @@
         <w:rPr>
           <w:sz w:val="19"/>
         </w:rPr>
-        <w:t>China/Pekinger Krebszentrum, aber Deep-Learning-Architektur und Workflow-Prinzipien auf europäische Zentren übertragbar.</w:t>
+        <w:t>Skandinavien, Digitalisierungsgrad höher, aber Konzept übertragbar.</w:t>
       </w:r>
     </w:p>
     <w:p>
@@ -244,7 +244,7 @@
           <w:color w:val="5A7D3A"/>
           <w:sz w:val="18"/>
         </w:rPr>
-        <w:t>https://pubmed.ncbi.nlm.nih.gov/42665916/</w:t>
+        <w:t>https://pubmed.ncbi.nlm.nih.gov/42669793/</w:t>
       </w:r>
     </w:p>
     <w:p>
@@ -252,7 +252,7 @@
         <w:pStyle w:val="Heading2"/>
       </w:pPr>
       <w:r>
-        <w:t>Generative KI in der Physiotherapie-Lehre: Nutzung, Haltungen und KI-Literalität</w:t>
+        <w:t>Machine Learning für Pharmacogenetics-Entscheidungsuntersützung: Scoping Review zur klinischen Umsetzung</w:t>
       </w:r>
     </w:p>
     <w:p>
@@ -262,12 +262,12 @@
           <w:color w:val="666666"/>
           <w:sz w:val="18"/>
         </w:rPr>
-        <w:t>Schröder K et al.  ·  BMC Med Educ  ·  28.08.2026  ·  PMID 42665827</w:t>
+        <w:t>Taylor AD et al.  ·  Appl Clin Inform  ·  30.08.2026  ·  PMID 42669295</w:t>
       </w:r>
     </w:p>
     <w:p>
       <w:r>
-        <w:t>Wiederholte Querschnittsbefragung von Physiotherapiestudieren an schwedischer Universität zu Gebrauch und Wahrnehmung von generativen KI-Tools nach curricularen Anpassungen in 2024–2025.</w:t>
+        <w:t>Systematische Literaturübersicht (2015–Sept. 2025) zu ML-basierten CDSS-Systemen für Pharmacogenetics-gestützte Therapieentscheidungen; Fokus auf klinische Implementierung, nicht nur Modellentwicklung.</w:t>
       </w:r>
     </w:p>
     <w:p>
@@ -278,7 +278,7 @@
         <w:t xml:space="preserve">Ergebnis: </w:t>
       </w:r>
       <w:r>
-        <w:t>Täglicher KI-Gebrauch stieg von 13% (2024) auf 57% (2025), p&lt;0,001. Diverse Nutzung (Brainstorming, Textverfeinerung) nahm signifikant zu. KI-Literacy-Scores (GAILS-10) waren nach strukturiertem Training deutlich höher (Cohens d=1,0 zwischen Semester 1 und Semester 3), was Unterschiede in Lehrerfolg und Kompetenzentwicklung belegt.</w:t>
+        <w:t>Von 1.262 gescreenten Datensätzen erfüllten 7 Studien Kriterien. Alle beschrieben ML-Systeme mit integrierter Pharmacogenetic-Daten in klinischer Umgebung. Mehrheit zeigte potenzielle Vorteile (Reduktion vermeidbarer Arzneischäden, bessere Verschreibungsgenauigkeit, Workflow-Integration). Aber: Nur 2 Studien evaluierten ML-PGx-CDSS in echten klinischen oder Trial-Workflows; klinische Implementierung bleibt begrenzt.</w:t>
       </w:r>
     </w:p>
     <w:p>
@@ -293,7 +293,7 @@
         <w:rPr>
           <w:sz w:val="19"/>
         </w:rPr>
-        <w:t>Schweden, digitaler Reifungsgrad höher als Deutschland, aber Konzept der strukturierten KI-Literalität-Integration übertragbar.</w:t>
+        <w:t>USA-Studien dominant, aber methodische Erkenntnisse zur Workflow-Integration für Deutschland relevant.</w:t>
       </w:r>
     </w:p>
     <w:p>
@@ -302,7 +302,7 @@
           <w:color w:val="5A7D3A"/>
           <w:sz w:val="18"/>
         </w:rPr>
-        <w:t>https://pubmed.ncbi.nlm.nih.gov/42665827/</w:t>
+        <w:t>https://pubmed.ncbi.nlm.nih.gov/42669295/</w:t>
       </w:r>
     </w:p>
     <w:p>
@@ -310,7 +310,7 @@
         <w:pStyle w:val="Heading2"/>
       </w:pPr>
       <w:r>
-        <w:t>Machine Learning zur Früherkennung von akutem Nierenschaden nach Nicht-Kardiochirurgie</w:t>
+        <w:t>Machine Learning zur Prognose von Sarkopenie und Mortalität bei Lymphombehandlung</w:t>
       </w:r>
     </w:p>
     <w:p>
@@ -320,12 +320,12 @@
           <w:color w:val="666666"/>
           <w:sz w:val="18"/>
         </w:rPr>
-        <w:t>Leins J et al.  ·  Sci Rep  ·  18.08.2026  ·  PMID 42613359</w:t>
+        <w:t>Ullrich F et al.  ·  Blood Adv  ·  08.09.2026  ·  PMID 42664000</w:t>
       </w:r>
     </w:p>
     <w:p>
       <w:r>
-        <w:t>Vorhersage postoperativen akuten Nierenschadens (PO-AKI) nach Nicht-Kardio-Operationen mit acht ML-Algorithmen auf großem EHR-Datensatz (n=13.890, 12,37% mit PO-AKI).</w:t>
+        <w:t>Prospektive Phase-3-Studie (PETAL-Trial) zur Vorhersage von Sterblichkeit und Toxizität mittels Deep Learning-gestützter Körperzusammensetzungsanalyse an CT-Bildern von DLBCL-Patienten; klinisches Outcome als primär untersucht.</w:t>
       </w:r>
     </w:p>
     <w:p>
@@ -336,7 +336,7 @@
         <w:t xml:space="preserve">Ergebnis: </w:t>
       </w:r>
       <w:r>
-        <w:t>Random-Forest-Klassifikator erzielte bestes ROC-AUC von 0,742 (95% CI 0,725–0,762). Prädiktoren: 62 pre-, intra- und postoperative Merkmale einschließlich Blutdruckverlauf. Modellperformance verbesserte sich von präoperativ ROC-AUC 0,722 auf postoperativ 0,738. Feature-Importance variierte zwischen Ensemble- und Nicht-Ensemble-Modellen erheblich.</w:t>
+        <w:t>Sarkopenie assoziiert mit inferior Überleben nach Adjustierung für bekannte Risikofaktoren; Ursachen-spezifische Analyse: Sarkopenie prädiktiv für Non-Relapse-Mortalität (nicht für lymphom-spezifische Mortalität); sarkopenische Patienten höhere Häufigkeit von Hämatotoxizität; früher Muskelverlust während Therapie mit inferiorem Überleben korreliert.</w:t>
       </w:r>
     </w:p>
     <w:p>
@@ -351,7 +351,7 @@
         <w:rPr>
           <w:sz w:val="19"/>
         </w:rPr>
-        <w:t>Deutschland, Hannover Medical School, deutsche EHR-Daten, vergleichbare Dokumentationspflichten und Patientenkohorte.</w:t>
+        <w:t>Deutsche Universitätskliniken, ähnliche Dokumentation und Patientenpopulation.</w:t>
       </w:r>
     </w:p>
     <w:p>
@@ -360,7 +360,7 @@
           <w:color w:val="5A7D3A"/>
           <w:sz w:val="18"/>
         </w:rPr>
-        <w:t>https://pubmed.ncbi.nlm.nih.gov/42613359/</w:t>
+        <w:t>https://pubmed.ncbi.nlm.nih.gov/42664000/</w:t>
       </w:r>
     </w:p>
     <w:p>
@@ -368,7 +368,7 @@
         <w:pStyle w:val="Heading2"/>
       </w:pPr>
       <w:r>
-        <w:t>LLM-gestützte Sprachanalyse in der Depressionsdiagnose: multilinguale Vier-Kohorten-Studie</w:t>
+        <w:t>Individual Participant Data Meta-Analyse zu Long-COVID-Langzeitfolgen: Datenbank aus 40 Ländern</w:t>
       </w:r>
     </w:p>
     <w:p>
@@ -378,12 +378,12 @@
           <w:color w:val="666666"/>
           <w:sz w:val="18"/>
         </w:rPr>
-        <w:t>Cortal G et al.  ·  JMIR Ment Health  ·  17.08.2026  ·  PMID 42607290</w:t>
+        <w:t>Ali M et al.  ·  Health Soc Care Deliv Res  ·  Aug. 2026  ·  PMID 42663308</w:t>
       </w:r>
     </w:p>
     <w:p>
       <w:r>
-        <w:t>Unsupervised Clustering von Spontansprach-Transkripten mit multilingualem Language Model und Dichte-Clusterung zur Assoziation mit klinischen Depressions-Skalen über vier unabhängige Kohorten (Frankreich n=1338, Italien n=116, China n=52, Spanien n=90).</w:t>
+        <w:t>PRECIOUS-Studie: systematische Metaanalyse von 116 Datensätzen (62.849 Personen) zu Langzeitfolgen nach COVID-19 aus klinischen, Gemeinschafts- und Forschungseinrichtungen; Assoziation mit Outcomes über 3–24 Monate untersucht.</w:t>
       </w:r>
     </w:p>
     <w:p>
@@ -394,7 +394,7 @@
         <w:t xml:space="preserve">Ergebnis: </w:t>
       </w:r>
       <w:r>
-        <w:t>In französischer Allgemeinbevölkerung unterschieden sich PHQ-9-Scores zwischen Clustern (η²=0,19, p&lt;0,001), ebenso Angst (GAD-7), Insomnie (AIS) und Müdigkeit (MFI) (η²=0,14-0,16, p&lt;0,001). In italienischer Stichprobe war Cluster-Zugehörigkeit mit klinisch diagnostizierter Depression assoziiert (Cramér V=0,74, p&lt;0,001), in chinesischer mit MDD-Diagnose (V=0,55, p=0,001). LLM-generierte Cluster-Beschreibungen waren klinisch interpretierbar.</w:t>
+        <w:t>Frauen hatten schlechtere Outcomes in 30/37 Modellen vs. Männer; vorbestehende Lungenerkrankung und Alter in 15/37 Modellen mit schlechteren Outcomes assoziiert; Hospitalisierung, Diabetes, chronische Nierenkrankheit je in 8/37 Modellen prädiktiv; initiale Hospitalisierung führte zu niedrigerer Lebensqualität ohne Erholung über bis zu 2 Jahre; Heterogenität niedrig in 34/37 Modellen.</w:t>
       </w:r>
     </w:p>
     <w:p>
@@ -409,7 +409,7 @@
         <w:rPr>
           <w:sz w:val="19"/>
         </w:rPr>
-        <w:t>Multinationale Validierung, romanische und asiatische Sprachen, Methodik auf deutschsprachige Kohorten übertragbar.</w:t>
+        <w:t>Überwiegend Hocheinkommensländer, teilweise europäische Daten; Implementierungslücken für Deutschland identifiziert.</w:t>
       </w:r>
     </w:p>
     <w:p>
@@ -418,7 +418,65 @@
           <w:color w:val="5A7D3A"/>
           <w:sz w:val="18"/>
         </w:rPr>
-        <w:t>https://pubmed.ncbi.nlm.nih.gov/42607290/</w:t>
+        <w:t>https://pubmed.ncbi.nlm.nih.gov/42663308/</w:t>
+      </w:r>
+    </w:p>
+    <w:p>
+      <w:pPr>
+        <w:pStyle w:val="Heading2"/>
+      </w:pPr>
+      <w:r>
+        <w:t>Mobile Health in Palliativversorgung: Realist Review zu Kontextfaktoren und Wirkmechanismen</w:t>
+      </w:r>
+    </w:p>
+    <w:p>
+      <w:r>
+        <w:rPr>
+          <w:i/>
+          <w:color w:val="666666"/>
+          <w:sz w:val="18"/>
+        </w:rPr>
+        <w:t>Gebre NT et al.  ·  JMIR Mhealth Uhealth  ·  14.08.2026  ·  PMID 42600073</w:t>
+      </w:r>
+    </w:p>
+    <w:p>
+      <w:r>
+        <w:t>Realist Review nach JBI-Methodik zu mHealth-Interventionen in der häuslichen Palliativversorgung; Synthese über Kontextfaktoren, Mechanismen und Outcomes aus 126 eingeschlossenen Studien.</w:t>
+      </w:r>
+    </w:p>
+    <w:p>
+      <w:r>
+        <w:rPr>
+          <w:b/>
+        </w:rPr>
+        <w:t xml:space="preserve">Ergebnis: </w:t>
+      </w:r>
+      <w:r>
+        <w:t>Sechs positive Wirkmechanismen identifiziert: (1) Reduktion von Besorgnis durch Orientierung, (2) Minimierung technischer Barrieren durch nutzerfreundliches Design, (3) Stakeholder-Engagement, (4) Interoperabilität von Informationssystemen, (5) Zugang zu Gesundheitsteams, (6) Nutzerbefähigung durch Information; Implementierung erfordert Sicherheit, Technologiekompetenz, angepasste Kommunikation, Familieneinbindung.</w:t>
+      </w:r>
+    </w:p>
+    <w:p>
+      <w:r>
+        <w:rPr>
+          <w:b/>
+          <w:sz w:val="19"/>
+        </w:rPr>
+        <w:t xml:space="preserve">Übertragbarkeit: </w:t>
+      </w:r>
+      <w:r>
+        <w:rPr>
+          <w:sz w:val="19"/>
+        </w:rPr>
+        <w:t>International, aber wenig spezifische deutsche Implementierungsdaten.</w:t>
+      </w:r>
+    </w:p>
+    <w:p>
+      <w:r>
+        <w:rPr>
+          <w:color w:val="5A7D3A"/>
+          <w:sz w:val="18"/>
+        </w:rPr>
+        <w:t>https://pubmed.ncbi.nlm.nih.gov/42600073/</w:t>
       </w:r>
     </w:p>
     <w:sectPr>

--- a/download/studien-aktuell.docx
+++ b/download/studien-aktuell.docx
@@ -62,7 +62,7 @@
           <w:color w:val="666666"/>
           <w:sz w:val="18"/>
         </w:rPr>
-        <w:t>Stand: 01.09.2026  |  7 Studien  |  ki.m-vf.de</w:t>
+        <w:t>Stand: 02.09.2026  |  6 Studien  |  ki.m-vf.de</w:t>
       </w:r>
     </w:p>
     <w:p>
@@ -70,7 +70,7 @@
         <w:pStyle w:val="Heading1"/>
       </w:pPr>
       <w:r>
-        <w:t>Aufgenommen am 01.09.2026</w:t>
+        <w:t>Aufgenommen am 02.09.2026</w:t>
       </w:r>
     </w:p>
     <w:p>
@@ -78,7 +78,7 @@
         <w:pStyle w:val="Heading2"/>
       </w:pPr>
       <w:r>
-        <w:t>Mobile App für Patientenverfügungen: Nutzerfreundlichkeit und Zufriedenheit mit iDecide</w:t>
+        <w:t>LLM-gestützte Verhaltensaktivierung bei Depression: Expertenbewertung</w:t>
       </w:r>
     </w:p>
     <w:p>
@@ -88,12 +88,12 @@
           <w:color w:val="666666"/>
           <w:sz w:val="18"/>
         </w:rPr>
-        <w:t>Von Segesser A et al.  ·  Swiss Med Wkly  ·  25.08.2026  ·  PMID 42672122</w:t>
+        <w:t>Kuhlmeier FO et al.  ·  JMIR Ment Health  ·  01.09.2026  ·  PMID 42679232</w:t>
       </w:r>
     </w:p>
     <w:p>
       <w:r>
-        <w:t>Participatory Action Research zur Entwicklung der iDecide-App für die Erstellung von Patientenverfügungen in der Schweiz; Bewertung durch 94 Nutzer mit Fünf-Punkte-Skala.</w:t>
+        <w:t>GPT-4o-Chatbot für strukturierte Verhaltensaktivierungstherapie bei jungen Menschen mit Depression wurde mit 48 künstlichen Nutzersessions von 10 klinischen Experten bewertet.</w:t>
       </w:r>
     </w:p>
     <w:p>
@@ -104,7 +104,7 @@
         <w:t xml:space="preserve">Ergebnis: </w:t>
       </w:r>
       <w:r>
-        <w:t>Mittlere Gesamtbewertung 4,69 (SD 0,57, 95%-KI 4,56–4,81) über alle Altersgruppen konsistent; hohe Benutzerfreundlichkeit und Zufriedenheit mit Informationsqualität; verfügbar ohne zusätzliche Infrastruktur.</w:t>
+        <w:t>Chatbot vollendete alle 7 Interventionsphasen; durchschnittliche Qualitätsbewertung 3,94 (SD 1,23), Q-BAS-Score 4,03 (SD 1,18). 13 von 14 Q-BAS-Komponenten überschritten Schwellenwert (3,0). Stärken: Sicherheit (5,90), Klarheit (5,56); Schwächen: Verstärkung erklären (2,92), Monitoring unterstützen (3,02). Experten attestierten struktu­rierten Aufbau, identifizierten aber unzureichende klinische Urteilsfähigkeit als Hauptlimitation.</w:t>
       </w:r>
     </w:p>
     <w:p>
@@ -119,7 +119,7 @@
         <w:rPr>
           <w:sz w:val="19"/>
         </w:rPr>
-        <w:t>Schweiz, nationale Roadmap zur Umsetzung berücksichtigt.</w:t>
+        <w:t>Deutsche Forschungsgruppen (Greifswald, Saarland, KIT Karlsruhe), psychotherapiebasierte Versorgung</w:t>
       </w:r>
     </w:p>
     <w:p>
@@ -128,7 +128,7 @@
           <w:color w:val="5A7D3A"/>
           <w:sz w:val="18"/>
         </w:rPr>
-        <w:t>https://pubmed.ncbi.nlm.nih.gov/42672122/</w:t>
+        <w:t>https://pubmed.ncbi.nlm.nih.gov/42679232/</w:t>
       </w:r>
     </w:p>
     <w:p>
@@ -136,7 +136,7 @@
         <w:pStyle w:val="Heading2"/>
       </w:pPr>
       <w:r>
-        <w:t>KI-gestützte virtuelle Patienten für pädiatrische Interviewtraining in Medizinstudium</w:t>
+        <w:t>Hybrid- versus reine Präsenzbetreuung bei Herzerkrankungen</w:t>
       </w:r>
     </w:p>
     <w:p>
@@ -146,12 +146,12 @@
           <w:color w:val="666666"/>
           <w:sz w:val="18"/>
         </w:rPr>
-        <w:t>Fernández C et al.  ·  J Educ Eval Health Prof  ·  31.08.2026  ·  PMID 42670678</w:t>
+        <w:t>Nielsen SK et al.  ·  J Med Internet Res  ·  01.09.2026  ·  PMID 42679096</w:t>
       </w:r>
     </w:p>
     <w:p>
       <w:r>
-        <w:t>Zwei observationale Studien zur Akzeptanz von conversational AI-basierten virtuellen Patienten durch Medizinstudierende im Curriculum; Zufriedenheit und Einflussfaktoren analysiert.</w:t>
+        <w:t>Kohortenstudie mit Daten aus Dänemarks nationalen Registern von 2019–2023 zur Häufigkeit und Ergebnissen virtueller Folgeuntersuchungen bei Vorhofflimmern, Herzinsuffizienz, Lungenembolie und Koronarsyndrom.</w:t>
       </w:r>
     </w:p>
     <w:p>
@@ -162,7 +162,7 @@
         <w:t xml:space="preserve">Ergebnis: </w:t>
       </w:r>
       <w:r>
-        <w:t>Plattformbewertung hoch (Mittelwert 9,04, SD 1,09); signifikanter Zusammenhang zwischen Nutzerinteraktionen und Zufriedenheit (p=0,038, β=0,022); keine signifikanten demografischen Unterschiede; Akzeptanz vergleichbar mit bisheriger Literatur bestätigt.</w:t>
+        <w:t>Von 45.919 (AF) bis 30.482 (HF) Patienten: 27,3% (AF) bis 51,7% (HF) hatten teilweise virtuelle Betreuung. Virtuelle Besuche korreliert mit Stadt-Residenz (AF: OR 1,27; HF: OR 1,38) und hoher Gebrechlichkeit (AF: OR 1,63). Initiation neuer Leitlinienmedikation unterschied sich marginal (HF-Beispiel: SGLT2i 2,23% virtuell vs. 4,47% in-person; Differenz −2,24%, 95% KI −2,61 bis −1,87).</w:t>
       </w:r>
     </w:p>
     <w:p>
@@ -177,7 +177,7 @@
         <w:rPr>
           <w:sz w:val="19"/>
         </w:rPr>
-        <w:t>Spanien, europäischer Hochschulkontext, aber Generalisierbarkeit zu prüfen.</w:t>
+        <w:t>Skandinavisches Digitalisierungsniveau deutlich höher als Deutschland; Patientenselektion nicht randomisiert</w:t>
       </w:r>
     </w:p>
     <w:p>
@@ -186,7 +186,7 @@
           <w:color w:val="5A7D3A"/>
           <w:sz w:val="18"/>
         </w:rPr>
-        <w:t>https://pubmed.ncbi.nlm.nih.gov/42670678/</w:t>
+        <w:t>https://pubmed.ncbi.nlm.nih.gov/42679096/</w:t>
       </w:r>
     </w:p>
     <w:p>
@@ -194,7 +194,7 @@
         <w:pStyle w:val="Heading2"/>
       </w:pPr>
       <w:r>
-        <w:t>App-basiertes Biofeedback zur Migräneprävention: randomisierte Studie</w:t>
+        <w:t>KI-gestützte Stuhlkonsistenz-Bewertung per App zur Optimierung der Koloskopie-Vorbereitung</w:t>
       </w:r>
     </w:p>
     <w:p>
@@ -204,12 +204,12 @@
           <w:color w:val="666666"/>
           <w:sz w:val="18"/>
         </w:rPr>
-        <w:t>Poole AC et al.  ·  Cephalalgia  ·  30.08.2026  ·  PMID 42669793</w:t>
+        <w:t>Inaba A et al.  ·  JMIR Mhealth Uhealth  ·  01.09.2026  ·  PMID 42679048</w:t>
       </w:r>
     </w:p>
     <w:p>
       <w:r>
-        <w:t>Offene, randomisierte, wartelistenkontrollierte Multicenterstudie zu 12-Wochen-App-basiertem Biofeedback zur Migräneprophylaxe mit klinisch validiertem Outcome (monatliche Migränetage, MSQ-Score).</w:t>
+        <w:t>Prospektive multizentrische Machbarkeitsstudie (10 japanische Zentren, November 2022–Dezember 2023) mit Smartphone-App zur Bewertung der Stuhl­qualität während Darmvorbereitung mittels KI und Echtzeit-Viewer für medizinisches Personal.</w:t>
       </w:r>
     </w:p>
     <w:p>
@@ -220,7 +220,7 @@
         <w:t xml:space="preserve">Ergebnis: </w:t>
       </w:r>
       <w:r>
-        <w:t>Von 1.113 gescreenten 279 randomisiert (92% Frauen, Mittelalter 41 Jahre). Primäres Outcome (Wochen 9–12): Intervention –0,9 Tage (95%-KI –1,4 bis –0,5) vs. Kontrolle 0,0 Tage (95%-KI –0,5 bis 0,4); Differenz 0,9 Tage (p=0,002). MSQ-Verbesserung: +5,3 Punkte (95%-KI 2,1 bis 8,6; p=0,001). Neun milde Nebenwirkungen. Ergebnis: statistisch signifikante Reduktion der Migränehäufigkeit bei günstiger Sicherheit.</w:t>
+        <w:t>Gesamtergebnis: 99,1% (323/326) der Patienten erreichten Primärendpunkt (BBPS ≥6). Mittlerer BBPS 8,5 (SD 1,0); 87,4% hatten exzellente Scores (≥8). Adenomdetektionsrate 46,9%, cecale Intubation 99,7%, durchschnittliche Rückzugszeit 10,7 Minuten. Patientenzufriedenheit: 98,5% fanden Tutorial verständlich, 96,0% Erfassung leicht, 87,8% weniger Angst. Personalzufriedenheit: 92,5% hielten Viewer notwendig, 89,6% einfach zu nutzen, 89,6% Arbeitsaufwand reduziert.</w:t>
       </w:r>
     </w:p>
     <w:p>
@@ -235,7 +235,7 @@
         <w:rPr>
           <w:sz w:val="19"/>
         </w:rPr>
-        <w:t>Skandinavien, Digitalisierungsgrad höher, aber Konzept übertragbar.</w:t>
+        <w:t>Japan, aber Methodik und Technologie-Nutzbarkeit auf europäische Kolonoskopie-Praxis übertragbar</w:t>
       </w:r>
     </w:p>
     <w:p>
@@ -244,7 +244,7 @@
           <w:color w:val="5A7D3A"/>
           <w:sz w:val="18"/>
         </w:rPr>
-        <w:t>https://pubmed.ncbi.nlm.nih.gov/42669793/</w:t>
+        <w:t>https://pubmed.ncbi.nlm.nih.gov/42679048/</w:t>
       </w:r>
     </w:p>
     <w:p>
@@ -252,7 +252,7 @@
         <w:pStyle w:val="Heading2"/>
       </w:pPr>
       <w:r>
-        <w:t>Machine Learning für Pharmacogenetics-Entscheidungsuntersützung: Scoping Review zur klinischen Umsetzung</w:t>
+        <w:t>Large Language Models in europäischen Anästhesiologie-Prüfungen</w:t>
       </w:r>
     </w:p>
     <w:p>
@@ -262,12 +262,12 @@
           <w:color w:val="666666"/>
           <w:sz w:val="18"/>
         </w:rPr>
-        <w:t>Taylor AD et al.  ·  Appl Clin Inform  ·  30.08.2026  ·  PMID 42669295</w:t>
+        <w:t>Andrei S et al.  ·  JMIR Form Res  ·  01.09.2026  ·  PMID 42678529</w:t>
       </w:r>
     </w:p>
     <w:p>
       <w:r>
-        <w:t>Systematische Literaturübersicht (2015–Sept. 2025) zu ML-basierten CDSS-Systemen für Pharmacogenetics-gestützte Therapieentscheidungen; Fokus auf klinische Implementierung, nicht nur Modellentwicklung.</w:t>
+        <w:t>Vergleichende Studie von Claude Sonnet 4.5, Gemini 2.5 Pro, GPT-5 und Grok 4 bei 437 Multiple-Choice-Fragen (1748 Queries) aus europäischen Anästhesiologie-Examina (EDAIC, Pflegeanästhesisten).</w:t>
       </w:r>
     </w:p>
     <w:p>
@@ -278,7 +278,7 @@
         <w:t xml:space="preserve">Ergebnis: </w:t>
       </w:r>
       <w:r>
-        <w:t>Von 1.262 gescreenten Datensätzen erfüllten 7 Studien Kriterien. Alle beschrieben ML-Systeme mit integrierter Pharmacogenetic-Daten in klinischer Umgebung. Mehrheit zeigte potenzielle Vorteile (Reduktion vermeidbarer Arzneischäden, bessere Verschreibungsgenauigkeit, Workflow-Integration). Aber: Nur 2 Studien evaluierten ML-PGx-CDSS in echten klinischen oder Trial-Workflows; klinische Implementierung bleibt begrenzt.</w:t>
+        <w:t>Erfolgsquoten 86% bis 94% (alle über EDAIC-Teil-I-Bestehensgrenze). Signifikante Unterschiede zwischen Modellen nur für EDAIC (Friedman χ²=13,9; p=0,003; W=0,02): Gemini vs. GPT-5 statistisch bedeutsam. Halluzinationsrate 11% bis 20,1% ohne signifikante Unterschiede. Schlussfolgerung: Hohe Leistung aber klinisch relevante Halluzinationen (11–20%), daher nur als überwachte Lernwerkzeuge geeignet.</w:t>
       </w:r>
     </w:p>
     <w:p>
@@ -293,7 +293,7 @@
         <w:rPr>
           <w:sz w:val="19"/>
         </w:rPr>
-        <w:t>USA-Studien dominant, aber methodische Erkenntnisse zur Workflow-Integration für Deutschland relevant.</w:t>
+        <w:t>Multinationale europäische Studie (Frankreich, Rumänien), europäische Zertifizierungen</w:t>
       </w:r>
     </w:p>
     <w:p>
@@ -302,7 +302,7 @@
           <w:color w:val="5A7D3A"/>
           <w:sz w:val="18"/>
         </w:rPr>
-        <w:t>https://pubmed.ncbi.nlm.nih.gov/42669295/</w:t>
+        <w:t>https://pubmed.ncbi.nlm.nih.gov/42678529/</w:t>
       </w:r>
     </w:p>
     <w:p>
@@ -310,7 +310,7 @@
         <w:pStyle w:val="Heading2"/>
       </w:pPr>
       <w:r>
-        <w:t>Machine Learning zur Prognose von Sarkopenie und Mortalität bei Lymphombehandlung</w:t>
+        <w:t>Smartphone-basiertes Distress-Screening bei Sarkomapatien</w:t>
       </w:r>
     </w:p>
     <w:p>
@@ -320,12 +320,12 @@
           <w:color w:val="666666"/>
           <w:sz w:val="18"/>
         </w:rPr>
-        <w:t>Ullrich F et al.  ·  Blood Adv  ·  08.09.2026  ·  PMID 42664000</w:t>
+        <w:t>Lenze F et al.  ·  Anticancer Res  ·  Sept. 2026  ·  PMID 42674702</w:t>
       </w:r>
     </w:p>
     <w:p>
       <w:r>
-        <w:t>Prospektive Phase-3-Studie (PETAL-Trial) zur Vorhersage von Sterblichkeit und Toxizität mittels Deep Learning-gestützter Körperzusammensetzungsanalyse an CT-Bildern von DLBCL-Patienten; klinisches Outcome als primär untersucht.</w:t>
+        <w:t>Prospektive Machbarkeitsstudie mit 45 Sarkoma-Patienten: Psychoonkologisches Distress-Screening per Smartphone mit Fragebogen QSC-R10 an zwei Zeitpunkten, Usability-Messung mit System Usability Scale.</w:t>
       </w:r>
     </w:p>
     <w:p>
@@ -336,7 +336,7 @@
         <w:t xml:space="preserve">Ergebnis: </w:t>
       </w:r>
       <w:r>
-        <w:t>Sarkopenie assoziiert mit inferior Überleben nach Adjustierung für bekannte Risikofaktoren; Ursachen-spezifische Analyse: Sarkopenie prädiktiv für Non-Relapse-Mortalität (nicht für lymphom-spezifische Mortalität); sarkopenische Patienten höhere Häufigkeit von Hämatotoxizität; früher Muskelverlust während Therapie mit inferiorem Überleben korreliert.</w:t>
+        <w:t>QSC-R10-Mittelwerte signifikant von T1 zu T2 gesunken (p=0,034). Patienten mit Rezidiven zeigten signifikant höheres Distress bei Follow-up (p=0,012). Usability hoch: SUS 83,78±12,68. Gesamtzufriedenheit hoch. App wird als machbar und gut akzeptiert bewertet.</w:t>
       </w:r>
     </w:p>
     <w:p>
@@ -351,7 +351,7 @@
         <w:rPr>
           <w:sz w:val="19"/>
         </w:rPr>
-        <w:t>Deutsche Universitätskliniken, ähnliche Dokumentation und Patientenpopulation.</w:t>
+        <w:t>Deutsche Klinikgruppe (TU München), deutsches Gesundheitssystem-Setting</w:t>
       </w:r>
     </w:p>
     <w:p>
@@ -360,7 +360,7 @@
           <w:color w:val="5A7D3A"/>
           <w:sz w:val="18"/>
         </w:rPr>
-        <w:t>https://pubmed.ncbi.nlm.nih.gov/42664000/</w:t>
+        <w:t>https://pubmed.ncbi.nlm.nih.gov/42674702/</w:t>
       </w:r>
     </w:p>
     <w:p>
@@ -368,7 +368,7 @@
         <w:pStyle w:val="Heading2"/>
       </w:pPr>
       <w:r>
-        <w:t>Individual Participant Data Meta-Analyse zu Long-COVID-Langzeitfolgen: Datenbank aus 40 Ländern</w:t>
+        <w:t>Perioperative Versorgungsqualität in Thoraxchirurgie mittels KI-gestützter Leitliniensynopse</w:t>
       </w:r>
     </w:p>
     <w:p>
@@ -378,12 +378,12 @@
           <w:color w:val="666666"/>
           <w:sz w:val="18"/>
         </w:rPr>
-        <w:t>Ali M et al.  ·  Health Soc Care Deliv Res  ·  Aug. 2026  ·  PMID 42663308</w:t>
+        <w:t>Jahn N et al.  ·  Zentralbl Chir  ·  21.08.2026  ·  PMID 42628535</w:t>
       </w:r>
     </w:p>
     <w:p>
       <w:r>
-        <w:t>PRECIOUS-Studie: systematische Metaanalyse von 116 Datensätzen (62.849 Personen) zu Langzeitfolgen nach COVID-19 aus klinischen, Gemeinschafts- und Forschungseinrichtungen; Assoziation mit Outcomes über 3–24 Monate untersucht.</w:t>
+        <w:t>Narrative Übersicht mit KI-assistiertem Verfassungs- und menschlich kontrolliertem Verifikations-Workflow zur Optimierung postoperativer Versorgung bei Thoraxchirurgie, fokussierend auf PPCs, Frailty, Prehabilitation und Kontinuum der Pflege.</w:t>
       </w:r>
     </w:p>
     <w:p>
@@ -394,7 +394,7 @@
         <w:t xml:space="preserve">Ergebnis: </w:t>
       </w:r>
       <w:r>
-        <w:t>Frauen hatten schlechtere Outcomes in 30/37 Modellen vs. Männer; vorbestehende Lungenerkrankung und Alter in 15/37 Modellen mit schlechteren Outcomes assoziiert; Hospitalisierung, Diabetes, chronische Nierenkrankheit je in 8/37 Modellen prädiktiv; initiale Hospitalisierung führte zu niedrigerer Lebensqualität ohne Erholung über bis zu 2 Jahre; Heterogenität niedrig in 34/37 Modellen.</w:t>
+        <w:t>Präoperatives Screening (Frailty, Ernährung) identifiziert Hochrisikogruppen. Prehabilitation reduziert PPCs und Liegedauer signifikant. PEEP-Titration, erector spinae plane blocks, High-Flow-Nasalsauerstoff präferiert über Standard-Nicht­invasivbeatmung. Procalcitonin-gesteuertes Antibiotic Stewardship reduziert Exposition. Failure-to-Rescue-Konzept mit Wearable-Monitoring zur Vermeidung ungeplanter ICU-Aufnahmen kritisch.</w:t>
       </w:r>
     </w:p>
     <w:p>
@@ -409,7 +409,7 @@
         <w:rPr>
           <w:sz w:val="19"/>
         </w:rPr>
-        <w:t>Überwiegend Hocheinkommensländer, teilweise europäische Daten; Implementierungslücken für Deutschland identifiziert.</w:t>
+        <w:t>Österreich und Deutschland (Graz, Leipzig), europäisches Versorgungssystem</w:t>
       </w:r>
     </w:p>
     <w:p>
@@ -418,65 +418,7 @@
           <w:color w:val="5A7D3A"/>
           <w:sz w:val="18"/>
         </w:rPr>
-        <w:t>https://pubmed.ncbi.nlm.nih.gov/42663308/</w:t>
-      </w:r>
-    </w:p>
-    <w:p>
-      <w:pPr>
-        <w:pStyle w:val="Heading2"/>
-      </w:pPr>
-      <w:r>
-        <w:t>Mobile Health in Palliativversorgung: Realist Review zu Kontextfaktoren und Wirkmechanismen</w:t>
-      </w:r>
-    </w:p>
-    <w:p>
-      <w:r>
-        <w:rPr>
-          <w:i/>
-          <w:color w:val="666666"/>
-          <w:sz w:val="18"/>
-        </w:rPr>
-        <w:t>Gebre NT et al.  ·  JMIR Mhealth Uhealth  ·  14.08.2026  ·  PMID 42600073</w:t>
-      </w:r>
-    </w:p>
-    <w:p>
-      <w:r>
-        <w:t>Realist Review nach JBI-Methodik zu mHealth-Interventionen in der häuslichen Palliativversorgung; Synthese über Kontextfaktoren, Mechanismen und Outcomes aus 126 eingeschlossenen Studien.</w:t>
-      </w:r>
-    </w:p>
-    <w:p>
-      <w:r>
-        <w:rPr>
-          <w:b/>
-        </w:rPr>
-        <w:t xml:space="preserve">Ergebnis: </w:t>
-      </w:r>
-      <w:r>
-        <w:t>Sechs positive Wirkmechanismen identifiziert: (1) Reduktion von Besorgnis durch Orientierung, (2) Minimierung technischer Barrieren durch nutzerfreundliches Design, (3) Stakeholder-Engagement, (4) Interoperabilität von Informationssystemen, (5) Zugang zu Gesundheitsteams, (6) Nutzerbefähigung durch Information; Implementierung erfordert Sicherheit, Technologiekompetenz, angepasste Kommunikation, Familieneinbindung.</w:t>
-      </w:r>
-    </w:p>
-    <w:p>
-      <w:r>
-        <w:rPr>
-          <w:b/>
-          <w:sz w:val="19"/>
-        </w:rPr>
-        <w:t xml:space="preserve">Übertragbarkeit: </w:t>
-      </w:r>
-      <w:r>
-        <w:rPr>
-          <w:sz w:val="19"/>
-        </w:rPr>
-        <w:t>International, aber wenig spezifische deutsche Implementierungsdaten.</w:t>
-      </w:r>
-    </w:p>
-    <w:p>
-      <w:r>
-        <w:rPr>
-          <w:color w:val="5A7D3A"/>
-          <w:sz w:val="18"/>
-        </w:rPr>
-        <w:t>https://pubmed.ncbi.nlm.nih.gov/42600073/</w:t>
+        <w:t>https://pubmed.ncbi.nlm.nih.gov/42628535/</w:t>
       </w:r>
     </w:p>
     <w:sectPr>

--- a/download/studien-aktuell.docx
+++ b/download/studien-aktuell.docx
@@ -62,7 +62,7 @@
           <w:color w:val="666666"/>
           <w:sz w:val="18"/>
         </w:rPr>
-        <w:t>Stand: 02.09.2026  |  6 Studien  |  ki.m-vf.de</w:t>
+        <w:t>Stand: 03.09.2026  |  6 Studien  |  ki.m-vf.de</w:t>
       </w:r>
     </w:p>
     <w:p>
@@ -70,7 +70,7 @@
         <w:pStyle w:val="Heading1"/>
       </w:pPr>
       <w:r>
-        <w:t>Aufgenommen am 02.09.2026</w:t>
+        <w:t>Aufgenommen am 03.09.2026</w:t>
       </w:r>
     </w:p>
     <w:p>
@@ -78,7 +78,7 @@
         <w:pStyle w:val="Heading2"/>
       </w:pPr>
       <w:r>
-        <w:t>LLM-gestützte Verhaltensaktivierung bei Depression: Expertenbewertung</w:t>
+        <w:t>Mobile Apps für Beckenbodentraining bei Inkontinenz: Metaanalyse</w:t>
       </w:r>
     </w:p>
     <w:p>
@@ -88,12 +88,12 @@
           <w:color w:val="666666"/>
           <w:sz w:val="18"/>
         </w:rPr>
-        <w:t>Kuhlmeier FO et al.  ·  JMIR Ment Health  ·  01.09.2026  ·  PMID 42679232</w:t>
+        <w:t>Zhao W et al.  ·  Front Public Health  ·  18.08.2026  ·  PMID 42683171</w:t>
       </w:r>
     </w:p>
     <w:p>
       <w:r>
-        <w:t>GPT-4o-Chatbot für strukturierte Verhaltensaktivierungstherapie bei jungen Menschen mit Depression wurde mit 48 künstlichen Nutzersessions von 10 klinischen Experten bewertet.</w:t>
+        <w:t>Systematische Übersicht und Metaanalyse von 12 randomisierten kontrollierten Studien zu mobilen Anwendungen für strukturiertes Beckenbodenmuskeltraining bei weiblicher Harninkontinenz.</w:t>
       </w:r>
     </w:p>
     <w:p>
@@ -104,7 +104,7 @@
         <w:t xml:space="preserve">Ergebnis: </w:t>
       </w:r>
       <w:r>
-        <w:t>Chatbot vollendete alle 7 Interventionsphasen; durchschnittliche Qualitätsbewertung 3,94 (SD 1,23), Q-BAS-Score 4,03 (SD 1,18). 13 von 14 Q-BAS-Komponenten überschritten Schwellenwert (3,0). Stärken: Sicherheit (5,90), Klarheit (5,56); Schwächen: Verstärkung erklären (2,92), Monitoring unterstützen (3,02). Experten attestierten struktu­rierten Aufbau, identifizierten aber unzureichende klinische Urteilsfähigkeit als Hauptlimitation.</w:t>
+        <w:t>Intervention reduzierte Inkontinenzschwere um 1,93 Punkte (95% CI −2,87 bis −0,98, p&lt;0,0001), Episodenhäufigkeit um 2,28 Episoden (95% CI −3,62 bis −0,94, p=0,0008). Adhärenz verbessert sich um RR 1,42 (95% CI 1,26–1,59, p&lt;0,00001); Lebensqualität um 2,78 Punkte (95% CI −4,43 bis −1,14, p=0,0009).</w:t>
       </w:r>
     </w:p>
     <w:p>
@@ -119,7 +119,7 @@
         <w:rPr>
           <w:sz w:val="19"/>
         </w:rPr>
-        <w:t>Deutsche Forschungsgruppen (Greifswald, Saarland, KIT Karlsruhe), psychotherapiebasierte Versorgung</w:t>
+        <w:t>Gemischte internationale RCTs, praktisch übertragbar auf deutsche Versorgung mit Vorbehalten zu Effektgröße</w:t>
       </w:r>
     </w:p>
     <w:p>
@@ -128,7 +128,7 @@
           <w:color w:val="5A7D3A"/>
           <w:sz w:val="18"/>
         </w:rPr>
-        <w:t>https://pubmed.ncbi.nlm.nih.gov/42679232/</w:t>
+        <w:t>https://pubmed.ncbi.nlm.nih.gov/42683171/</w:t>
       </w:r>
     </w:p>
     <w:p>
@@ -136,7 +136,7 @@
         <w:pStyle w:val="Heading2"/>
       </w:pPr>
       <w:r>
-        <w:t>Hybrid- versus reine Präsenzbetreuung bei Herzerkrankungen</w:t>
+        <w:t>Agentic KI-System für autonome Bestrahlungsplanung in der Lungenstrahlentherapie</w:t>
       </w:r>
     </w:p>
     <w:p>
@@ -146,12 +146,12 @@
           <w:color w:val="666666"/>
           <w:sz w:val="18"/>
         </w:rPr>
-        <w:t>Nielsen SK et al.  ·  J Med Internet Res  ·  01.09.2026  ·  PMID 42679096</w:t>
+        <w:t>Guo H et al.  ·  Med Phys  ·  Sept. 2026  ·  PMID 42682183</w:t>
       </w:r>
     </w:p>
     <w:p>
       <w:r>
-        <w:t>Kohortenstudie mit Daten aus Dänemarks nationalen Registern von 2019–2023 zur Häufigkeit und Ergebnissen virtueller Folgeuntersuchungen bei Vorhofflimmern, Herzinsuffizienz, Lungenembolie und Koronarsyndrom.</w:t>
+        <w:t>Evaluierung von PlanningCopilot, einem Multi-Agent-LLM-System mit ESAPI-Integration für vollautomatische Bestrahlungsplanung bei lokalem fortgeschrittenem Lungenkrebs ohne manueller Optimierung.</w:t>
       </w:r>
     </w:p>
     <w:p>
@@ -162,7 +162,7 @@
         <w:t xml:space="preserve">Ergebnis: </w:t>
       </w:r>
       <w:r>
-        <w:t>Von 45.919 (AF) bis 30.482 (HF) Patienten: 27,3% (AF) bis 51,7% (HF) hatten teilweise virtuelle Betreuung. Virtuelle Besuche korreliert mit Stadt-Residenz (AF: OR 1,27; HF: OR 1,38) und hoher Gebrechlichkeit (AF: OR 1,63). Initiation neuer Leitlinienmedikation unterschied sich marginal (HF-Beispiel: SGLT2i 2,23% virtuell vs. 4,47% in-person; Differenz −2,24%, 95% KI −2,61 bis −1,87).</w:t>
+        <w:t>Alle 62 autonomen Pläne erfüllten klinische Dosimetrie-Anforderungen. Keine signifikanten Unterschiede zu klinischen Plänen für Lunge Dmean (p=0,371), Lunge V20Gy (p=0,449); bessere Ösophagus-Dosis-Sparing (D0,03cc p=0,027). Alle 21 getesteten IMRT-Pläne bestanden Qualitätskontrolle. Lerner-Agent reduzierte Iterationen um 11,8%.</w:t>
       </w:r>
     </w:p>
     <w:p>
@@ -177,7 +177,7 @@
         <w:rPr>
           <w:sz w:val="19"/>
         </w:rPr>
-        <w:t>Skandinavisches Digitalisierungsniveau deutlich höher als Deutschland; Patientenselektion nicht randomisiert</w:t>
+        <w:t>USA-Studie, aber Algorithmus-Generalisierung und klinische Prozessintegration ist übertragbar</w:t>
       </w:r>
     </w:p>
     <w:p>
@@ -186,7 +186,7 @@
           <w:color w:val="5A7D3A"/>
           <w:sz w:val="18"/>
         </w:rPr>
-        <w:t>https://pubmed.ncbi.nlm.nih.gov/42679096/</w:t>
+        <w:t>https://pubmed.ncbi.nlm.nih.gov/42682183/</w:t>
       </w:r>
     </w:p>
     <w:p>
@@ -194,7 +194,7 @@
         <w:pStyle w:val="Heading2"/>
       </w:pPr>
       <w:r>
-        <w:t>KI-gestützte Stuhlkonsistenz-Bewertung per App zur Optimierung der Koloskopie-Vorbereitung</w:t>
+        <w:t>Deep Learning für non-invasive Amyloid-β-Bildgebung per MRT</w:t>
       </w:r>
     </w:p>
     <w:p>
@@ -204,12 +204,12 @@
           <w:color w:val="666666"/>
           <w:sz w:val="18"/>
         </w:rPr>
-        <w:t>Inaba A et al.  ·  JMIR Mhealth Uhealth  ·  01.09.2026  ·  PMID 42679048</w:t>
+        <w:t>Fujita S et al.  ·  Magn Reson Med Sci  ·  2026  ·  PMID 42633943</w:t>
       </w:r>
     </w:p>
     <w:p>
       <w:r>
-        <w:t>Prospektive multizentrische Machbarkeitsstudie (10 japanische Zentren, November 2022–Dezember 2023) mit Smartphone-App zur Bewertung der Stuhl­qualität während Darmvorbereitung mittels KI und Echtzeit-Viewer für medizinisches Personal.</w:t>
+        <w:t>Prospektive Multizenterstudie zur Validierung einer Deep-Learning-gestützten MR-Fingerprinting-Methode zur Abbildung von Gehirn-Amyloid-Deposition ohne PET.</w:t>
       </w:r>
     </w:p>
     <w:p>
@@ -220,7 +220,7 @@
         <w:t xml:space="preserve">Ergebnis: </w:t>
       </w:r>
       <w:r>
-        <w:t>Gesamtergebnis: 99,1% (323/326) der Patienten erreichten Primärendpunkt (BBPS ≥6). Mittlerer BBPS 8,5 (SD 1,0); 87,4% hatten exzellente Scores (≥8). Adenomdetektionsrate 46,9%, cecale Intubation 99,7%, durchschnittliche Rückzugszeit 10,7 Minuten. Patientenzufriedenheit: 98,5% fanden Tutorial verständlich, 96,0% Erfassung leicht, 87,8% weniger Angst. Personalzufriedenheit: 92,5% hielten Viewer notwendig, 89,6% einfach zu nutzen, 89,6% Arbeitsaufwand reduziert.</w:t>
+        <w:t>Wiederholbarkeit: Variationskoeffizient 1,8±1,3%, ICC 0,84. MRF-Messwerte korrelierten mit PET-Centiloid-Werten (Spearmans ρ=0,589, p=0,015) und Montreal Cognitive Assessment (ρ=−0,543, p=0,020). Visuelle Ähnlichkeit mit PET-Bildern erreicht.</w:t>
       </w:r>
     </w:p>
     <w:p>
@@ -235,7 +235,7 @@
         <w:rPr>
           <w:sz w:val="19"/>
         </w:rPr>
-        <w:t>Japan, aber Methodik und Technologie-Nutzbarkeit auf europäische Kolonoskopie-Praxis übertragbar</w:t>
+        <w:t>Japan, aber methodologisch relevant; externe Validierung gegen etablierte PET-Standards</w:t>
       </w:r>
     </w:p>
     <w:p>
@@ -244,7 +244,7 @@
           <w:color w:val="5A7D3A"/>
           <w:sz w:val="18"/>
         </w:rPr>
-        <w:t>https://pubmed.ncbi.nlm.nih.gov/42679048/</w:t>
+        <w:t>https://pubmed.ncbi.nlm.nih.gov/42633943/</w:t>
       </w:r>
     </w:p>
     <w:p>
@@ -252,7 +252,7 @@
         <w:pStyle w:val="Heading2"/>
       </w:pPr>
       <w:r>
-        <w:t>Large Language Models in europäischen Anästhesiologie-Prüfungen</w:t>
+        <w:t>Machine Learning zur Vorhersage des Rehabilitationserfolgs in psychosomatischer Rehabilitation</w:t>
       </w:r>
     </w:p>
     <w:p>
@@ -262,12 +262,12 @@
           <w:color w:val="666666"/>
           <w:sz w:val="18"/>
         </w:rPr>
-        <w:t>Andrei S et al.  ·  JMIR Form Res  ·  01.09.2026  ·  PMID 42678529</w:t>
+        <w:t>Velthuysen PG et al.  ·  Rehabilitation (Stuttg)  ·  20.04.2026  ·  PMID 42624118</w:t>
       </w:r>
     </w:p>
     <w:p>
       <w:r>
-        <w:t>Vergleichende Studie von Claude Sonnet 4.5, Gemini 2.5 Pro, GPT-5 und Grok 4 bei 437 Multiple-Choice-Fragen (1748 Queries) aus europäischen Anästhesiologie-Examina (EDAIC, Pflegeanästhesisten).</w:t>
+        <w:t>Sekundärdatenanalyse an 555 Patienten: Random-Forest-Modelle zur Prognose individueller psychosomatischer Rehabilitationserfolge anhand von 16 Fragebögen und 11 Personenmerkmalen.</w:t>
       </w:r>
     </w:p>
     <w:p>
@@ -278,7 +278,7 @@
         <w:t xml:space="preserve">Ergebnis: </w:t>
       </w:r>
       <w:r>
-        <w:t>Erfolgsquoten 86% bis 94% (alle über EDAIC-Teil-I-Bestehensgrenze). Signifikante Unterschiede zwischen Modellen nur für EDAIC (Friedman χ²=13,9; p=0,003; W=0,02): Gemini vs. GPT-5 statistisch bedeutsam. Halluzinationsrate 11% bis 20,1% ohne signifikante Unterschiede. Schlussfolgerung: Hohe Leistung aber klinisch relevante Halluzinationen (11–20%), daher nur als überwachte Lernwerkzeuge geeignet.</w:t>
+        <w:t>30,02–38,94% der Varianz erklärbar (je nach Dimension). In Kreuzvalidierung 29,33–37,83% Varianzaufklärung bestätigt. 45 relevante Prädiktoren identifiziert (17 Skalenwerte, 28 Einzelitems). Autoren: praktische Umsetzung personalisierter Behandlung aktuell nicht realistisch.</w:t>
       </w:r>
     </w:p>
     <w:p>
@@ -293,7 +293,7 @@
         <w:rPr>
           <w:sz w:val="19"/>
         </w:rPr>
-        <w:t>Multinationale europäische Studie (Frankreich, Rumänien), europäische Zertifizierungen</w:t>
+        <w:t>Deutschland, Deutsche Rentenversicherung-Kohorte, direkt auf deutsches Reha-System übertragbar</w:t>
       </w:r>
     </w:p>
     <w:p>
@@ -302,7 +302,7 @@
           <w:color w:val="5A7D3A"/>
           <w:sz w:val="18"/>
         </w:rPr>
-        <w:t>https://pubmed.ncbi.nlm.nih.gov/42678529/</w:t>
+        <w:t>https://pubmed.ncbi.nlm.nih.gov/42624118/</w:t>
       </w:r>
     </w:p>
     <w:p>
@@ -310,7 +310,7 @@
         <w:pStyle w:val="Heading2"/>
       </w:pPr>
       <w:r>
-        <w:t>Smartphone-basiertes Distress-Screening bei Sarkomapatien</w:t>
+        <w:t>KI-Algorithmus zur ECG-Screening auf Amyloidose bei Herzinsuffizienz</w:t>
       </w:r>
     </w:p>
     <w:p>
@@ -320,12 +320,12 @@
           <w:color w:val="666666"/>
           <w:sz w:val="18"/>
         </w:rPr>
-        <w:t>Lenze F et al.  ·  Anticancer Res  ·  Sept. 2026  ·  PMID 42674702</w:t>
+        <w:t>Gioia G et al.  ·  J Am Heart Assoc  ·  20.08.2026  ·  PMID 42622146</w:t>
       </w:r>
     </w:p>
     <w:p>
       <w:r>
-        <w:t>Prospektive Machbarkeitsstudie mit 45 Sarkoma-Patienten: Psychoonkologisches Distress-Screening per Smartphone mit Fragebogen QSC-R10 an zwei Zeitpunkten, Usability-Messung mit System Usability Scale.</w:t>
+        <w:t>Externe Validierung eines visually interpretierbaren, KI-abgeleiteten ECG-Algorithmus zur Erkennung von Transthyretin-Amyloidose bei Patienten mit Herzinsuffizienz und erhaltener Ejektionsfraktion in zwei europäischen Zentren.</w:t>
       </w:r>
     </w:p>
     <w:p>
@@ -336,7 +336,7 @@
         <w:t xml:space="preserve">Ergebnis: </w:t>
       </w:r>
       <w:r>
-        <w:t>QSC-R10-Mittelwerte signifikant von T1 zu T2 gesunken (p=0,034). Patienten mit Rezidiven zeigten signifikant höheres Distress bei Follow-up (p=0,012). Usability hoch: SUS 83,78±12,68. Gesamtzufriedenheit hoch. App wird als machbar und gut akzeptiert bewertet.</w:t>
+        <w:t>AUC 0,84 (95% CI 0,76–0,92) in externe Kohorte; Sensitivität 89%, Spezifität 79%. Das ECG-Muster war bei 82,6% der ATTR-Patienten gegenüber 10,2% mit HFpEF vorhanden. Die Odds Ratio für ATTR-Assoziation betrug 46 (95% CI 27–80, p&lt;0,001); Dreijahres-Überlebensnachteil signifikant (p=0,007).</w:t>
       </w:r>
     </w:p>
     <w:p>
@@ -351,7 +351,7 @@
         <w:rPr>
           <w:sz w:val="19"/>
         </w:rPr>
-        <w:t>Deutsche Klinikgruppe (TU München), deutsches Gesundheitssystem-Setting</w:t>
+        <w:t>Österreich und Deutschland, vergleichbare Sozialversicherungssysteme und klinische Strukturen</w:t>
       </w:r>
     </w:p>
     <w:p>
@@ -360,7 +360,7 @@
           <w:color w:val="5A7D3A"/>
           <w:sz w:val="18"/>
         </w:rPr>
-        <w:t>https://pubmed.ncbi.nlm.nih.gov/42674702/</w:t>
+        <w:t>https://pubmed.ncbi.nlm.nih.gov/42622146/</w:t>
       </w:r>
     </w:p>
     <w:p>
@@ -368,7 +368,7 @@
         <w:pStyle w:val="Heading2"/>
       </w:pPr>
       <w:r>
-        <w:t>Perioperative Versorgungsqualität in Thoraxchirurgie mittels KI-gestützter Leitliniensynopse</w:t>
+        <w:t>Implementierung sozial-assistiver Roboter in Pflegeheimen: Erfahrungen des Personals</w:t>
       </w:r>
     </w:p>
     <w:p>
@@ -378,12 +378,12 @@
           <w:color w:val="666666"/>
           <w:sz w:val="18"/>
         </w:rPr>
-        <w:t>Jahn N et al.  ·  Zentralbl Chir  ·  21.08.2026  ·  PMID 42628535</w:t>
+        <w:t>Bubeck M et al.  ·  Arch Gerontol Geriatr  ·  28.07.2026  ·  PMID 42603460</w:t>
       </w:r>
     </w:p>
     <w:p>
       <w:r>
-        <w:t>Narrative Übersicht mit KI-assistiertem Verfassungs- und menschlich kontrolliertem Verifikations-Workflow zur Optimierung postoperativer Versorgung bei Thoraxchirurgie, fokussierend auf PPCs, Frailty, Prehabilitation und Kontinuum der Pflege.</w:t>
+        <w:t>Qualitative Studie mit 14 Pflegefachpersonen in Deutschland zur Implementierung sozial-assistiver Roboter in Altenheimen; konstruktivistische Grounded-Theory-Analyse.</w:t>
       </w:r>
     </w:p>
     <w:p>
@@ -394,7 +394,7 @@
         <w:t xml:space="preserve">Ergebnis: </w:t>
       </w:r>
       <w:r>
-        <w:t>Präoperatives Screening (Frailty, Ernährung) identifiziert Hochrisikogruppen. Prehabilitation reduziert PPCs und Liegedauer signifikant. PEEP-Titration, erector spinae plane blocks, High-Flow-Nasalsauerstoff präferiert über Standard-Nicht­invasivbeatmung. Procalcitonin-gesteuertes Antibiotic Stewardship reduziert Exposition. Failure-to-Rescue-Konzept mit Wearable-Monitoring zur Vermeidung ungeplanter ICU-Aufnahmen kritisch.</w:t>
+        <w:t>Vier Implementierungsphasen identifiziert (Orientierung, Einführung, Routinisierung, Reassessment). Praktische und moralische Anforderungen verschoben sich systematisch über Zeit. Personal betonte Bedeutung von Professionalität, Kontextsensitivität und kontinuierlicher Reflexion für nachhaltige und ethisch vertretbare Nutzung.</w:t>
       </w:r>
     </w:p>
     <w:p>
@@ -409,7 +409,7 @@
         <w:rPr>
           <w:sz w:val="19"/>
         </w:rPr>
-        <w:t>Österreich und Deutschland (Graz, Leipzig), europäisches Versorgungssystem</w:t>
+        <w:t>Deutschland, direkt von Pflegepersonal gewonnene Erkenntnisse zu lokalen Implementierungsfaktoren</w:t>
       </w:r>
     </w:p>
     <w:p>
@@ -418,7 +418,7 @@
           <w:color w:val="5A7D3A"/>
           <w:sz w:val="18"/>
         </w:rPr>
-        <w:t>https://pubmed.ncbi.nlm.nih.gov/42628535/</w:t>
+        <w:t>https://pubmed.ncbi.nlm.nih.gov/42603460/</w:t>
       </w:r>
     </w:p>
     <w:sectPr>

--- a/download/studien-aktuell.docx
+++ b/download/studien-aktuell.docx
@@ -62,7 +62,7 @@
           <w:color w:val="666666"/>
           <w:sz w:val="18"/>
         </w:rPr>
-        <w:t>Stand: 03.09.2026  |  6 Studien  |  ki.m-vf.de</w:t>
+        <w:t>Stand: 04.09.2026  |  6 Studien  |  ki.m-vf.de</w:t>
       </w:r>
     </w:p>
     <w:p>
@@ -70,7 +70,7 @@
         <w:pStyle w:val="Heading1"/>
       </w:pPr>
       <w:r>
-        <w:t>Aufgenommen am 03.09.2026</w:t>
+        <w:t>Aufgenommen am 04.09.2026</w:t>
       </w:r>
     </w:p>
     <w:p>
@@ -78,7 +78,7 @@
         <w:pStyle w:val="Heading2"/>
       </w:pPr>
       <w:r>
-        <w:t>Mobile Apps für Beckenbodentraining bei Inkontinenz: Metaanalyse</w:t>
+        <w:t>LLM-generierte Zusammenfassungen für Brustchirurgie-Konsultationen: Validierungsstudie</w:t>
       </w:r>
     </w:p>
     <w:p>
@@ -88,12 +88,12 @@
           <w:color w:val="666666"/>
           <w:sz w:val="18"/>
         </w:rPr>
-        <w:t>Zhao W et al.  ·  Front Public Health  ·  18.08.2026  ·  PMID 42683171</w:t>
+        <w:t>Moo TA et al.  ·  JCO Clin Cancer Inform  ·  03.09.2026  ·  PMID 42691437</w:t>
       </w:r>
     </w:p>
     <w:p>
       <w:r>
-        <w:t>Systematische Übersicht und Metaanalyse von 12 randomisierten kontrollierten Studien zu mobilen Anwendungen für strukturiertes Beckenbodenmuskeltraining bei weiblicher Harninkontinenz.</w:t>
+        <w:t>Retroaktive Validierung von mittels Retrieval-augmented LLM erstellten strukturierten Vorkonsult-Zusammenfassungen gegen klinische Routine-Dokumentation; Feld- und Patient-level Genauigkeit sowie Fabrikation gemessen.</w:t>
       </w:r>
     </w:p>
     <w:p>
@@ -104,7 +104,7 @@
         <w:t xml:space="preserve">Ergebnis: </w:t>
       </w:r>
       <w:r>
-        <w:t>Intervention reduzierte Inkontinenzschwere um 1,93 Punkte (95% CI −2,87 bis −0,98, p&lt;0,0001), Episodenhäufigkeit um 2,28 Episoden (95% CI −3,62 bis −0,94, p=0,0008). Adhärenz verbessert sich um RR 1,42 (95% CI 1,26–1,59, p&lt;0,00001); Lebensqualität um 2,78 Punkte (95% CI −4,43 bis −1,14, p=0,0009).</w:t>
+        <w:t>AI-Summaries zeigten hohe Feld-Genauigkeit mit Fabrikationsraten ≤2%. Höher als Personal-Summaries bei Lymphknoten-Status (95% vs 72%, p&lt;0,001) und invasivem Tumor-Component (94% vs 30%, p&lt;0,001); niedriger bei Rezeptor-Status (86% vs 96%, p=0,002). Patient-level Fabrikation in 16 AI-Summaries (8%), davon 6 klinisch signifikant (3%); Staff 6 (3%, 1 klinisch signifikant). Mit Safeguards als Effizienz-Instrument vielversprechend.</w:t>
       </w:r>
     </w:p>
     <w:p>
@@ -119,7 +119,7 @@
         <w:rPr>
           <w:sz w:val="19"/>
         </w:rPr>
-        <w:t>Gemischte internationale RCTs, praktisch übertragbar auf deutsche Versorgung mit Vorbehalten zu Effektgröße</w:t>
+        <w:t>USA-Einzelinstitution, aber Aufwandseinsparung und Fehler-Profile zu Verifikation auf deutsche Dokumentation übertragbar</w:t>
       </w:r>
     </w:p>
     <w:p>
@@ -128,7 +128,7 @@
           <w:color w:val="5A7D3A"/>
           <w:sz w:val="18"/>
         </w:rPr>
-        <w:t>https://pubmed.ncbi.nlm.nih.gov/42683171/</w:t>
+        <w:t>https://pubmed.ncbi.nlm.nih.gov/42691437/</w:t>
       </w:r>
     </w:p>
     <w:p>
@@ -136,7 +136,7 @@
         <w:pStyle w:val="Heading2"/>
       </w:pPr>
       <w:r>
-        <w:t>Agentic KI-System für autonome Bestrahlungsplanung in der Lungenstrahlentherapie</w:t>
+        <w:t>KI-Entscheidungsunterstützung beim Gebärmutterhalskrebs-Screening in Ressourcen-armen Ländern</w:t>
       </w:r>
     </w:p>
     <w:p>
@@ -146,12 +146,12 @@
           <w:color w:val="666666"/>
           <w:sz w:val="18"/>
         </w:rPr>
-        <w:t>Guo H et al.  ·  Med Phys  ·  Sept. 2026  ·  PMID 42682183</w:t>
+        <w:t>Koot J et al.  ·  JMIR Form Res  ·  03.09.2026  ·  PMID 42691425</w:t>
       </w:r>
     </w:p>
     <w:p>
       <w:r>
-        <w:t>Evaluierung von PlanningCopilot, einem Multi-Agent-LLM-System mit ESAPI-Integration für vollautomatische Bestrahlungsplanung bei lokalem fortgeschrittenem Lungenkrebs ohne manueller Optimierung.</w:t>
+        <w:t>Implementierungsstudie einer KI-DSS (Visual Inspection with Acetic Acid) in Bangladesch und Uganda; Analyse von Barrieren und Förderfaktoren unter Feldbedingungen mittels strukturiertes Framework.</w:t>
       </w:r>
     </w:p>
     <w:p>
@@ -162,7 +162,7 @@
         <w:t xml:space="preserve">Ergebnis: </w:t>
       </w:r>
       <w:r>
-        <w:t>Alle 62 autonomen Pläne erfüllten klinische Dosimetrie-Anforderungen. Keine signifikanten Unterschiede zu klinischen Plänen für Lunge Dmean (p=0,371), Lunge V20Gy (p=0,449); bessere Ösophagus-Dosis-Sparing (D0,03cc p=0,027). Alle 21 getesteten IMRT-Pläne bestanden Qualitätskontrolle. Lerner-Agent reduzierte Iterationen um 11,8%.</w:t>
+        <w:t>KI-Gerät bestand Labortests, zeigte aber schwächere Performance unter Feldbedingungen. Hardware (adaptiertes Mobiltelefon) angemessen, Benutzeroberfläche intuitiv. Bedienung während Untersuchung herausfordernd. Ohne medizinische Registrierung nur zu Forschungszwecken verwendet. Akzeptanz durch Frauen hoch (mit Datenschutz-Garantie), aber größeres Vertrauen in Gesundheitspersonal. Kompetentes Training in Bildqualität essentiell; Fernunterstützung half, Performance zu verbessern.</w:t>
       </w:r>
     </w:p>
     <w:p>
@@ -177,7 +177,7 @@
         <w:rPr>
           <w:sz w:val="19"/>
         </w:rPr>
-        <w:t>USA-Studie, aber Algorithmus-Generalisierung und klinische Prozessintegration ist übertragbar</w:t>
+        <w:t>Südasia/Ostafrika, aber qualitative Barriere-Analyse auf strukturelle Hemmnisse übertragbar</w:t>
       </w:r>
     </w:p>
     <w:p>
@@ -186,7 +186,7 @@
           <w:color w:val="5A7D3A"/>
           <w:sz w:val="18"/>
         </w:rPr>
-        <w:t>https://pubmed.ncbi.nlm.nih.gov/42682183/</w:t>
+        <w:t>https://pubmed.ncbi.nlm.nih.gov/42691425/</w:t>
       </w:r>
     </w:p>
     <w:p>
@@ -194,7 +194,7 @@
         <w:pStyle w:val="Heading2"/>
       </w:pPr>
       <w:r>
-        <w:t>Deep Learning für non-invasive Amyloid-β-Bildgebung per MRT</w:t>
+        <w:t>Digitale Therapie für Temporomandibular-Störungen: Verhaltensänderung als Wirkmedium</w:t>
       </w:r>
     </w:p>
     <w:p>
@@ -204,12 +204,12 @@
           <w:color w:val="666666"/>
           <w:sz w:val="18"/>
         </w:rPr>
-        <w:t>Fujita S et al.  ·  Magn Reson Med Sci  ·  2026  ·  PMID 42633943</w:t>
+        <w:t>Byun SH et al.  ·  JMIR Mhealth Uhealth  ·  03.09.2026  ·  PMID 42691400</w:t>
       </w:r>
     </w:p>
     <w:p>
       <w:r>
-        <w:t>Prospektive Multizenterstudie zur Validierung einer Deep-Learning-gestützten MR-Fingerprinting-Methode zur Abbildung von Gehirn-Amyloid-Deposition ohne PET.</w:t>
+        <w:t>Post-hoc-Sekundäranalyse einer multizentrisch randomisierten Studie (n=93) zum Wirkmedium digitaler Therapeutika; Mediation über Verhaltensänderung untersucht mittels strukturierter klinischer Daten und Kausalmodellierung.</w:t>
       </w:r>
     </w:p>
     <w:p>
@@ -220,7 +220,7 @@
         <w:t xml:space="preserve">Ergebnis: </w:t>
       </w:r>
       <w:r>
-        <w:t>Wiederholbarkeit: Variationskoeffizient 1,8±1,3%, ICC 0,84. MRF-Messwerte korrelierten mit PET-Centiloid-Werten (Spearmans ρ=0,589, p=0,015) und Montreal Cognitive Assessment (ρ=−0,543, p=0,020). Visuelle Ähnlichkeit mit PET-Bildern erreicht.</w:t>
+        <w:t>DTx-Gruppe erzielte konsistent höhere Schmerzreduktion über alle Respondern-Schwellen (OR 5,39 bei ≥30% Reduktion, 3,21 bei ≥50%, 3,45 bei ≥70%; alle p&lt;0,05). Mediation über Verhaltensänderung (OBC-definiert) erklärte ~29,1% der Gesamtwirkung (NDE –6,91 mm, 95%KI –13,23––0,58; p=0,03). OBC-Modifier zeigten deutlich stärkere Reduktion (–45,71 vs –22,61 mm; p&lt;0,01) unabhängig von Engagement-Metriken. Woche 4 zeigte höhere ORs als Endpunkt.</w:t>
       </w:r>
     </w:p>
     <w:p>
@@ -235,7 +235,7 @@
         <w:rPr>
           <w:sz w:val="19"/>
         </w:rPr>
-        <w:t>Japan, aber methodologisch relevant; externe Validierung gegen etablierte PET-Standards</w:t>
+        <w:t>Südkorea-Studie, aber Mechanismus-Befunde (Verhaltensänderung vor Engagement-Volumen) prinzipiell übertragbar</w:t>
       </w:r>
     </w:p>
     <w:p>
@@ -244,7 +244,7 @@
           <w:color w:val="5A7D3A"/>
           <w:sz w:val="18"/>
         </w:rPr>
-        <w:t>https://pubmed.ncbi.nlm.nih.gov/42633943/</w:t>
+        <w:t>https://pubmed.ncbi.nlm.nih.gov/42691400/</w:t>
       </w:r>
     </w:p>
     <w:p>
@@ -252,7 +252,7 @@
         <w:pStyle w:val="Heading2"/>
       </w:pPr>
       <w:r>
-        <w:t>Machine Learning zur Vorhersage des Rehabilitationserfolgs in psychosomatischer Rehabilitation</w:t>
+        <w:t>Digitale Gesundheits-Engagement von US-Pflegepersonen: Trend 2019–2022</w:t>
       </w:r>
     </w:p>
     <w:p>
@@ -262,12 +262,12 @@
           <w:color w:val="666666"/>
           <w:sz w:val="18"/>
         </w:rPr>
-        <w:t>Velthuysen PG et al.  ·  Rehabilitation (Stuttg)  ·  20.04.2026  ·  PMID 42624118</w:t>
+        <w:t>Lee L et al.  ·  J Med Internet Res  ·  03.09.2026  ·  PMID 42691271</w:t>
       </w:r>
     </w:p>
     <w:p>
       <w:r>
-        <w:t>Sekundärdatenanalyse an 555 Patienten: Random-Forest-Modelle zur Prognose individueller psychosomatischer Rehabilitationserfolge anhand von 16 Fragebögen und 11 Personenmerkmalen.</w:t>
+        <w:t>Trend-Analyse von Daten aus nationaler Befragung (HINTS) zu digitalem Engagement (Online-Patientenakten, Social Media Gesundheitsnutzung) in 1676 Familien-Pflegepersonen über 3 Erhebungswellen.</w:t>
       </w:r>
     </w:p>
     <w:p>
@@ -278,7 +278,7 @@
         <w:t xml:space="preserve">Ergebnis: </w:t>
       </w:r>
       <w:r>
-        <w:t>30,02–38,94% der Varianz erklärbar (je nach Dimension). In Kreuzvalidierung 29,33–37,83% Varianzaufklärung bestätigt. 45 relevante Prädiktoren identifiziert (17 Skalenwerte, 28 Einzelitems). Autoren: praktische Umsetzung personalisierter Behandlung aktuell nicht realistisch.</w:t>
+        <w:t>Zugang zu eigenen Online-Akten stieg von 48,7% (2019) auf 72,6% (2022; p&lt;0,001); zu Akten von Pflegebedürftigen von 30,8% auf 44,5% (p&lt;0,001). Sharing von Gesundheitsinformation: 22,5% auf 39,1% (p&lt;0,001); Interaktion mit anderen: 16,6% auf 27,0% (p&lt;0,001); Health-Videos: 49,5% auf 60,9% (p=0,005). Höhere Bildung (OR 2,75, p&lt;0,001) und Krankenversicherung (OR 2,40, p=0,010) assoziiert mit Zugang zu eigenen Akten. Hochgeschwindigkeits-Internet stark assoziiert mit allen Engagement-Outcomes.</w:t>
       </w:r>
     </w:p>
     <w:p>
@@ -293,7 +293,7 @@
         <w:rPr>
           <w:sz w:val="19"/>
         </w:rPr>
-        <w:t>Deutschland, Deutsche Rentenversicherung-Kohorte, direkt auf deutsches Reha-System übertragbar</w:t>
+        <w:t>USA-Population, Digitalisierungs-Trends aber auf deutsche Caregiver-Disparitäten (Bildung, Internet-Zugang) übertragbar</w:t>
       </w:r>
     </w:p>
     <w:p>
@@ -302,7 +302,7 @@
           <w:color w:val="5A7D3A"/>
           <w:sz w:val="18"/>
         </w:rPr>
-        <w:t>https://pubmed.ncbi.nlm.nih.gov/42624118/</w:t>
+        <w:t>https://pubmed.ncbi.nlm.nih.gov/42691271/</w:t>
       </w:r>
     </w:p>
     <w:p>
@@ -310,7 +310,7 @@
         <w:pStyle w:val="Heading2"/>
       </w:pPr>
       <w:r>
-        <w:t>KI-Algorithmus zur ECG-Screening auf Amyloidose bei Herzinsuffizienz</w:t>
+        <w:t>Automated Text-Extraction von Verletzungsdaten für Public-Health-Surveillance: Pilotprojekt Schweiz</w:t>
       </w:r>
     </w:p>
     <w:p>
@@ -320,12 +320,12 @@
           <w:color w:val="666666"/>
           <w:sz w:val="18"/>
         </w:rPr>
-        <w:t>Gioia G et al.  ·  J Am Heart Assoc  ·  20.08.2026  ·  PMID 42622146</w:t>
+        <w:t>Feer S et al.  ·  Int J Public Health  ·  19.08.2026  ·  PMID 42688159</w:t>
       </w:r>
     </w:p>
     <w:p>
       <w:r>
-        <w:t>Externe Validierung eines visually interpretierbaren, KI-abgeleiteten ECG-Algorithmus zur Erkennung von Transthyretin-Amyloidose bei Patienten mit Herzinsuffizienz und erhaltener Ejektionsfraktion in zwei europäischen Zentren.</w:t>
+        <w:t>Machbarkeitsstudie zur automatisierten Analyse von Narrativtexten aus pädiatrischen Notaufnahmeberichten mittels Fine-tuning eines Transformer-Modells für Mehrklassen-Klassifikation von Verletzungsmerkmalen.</w:t>
       </w:r>
     </w:p>
     <w:p>
@@ -336,7 +336,7 @@
         <w:t xml:space="preserve">Ergebnis: </w:t>
       </w:r>
       <w:r>
-        <w:t>AUC 0,84 (95% CI 0,76–0,92) in externe Kohorte; Sensitivität 89%, Spezifität 79%. Das ECG-Muster war bei 82,6% der ATTR-Patienten gegenüber 10,2% mit HFpEF vorhanden. Die Odds Ratio für ATTR-Assoziation betrug 46 (95% CI 27–80, p&lt;0,001); Dreijahres-Überlebensnachteil signifikant (p=0,007).</w:t>
+        <w:t>Interrater-Reliabilität steigerte sich von κ=0,45 (moderat) auf κ=0,73 (substanziell) nach Codierungssystem-Anpassung. Multi-Label-F1-Scores auf oberster Ebene: ALL 0,57, IND 0,64, VAR 0,63; auf tieferen Ebenen deutlich niedriger (Niveau 3: F1=0,08–0,23). Automated Prävalenzschätzungen korrelierten stark mit manuellen Annotationen (ρ=0,948). Erste Ergebnisse vielversprechend, aber robuste Validierung erforderlich.</w:t>
       </w:r>
     </w:p>
     <w:p>
@@ -351,7 +351,7 @@
         <w:rPr>
           <w:sz w:val="19"/>
         </w:rPr>
-        <w:t>Österreich und Deutschland, vergleichbare Sozialversicherungssysteme und klinische Strukturen</w:t>
+        <w:t>Schweiz, deutschsprachiger Raum, ähnliche Dokumentationssysteme</w:t>
       </w:r>
     </w:p>
     <w:p>
@@ -360,7 +360,7 @@
           <w:color w:val="5A7D3A"/>
           <w:sz w:val="18"/>
         </w:rPr>
-        <w:t>https://pubmed.ncbi.nlm.nih.gov/42622146/</w:t>
+        <w:t>https://pubmed.ncbi.nlm.nih.gov/42688159/</w:t>
       </w:r>
     </w:p>
     <w:p>
@@ -368,7 +368,7 @@
         <w:pStyle w:val="Heading2"/>
       </w:pPr>
       <w:r>
-        <w:t>Implementierung sozial-assistiver Roboter in Pflegeheimen: Erfahrungen des Personals</w:t>
+        <w:t>Litauens zentralisiertes E-Health-System: Struktur, Evolution und Umsetzungslektionen</w:t>
       </w:r>
     </w:p>
     <w:p>
@@ -378,12 +378,12 @@
           <w:color w:val="666666"/>
           <w:sz w:val="18"/>
         </w:rPr>
-        <w:t>Bubeck M et al.  ·  Arch Gerontol Geriatr  ·  28.07.2026  ·  PMID 42603460</w:t>
+        <w:t>Dapkutė A et al.  ·  JMIR Form Res  ·  02.09.2026  ·  PMID 42684811</w:t>
       </w:r>
     </w:p>
     <w:p>
       <w:r>
-        <w:t>Qualitative Studie mit 14 Pflegefachpersonen in Deutschland zur Implementierung sozial-assistiver Roboter in Altenheimen; konstruktivistische Grounded-Theory-Analyse.</w:t>
+        <w:t>Deskriptive Analyse der historischen Entwicklung, Governance und technischen Architektur des litauischen Digital Health Platform seit 2000.</w:t>
       </w:r>
     </w:p>
     <w:p>
@@ -394,7 +394,7 @@
         <w:t xml:space="preserve">Ergebnis: </w:t>
       </w:r>
       <w:r>
-        <w:t>Vier Implementierungsphasen identifiziert (Orientierung, Einführung, Routinisierung, Reassessment). Praktische und moralische Anforderungen verschoben sich systematisch über Zeit. Personal betonte Bedeutung von Professionalität, Kontextsensitivität und kontinuierlicher Reflexion für nachhaltige und ethisch vertretbare Nutzung.</w:t>
+        <w:t>System vollständig operational seit 2015. Elektronische Dokumente im DHP stiegen von ~7 Mio. (2017) auf &gt;100 Mio. (2024). Zugang zu Online-Patientenakten durch Patienten stieg kontinuierlich. Telemedicine und Bildaustausch noch weniger reif; Modernisierung für KI-Dienste läuft. Die zentrale, rechtsgestützte Integration zeigt Potenzial und Grenzen national-scale-Integration.</w:t>
       </w:r>
     </w:p>
     <w:p>
@@ -409,7 +409,7 @@
         <w:rPr>
           <w:sz w:val="19"/>
         </w:rPr>
-        <w:t>Deutschland, direkt von Pflegepersonal gewonnene Erkenntnisse zu lokalen Implementierungsfaktoren</w:t>
+        <w:t>EU-Mitgliedstaat, vergleichbare regulatorische Anforderungen, übertragbare Governance-Lektionen</w:t>
       </w:r>
     </w:p>
     <w:p>
@@ -418,7 +418,7 @@
           <w:color w:val="5A7D3A"/>
           <w:sz w:val="18"/>
         </w:rPr>
-        <w:t>https://pubmed.ncbi.nlm.nih.gov/42603460/</w:t>
+        <w:t>https://pubmed.ncbi.nlm.nih.gov/42684811/</w:t>
       </w:r>
     </w:p>
     <w:sectPr>

--- a/download/studien-aktuell.docx
+++ b/download/studien-aktuell.docx
@@ -62,7 +62,7 @@
           <w:color w:val="666666"/>
           <w:sz w:val="18"/>
         </w:rPr>
-        <w:t>Stand: 04.09.2026  |  6 Studien  |  ki.m-vf.de</w:t>
+        <w:t>Stand: 05.09.2026  |  7 Studien  |  ki.m-vf.de</w:t>
       </w:r>
     </w:p>
     <w:p>
@@ -70,7 +70,7 @@
         <w:pStyle w:val="Heading1"/>
       </w:pPr>
       <w:r>
-        <w:t>Aufgenommen am 04.09.2026</w:t>
+        <w:t>Aufgenommen am 05.09.2026</w:t>
       </w:r>
     </w:p>
     <w:p>
@@ -78,7 +78,7 @@
         <w:pStyle w:val="Heading2"/>
       </w:pPr>
       <w:r>
-        <w:t>LLM-generierte Zusammenfassungen für Brustchirurgie-Konsultationen: Validierungsstudie</w:t>
+        <w:t>Shared Decision-Making für Verbrennungen: Decision Aid in den Niederlanden</w:t>
       </w:r>
     </w:p>
     <w:p>
@@ -88,12 +88,12 @@
           <w:color w:val="666666"/>
           <w:sz w:val="18"/>
         </w:rPr>
-        <w:t>Moo TA et al.  ·  JCO Clin Cancer Inform  ·  03.09.2026  ·  PMID 42691437</w:t>
+        <w:t>Salemans RFC et al.  ·  J Med Internet Res  ·  04.09.2026  ·  PMID 42696705</w:t>
       </w:r>
     </w:p>
     <w:p>
       <w:r>
-        <w:t>Retroaktive Validierung von mittels Retrieval-augmented LLM erstellten strukturierten Vorkonsult-Zusammenfassungen gegen klinische Routine-Dokumentation; Feld- und Patient-level Genauigkeit sowie Fabrikation gemessen.</w:t>
+        <w:t>Entwicklung und Implementierung einer mehrkomponentigen Entscheidungshilfe zur Unterstützung von Shared Decision-Making bei der Behandlungswahl für tiefe Partialdickenverbrennungen in niederländischen Verbrennungszentren.</w:t>
       </w:r>
     </w:p>
     <w:p>
@@ -104,7 +104,7 @@
         <w:t xml:space="preserve">Ergebnis: </w:t>
       </w:r>
       <w:r>
-        <w:t>AI-Summaries zeigten hohe Feld-Genauigkeit mit Fabrikationsraten ≤2%. Höher als Personal-Summaries bei Lymphknoten-Status (95% vs 72%, p&lt;0,001) und invasivem Tumor-Component (94% vs 30%, p&lt;0,001); niedriger bei Rezeptor-Status (86% vs 96%, p=0,002). Patient-level Fabrikation in 16 AI-Summaries (8%), davon 6 klinisch signifikant (3%); Staff 6 (3%, 1 klinisch signifikant). Mit Safeguards als Effizienz-Instrument vielversprechend.</w:t>
+        <w:t>42 Patienten nutzten die Decision Aid (67% Teilnahmerate), positive Bewertungen durch Patienten und Fachpersonal, Tool als machbar zur Integration in Routineversorgung beurteilt.</w:t>
       </w:r>
     </w:p>
     <w:p>
@@ -119,7 +119,7 @@
         <w:rPr>
           <w:sz w:val="19"/>
         </w:rPr>
-        <w:t>USA-Einzelinstitution, aber Aufwandseinsparung und Fehler-Profile zu Verifikation auf deutsche Dokumentation übertragbar</w:t>
+        <w:t>Niederländische Verbrennungszentren, vergleichbares europäisches Versorgungssystem.</w:t>
       </w:r>
     </w:p>
     <w:p>
@@ -128,7 +128,7 @@
           <w:color w:val="5A7D3A"/>
           <w:sz w:val="18"/>
         </w:rPr>
-        <w:t>https://pubmed.ncbi.nlm.nih.gov/42691437/</w:t>
+        <w:t>https://pubmed.ncbi.nlm.nih.gov/42696705/</w:t>
       </w:r>
     </w:p>
     <w:p>
@@ -136,7 +136,7 @@
         <w:pStyle w:val="Heading2"/>
       </w:pPr>
       <w:r>
-        <w:t>KI-Entscheidungsunterstützung beim Gebärmutterhalskrebs-Screening in Ressourcen-armen Ländern</w:t>
+        <w:t>Mini-HTA in Norwegen: Pragmatische Technologie-Bewertung für lokale Entscheidungen</w:t>
       </w:r>
     </w:p>
     <w:p>
@@ -146,12 +146,12 @@
           <w:color w:val="666666"/>
           <w:sz w:val="18"/>
         </w:rPr>
-        <w:t>Koot J et al.  ·  JMIR Form Res  ·  03.09.2026  ·  PMID 42691425</w:t>
+        <w:t>Arentz-Hansen H et al.  ·  Int J Technol Assess Health Care  ·  04.09.2026  ·  PMID 42695211</w:t>
       </w:r>
     </w:p>
     <w:p>
       <w:r>
-        <w:t>Implementierungsstudie einer KI-DSS (Visual Inspection with Acetic Acid) in Bangladesch und Uganda; Analyse von Barrieren und Förderfaktoren unter Feldbedingungen mittels strukturiertes Framework.</w:t>
+        <w:t>Erfahrungsbericht über Entwicklung und Implementierung von Mini-HTA als strukturiertes, vereinfachtes Werkzeug für lokale Technologie-Entscheidungen in norwegischen Krankenhäusern und Gemeinden.</w:t>
       </w:r>
     </w:p>
     <w:p>
@@ -162,7 +162,7 @@
         <w:t xml:space="preserve">Ergebnis: </w:t>
       </w:r>
       <w:r>
-        <w:t>KI-Gerät bestand Labortests, zeigte aber schwächere Performance unter Feldbedingungen. Hardware (adaptiertes Mobiltelefon) angemessen, Benutzeroberfläche intuitiv. Bedienung während Untersuchung herausfordernd. Ohne medizinische Registrierung nur zu Forschungszwecken verwendet. Akzeptanz durch Frauen hoch (mit Datenschutz-Garantie), aber größeres Vertrauen in Gesundheitspersonal. Kompetentes Training in Bildqualität essentiell; Fernunterstützung half, Performance zu verbessern.</w:t>
+        <w:t>Mini-HTA ermöglicht Bewertung von Effektivität, Sicherheit, organisatorischen und wirtschaftlichen Folgen bei machbarem Aufwand; Governance, Verantwortlichkeitsverteilung und Führungsverpflichtung als kritische Erfolgsfaktoren identifiziert.</w:t>
       </w:r>
     </w:p>
     <w:p>
@@ -177,7 +177,7 @@
         <w:rPr>
           <w:sz w:val="19"/>
         </w:rPr>
-        <w:t>Südasia/Ostafrika, aber qualitative Barriere-Analyse auf strukturelle Hemmnisse übertragbar</w:t>
+        <w:t>Norwegen, europäisches Gesundheitssystem mit Dezentralisierung; Prinzipien auf deutsches Föderalmodell übertragbar.</w:t>
       </w:r>
     </w:p>
     <w:p>
@@ -186,7 +186,7 @@
           <w:color w:val="5A7D3A"/>
           <w:sz w:val="18"/>
         </w:rPr>
-        <w:t>https://pubmed.ncbi.nlm.nih.gov/42691425/</w:t>
+        <w:t>https://pubmed.ncbi.nlm.nih.gov/42695211/</w:t>
       </w:r>
     </w:p>
     <w:p>
@@ -194,7 +194,7 @@
         <w:pStyle w:val="Heading2"/>
       </w:pPr>
       <w:r>
-        <w:t>Digitale Therapie für Temporomandibular-Störungen: Verhaltensänderung als Wirkmedium</w:t>
+        <w:t>Telemedizin bei Vestibulariserkrankungen: Diagnostische Konkordanz und Ressourcennutzung</w:t>
       </w:r>
     </w:p>
     <w:p>
@@ -204,12 +204,12 @@
           <w:color w:val="666666"/>
           <w:sz w:val="18"/>
         </w:rPr>
-        <w:t>Byun SH et al.  ·  JMIR Mhealth Uhealth  ·  03.09.2026  ·  PMID 42691400</w:t>
+        <w:t>Guseva AL et al.  ·  Vestn Otorinolaringol  ·  2026  ·  PMID 42693980</w:t>
       </w:r>
     </w:p>
     <w:p>
       <w:r>
-        <w:t>Post-hoc-Sekundäranalyse einer multizentrisch randomisierten Studie (n=93) zum Wirkmedium digitaler Therapeutika; Mediation über Verhaltensänderung untersucht mittels strukturierter klinischer Daten und Kausalmodellierung.</w:t>
+        <w:t>Retrospektive Evaluation von Telemedizin-Konsultationen versus In-Person-Besuch für die Diagnose und das Management von Vestibulariserkrankungen über 6 Monate.</w:t>
       </w:r>
     </w:p>
     <w:p>
@@ -220,7 +220,7 @@
         <w:t xml:space="preserve">Ergebnis: </w:t>
       </w:r>
       <w:r>
-        <w:t>DTx-Gruppe erzielte konsistent höhere Schmerzreduktion über alle Respondern-Schwellen (OR 5,39 bei ≥30% Reduktion, 3,21 bei ≥50%, 3,45 bei ≥70%; alle p&lt;0,05). Mediation über Verhaltensänderung (OBC-definiert) erklärte ~29,1% der Gesamtwirkung (NDE –6,91 mm, 95%KI –13,23––0,58; p=0,03). OBC-Modifier zeigten deutlich stärkere Reduktion (–45,71 vs –22,61 mm; p&lt;0,01) unabhängig von Engagement-Metriken. Woche 4 zeigte höhere ORs als Endpunkt.</w:t>
+        <w:t>97,5% komplette oder teilweise Übereinstimmung zwischen Fern-Diagnose und klinischer Diagnose (65% vollständige Konkordanz), 73,6% der Patienten nutzten aktiv Teleconsultationen, 20% benötigten Wiederholungsbesuche vor Ort, akute Syndrome erforderten häufiger In-Person-Visits.</w:t>
       </w:r>
     </w:p>
     <w:p>
@@ -235,7 +235,7 @@
         <w:rPr>
           <w:sz w:val="19"/>
         </w:rPr>
-        <w:t>Südkorea-Studie, aber Mechanismus-Befunde (Verhaltensänderung vor Engagement-Volumen) prinzipiell übertragbar</w:t>
+        <w:t>Russland, methodisch auf andere spezialisierte ambulante Bereiche übertragbar.</w:t>
       </w:r>
     </w:p>
     <w:p>
@@ -244,7 +244,7 @@
           <w:color w:val="5A7D3A"/>
           <w:sz w:val="18"/>
         </w:rPr>
-        <w:t>https://pubmed.ncbi.nlm.nih.gov/42691400/</w:t>
+        <w:t>https://pubmed.ncbi.nlm.nih.gov/42693980/</w:t>
       </w:r>
     </w:p>
     <w:p>
@@ -252,7 +252,7 @@
         <w:pStyle w:val="Heading2"/>
       </w:pPr>
       <w:r>
-        <w:t>Digitale Gesundheits-Engagement von US-Pflegepersonen: Trend 2019–2022</w:t>
+        <w:t>NLP für automatisierte Endoskopie-Nebenwirkungserkennung: Transformer vs. regelbasiert</w:t>
       </w:r>
     </w:p>
     <w:p>
@@ -262,12 +262,12 @@
           <w:color w:val="666666"/>
           <w:sz w:val="18"/>
         </w:rPr>
-        <w:t>Lee L et al.  ·  J Med Internet Res  ·  03.09.2026  ·  PMID 42691271</w:t>
+        <w:t>Özden Y et al.  ·  BMJ Open  ·  03.09.2026  ·  PMID 42692516</w:t>
       </w:r>
     </w:p>
     <w:p>
       <w:r>
-        <w:t>Trend-Analyse von Daten aus nationaler Befragung (HINTS) zu digitalem Engagement (Online-Patientenakten, Social Media Gesundheitsnutzung) in 1676 Familien-Pflegepersonen über 3 Erhebungswellen.</w:t>
+        <w:t>Retrospektive Diagnosegenauigkeitsstudie, die regelbasierte und Transformer-basierte NLP-Modelle zur Klassifizierung von Endoskopie-Befunden nach dokumentierten Nebenwirkungen vergleicht.</w:t>
       </w:r>
     </w:p>
     <w:p>
@@ -278,7 +278,7 @@
         <w:t xml:space="preserve">Ergebnis: </w:t>
       </w:r>
       <w:r>
-        <w:t>Zugang zu eigenen Online-Akten stieg von 48,7% (2019) auf 72,6% (2022; p&lt;0,001); zu Akten von Pflegebedürftigen von 30,8% auf 44,5% (p&lt;0,001). Sharing von Gesundheitsinformation: 22,5% auf 39,1% (p&lt;0,001); Interaktion mit anderen: 16,6% auf 27,0% (p&lt;0,001); Health-Videos: 49,5% auf 60,9% (p=0,005). Höhere Bildung (OR 2,75, p&lt;0,001) und Krankenversicherung (OR 2,40, p=0,010) assoziiert mit Zugang zu eigenen Akten. Hochgeschwindigkeits-Internet stark assoziiert mit allen Engagement-Outcomes.</w:t>
+        <w:t>Transformer erreichte 92,2% Sensitivität (95% KI 87,4–95,3%) vs. 84,4% regelbasiert, Spezifität 98,4% vs. 99,5%, beide F1-Scores 0,89; Transformer reduzierte falsch negative (28→14), erhöhte aber falsch positive (9→29).</w:t>
       </w:r>
     </w:p>
     <w:p>
@@ -293,7 +293,7 @@
         <w:rPr>
           <w:sz w:val="19"/>
         </w:rPr>
-        <w:t>USA-Population, Digitalisierungs-Trends aber auf deutsche Caregiver-Disparitäten (Bildung, Internet-Zugang) übertragbar</w:t>
+        <w:t>Türkei, methodisch auf andere Freitextberichte übertragbar; autonome Anwendung nicht empfohlen.</w:t>
       </w:r>
     </w:p>
     <w:p>
@@ -302,7 +302,7 @@
           <w:color w:val="5A7D3A"/>
           <w:sz w:val="18"/>
         </w:rPr>
-        <w:t>https://pubmed.ncbi.nlm.nih.gov/42691271/</w:t>
+        <w:t>https://pubmed.ncbi.nlm.nih.gov/42692516/</w:t>
       </w:r>
     </w:p>
     <w:p>
@@ -310,7 +310,7 @@
         <w:pStyle w:val="Heading2"/>
       </w:pPr>
       <w:r>
-        <w:t>Automated Text-Extraction von Verletzungsdaten für Public-Health-Surveillance: Pilotprojekt Schweiz</w:t>
+        <w:t>CDSS für Screening-Empfehlungen in französischer Hausarztmedizin: Machbarkeitsstudie</w:t>
       </w:r>
     </w:p>
     <w:p>
@@ -320,12 +320,12 @@
           <w:color w:val="666666"/>
           <w:sz w:val="18"/>
         </w:rPr>
-        <w:t>Feer S et al.  ·  Int J Public Health  ·  19.08.2026  ·  PMID 42688159</w:t>
+        <w:t>Meunier PY et al.  ·  JMIR Res Protoc  ·  03.09.2026  ·  PMID 42691486</w:t>
       </w:r>
     </w:p>
     <w:p>
       <w:r>
-        <w:t>Machbarkeitsstudie zur automatisierten Analyse von Narrativtexten aus pädiatrischen Notaufnahmeberichten mittels Fine-tuning eines Transformer-Modells für Mehrklassen-Klassifikation von Verletzungsmerkmalen.</w:t>
+        <w:t>Multizentrisches Mixed-Methods-Protokoll zur Evaluierung der Machbarkeit von Lianeli, einem patientenzentrierten CDSS zur Unterstützung von Shared Decision-Making für nationale Screening-Empfehlungen.</w:t>
       </w:r>
     </w:p>
     <w:p>
@@ -336,7 +336,7 @@
         <w:t xml:space="preserve">Ergebnis: </w:t>
       </w:r>
       <w:r>
-        <w:t>Interrater-Reliabilität steigerte sich von κ=0,45 (moderat) auf κ=0,73 (substanziell) nach Codierungssystem-Anpassung. Multi-Label-F1-Scores auf oberster Ebene: ALL 0,57, IND 0,64, VAR 0,63; auf tieferen Ebenen deutlich niedriger (Niveau 3: F1=0,08–0,23). Automated Prävalenzschätzungen korrelierten stark mit manuellen Annotationen (ρ=0,948). Erste Ergebnisse vielversprechend, aber robuste Validierung erforderlich.</w:t>
+        <w:t>Laufende Studie (Einschluss ab März 2026), primäres Ziel ist Anteil der Patienten, bei denen CDSS vollständig genutzt wird; geplante Ergebnisveröffentlichung 2027.</w:t>
       </w:r>
     </w:p>
     <w:p>
@@ -351,7 +351,7 @@
         <w:rPr>
           <w:sz w:val="19"/>
         </w:rPr>
-        <w:t>Schweiz, deutschsprachiger Raum, ähnliche Dokumentationssysteme</w:t>
+        <w:t>Frankreich, europäische Sozialversicherung, direkt auf deutsches Hausarzt-Screening übertragbar.</w:t>
       </w:r>
     </w:p>
     <w:p>
@@ -360,7 +360,7 @@
           <w:color w:val="5A7D3A"/>
           <w:sz w:val="18"/>
         </w:rPr>
-        <w:t>https://pubmed.ncbi.nlm.nih.gov/42688159/</w:t>
+        <w:t>https://pubmed.ncbi.nlm.nih.gov/42691486/</w:t>
       </w:r>
     </w:p>
     <w:p>
@@ -368,7 +368,7 @@
         <w:pStyle w:val="Heading2"/>
       </w:pPr>
       <w:r>
-        <w:t>Litauens zentralisiertes E-Health-System: Struktur, Evolution und Umsetzungslektionen</w:t>
+        <w:t>KI-Zusammenfassungen in Sprechstunden: Patientenzentrierter Rahmen, Large Language Models unterschreiten Humanleistung</w:t>
       </w:r>
     </w:p>
     <w:p>
@@ -378,12 +378,12 @@
           <w:color w:val="666666"/>
           <w:sz w:val="18"/>
         </w:rPr>
-        <w:t>Dapkutė A et al.  ·  JMIR Form Res  ·  02.09.2026  ·  PMID 42684811</w:t>
+        <w:t>Lizarazo Jimenez M et al.  ·  J Med Internet Res  ·  03.09.2026  ·  PMID 42691463</w:t>
       </w:r>
     </w:p>
     <w:p>
       <w:r>
-        <w:t>Deskriptive Analyse der historischen Entwicklung, Governance und technischen Architektur des litauischen Digital Health Platform seit 2000.</w:t>
+        <w:t>Entwicklung eines Frameworks für patientenzentrierte klinische Zusammenfassungen (PCS) durch Mixed Methods und Evaluierung von 5 Open-Source-LLMs auf Basis von 72 Atrial-Fibrillation-Konsultationen.</w:t>
       </w:r>
     </w:p>
     <w:p>
@@ -394,7 +394,7 @@
         <w:t xml:space="preserve">Ergebnis: </w:t>
       </w:r>
       <w:r>
-        <w:t>System vollständig operational seit 2015. Elektronische Dokumente im DHP stiegen von ~7 Mio. (2017) auf &gt;100 Mio. (2024). Zugang zu Online-Patientenakten durch Patienten stieg kontinuierlich. Telemedicine und Bildaustausch noch weniger reif; Modernisierung für KI-Dienste läuft. Die zentrale, rechtsgestützte Integration zeigt Potenzial und Grenzen national-scale-Integration.</w:t>
+        <w:t>Beste Zero-Shot-Performance: Mistral-8B (ROUGE-L 0,189), Llama-3.1-8B (BERTScore 0,673); mit Few-Shot (3 Beispiele) Llama-3.1-8B besser (ROUGE-L 0,206, BERTScore 0,683); keines der Modelle erreichte Humanleistung ohne Fine-Tuning.</w:t>
       </w:r>
     </w:p>
     <w:p>
@@ -409,7 +409,7 @@
         <w:rPr>
           <w:sz w:val="19"/>
         </w:rPr>
-        <w:t>EU-Mitgliedstaat, vergleichbare regulatorische Anforderungen, übertragbare Governance-Lektionen</w:t>
+        <w:t>UK/Datenquellen (Patientengespräche Vorhofflimmern), metodologisch relevant für LLM-Anforderungen im klinischen Kontext.</w:t>
       </w:r>
     </w:p>
     <w:p>
@@ -418,7 +418,65 @@
           <w:color w:val="5A7D3A"/>
           <w:sz w:val="18"/>
         </w:rPr>
-        <w:t>https://pubmed.ncbi.nlm.nih.gov/42684811/</w:t>
+        <w:t>https://pubmed.ncbi.nlm.nih.gov/42691463/</w:t>
+      </w:r>
+    </w:p>
+    <w:p>
+      <w:pPr>
+        <w:pStyle w:val="Heading2"/>
+      </w:pPr>
+      <w:r>
+        <w:t>Graph-Datenbank für Jugendmental-Health-Daten über Kommunen: Datenintegration gegen Silos</w:t>
+      </w:r>
+    </w:p>
+    <w:p>
+      <w:r>
+        <w:rPr>
+          <w:i/>
+          <w:color w:val="666666"/>
+          <w:sz w:val="18"/>
+        </w:rPr>
+        <w:t>Krishna H et al.  ·  Health Informatics J  ·  03.09.2026  ·  PMID 42690845</w:t>
+      </w:r>
+    </w:p>
+    <w:p>
+      <w:r>
+        <w:t>Entwicklung und Pilot-Deployment eines Graph-Database-Schemas zur Fusion von Gesundheitsdaten aus verschiedenen Institutionen über zwei Stockholm-Gemeinden zur Analyse von Jugend-Mental-Health-Programmen.</w:t>
+      </w:r>
+    </w:p>
+    <w:p>
+      <w:r>
+        <w:rPr>
+          <w:b/>
+        </w:rPr>
+        <w:t xml:space="preserve">Ergebnis: </w:t>
+      </w:r>
+      <w:r>
+        <w:t>Proof-of-Concept mit zwei Gemeinden durchgeführt, Graph-Schema ermöglichte Abfragen über institutionelle Grenzen, Ansatz zur Überwindung von Datensilos und Unterstützung von System-level-Assessment demonstriert.</w:t>
+      </w:r>
+    </w:p>
+    <w:p>
+      <w:r>
+        <w:rPr>
+          <w:b/>
+          <w:sz w:val="19"/>
+        </w:rPr>
+        <w:t xml:space="preserve">Übertragbarkeit: </w:t>
+      </w:r>
+      <w:r>
+        <w:rPr>
+          <w:sz w:val="19"/>
+        </w:rPr>
+        <w:t>Schweden (höherer Digitalisierungsgrad); Konzept auf andere föderierte Datenräume übertragbar.</w:t>
+      </w:r>
+    </w:p>
+    <w:p>
+      <w:r>
+        <w:rPr>
+          <w:color w:val="5A7D3A"/>
+          <w:sz w:val="18"/>
+        </w:rPr>
+        <w:t>https://pubmed.ncbi.nlm.nih.gov/42690845/</w:t>
       </w:r>
     </w:p>
     <w:sectPr>

--- a/download/studien-aktuell.docx
+++ b/download/studien-aktuell.docx
@@ -62,7 +62,7 @@
           <w:color w:val="666666"/>
           <w:sz w:val="18"/>
         </w:rPr>
-        <w:t>Stand: 05.09.2026  |  7 Studien  |  ki.m-vf.de</w:t>
+        <w:t>Stand: 06.09.2026  |  6 Studien  |  ki.m-vf.de</w:t>
       </w:r>
     </w:p>
     <w:p>
@@ -70,7 +70,7 @@
         <w:pStyle w:val="Heading1"/>
       </w:pPr>
       <w:r>
-        <w:t>Aufgenommen am 05.09.2026</w:t>
+        <w:t>Aufgenommen am 06.09.2026</w:t>
       </w:r>
     </w:p>
     <w:p>
@@ -78,7 +78,7 @@
         <w:pStyle w:val="Heading2"/>
       </w:pPr>
       <w:r>
-        <w:t>Shared Decision-Making für Verbrennungen: Decision Aid in den Niederlanden</w:t>
+        <w:t>Surface-gesteuerte Atemtraining für tiefe Inspiration in der Brustkrebsbestrahlung</w:t>
       </w:r>
     </w:p>
     <w:p>
@@ -88,12 +88,12 @@
           <w:color w:val="666666"/>
           <w:sz w:val="18"/>
         </w:rPr>
-        <w:t>Salemans RFC et al.  ·  J Med Internet Res  ·  04.09.2026  ·  PMID 42696705</w:t>
+        <w:t>Dietrich L et al.  ·  Radiat Oncol  ·  04.09.2026  ·  PMID 42698070</w:t>
       </w:r>
     </w:p>
     <w:p>
       <w:r>
-        <w:t>Entwicklung und Implementierung einer mehrkomponentigen Entscheidungshilfe zur Unterstützung von Shared Decision-Making bei der Behandlungswahl für tiefe Partialdickenverbrennungen in niederländischen Verbrennungszentren.</w:t>
+        <w:t>Retrospektive Kohorte von 115 Brustkrebspatientinnen in Deutschland, die das Effekt von oberflächengestütztem Atemtraining auf Zuverlässigkeit und Kardialschutz bei Deep Inspiration Breath Hold (DIBH) untersuchte.</w:t>
       </w:r>
     </w:p>
     <w:p>
@@ -104,7 +104,7 @@
         <w:t xml:space="preserve">Ergebnis: </w:t>
       </w:r>
       <w:r>
-        <w:t>42 Patienten nutzten die Decision Aid (67% Teilnahmerate), positive Bewertungen durch Patienten und Fachpersonal, Tool als machbar zur Integration in Routineversorgung beurteilt.</w:t>
+        <w:t>Nach Training: alle CT-Aufnahmen in Atemhaltezustand, Teillung der Lungenvolume um ~9% gestiegen, Variabilität der Atemanhalte um ~26% gesunken; Herzostdosen um bis zu 96% reduziert bei gleichzeitiger Zielabdeckung. Training beseitigte unzureichende DIBH-Aufnahmen und ermöglichte klinisch bedeutsame Dosisreduktion.</w:t>
       </w:r>
     </w:p>
     <w:p>
@@ -119,7 +119,7 @@
         <w:rPr>
           <w:sz w:val="19"/>
         </w:rPr>
-        <w:t>Niederländische Verbrennungszentren, vergleichbares europäisches Versorgungssystem.</w:t>
+        <w:t>Deutsche Universitätsklinik, vergleichbare Dokumentationspflichten</w:t>
       </w:r>
     </w:p>
     <w:p>
@@ -128,7 +128,7 @@
           <w:color w:val="5A7D3A"/>
           <w:sz w:val="18"/>
         </w:rPr>
-        <w:t>https://pubmed.ncbi.nlm.nih.gov/42696705/</w:t>
+        <w:t>https://pubmed.ncbi.nlm.nih.gov/42698070/</w:t>
       </w:r>
     </w:p>
     <w:p>
@@ -136,7 +136,7 @@
         <w:pStyle w:val="Heading2"/>
       </w:pPr>
       <w:r>
-        <w:t>Mini-HTA in Norwegen: Pragmatische Technologie-Bewertung für lokale Entscheidungen</w:t>
+        <w:t>Elektronische Patientenakte für Diabetesforschung: eine multietnische Bevölkerungskohorte</w:t>
       </w:r>
     </w:p>
     <w:p>
@@ -146,12 +146,12 @@
           <w:color w:val="666666"/>
           <w:sz w:val="18"/>
         </w:rPr>
-        <w:t>Arentz-Hansen H et al.  ·  Int J Technol Assess Health Care  ·  04.09.2026  ·  PMID 42695211</w:t>
+        <w:t>Schaefer Z et al.  ·  BMJ Open  ·  04.09.2026  ·  PMID 42697579</w:t>
       </w:r>
     </w:p>
     <w:p>
       <w:r>
-        <w:t>Erfahrungsbericht über Entwicklung und Implementierung von Mini-HTA als strukturiertes, vereinfachtes Werkzeug für lokale Technologie-Entscheidungen in norwegischen Krankenhäusern und Gemeinden.</w:t>
+        <w:t>Kohortenprofile aus London mit 337.271 Patientinnen und Patienten mit Diabetes (Typ 1, Typ 2, Gestations-, unspezifisch), erfasst Demografie, klinische Daten und 14 Diabetes-Komplikationen longitudinal zur Grundlage für Prognosemodelierung.</w:t>
       </w:r>
     </w:p>
     <w:p>
@@ -162,7 +162,7 @@
         <w:t xml:space="preserve">Ergebnis: </w:t>
       </w:r>
       <w:r>
-        <w:t>Mini-HTA ermöglicht Bewertung von Effektivität, Sicherheit, organisatorischen und wirtschaftlichen Folgen bei machbarem Aufwand; Governance, Verantwortlichkeitsverteilung und Führungsverpflichtung als kritische Erfolgsfaktoren identifiziert.</w:t>
+        <w:t>Diabetische Retinopathie häufigste Komplikation (74,6 pro 1.000 Personenjahre), gefolgt von Hypertonie (51,0) und Nierenkrankheit (31,4). Signifikante ethnische Disparitäten: Schwarz-, Asiatische, gemischte und andere Etnien zeigen erhöhtes Risiko vs. Weiße. Starke Clusterung zwischen kardiovaskulären und renalen Komplikationen.</w:t>
       </w:r>
     </w:p>
     <w:p>
@@ -177,7 +177,7 @@
         <w:rPr>
           <w:sz w:val="19"/>
         </w:rPr>
-        <w:t>Norwegen, europäisches Gesundheitssystem mit Dezentralisierung; Prinzipien auf deutsches Föderalmodell übertragbar.</w:t>
+        <w:t>Großbritannien, Elektronische Patientenakte, vergleichbares Versicherungssystem</w:t>
       </w:r>
     </w:p>
     <w:p>
@@ -186,7 +186,7 @@
           <w:color w:val="5A7D3A"/>
           <w:sz w:val="18"/>
         </w:rPr>
-        <w:t>https://pubmed.ncbi.nlm.nih.gov/42695211/</w:t>
+        <w:t>https://pubmed.ncbi.nlm.nih.gov/42697579/</w:t>
       </w:r>
     </w:p>
     <w:p>
@@ -194,7 +194,7 @@
         <w:pStyle w:val="Heading2"/>
       </w:pPr>
       <w:r>
-        <w:t>Telemedizin bei Vestibulariserkrankungen: Diagnostische Konkordanz und Ressourcennutzung</w:t>
+        <w:t>KI-Nutzung unter Pflegestudentinnen und -studenten: Chancen und Sorgen</w:t>
       </w:r>
     </w:p>
     <w:p>
@@ -204,12 +204,12 @@
           <w:color w:val="666666"/>
           <w:sz w:val="18"/>
         </w:rPr>
-        <w:t>Guseva AL et al.  ·  Vestn Otorinolaringol  ·  2026  ·  PMID 42693980</w:t>
+        <w:t>Taka I et al.  ·  JMIR Nurs  ·  31.08.2026  ·  PMID 42684392</w:t>
       </w:r>
     </w:p>
     <w:p>
       <w:r>
-        <w:t>Retrospektive Evaluation von Telemedizin-Konsultationen versus In-Person-Besuch für die Diagnose und das Management von Vestibulariserkrankungen über 6 Monate.</w:t>
+        <w:t>Querschnittsstudie mit 279 Pflegestudentinnen und -studenten in Albanien zur Wahrnehmung von KI-Einsatz, Nutzungsmuster und Auswirkungen auf Lernergebnisse und professionelle Vorbereitung.</w:t>
       </w:r>
     </w:p>
     <w:p>
@@ -220,7 +220,7 @@
         <w:t xml:space="preserve">Ergebnis: </w:t>
       </w:r>
       <w:r>
-        <w:t>97,5% komplette oder teilweise Übereinstimmung zwischen Fern-Diagnose und klinischer Diagnose (65% vollständige Konkordanz), 73,6% der Patienten nutzten aktiv Teleconsultationen, 20% benötigten Wiederholungsbesuche vor Ort, akute Syndrome erforderten häufiger In-Person-Visits.</w:t>
+        <w:t>83,9% nutzen KI (v.a. ChatGPT), hauptsächlich zur Informationssuche (92,3%) und Verständnis von Vorlesungen (41%). Gemessen auf 1-5-Skala: moderate wahrgenommene Auswirkung auf Verständnis (2,58) und Prüfungsvorbereitung (2,58), geringe auf Selbstvertrauen (1,97) und Empathie (1,90). Studierende äußerten Bedenken zu KI-Zuverlässigkeit (3,18) und Abhängigkeit (2,75).</w:t>
       </w:r>
     </w:p>
     <w:p>
@@ -235,7 +235,7 @@
         <w:rPr>
           <w:sz w:val="19"/>
         </w:rPr>
-        <w:t>Russland, methodisch auf andere spezialisierte ambulante Bereiche übertragbar.</w:t>
+        <w:t>Europa (Albanien), aber Strukturen unterscheiden sich von Deutschland</w:t>
       </w:r>
     </w:p>
     <w:p>
@@ -244,7 +244,7 @@
           <w:color w:val="5A7D3A"/>
           <w:sz w:val="18"/>
         </w:rPr>
-        <w:t>https://pubmed.ncbi.nlm.nih.gov/42693980/</w:t>
+        <w:t>https://pubmed.ncbi.nlm.nih.gov/42684392/</w:t>
       </w:r>
     </w:p>
     <w:p>
@@ -252,7 +252,7 @@
         <w:pStyle w:val="Heading2"/>
       </w:pPr>
       <w:r>
-        <w:t>NLP für automatisierte Endoskopie-Nebenwirkungserkennung: Transformer vs. regelbasiert</w:t>
+        <w:t>Spontane KI-Adoption in italienischen Hausarztpraxen überholt governance</w:t>
       </w:r>
     </w:p>
     <w:p>
@@ -262,12 +262,12 @@
           <w:color w:val="666666"/>
           <w:sz w:val="18"/>
         </w:rPr>
-        <w:t>Özden Y et al.  ·  BMJ Open  ·  03.09.2026  ·  PMID 42692516</w:t>
+        <w:t>Lucis R et al.  ·  Recenti Prog Med  ·  Sept. 2026  ·  PMID 42684170</w:t>
       </w:r>
     </w:p>
     <w:p>
       <w:r>
-        <w:t>Retrospektive Diagnosegenauigkeitsstudie, die regelbasierte und Transformer-basierte NLP-Modelle zur Klassifizierung von Endoskopie-Befunden nach dokumentierten Nebenwirkungen vergleicht.</w:t>
+        <w:t>Nationale Querschnittsumfrage von 287 italienischen Hausärztinnen und Hausärzten zur Adoption von KI (ChatGPT) und Telemedizin in der Primärversorgung.</w:t>
       </w:r>
     </w:p>
     <w:p>
@@ -278,7 +278,7 @@
         <w:t xml:space="preserve">Ergebnis: </w:t>
       </w:r>
       <w:r>
-        <w:t>Transformer erreichte 92,2% Sensitivität (95% KI 87,4–95,3%) vs. 84,4% regelbasiert, Spezifität 98,4% vs. 99,5%, beide F1-Scores 0,89; Transformer reduzierte falsch negative (28→14), erhöhte aber falsch positive (9→29).</w:t>
+        <w:t>92,3% vertraut mit digitaler Technologie, strukturierte Telemedizin aber nur 26,5% etabliert; generative KI (ChatGPT) spontan von 51,2% übernommen (hauptsächlich Verwaltungsbelastung). Binäre logistische Regression: jüngeres Alter und wissenschaftliche Aktivität unabhängige Prädiktoren für ChatGPT-Adoption (p&lt;0,05). Gesamttrend: spontane KI-Übernahme läuft schneller als formale Governance.</w:t>
       </w:r>
     </w:p>
     <w:p>
@@ -293,7 +293,7 @@
         <w:rPr>
           <w:sz w:val="19"/>
         </w:rPr>
-        <w:t>Türkei, methodisch auf andere Freitextberichte übertragbar; autonome Anwendung nicht empfohlen.</w:t>
+        <w:t>Italien, vergleichbares Gesundheitssystem, DM 77/2022-Kontext</w:t>
       </w:r>
     </w:p>
     <w:p>
@@ -302,7 +302,7 @@
           <w:color w:val="5A7D3A"/>
           <w:sz w:val="18"/>
         </w:rPr>
-        <w:t>https://pubmed.ncbi.nlm.nih.gov/42692516/</w:t>
+        <w:t>https://pubmed.ncbi.nlm.nih.gov/42684170/</w:t>
       </w:r>
     </w:p>
     <w:p>
@@ -310,7 +310,7 @@
         <w:pStyle w:val="Heading2"/>
       </w:pPr>
       <w:r>
-        <w:t>CDSS für Screening-Empfehlungen in französischer Hausarztmedizin: Machbarkeitsstudie</w:t>
+        <w:t>KI-gestützte Doppelbefundung in europäischen Mammographie-Screening-Programmen</w:t>
       </w:r>
     </w:p>
     <w:p>
@@ -320,12 +320,12 @@
           <w:color w:val="666666"/>
           <w:sz w:val="18"/>
         </w:rPr>
-        <w:t>Meunier PY et al.  ·  JMIR Res Protoc  ·  03.09.2026  ·  PMID 42691486</w:t>
+        <w:t>Ferre R et al.  ·  Clin Imaging  ·  11.08.2026  ·  PMID 42617468</w:t>
       </w:r>
     </w:p>
     <w:p>
       <w:r>
-        <w:t>Multizentrisches Mixed-Methods-Protokoll zur Evaluierung der Machbarkeit von Lianeli, einem patientenzentrierten CDSS zur Unterstützung von Shared Decision-Making für nationale Screening-Empfehlungen.</w:t>
+        <w:t>Systematische Übersicht und Meta-Analyse von drei prospektiven Programmevaluationen (MASAI, ScreenTrustCAD, PRAIM) mit insgesamt 597.419 Mammografien in europäischen Screeningprogrammen mit Doppelbefundung und Schiedsverfahren.</w:t>
       </w:r>
     </w:p>
     <w:p>
@@ -336,7 +336,7 @@
         <w:t xml:space="preserve">Ergebnis: </w:t>
       </w:r>
       <w:r>
-        <w:t>Laufende Studie (Einschluss ab März 2026), primäres Ziel ist Anteil der Patienten, bei denen CDSS vollständig genutzt wird; geplante Ergebnisveröffentlichung 2027.</w:t>
+        <w:t>KI als zusätzliche Befunderin: gepoolte Krebserkennung +0,9 pro 1.000 Untersuchungen (95%-KI –0,0 bis +1,8), Rückrufquote –0,6 pro 1.000 (95%-KI –3,1 bis +2,1). Positive Vorhersagewert höher mit KI. Effizienzgewinne: 44,3% weniger Gesamtbefundungen (MASAI), kürzere Lesezeiten (PRAIM). Sicherheitsmechanismus (PRAIM) rettete 204 sonst übersehene Karzinome.</w:t>
       </w:r>
     </w:p>
     <w:p>
@@ -351,7 +351,7 @@
         <w:rPr>
           <w:sz w:val="19"/>
         </w:rPr>
-        <w:t>Frankreich, europäische Sozialversicherung, direkt auf deutsches Hausarzt-Screening übertragbar.</w:t>
+        <w:t>Europäische Screeningprogramme, direkt übertragbar auf deutsche Strukturen</w:t>
       </w:r>
     </w:p>
     <w:p>
@@ -360,7 +360,7 @@
           <w:color w:val="5A7D3A"/>
           <w:sz w:val="18"/>
         </w:rPr>
-        <w:t>https://pubmed.ncbi.nlm.nih.gov/42691486/</w:t>
+        <w:t>https://pubmed.ncbi.nlm.nih.gov/42617468/</w:t>
       </w:r>
     </w:p>
     <w:p>
@@ -368,7 +368,7 @@
         <w:pStyle w:val="Heading2"/>
       </w:pPr>
       <w:r>
-        <w:t>KI-Zusammenfassungen in Sprechstunden: Patientenzentrierter Rahmen, Large Language Models unterschreiten Humanleistung</w:t>
+        <w:t>Pflegeheim-Bewohnerinnen und -Bewohner in Telemedizin: qualitative Studie</w:t>
       </w:r>
     </w:p>
     <w:p>
@@ -378,12 +378,12 @@
           <w:color w:val="666666"/>
           <w:sz w:val="18"/>
         </w:rPr>
-        <w:t>Lizarazo Jimenez M et al.  ·  J Med Internet Res  ·  03.09.2026  ·  PMID 42691463</w:t>
+        <w:t>Ärlebrant L et al.  ·  J Prim Care Community Health  ·  18.08.2026  ·  PMID 42610623</w:t>
       </w:r>
     </w:p>
     <w:p>
       <w:r>
-        <w:t>Entwicklung eines Frameworks für patientenzentrierte klinische Zusammenfassungen (PCS) durch Mixed Methods und Evaluierung von 5 Open-Source-LLMs auf Basis von 72 Atrial-Fibrillation-Konsultationen.</w:t>
+        <w:t>Qualitative Studie mit 10 Langzeitpflege-Bewohnerinnen und -Bewohnern (59–96 Jahre) in Schweden zum Erleben von Videosprechstunden mit ihrer regulären Hausärztin/ihrem Hausarzt.</w:t>
       </w:r>
     </w:p>
     <w:p>
@@ -394,7 +394,7 @@
         <w:t xml:space="preserve">Ergebnis: </w:t>
       </w:r>
       <w:r>
-        <w:t>Beste Zero-Shot-Performance: Mistral-8B (ROUGE-L 0,189), Llama-3.1-8B (BERTScore 0,673); mit Few-Shot (3 Beispiele) Llama-3.1-8B besser (ROUGE-L 0,206, BERTScore 0,683); keines der Modelle erreichte Humanleistung ohne Fine-Tuning.</w:t>
+        <w:t>Zwei Hauptthemen: (1) emotionales Erleben von Verbundenheit trotz räumlicher Distanz, (2) Bedingungen, die Zugang ermöglichen, prägen oder erschweren die Nutzung. Kontextfaktoren und individuelle Vorlieben wichtiger als Alter; Verhalten der Arzt/Ärztin zentral. Videosprechstunden sollten Ergänzung zu Vor-Ort-Terminen bleiben; Risiken: reduzierte Autonomie, Datenschutz, technische Grenzen.</w:t>
       </w:r>
     </w:p>
     <w:p>
@@ -409,7 +409,7 @@
         <w:rPr>
           <w:sz w:val="19"/>
         </w:rPr>
-        <w:t>UK/Datenquellen (Patientengespräche Vorhofflimmern), metodologisch relevant für LLM-Anforderungen im klinischen Kontext.</w:t>
+        <w:t>Schweden, nordisches System mit höherem Digitalisierungsgrad als Deutschland</w:t>
       </w:r>
     </w:p>
     <w:p>
@@ -418,65 +418,7 @@
           <w:color w:val="5A7D3A"/>
           <w:sz w:val="18"/>
         </w:rPr>
-        <w:t>https://pubmed.ncbi.nlm.nih.gov/42691463/</w:t>
-      </w:r>
-    </w:p>
-    <w:p>
-      <w:pPr>
-        <w:pStyle w:val="Heading2"/>
-      </w:pPr>
-      <w:r>
-        <w:t>Graph-Datenbank für Jugendmental-Health-Daten über Kommunen: Datenintegration gegen Silos</w:t>
-      </w:r>
-    </w:p>
-    <w:p>
-      <w:r>
-        <w:rPr>
-          <w:i/>
-          <w:color w:val="666666"/>
-          <w:sz w:val="18"/>
-        </w:rPr>
-        <w:t>Krishna H et al.  ·  Health Informatics J  ·  03.09.2026  ·  PMID 42690845</w:t>
-      </w:r>
-    </w:p>
-    <w:p>
-      <w:r>
-        <w:t>Entwicklung und Pilot-Deployment eines Graph-Database-Schemas zur Fusion von Gesundheitsdaten aus verschiedenen Institutionen über zwei Stockholm-Gemeinden zur Analyse von Jugend-Mental-Health-Programmen.</w:t>
-      </w:r>
-    </w:p>
-    <w:p>
-      <w:r>
-        <w:rPr>
-          <w:b/>
-        </w:rPr>
-        <w:t xml:space="preserve">Ergebnis: </w:t>
-      </w:r>
-      <w:r>
-        <w:t>Proof-of-Concept mit zwei Gemeinden durchgeführt, Graph-Schema ermöglichte Abfragen über institutionelle Grenzen, Ansatz zur Überwindung von Datensilos und Unterstützung von System-level-Assessment demonstriert.</w:t>
-      </w:r>
-    </w:p>
-    <w:p>
-      <w:r>
-        <w:rPr>
-          <w:b/>
-          <w:sz w:val="19"/>
-        </w:rPr>
-        <w:t xml:space="preserve">Übertragbarkeit: </w:t>
-      </w:r>
-      <w:r>
-        <w:rPr>
-          <w:sz w:val="19"/>
-        </w:rPr>
-        <w:t>Schweden (höherer Digitalisierungsgrad); Konzept auf andere föderierte Datenräume übertragbar.</w:t>
-      </w:r>
-    </w:p>
-    <w:p>
-      <w:r>
-        <w:rPr>
-          <w:color w:val="5A7D3A"/>
-          <w:sz w:val="18"/>
-        </w:rPr>
-        <w:t>https://pubmed.ncbi.nlm.nih.gov/42690845/</w:t>
+        <w:t>https://pubmed.ncbi.nlm.nih.gov/42610623/</w:t>
       </w:r>
     </w:p>
     <w:sectPr>

--- a/download/studien-aktuell.docx
+++ b/download/studien-aktuell.docx
@@ -62,7 +62,7 @@
           <w:color w:val="666666"/>
           <w:sz w:val="18"/>
         </w:rPr>
-        <w:t>Stand: 06.09.2026  |  6 Studien  |  ki.m-vf.de</w:t>
+        <w:t>Stand: 07.09.2026  |  6 Studien  |  ki.m-vf.de</w:t>
       </w:r>
     </w:p>
     <w:p>
@@ -70,7 +70,7 @@
         <w:pStyle w:val="Heading1"/>
       </w:pPr>
       <w:r>
-        <w:t>Aufgenommen am 06.09.2026</w:t>
+        <w:t>Aufgenommen am 07.09.2026</w:t>
       </w:r>
     </w:p>
     <w:p>
@@ -78,7 +78,7 @@
         <w:pStyle w:val="Heading2"/>
       </w:pPr>
       <w:r>
-        <w:t>Surface-gesteuerte Atemtraining für tiefe Inspiration in der Brustkrebsbestrahlung</w:t>
+        <w:t>Teleexpertise in Dermatologie: Trainingseffekt auf Request-Qualität und TE-Effizienz</w:t>
       </w:r>
     </w:p>
     <w:p>
@@ -88,12 +88,12 @@
           <w:color w:val="666666"/>
           <w:sz w:val="18"/>
         </w:rPr>
-        <w:t>Dietrich L et al.  ·  Radiat Oncol  ·  04.09.2026  ·  PMID 42698070</w:t>
+        <w:t>Corrente C et al.  ·  Eur J Dermatol  ·  01.08.2026  ·  PMID 42702023</w:t>
       </w:r>
     </w:p>
     <w:p>
       <w:r>
-        <w:t>Retrospektive Kohorte von 115 Brustkrebspatientinnen in Deutschland, die das Effekt von oberflächengestütztem Atemtraining auf Zuverlässigkeit und Kardialschutz bei Deep Inspiration Breath Hold (DIBH) untersuchte.</w:t>
+        <w:t>Retrospektive Analyse von 3.266 Teleexpertise-Anfragen (2022–2024) zur Wirksamkeit von fortlaufender Ärzte-Schulung in Dermatologie und Dermoskopie auf Anfragequualität und Specialist-Response-Effizienz.</w:t>
       </w:r>
     </w:p>
     <w:p>
@@ -104,7 +104,7 @@
         <w:t xml:space="preserve">Ergebnis: </w:t>
       </w:r>
       <w:r>
-        <w:t>Nach Training: alle CT-Aufnahmen in Atemhaltezustand, Teillung der Lungenvolume um ~9% gestiegen, Variabilität der Atemanhalte um ~26% gesunken; Herzostdosen um bis zu 96% reduziert bei gleichzeitiger Zielabdeckung. Training beseitigte unzureichende DIBH-Aufnahmen und ermöglichte klinisch bedeutsame Dosisreduktion.</w:t>
+        <w:t>Geschulte Hausärzte stellten qualitativ bessere Anfragen; TE vermied 51 % der Vor-Ort-Konsultationen bei 92,4 % diagnostischer Konkordanz; Antwortzeit median 13 Stunden; nur 4 % der Anfragen abgelehnt. Training verbesserte Response-Effizienz signifikant.</w:t>
       </w:r>
     </w:p>
     <w:p>
@@ -119,7 +119,7 @@
         <w:rPr>
           <w:sz w:val="19"/>
         </w:rPr>
-        <w:t>Deutsche Universitätsklinik, vergleichbare Dokumentationspflichten</w:t>
+        <w:t>Frankreich – integriertes europäisches Versorgungsnetzwerk, vergleichbare Sekundarversorgung</w:t>
       </w:r>
     </w:p>
     <w:p>
@@ -128,7 +128,7 @@
           <w:color w:val="5A7D3A"/>
           <w:sz w:val="18"/>
         </w:rPr>
-        <w:t>https://pubmed.ncbi.nlm.nih.gov/42698070/</w:t>
+        <w:t>https://pubmed.ncbi.nlm.nih.gov/42702023/</w:t>
       </w:r>
     </w:p>
     <w:p>
@@ -136,7 +136,7 @@
         <w:pStyle w:val="Heading2"/>
       </w:pPr>
       <w:r>
-        <w:t>Elektronische Patientenakte für Diabetesforschung: eine multietnische Bevölkerungskohorte</w:t>
+        <w:t>KI-gestützte Knochendichtemessung aus Routine-Röntgenbildern: Psoriasis-Screening</w:t>
       </w:r>
     </w:p>
     <w:p>
@@ -146,12 +146,12 @@
           <w:color w:val="666666"/>
           <w:sz w:val="18"/>
         </w:rPr>
-        <w:t>Schaefer Z et al.  ·  BMJ Open  ·  04.09.2026  ·  PMID 42697579</w:t>
+        <w:t>Kamara M et al.  ·  Eur J Dermatol  ·  01.08.2026  ·  PMID 42702021</w:t>
       </w:r>
     </w:p>
     <w:p>
       <w:r>
-        <w:t>Kohortenprofile aus London mit 337.271 Patientinnen und Patienten mit Diabetes (Typ 1, Typ 2, Gestations-, unspezifisch), erfasst Demografie, klinische Daten und 14 Diabetes-Komplikationen longitudinal zur Grundlage für Prognosemodelierung.</w:t>
+        <w:t>Retrospektive Studie an 132 japanischen Psoriasispatienten, bei denen KI-Modell zur BMD-Schätzung aus Thoraxaufnahmen trainiert und validiert wurde, um Osteoporose-Screening ohne DXA zu ermöglichen.</w:t>
       </w:r>
     </w:p>
     <w:p>
@@ -162,7 +162,7 @@
         <w:t xml:space="preserve">Ergebnis: </w:t>
       </w:r>
       <w:r>
-        <w:t>Diabetische Retinopathie häufigste Komplikation (74,6 pro 1.000 Personenjahre), gefolgt von Hypertonie (51,0) und Nierenkrankheit (31,4). Signifikante ethnische Disparitäten: Schwarz-, Asiatische, gemischte und andere Etnien zeigen erhöhtes Risiko vs. Weiße. Starke Clusterung zwischen kardiovaskulären und renalen Komplikationen.</w:t>
+        <w:t>Höhere AI-geschätzte Osteoporoseprävale bei männlichen Patienten mittleren Alters; längere Erkrankungsdauer (≥7 Jahre) signifikant mit niedrigerer BMD assoziiert (p=0,0032); PASI-Score und Subtyp zeigten Trends ohne Signifikanz.</w:t>
       </w:r>
     </w:p>
     <w:p>
@@ -177,7 +177,7 @@
         <w:rPr>
           <w:sz w:val="19"/>
         </w:rPr>
-        <w:t>Großbritannien, Elektronische Patientenakte, vergleichbares Versicherungssystem</w:t>
+        <w:t>Japan – Demonstriert Opportunistic Screening; Übertragbarkeit auf Deutschland durch visuelle Datentyp, limitiert durch Modellvalidierung nur an japanischer Population</w:t>
       </w:r>
     </w:p>
     <w:p>
@@ -186,7 +186,7 @@
           <w:color w:val="5A7D3A"/>
           <w:sz w:val="18"/>
         </w:rPr>
-        <w:t>https://pubmed.ncbi.nlm.nih.gov/42697579/</w:t>
+        <w:t>https://pubmed.ncbi.nlm.nih.gov/42702021/</w:t>
       </w:r>
     </w:p>
     <w:p>
@@ -194,7 +194,7 @@
         <w:pStyle w:val="Heading2"/>
       </w:pPr>
       <w:r>
-        <w:t>KI-Nutzung unter Pflegestudentinnen und -studenten: Chancen und Sorgen</w:t>
+        <w:t>Mobile-App für informelle Demenzbetreuer: Verbesserung psychosozialer Lebensqualität in RCT</w:t>
       </w:r>
     </w:p>
     <w:p>
@@ -204,12 +204,12 @@
           <w:color w:val="666666"/>
           <w:sz w:val="18"/>
         </w:rPr>
-        <w:t>Taka I et al.  ·  JMIR Nurs  ·  31.08.2026  ·  PMID 42684392</w:t>
+        <w:t>Yüceer B et al.  ·  BMC Geriatr  ·  04.09.2026  ·  PMID 42701191</w:t>
       </w:r>
     </w:p>
     <w:p>
       <w:r>
-        <w:t>Querschnittsstudie mit 279 Pflegestudentinnen und -studenten in Albanien zur Wahrnehmung von KI-Einsatz, Nutzungsmuster und Auswirkungen auf Lernergebnisse und professionelle Vorbereitung.</w:t>
+        <w:t>Randomisierte Studie zur Wirksamkeit einer benutzergerecht entwickelten Smartphone-App zur Entlastung informeller Demenzbetreuungspersonen in der häuslichen Versorgung.</w:t>
       </w:r>
     </w:p>
     <w:p>
@@ -220,7 +220,7 @@
         <w:t xml:space="preserve">Ergebnis: </w:t>
       </w:r>
       <w:r>
-        <w:t>83,9% nutzen KI (v.a. ChatGPT), hauptsächlich zur Informationssuche (92,3%) und Verständnis von Vorlesungen (41%). Gemessen auf 1-5-Skala: moderate wahrgenommene Auswirkung auf Verständnis (2,58) und Prüfungsvorbereitung (2,58), geringe auf Selbstvertrauen (1,97) und Empathie (1,90). Studierende äußerten Bedenken zu KI-Zuverlässigkeit (3,18) und Abhängigkeit (2,75).</w:t>
+        <w:t>Die App verbesserte nach 8 Wochen die psychologische Lebensqualität (p &lt; 0,001) und Gesamtlebensqualität (p &lt; 0,001) signifikant, nicht aber Belastung, neuropsychiatrische Symptome oder damit verbundene Distress; gute Usability gemessen.</w:t>
       </w:r>
     </w:p>
     <w:p>
@@ -235,7 +235,7 @@
         <w:rPr>
           <w:sz w:val="19"/>
         </w:rPr>
-        <w:t>Europa (Albanien), aber Strukturen unterscheiden sich von Deutschland</w:t>
+        <w:t>Türkei – deutschsprachige Gesundheitssysteme zeigen ähnliche informelle Caregiving-Strukturen</w:t>
       </w:r>
     </w:p>
     <w:p>
@@ -244,7 +244,7 @@
           <w:color w:val="5A7D3A"/>
           <w:sz w:val="18"/>
         </w:rPr>
-        <w:t>https://pubmed.ncbi.nlm.nih.gov/42684392/</w:t>
+        <w:t>https://pubmed.ncbi.nlm.nih.gov/42701191/</w:t>
       </w:r>
     </w:p>
     <w:p>
@@ -252,7 +252,7 @@
         <w:pStyle w:val="Heading2"/>
       </w:pPr>
       <w:r>
-        <w:t>Spontane KI-Adoption in italienischen Hausarztpraxen überholt governance</w:t>
+        <w:t>Elektronische Benachrichtigungen bei DOAC-Dosierungsfehlern: Kliniker-Compliance und Korrekturraten</w:t>
       </w:r>
     </w:p>
     <w:p>
@@ -262,12 +262,12 @@
           <w:color w:val="666666"/>
           <w:sz w:val="18"/>
         </w:rPr>
-        <w:t>Lucis R et al.  ·  Recenti Prog Med  ·  Sept. 2026  ·  PMID 42684170</w:t>
+        <w:t>Saraswat A et al.  ·  Res Pract Thromb Haemost  ·  06.08.2026  ·  PMID 42699097</w:t>
       </w:r>
     </w:p>
     <w:p>
       <w:r>
-        <w:t>Nationale Querschnittsumfrage von 287 italienischen Hausärztinnen und Hausärzten zur Adoption von KI (ChatGPT) und Telemedizin in der Primärversorgung.</w:t>
+        <w:t>Retrospektive Analyse von 267 asynchronen EHR-Meldungen zu inadäquater DOAC-Dosierung, um zu verstehen, warum Ärzte und Apotheker die Empfehlung zur Dosisumdruck umsetzen oder nicht.</w:t>
       </w:r>
     </w:p>
     <w:p>
@@ -278,7 +278,7 @@
         <w:t xml:space="preserve">Ergebnis: </w:t>
       </w:r>
       <w:r>
-        <w:t>92,3% vertraut mit digitaler Technologie, strukturierte Telemedizin aber nur 26,5% etabliert; generative KI (ChatGPT) spontan von 51,2% übernommen (hauptsächlich Verwaltungsbelastung). Binäre logistische Regression: jüngeres Alter und wissenschaftliche Aktivität unabhängige Prädiktoren für ChatGPT-Adoption (p&lt;0,05). Gesamttrend: spontane KI-Übernahme läuft schneller als formale Governance.</w:t>
+        <w:t>Insgesamt 32,7 % der Meldungen führten zu Dosisänderung; Apixaban-Erhöhung: nur 16,8 % Umsetzung; Apixaban-Reduktion: 52 %; Rivaroxaban-Änderungen: 43,2–43,6 %; Originalverschreiber dokumentierten seltener Gründe für Nichtanpassung (46,1 % vs. 90,5 % bei Apothekern).</w:t>
       </w:r>
     </w:p>
     <w:p>
@@ -293,7 +293,7 @@
         <w:rPr>
           <w:sz w:val="19"/>
         </w:rPr>
-        <w:t>Italien, vergleichbares Gesundheitssystem, DM 77/2022-Kontext</w:t>
+        <w:t>USA-EHR-Kontext; Versorgungsprozessergebnis unabhängig vom Regulierungssystem, aber Implementierbarkeit auf deutsche Kliniken zu prüfen</w:t>
       </w:r>
     </w:p>
     <w:p>
@@ -302,7 +302,7 @@
           <w:color w:val="5A7D3A"/>
           <w:sz w:val="18"/>
         </w:rPr>
-        <w:t>https://pubmed.ncbi.nlm.nih.gov/42684170/</w:t>
+        <w:t>https://pubmed.ncbi.nlm.nih.gov/42699097/</w:t>
       </w:r>
     </w:p>
     <w:p>
@@ -310,7 +310,7 @@
         <w:pStyle w:val="Heading2"/>
       </w:pPr>
       <w:r>
-        <w:t>KI-gestützte Doppelbefundung in europäischen Mammographie-Screening-Programmen</w:t>
+        <w:t>Co-Design-Toolkit für digitale Technologien zur Aktivität älterer Menschen: SME-Implementierung</w:t>
       </w:r>
     </w:p>
     <w:p>
@@ -320,12 +320,12 @@
           <w:color w:val="666666"/>
           <w:sz w:val="18"/>
         </w:rPr>
-        <w:t>Ferre R et al.  ·  Clin Imaging  ·  11.08.2026  ·  PMID 42617468</w:t>
+        <w:t>Cooper L et al.  ·  JMIR Aging  ·  27.08.2026  ·  PMID 42684330</w:t>
       </w:r>
     </w:p>
     <w:p>
       <w:r>
-        <w:t>Systematische Übersicht und Meta-Analyse von drei prospektiven Programmevaluationen (MASAI, ScreenTrustCAD, PRAIM) mit insgesamt 597.419 Mammografien in europäischen Screeningprogrammen mit Doppelbefundung und Schiedsverfahren.</w:t>
+        <w:t>Qualitative Studie zur Entwicklung eines partizipativ co-designten Toolkits, das Anforderungen älterer Nutzer in digitale Produktentwicklung übersetzen soll; 10 KMU setzen es um.</w:t>
       </w:r>
     </w:p>
     <w:p>
@@ -336,7 +336,7 @@
         <w:t xml:space="preserve">Ergebnis: </w:t>
       </w:r>
       <w:r>
-        <w:t>KI als zusätzliche Befunderin: gepoolte Krebserkennung +0,9 pro 1.000 Untersuchungen (95%-KI –0,0 bis +1,8), Rückrufquote –0,6 pro 1.000 (95%-KI –3,1 bis +2,1). Positive Vorhersagewert höher mit KI. Effizienzgewinne: 44,3% weniger Gesamtbefundungen (MASAI), kürzere Lesezeiten (PRAIM). Sicherheitsmechanismus (PRAIM) rettete 204 sonst übersehene Karzinome.</w:t>
+        <w:t>KMU berichten: verbesserte Usability, erweiterte Zugänglichkeit, mehr Inhaltsvielfalt, reduzierte Betriebskosten, stärkere Investmentcases und höhere Produktaufnahme; 7 Themen identifiziert (Motivation, Barrieren, Design, Akzeptanz).</w:t>
       </w:r>
     </w:p>
     <w:p>
@@ -351,7 +351,7 @@
         <w:rPr>
           <w:sz w:val="19"/>
         </w:rPr>
-        <w:t>Europäische Screeningprogramme, direkt übertragbar auf deutsche Strukturen</w:t>
+        <w:t>England, Schottland – vergleichbare europäische Digitalisierungsreifegrad und Gesundheitssystemkultur</w:t>
       </w:r>
     </w:p>
     <w:p>
@@ -360,7 +360,7 @@
           <w:color w:val="5A7D3A"/>
           <w:sz w:val="18"/>
         </w:rPr>
-        <w:t>https://pubmed.ncbi.nlm.nih.gov/42617468/</w:t>
+        <w:t>https://pubmed.ncbi.nlm.nih.gov/42684330/</w:t>
       </w:r>
     </w:p>
     <w:p>
@@ -368,7 +368,7 @@
         <w:pStyle w:val="Heading2"/>
       </w:pPr>
       <w:r>
-        <w:t>Pflegeheim-Bewohnerinnen und -Bewohner in Telemedizin: qualitative Studie</w:t>
+        <w:t>Modular-digitales Curriculum für Pharmazie: Co-Design-Stakeholder-Workshop in Europa</w:t>
       </w:r>
     </w:p>
     <w:p>
@@ -378,12 +378,12 @@
           <w:color w:val="666666"/>
           <w:sz w:val="18"/>
         </w:rPr>
-        <w:t>Ärlebrant L et al.  ·  J Prim Care Community Health  ·  18.08.2026  ·  PMID 42610623</w:t>
+        <w:t>Maia MR et al.  ·  Front Public Health  ·  29.07.2026  ·  PMID 42591624</w:t>
       </w:r>
     </w:p>
     <w:p>
       <w:r>
-        <w:t>Qualitative Studie mit 10 Langzeitpflege-Bewohnerinnen und -Bewohnern (59–96 Jahre) in Schweden zum Erleben von Videosprechstunden mit ihrer regulären Hausärztin/ihrem Hausarzt.</w:t>
+        <w:t>Qualitative Expertenworkshop-Studie mit 30 Teilnehmern aus 13 europäischen Ländern zur Co-Gestaltung eines modularen Digital-Health-Curriculums für Pharmaziestudium.</w:t>
       </w:r>
     </w:p>
     <w:p>
@@ -394,7 +394,7 @@
         <w:t xml:space="preserve">Ergebnis: </w:t>
       </w:r>
       <w:r>
-        <w:t>Zwei Hauptthemen: (1) emotionales Erleben von Verbundenheit trotz räumlicher Distanz, (2) Bedingungen, die Zugang ermöglichen, prägen oder erschweren die Nutzung. Kontextfaktoren und individuelle Vorlieben wichtiger als Alter; Verhalten der Arzt/Ärztin zentral. Videosprechstunden sollten Ergänzung zu Vor-Ort-Terminen bleiben; Risiken: reduzierte Autonomie, Datenschutz, technische Grenzen.</w:t>
+        <w:t>8 Modulentwürfe co-designt (EHR, Apps, LLM, Telehealth, Datenschutz/Regulatorik, Gesundheitskompetenz, KI); dreigestuftes Sequenzierungsmodell (Grundlagen/Anwendung/Fortgeschritten); Machbarkeitsfaktoren: Facultyexpertise, Curriculumsdichte, Akkreditierung, digitale Reife der Institutionen.</w:t>
       </w:r>
     </w:p>
     <w:p>
@@ -409,7 +409,7 @@
         <w:rPr>
           <w:sz w:val="19"/>
         </w:rPr>
-        <w:t>Schweden, nordisches System mit höherem Digitalisierungsgrad als Deutschland</w:t>
+        <w:t>Europäischer Fachaustausch (Innsbruck) – direkt auf deutsche Pharmazieprogramme übertragbar</w:t>
       </w:r>
     </w:p>
     <w:p>
@@ -418,7 +418,7 @@
           <w:color w:val="5A7D3A"/>
           <w:sz w:val="18"/>
         </w:rPr>
-        <w:t>https://pubmed.ncbi.nlm.nih.gov/42610623/</w:t>
+        <w:t>https://pubmed.ncbi.nlm.nih.gov/42591624/</w:t>
       </w:r>
     </w:p>
     <w:sectPr>

--- a/download/studien-aktuell.docx
+++ b/download/studien-aktuell.docx
@@ -62,7 +62,7 @@
           <w:color w:val="666666"/>
           <w:sz w:val="18"/>
         </w:rPr>
-        <w:t>Stand: 07.09.2026  |  6 Studien  |  ki.m-vf.de</w:t>
+        <w:t>Stand: 08.09.2026  |  6 Studien  |  ki.m-vf.de</w:t>
       </w:r>
     </w:p>
     <w:p>
@@ -70,7 +70,7 @@
         <w:pStyle w:val="Heading1"/>
       </w:pPr>
       <w:r>
-        <w:t>Aufgenommen am 07.09.2026</w:t>
+        <w:t>Aufgenommen am 08.09.2026</w:t>
       </w:r>
     </w:p>
     <w:p>
@@ -78,7 +78,7 @@
         <w:pStyle w:val="Heading2"/>
       </w:pPr>
       <w:r>
-        <w:t>Teleexpertise in Dermatologie: Trainingseffekt auf Request-Qualität und TE-Effizienz</w:t>
+        <w:t>PAVA-Score: Risikostratifizierung für okkultes Vorhofflimmern nach kryptogenem Schlaganfall</w:t>
       </w:r>
     </w:p>
     <w:p>
@@ -88,12 +88,12 @@
           <w:color w:val="666666"/>
           <w:sz w:val="18"/>
         </w:rPr>
-        <w:t>Corrente C et al.  ·  Eur J Dermatol  ·  01.08.2026  ·  PMID 42702023</w:t>
+        <w:t>Maille B et al.  ·  Europace  ·  02.09.2026  ·  PMID 42704767</w:t>
       </w:r>
     </w:p>
     <w:p>
       <w:r>
-        <w:t>Retrospektive Analyse von 3.266 Teleexpertise-Anfragen (2022–2024) zur Wirksamkeit von fortlaufender Ärzte-Schulung in Dermatologie und Dermoskopie auf Anfragequualität und Specialist-Response-Effizienz.</w:t>
+        <w:t>Entwicklung und Validierung eines Risiko-Scores zur Vorhersage von Vorhofflimmern bei Patienten mit implantierten Loop-Recordern nach kryptogenem Schlaganfall.</w:t>
       </w:r>
     </w:p>
     <w:p>
@@ -104,7 +104,7 @@
         <w:t xml:space="preserve">Ergebnis: </w:t>
       </w:r>
       <w:r>
-        <w:t>Geschulte Hausärzte stellten qualitativ bessere Anfragen; TE vermied 51 % der Vor-Ort-Konsultationen bei 92,4 % diagnostischer Konkordanz; Antwortzeit median 13 Stunden; nur 4 % der Anfragen abgelehnt. Training verbesserte Response-Effizienz signifikant.</w:t>
+        <w:t>Der PAVA-Score (Premature Atrial Contractions, Age, Valvular disease, Left Atrial dilatation) identifiziert Patienten mit niedrigem Vorhofflimmern-Risiko: Ein Score ≤2 erreichte einen negativen Vorhersagewert von 89,2% in der Entwicklungs- und 100% in der Validierungskohorte (c-Index 0,73–0,79); 23,6% der Patienten konnten als niedrig-risiko stratifiziert werden.</w:t>
       </w:r>
     </w:p>
     <w:p>
@@ -119,7 +119,7 @@
         <w:rPr>
           <w:sz w:val="19"/>
         </w:rPr>
-        <w:t>Frankreich – integriertes europäisches Versorgungsnetzwerk, vergleichbare Sekundarversorgung</w:t>
+        <w:t>Französisches Multizentersystem mit klinischen ILR-Daten, vergleichbare Versorgungsstrukturen und diagnostische Standards.</w:t>
       </w:r>
     </w:p>
     <w:p>
@@ -128,7 +128,7 @@
           <w:color w:val="5A7D3A"/>
           <w:sz w:val="18"/>
         </w:rPr>
-        <w:t>https://pubmed.ncbi.nlm.nih.gov/42702023/</w:t>
+        <w:t>https://pubmed.ncbi.nlm.nih.gov/42704767/</w:t>
       </w:r>
     </w:p>
     <w:p>
@@ -136,7 +136,7 @@
         <w:pStyle w:val="Heading2"/>
       </w:pPr>
       <w:r>
-        <w:t>KI-gestützte Knochendichtemessung aus Routine-Röntgenbildern: Psoriasis-Screening</w:t>
+        <w:t>mHealth-gestützte Familienplanung im Postpartum: Kontrollierte Studie in Jordanien</w:t>
       </w:r>
     </w:p>
     <w:p>
@@ -146,12 +146,12 @@
           <w:color w:val="666666"/>
           <w:sz w:val="18"/>
         </w:rPr>
-        <w:t>Kamara M et al.  ·  Eur J Dermatol  ·  01.08.2026  ·  PMID 42702021</w:t>
+        <w:t>Khader Y et al.  ·  J Epidemiol Glob Health  ·  05.09.2026  ·  PMID 42704573</w:t>
       </w:r>
     </w:p>
     <w:p>
       <w:r>
-        <w:t>Retrospektive Studie an 132 japanischen Psoriasispatienten, bei denen KI-Modell zur BMD-Schätzung aus Thoraxaufnahmen trainiert und validiert wurde, um Osteoporose-Screening ohne DXA zu ermöglichen.</w:t>
+        <w:t>Drei-Arm-Kontrollstudie mit verbesserte Beratung allein und kombiniert mit einer arabischsprachigen mHealth-App zur Steigerung moderner Verhütungsmethoden postpartal.</w:t>
       </w:r>
     </w:p>
     <w:p>
@@ -162,7 +162,7 @@
         <w:t xml:space="preserve">Ergebnis: </w:t>
       </w:r>
       <w:r>
-        <w:t>Höhere AI-geschätzte Osteoporoseprävale bei männlichen Patienten mittleren Alters; längere Erkrankungsdauer (≥7 Jahre) signifikant mit niedrigerer BMD assoziiert (p=0,0032); PASI-Score und Subtyp zeigten Trends ohne Signifikanz.</w:t>
+        <w:t>Nach 4 Monaten: Moderne Verhütung in Kontrollgruppe 17,2%, Beratungsgruppe 49,7%, Beratung+mHealth 59,9% (p&lt;0,001); Beratung+mHealth führte zu höheren Odds Ratios für moderne Verhütung (aOR=7,18; 95%-KI 4,85–10,63; p&lt;0,001) und ausschließliches Stillen (aOR=2,49; 95%-KI 1,78–3,49; p&lt;0,001) vs. Kontrolle.</w:t>
       </w:r>
     </w:p>
     <w:p>
@@ -177,7 +177,7 @@
         <w:rPr>
           <w:sz w:val="19"/>
         </w:rPr>
-        <w:t>Japan – Demonstriert Opportunistic Screening; Übertragbarkeit auf Deutschland durch visuelle Datentyp, limitiert durch Modellvalidierung nur an japanischer Population</w:t>
+        <w:t>Mittlerer Osten, aber methodologisch für mobile Gesundheitsinterventionen relevant; arabischsprachige Implementierung zeigt Übertragungspotenzial.</w:t>
       </w:r>
     </w:p>
     <w:p>
@@ -186,7 +186,7 @@
           <w:color w:val="5A7D3A"/>
           <w:sz w:val="18"/>
         </w:rPr>
-        <w:t>https://pubmed.ncbi.nlm.nih.gov/42702021/</w:t>
+        <w:t>https://pubmed.ncbi.nlm.nih.gov/42704573/</w:t>
       </w:r>
     </w:p>
     <w:p>
@@ -194,7 +194,7 @@
         <w:pStyle w:val="Heading2"/>
       </w:pPr>
       <w:r>
-        <w:t>Mobile-App für informelle Demenzbetreuer: Verbesserung psychosozialer Lebensqualität in RCT</w:t>
+        <w:t>Prehospital-Entscheidungshilfe für Schlaganfall-Triage: Stroke Triage App (STA)</w:t>
       </w:r>
     </w:p>
     <w:p>
@@ -204,12 +204,12 @@
           <w:color w:val="666666"/>
           <w:sz w:val="18"/>
         </w:rPr>
-        <w:t>Yüceer B et al.  ·  BMC Geriatr  ·  04.09.2026  ·  PMID 42701191</w:t>
+        <w:t>van de Wijdeven RM et al.  ·  Eur Stroke J  ·  05.09.2026  ·  PMID 42703715</w:t>
       </w:r>
     </w:p>
     <w:p>
       <w:r>
-        <w:t>Randomisierte Studie zur Wirksamkeit einer benutzergerecht entwickelten Smartphone-App zur Entlastung informeller Demenzbetreuungspersonen in der häuslichen Versorgung.</w:t>
+        <w:t>Evaluierung einer digitalen Entscheidungshilfe, die Paramedikern in Echtzeit Triage-Empfehlungen gibt, indem sie Schlaganfall-Schweregrad, Fahrtzeiten, Hospital-Workflows und zeitabhängige Behandlungseffekte integriert.</w:t>
       </w:r>
     </w:p>
     <w:p>
@@ -220,7 +220,7 @@
         <w:t xml:space="preserve">Ergebnis: </w:t>
       </w:r>
       <w:r>
-        <w:t>Die App verbesserte nach 8 Wochen die psychologische Lebensqualität (p &lt; 0,001) und Gesamtlebensqualität (p &lt; 0,001) signifikant, nicht aber Belastung, neuropsychiatrische Symptome oder damit verbundene Distress; gute Usability gemessen.</w:t>
+        <w:t>PRESTO-2 ist ein prospektives kontrolliertes vor-nach-Interventions-Studiendesign mit zwei Regionen in den Niederlanden; primärer Endpunkt ist die Zeit vom Symptombeginn bis zur Katheterintroduktion (onset-to-groin time); Sekundärendpunkte umfassen onset-to-needle time, funktionelle Ergebnisse (mRS 0–2), Über- und Unterdiagnosen sowie Ambulanz-Ressourcennutzung.</w:t>
       </w:r>
     </w:p>
     <w:p>
@@ -235,7 +235,7 @@
         <w:rPr>
           <w:sz w:val="19"/>
         </w:rPr>
-        <w:t>Türkei – deutschsprachige Gesundheitssysteme zeigen ähnliche informelle Caregiving-Strukturen</w:t>
+        <w:t>Niederländisches Gesundheitssystem, vergleichbare EMS-Strukturen und digitale Infrastruktur wie Deutschland.</w:t>
       </w:r>
     </w:p>
     <w:p>
@@ -244,7 +244,7 @@
           <w:color w:val="5A7D3A"/>
           <w:sz w:val="18"/>
         </w:rPr>
-        <w:t>https://pubmed.ncbi.nlm.nih.gov/42701191/</w:t>
+        <w:t>https://pubmed.ncbi.nlm.nih.gov/42703715/</w:t>
       </w:r>
     </w:p>
     <w:p>
@@ -252,7 +252,7 @@
         <w:pStyle w:val="Heading2"/>
       </w:pPr>
       <w:r>
-        <w:t>Elektronische Benachrichtigungen bei DOAC-Dosierungsfehlern: Kliniker-Compliance und Korrekturraten</w:t>
+        <w:t>Machine Learning zur Charakterisierung von Patienten mit vaskulärisierten Komposit-Allotransplantaten</w:t>
       </w:r>
     </w:p>
     <w:p>
@@ -262,12 +262,12 @@
           <w:color w:val="666666"/>
           <w:sz w:val="18"/>
         </w:rPr>
-        <w:t>Saraswat A et al.  ·  Res Pract Thromb Haemost  ·  06.08.2026  ·  PMID 42699097</w:t>
+        <w:t>Knoedler L et al.  ·  Front Immunol  ·  19.08.2026  ·  PMID 42688033</w:t>
       </w:r>
     </w:p>
     <w:p>
       <w:r>
-        <w:t>Retrospektive Analyse von 267 asynchronen EHR-Meldungen zu inadäquater DOAC-Dosierung, um zu verstehen, warum Ärzte und Apotheker die Empfehlung zur Dosisumdruck umsetzen oder nicht.</w:t>
+        <w:t>Machine-Learning-Analyse von US-Transplantationsregisterdaten zur Identifikation von Populationsclustern, regionalen Mustern und Trends bei vaskulärisierten Komposit-Transplantaten (Gesicht, Gliedmaßen, Uterus).</w:t>
       </w:r>
     </w:p>
     <w:p>
@@ -278,7 +278,7 @@
         <w:t xml:space="preserve">Ergebnis: </w:t>
       </w:r>
       <w:r>
-        <w:t>Insgesamt 32,7 % der Meldungen führten zu Dosisänderung; Apixaban-Erhöhung: nur 16,8 % Umsetzung; Apixaban-Reduktion: 52 %; Rivaroxaban-Änderungen: 43,2–43,6 %; Originalverschreiber dokumentierten seltener Gründe für Nichtanpassung (46,1 % vs. 90,5 % bei Apothekern).</w:t>
+        <w:t>Unter 107 Empfängern: Geschlecht und Transplantationstyp als primäre differenzierende Dimensionen; 42% wurden als Ausreißer klassifiziert, was erhebliche Populationsheterogenität unterstreicht; Gesichts-VCA-Untergruppe konzentrierte sich regional in US-Regionen 1 und 9 mit höherem Alter (42±11 Jahre) und längeren Wartezeiten (246±198 Tage).</w:t>
       </w:r>
     </w:p>
     <w:p>
@@ -293,7 +293,7 @@
         <w:rPr>
           <w:sz w:val="19"/>
         </w:rPr>
-        <w:t>USA-EHR-Kontext; Versorgungsprozessergebnis unabhängig vom Regulierungssystem, aber Implementierbarkeit auf deutsche Kliniken zu prüfen</w:t>
+        <w:t>USA-Daten, nur methodologisch relevant; für deutsche Umsetzbarkeit Zugang zu nationalen Transplantationsregistern nötig.</w:t>
       </w:r>
     </w:p>
     <w:p>
@@ -302,7 +302,7 @@
           <w:color w:val="5A7D3A"/>
           <w:sz w:val="18"/>
         </w:rPr>
-        <w:t>https://pubmed.ncbi.nlm.nih.gov/42699097/</w:t>
+        <w:t>https://pubmed.ncbi.nlm.nih.gov/42688033/</w:t>
       </w:r>
     </w:p>
     <w:p>
@@ -310,7 +310,7 @@
         <w:pStyle w:val="Heading2"/>
       </w:pPr>
       <w:r>
-        <w:t>Co-Design-Toolkit für digitale Technologien zur Aktivität älterer Menschen: SME-Implementierung</w:t>
+        <w:t>Klinische Prädiktoren für Atemhalt-Feasibility in der Brustkrebsbestrahlung</w:t>
       </w:r>
     </w:p>
     <w:p>
@@ -320,12 +320,12 @@
           <w:color w:val="666666"/>
           <w:sz w:val="18"/>
         </w:rPr>
-        <w:t>Cooper L et al.  ·  JMIR Aging  ·  27.08.2026  ·  PMID 42684330</w:t>
+        <w:t>Cepni B et al.  ·  Radiat Oncol  ·  01.09.2026  ·  PMID 42687171</w:t>
       </w:r>
     </w:p>
     <w:p>
       <w:r>
-        <w:t>Qualitative Studie zur Entwicklung eines partizipativ co-designten Toolkits, das Anforderungen älterer Nutzer in digitale Produktentwicklung übersetzen soll; 10 KMU setzen es um.</w:t>
+        <w:t>Retrospektive Analyse von 1.920 Brustkrebspatientinnen zur Identifizierung von Prädiktoren für Versagen des Deep Inspiration Breath-Hold (DIBH) und Konversion zu freier Beatmung.</w:t>
       </w:r>
     </w:p>
     <w:p>
@@ -336,7 +336,7 @@
         <w:t xml:space="preserve">Ergebnis: </w:t>
       </w:r>
       <w:r>
-        <w:t>KMU berichten: verbesserte Usability, erweiterte Zugänglichkeit, mehr Inhaltsvielfalt, reduzierte Betriebskosten, stärkere Investmentcases und höhere Produktaufnahme; 7 Themen identifiziert (Motivation, Barrieren, Design, Akzeptanz).</w:t>
+        <w:t>DIBH-Replannng in 4% (78/1.920); signifikante Prädiktoren waren Alter &gt;63 Jahre (p=0,001), Lungenkomorbidität (p=0,008), erhöhter Charlson Comorbidity Index (p=0,044) und geometrischer Oberflächenabstand &lt;1 cm zwischen DIBH und Freiluft-CT (p=0,0001); BMI und Rauchen zeigten keine signifikante Assoziation.</w:t>
       </w:r>
     </w:p>
     <w:p>
@@ -351,7 +351,7 @@
         <w:rPr>
           <w:sz w:val="19"/>
         </w:rPr>
-        <w:t>England, Schottland – vergleichbare europäische Digitalisierungsreifegrad und Gesundheitssystemkultur</w:t>
+        <w:t>Deutsche Universitätsklinik (Heidelberg), Versorgungsalltag in Radioonkologie, direkt übertragbar auf deutsches Setting.</w:t>
       </w:r>
     </w:p>
     <w:p>
@@ -360,7 +360,7 @@
           <w:color w:val="5A7D3A"/>
           <w:sz w:val="18"/>
         </w:rPr>
-        <w:t>https://pubmed.ncbi.nlm.nih.gov/42684330/</w:t>
+        <w:t>https://pubmed.ncbi.nlm.nih.gov/42687171/</w:t>
       </w:r>
     </w:p>
     <w:p>
@@ -368,7 +368,7 @@
         <w:pStyle w:val="Heading2"/>
       </w:pPr>
       <w:r>
-        <w:t>Modular-digitales Curriculum für Pharmazie: Co-Design-Stakeholder-Workshop in Europa</w:t>
+        <w:t>Nutzung von KI-Chatbots für psychische Gesundheit: Querschnittstudie in Belgien</w:t>
       </w:r>
     </w:p>
     <w:p>
@@ -378,12 +378,12 @@
           <w:color w:val="666666"/>
           <w:sz w:val="18"/>
         </w:rPr>
-        <w:t>Maia MR et al.  ·  Front Public Health  ·  29.07.2026  ·  PMID 42591624</w:t>
+        <w:t>Bernaerts S et al.  ·  JMIR Ment Health  ·  01.09.2026  ·  PMID 42679350</w:t>
       </w:r>
     </w:p>
     <w:p>
       <w:r>
-        <w:t>Qualitative Expertenworkshop-Studie mit 30 Teilnehmern aus 13 europäischen Ländern zur Co-Gestaltung eines modularen Digital-Health-Curriculums für Pharmaziestudium.</w:t>
+        <w:t>Surveybasierte Untersuchung der realen Nutzung von frei verfügbaren Large Language Models (hauptsächlich ChatGPT) zur Unterstützung bei psychischen Belastungen in zwei belgischen Populationen.</w:t>
       </w:r>
     </w:p>
     <w:p>
@@ -394,7 +394,7 @@
         <w:t xml:space="preserve">Ergebnis: </w:t>
       </w:r>
       <w:r>
-        <w:t>8 Modulentwürfe co-designt (EHR, Apps, LLM, Telehealth, Datenschutz/Regulatorik, Gesundheitskompetenz, KI); dreigestuftes Sequenzierungsmodell (Grundlagen/Anwendung/Fortgeschritten); Machbarkeitsfaktoren: Facultyexpertise, Curriculumsdichte, Akkreditierung, digitale Reife der Institutionen.</w:t>
+        <w:t>349 Teilnehmende (276 Allgemeinbevölkerung, 73 Studierende); überwiegend Frauen mit oder in psychischer Fachbehandlung; häufigste Gesprächsthemen waren persönliche und zwischenmenschliche Probleme; Gründe waren ständige Verfügbarkeit, Anonymität und wahrgenommene emotionale Unterstützung; digitale Arbeitsallianzen korrelierten mit Engagement-Faktoren.</w:t>
       </w:r>
     </w:p>
     <w:p>
@@ -409,7 +409,7 @@
         <w:rPr>
           <w:sz w:val="19"/>
         </w:rPr>
-        <w:t>Europäischer Fachaustausch (Innsbruck) – direkt auf deutsche Pharmazieprogramme übertragbar</w:t>
+        <w:t>Belgischer Kontext, europäisches Versicherungssystem, vergleichbare digitale Vertrauensfragen und Regulierungsrahmen.</w:t>
       </w:r>
     </w:p>
     <w:p>
@@ -418,7 +418,7 @@
           <w:color w:val="5A7D3A"/>
           <w:sz w:val="18"/>
         </w:rPr>
-        <w:t>https://pubmed.ncbi.nlm.nih.gov/42591624/</w:t>
+        <w:t>https://pubmed.ncbi.nlm.nih.gov/42679350/</w:t>
       </w:r>
     </w:p>
     <w:sectPr>

--- a/download/studien-aktuell.docx
+++ b/download/studien-aktuell.docx
@@ -62,7 +62,7 @@
           <w:color w:val="666666"/>
           <w:sz w:val="18"/>
         </w:rPr>
-        <w:t>Stand: 08.09.2026  |  6 Studien  |  ki.m-vf.de</w:t>
+        <w:t>Stand: 09.09.2026  |  6 Studien  |  ki.m-vf.de</w:t>
       </w:r>
     </w:p>
     <w:p>
@@ -70,7 +70,7 @@
         <w:pStyle w:val="Heading1"/>
       </w:pPr>
       <w:r>
-        <w:t>Aufgenommen am 08.09.2026</w:t>
+        <w:t>Aufgenommen am 09.09.2026</w:t>
       </w:r>
     </w:p>
     <w:p>
@@ -78,7 +78,7 @@
         <w:pStyle w:val="Heading2"/>
       </w:pPr>
       <w:r>
-        <w:t>PAVA-Score: Risikostratifizierung für okkultes Vorhofflimmern nach kryptogenem Schlaganfall</w:t>
+        <w:t>Decision Mining für Qualitätsverbesserung in der Pflege: Akzeptanzprognose</w:t>
       </w:r>
     </w:p>
     <w:p>
@@ -88,12 +88,12 @@
           <w:color w:val="666666"/>
           <w:sz w:val="18"/>
         </w:rPr>
-        <w:t>Maille B et al.  ·  Europace  ·  02.09.2026  ·  PMID 42704767</w:t>
+        <w:t>Berkhout M et al.  ·  JMIR Form Res  ·  08.09.2026  ·  PMID 42710060</w:t>
       </w:r>
     </w:p>
     <w:p>
       <w:r>
-        <w:t>Entwicklung und Validierung eines Risiko-Scores zur Vorhersage von Vorhofflimmern bei Patienten mit implantierten Loop-Recordern nach kryptogenem Schlaganfall.</w:t>
+        <w:t>Qualitative Studie mit fünf niederländischen Pflegekräften zur Akzeptanz eines Decision-Mining-Tools, das aus elektronischen Patientenakten retrospektiv Entscheidungsmuster rekonstruiert und für Qualitätszirkel nutzt.</w:t>
       </w:r>
     </w:p>
     <w:p>
@@ -104,7 +104,7 @@
         <w:t xml:space="preserve">Ergebnis: </w:t>
       </w:r>
       <w:r>
-        <w:t>Der PAVA-Score (Premature Atrial Contractions, Age, Valvular disease, Left Atrial dilatation) identifiziert Patienten mit niedrigem Vorhofflimmern-Risiko: Ein Score ≤2 erreichte einen negativen Vorhersagewert von 89,2% in der Entwicklungs- und 100% in der Validierungskohorte (c-Index 0,73–0,79); 23,6% der Patienten konnten als niedrig-risiko stratifiziert werden.</w:t>
+        <w:t>Hohe Performance Expectancy (Nutzenwahrnehmung), moderate Effort Expectancy (Aufwand). Entscheidend für Akzeptanz: lernorientierte Rahmung statt Kontrollnarrativ und investition in Datenliteralität – nicht technische Hürden allein. Adoption eher in strukturierten Meetings als im Routinebetrieb.</w:t>
       </w:r>
     </w:p>
     <w:p>
@@ -119,7 +119,7 @@
         <w:rPr>
           <w:sz w:val="19"/>
         </w:rPr>
-        <w:t>Französisches Multizentersystem mit klinischen ILR-Daten, vergleichbare Versorgungsstrukturen und diagnostische Standards.</w:t>
+        <w:t>Niederlande, vergleichbar strukturiertes Gesundheitssystem; qualitative Befunde zu Implementierungsbarrieren gelten grundsätzlich auch in Deutschland.</w:t>
       </w:r>
     </w:p>
     <w:p>
@@ -128,7 +128,7 @@
           <w:color w:val="5A7D3A"/>
           <w:sz w:val="18"/>
         </w:rPr>
-        <w:t>https://pubmed.ncbi.nlm.nih.gov/42704767/</w:t>
+        <w:t>https://pubmed.ncbi.nlm.nih.gov/42710060/</w:t>
       </w:r>
     </w:p>
     <w:p>
@@ -136,7 +136,7 @@
         <w:pStyle w:val="Heading2"/>
       </w:pPr>
       <w:r>
-        <w:t>mHealth-gestützte Familienplanung im Postpartum: Kontrollierte Studie in Jordanien</w:t>
+        <w:t>Digitale Multidisziplinäre Rehabilitation bei Bauchkrebs unter Chemoradiotherapie</w:t>
       </w:r>
     </w:p>
     <w:p>
@@ -146,12 +146,12 @@
           <w:color w:val="666666"/>
           <w:sz w:val="18"/>
         </w:rPr>
-        <w:t>Khader Y et al.  ·  J Epidemiol Glob Health  ·  05.09.2026  ·  PMID 42704573</w:t>
+        <w:t>Yang L et al.  ·  J Med Internet Res  ·  08.09.2026  ·  PMID 42709968</w:t>
       </w:r>
     </w:p>
     <w:p>
       <w:r>
-        <w:t>Drei-Arm-Kontrollstudie mit verbesserte Beratung allein und kombiniert mit einer arabischsprachigen mHealth-App zur Steigerung moderner Verhütungsmethoden postpartal.</w:t>
+        <w:t>Randomisierte Phase-II-Studie (111 Patienten) zur mHealth-gestützten Multidisziplinären Rehabilitationspflege (AiNST-Plattform mit Wearables) während Chemoradiotherapie von Bauchkrebsen, primärer Endpunkt: Handgriffstärke.</w:t>
       </w:r>
     </w:p>
     <w:p>
@@ -162,7 +162,7 @@
         <w:t xml:space="preserve">Ergebnis: </w:t>
       </w:r>
       <w:r>
-        <w:t>Nach 4 Monaten: Moderne Verhütung in Kontrollgruppe 17,2%, Beratungsgruppe 49,7%, Beratung+mHealth 59,9% (p&lt;0,001); Beratung+mHealth führte zu höheren Odds Ratios für moderne Verhütung (aOR=7,18; 95%-KI 4,85–10,63; p&lt;0,001) und ausschließliches Stillen (aOR=2,49; 95%-KI 1,78–3,49; p&lt;0,001) vs. Kontrolle.</w:t>
+        <w:t>Angepasste mittlere Differenz Handgriffstärke +4,87 kg (95%-KI 3,36–6,38; p&lt;0,001) in der Interventionsgruppe. Sekundär: bessere Erhaltung von Körpergewicht, Skelettmuskelmasse, Serumalbumin, Prealbumin, niedrigere Hämatotoxizität, bessere psychologische und Ernährungswerte. Adhärenz 83,9%. Open-Label-Design, heterogene Tumoren, kurzes Follow-up.</w:t>
       </w:r>
     </w:p>
     <w:p>
@@ -177,7 +177,7 @@
         <w:rPr>
           <w:sz w:val="19"/>
         </w:rPr>
-        <w:t>Mittlerer Osten, aber methodologisch für mobile Gesundheitsinterventionen relevant; arabischsprachige Implementierung zeigt Übertragungspotenzial.</w:t>
+        <w:t>China (multi-center) mit mobiler Telemedizin-Plattform; Konzept übertragbar, aber Phase III nötig; deutsche Umsetzung machbar.</w:t>
       </w:r>
     </w:p>
     <w:p>
@@ -186,7 +186,7 @@
           <w:color w:val="5A7D3A"/>
           <w:sz w:val="18"/>
         </w:rPr>
-        <w:t>https://pubmed.ncbi.nlm.nih.gov/42704573/</w:t>
+        <w:t>https://pubmed.ncbi.nlm.nih.gov/42709968/</w:t>
       </w:r>
     </w:p>
     <w:p>
@@ -194,7 +194,7 @@
         <w:pStyle w:val="Heading2"/>
       </w:pPr>
       <w:r>
-        <w:t>Prehospital-Entscheidungshilfe für Schlaganfall-Triage: Stroke Triage App (STA)</w:t>
+        <w:t>Klinische Datenanalyse durch Large Language Model Agenten: Leistung und Fehler</w:t>
       </w:r>
     </w:p>
     <w:p>
@@ -204,12 +204,12 @@
           <w:color w:val="666666"/>
           <w:sz w:val="18"/>
         </w:rPr>
-        <w:t>van de Wijdeven RM et al.  ·  Eur Stroke J  ·  05.09.2026  ·  PMID 42703715</w:t>
+        <w:t>Wu Y et al.  ·  J Med Internet Res  ·  08.09.2026  ·  PMID 42709964</w:t>
       </w:r>
     </w:p>
     <w:p>
       <w:r>
-        <w:t>Evaluierung einer digitalen Entscheidungshilfe, die Paramedikern in Echtzeit Triage-Empfehlungen gibt, indem sie Schlaganfall-Schweregrad, Fahrtzeiten, Hospital-Workflows und zeitabhängige Behandlungseffekte integriert.</w:t>
+        <w:t>Evaluation eines LLM-Agenten (Claude) über fünf Workflows klinischer Datenanalyse – Forschungsfragen generieren, Analyseplan entwerfen, Code ausführen – anhand standardisierter ophthalmologischer Daten (7802 Patienten, 12 Jahre).</w:t>
       </w:r>
     </w:p>
     <w:p>
@@ -220,7 +220,7 @@
         <w:t xml:space="preserve">Ergebnis: </w:t>
       </w:r>
       <w:r>
-        <w:t>PRESTO-2 ist ein prospektives kontrolliertes vor-nach-Interventions-Studiendesign mit zwei Regionen in den Niederlanden; primärer Endpunkt ist die Zeit vom Symptombeginn bis zur Katheterintroduktion (onset-to-groin time); Sekundärendpunkte umfassen onset-to-needle time, funktionelle Ergebnisse (mRS 0–2), Über- und Unterdiagnosen sowie Ambulanz-Ressourcennutzung.</w:t>
+        <w:t>Agent generiert 18 klinisch fundierte Fragen, alle 9 Analysepläne strukturell korrekt. Kaplan-Meier-Schätzer zuverlässig. Systematische Fehler in Code-Ausführung: SAP-Qualität nicht prädiktiv für Korrektheit, identische Fehler wiederholbar. 8 von 17 Narrativen vollständig zufriedenstellend; 2 klinisch relevante Fehler. Textuelle Zusammenfassung deckt sich mit Logs.</w:t>
       </w:r>
     </w:p>
     <w:p>
@@ -235,7 +235,7 @@
         <w:rPr>
           <w:sz w:val="19"/>
         </w:rPr>
-        <w:t>Niederländisches Gesundheitssystem, vergleichbare EMS-Strukturen und digitale Infrastruktur wie Deutschland.</w:t>
+        <w:t>UK/USA (Moorfields), Forschungssetting; zeigt, welche Pipeline-Schritte (Ideengeneration, Planungsentwurf) ohne Expertise funktionieren, welche (Formellogik, Kohortengrenzen) Verifizierung brauchen.</w:t>
       </w:r>
     </w:p>
     <w:p>
@@ -244,7 +244,7 @@
           <w:color w:val="5A7D3A"/>
           <w:sz w:val="18"/>
         </w:rPr>
-        <w:t>https://pubmed.ncbi.nlm.nih.gov/42703715/</w:t>
+        <w:t>https://pubmed.ncbi.nlm.nih.gov/42709964/</w:t>
       </w:r>
     </w:p>
     <w:p>
@@ -252,7 +252,7 @@
         <w:pStyle w:val="Heading2"/>
       </w:pPr>
       <w:r>
-        <w:t>Machine Learning zur Charakterisierung von Patienten mit vaskulärisierten Komposit-Allotransplantaten</w:t>
+        <w:t>Automatisierte Erfassung von Tumorrezidiv und Metastasen aus CT-Berichten mittels Deep Learning</w:t>
       </w:r>
     </w:p>
     <w:p>
@@ -262,12 +262,12 @@
           <w:color w:val="666666"/>
           <w:sz w:val="18"/>
         </w:rPr>
-        <w:t>Knoedler L et al.  ·  Front Immunol  ·  19.08.2026  ·  PMID 42688033</w:t>
+        <w:t>Jo W et al.  ·  JMIR Med Inform  ·  08.09.2026  ·  PMID 42709940</w:t>
       </w:r>
     </w:p>
     <w:p>
       <w:r>
-        <w:t>Machine-Learning-Analyse von US-Transplantationsregisterdaten zur Identifikation von Populationsclustern, regionalen Mustern und Trends bei vaskulärisierten Komposit-Transplantaten (Gesicht, Gliedmaßen, Uterus).</w:t>
+        <w:t>Semisupervised Deep-Learning-Klassifikation (mit Rule-based und Medical BERT) zur Extraktion von Rezidiv- und Metastasenangaben aus 288.076 postoperativen CT-Berichten (86.083 Krebspatienten), mit expliziter Modellierung diagnostischer Unsicherheit.</w:t>
       </w:r>
     </w:p>
     <w:p>
@@ -278,7 +278,7 @@
         <w:t xml:space="preserve">Ergebnis: </w:t>
       </w:r>
       <w:r>
-        <w:t>Unter 107 Empfängern: Geschlecht und Transplantationstyp als primäre differenzierende Dimensionen; 42% wurden als Ausreißer klassifiziert, was erhebliche Populationsheterogenität unterstreicht; Gesichts-VCA-Untergruppe konzentrierte sich regional in US-Regionen 1 und 9 mit höherem Alter (42±11 Jahre) und längeren Wartezeiten (246±198 Tage).</w:t>
+        <w:t>Multiclass-Genauigkeit Rezidiv 97,33 %, Metastasen 95,00 %. Binäre Klassifikation: 99,33 % und 96,67 %. Ärztliche Interrater-Konsistenz Multiclass: 96,88 % (Rezidiv) und 93,80 % (Metastasen). &lt;1 % der Berichte manuell annotiert; diagnostische Unsicherheit in 1,4 % Rezidiv-, 6,9 % Metastasenfälle erfasst. Rule-Algorithm outperformte teilweise Deep-Learning-Modelle.</w:t>
       </w:r>
     </w:p>
     <w:p>
@@ -293,7 +293,7 @@
         <w:rPr>
           <w:sz w:val="19"/>
         </w:rPr>
-        <w:t>USA-Daten, nur methodologisch relevant; für deutsche Umsetzbarkeit Zugang zu nationalen Transplantationsregistern nötig.</w:t>
+        <w:t>Südkorea (Asan Medical Center); große reale Datenbank, aber interne Validierung; Multicenter-Prospektivstudie zur Generalisierbarkeit nötig.</w:t>
       </w:r>
     </w:p>
     <w:p>
@@ -302,7 +302,7 @@
           <w:color w:val="5A7D3A"/>
           <w:sz w:val="18"/>
         </w:rPr>
-        <w:t>https://pubmed.ncbi.nlm.nih.gov/42688033/</w:t>
+        <w:t>https://pubmed.ncbi.nlm.nih.gov/42709940/</w:t>
       </w:r>
     </w:p>
     <w:p>
@@ -310,7 +310,7 @@
         <w:pStyle w:val="Heading2"/>
       </w:pPr>
       <w:r>
-        <w:t>Klinische Prädiktoren für Atemhalt-Feasibility in der Brustkrebsbestrahlung</w:t>
+        <w:t>Telemedizinische vs. telefonische vs. präsenzielle psychische Gesundheitsversorgung: Ergebnisvergleich</w:t>
       </w:r>
     </w:p>
     <w:p>
@@ -320,12 +320,12 @@
           <w:color w:val="666666"/>
           <w:sz w:val="18"/>
         </w:rPr>
-        <w:t>Cepni B et al.  ·  Radiat Oncol  ·  01.09.2026  ·  PMID 42687171</w:t>
+        <w:t>Connolly SL et al.  ·  JAMA Netw Open  ·  01.09.2026  ·  PMID 42709434</w:t>
       </w:r>
     </w:p>
     <w:p>
       <w:r>
-        <w:t>Retrospektive Analyse von 1.920 Brustkrebspatientinnen zur Identifizierung von Prädiktoren für Versagen des Deep Inspiration Breath-Hold (DIBH) und Konversion zu freier Beatmung.</w:t>
+        <w:t>Retrospektive Vergleichseffektivitätsstudie an 813.699 Veteranen der USA (mittl. Follow-up 1 Jahr, 2022–2023) zur psychischen Versorgung per Videocall, Telefon oder präsenzielle Termine anhand administrativer Daten.</w:t>
       </w:r>
     </w:p>
     <w:p>
@@ -336,7 +336,7 @@
         <w:t xml:space="preserve">Ergebnis: </w:t>
       </w:r>
       <w:r>
-        <w:t>DIBH-Replannng in 4% (78/1.920); signifikante Prädiktoren waren Alter &gt;63 Jahre (p=0,001), Lungenkomorbidität (p=0,008), erhöhter Charlson Comorbidity Index (p=0,044) und geometrischer Oberflächenabstand &lt;1 cm zwischen DIBH und Freiluft-CT (p=0,0001); BMI und Rauchen zeigten keine signifikante Assoziation.</w:t>
+        <w:t>Videocall-Kohorte (42,2 %): 0,9 % stationär-psychiatrisch, 1,5 % ED-Besuche, 1,0 % Suizidverhalten; Präsenz (37,5 %): 2,1 %, 2,6 %, 1,2 %; Telefon (20,3 %): 1,6 %, 2,3 %, 1,3 %. Inverse-Probability-Gewichtung: Video vs. Telefon um 0,5 Prozentpunkte niedrigere Hospitalisierungsrate, ebenso vs. Präsenz. Termine-Abschlussquote Video 71,1 %, Präsenz 68,0 %, Telefon 68,4 %. Effektgrößen klein; Residualconfounding trotz Kontrolle möglich.</w:t>
       </w:r>
     </w:p>
     <w:p>
@@ -351,7 +351,7 @@
         <w:rPr>
           <w:sz w:val="19"/>
         </w:rPr>
-        <w:t>Deutsche Universitätsklinik (Heidelberg), Versorgungsalltag in Radioonkologie, direkt übertragbar auf deutsches Setting.</w:t>
+        <w:t>USA (VA), aber Versorgungsstruktur partiell übertragbar; Videotelezmedizin zeigt klinische Vorteile auch in Deutschland-ähnlichen Systemen.</w:t>
       </w:r>
     </w:p>
     <w:p>
@@ -360,7 +360,7 @@
           <w:color w:val="5A7D3A"/>
           <w:sz w:val="18"/>
         </w:rPr>
-        <w:t>https://pubmed.ncbi.nlm.nih.gov/42687171/</w:t>
+        <w:t>https://pubmed.ncbi.nlm.nih.gov/42709434/</w:t>
       </w:r>
     </w:p>
     <w:p>
@@ -368,7 +368,7 @@
         <w:pStyle w:val="Heading2"/>
       </w:pPr>
       <w:r>
-        <w:t>Nutzung von KI-Chatbots für psychische Gesundheit: Querschnittstudie in Belgien</w:t>
+        <w:t>Machine-Learning-Modell zur Triage in Schwedens Darmkrebs-Screening</w:t>
       </w:r>
     </w:p>
     <w:p>
@@ -378,12 +378,12 @@
           <w:color w:val="666666"/>
           <w:sz w:val="18"/>
         </w:rPr>
-        <w:t>Bernaerts S et al.  ·  JMIR Ment Health  ·  01.09.2026  ·  PMID 42679350</w:t>
+        <w:t>van Nieuwenhoven MA et al.  ·  BMC Med Inform Decis Mak  ·  03.09.2026  ·  PMID 42706535</w:t>
       </w:r>
     </w:p>
     <w:p>
       <w:r>
-        <w:t>Surveybasierte Untersuchung der realen Nutzung von frei verfügbaren Large Language Models (hauptsächlich ChatGPT) zur Unterstützung bei psychischen Belastungen in zwei belgischen Populationen.</w:t>
+        <w:t>Externe Validierung von zwei Modellen (logistische Regression und CatBoost) zur Priorisierung von Schnellbahn-Koloskopien anhand von FIT-Ergebnis, Laborwerten und Symptomen an schwedischen Patienten.</w:t>
       </w:r>
     </w:p>
     <w:p>
@@ -394,7 +394,7 @@
         <w:t xml:space="preserve">Ergebnis: </w:t>
       </w:r>
       <w:r>
-        <w:t>349 Teilnehmende (276 Allgemeinbevölkerung, 73 Studierende); überwiegend Frauen mit oder in psychischer Fachbehandlung; häufigste Gesprächsthemen waren persönliche und zwischenmenschliche Probleme; Gründe waren ständige Verfügbarkeit, Anonymität und wahrgenommene emotionale Unterstützung; digitale Arbeitsallianzen korrelierten mit Engagement-Faktoren.</w:t>
+        <w:t>Entwicklungs-AUC 0,77–0,81; externe Validierungs-AUC nur 0,66–0,67. Kalibrierungsverlust beobachtet. Diskriminationsgüte bescheiden; Überlegenheit gegenüber Eingangskriterium nicht nachgewiesen, da alle Patienten koloskopiert wurden. FIT, verdächtige Bildgebung und Alter wichtigste Prädiktoren.</w:t>
       </w:r>
     </w:p>
     <w:p>
@@ -409,7 +409,7 @@
         <w:rPr>
           <w:sz w:val="19"/>
         </w:rPr>
-        <w:t>Belgischer Kontext, europäisches Versicherungssystem, vergleichbare digitale Vertrauensfragen und Regulierungsrahmen.</w:t>
+        <w:t>Schweden, vergleichbar dezentrales Gesundheitssystem; External Validation zeigt Generalisierungsprobleme – zentrale Lehre für regionale Implementierung auch in Deutschland.</w:t>
       </w:r>
     </w:p>
     <w:p>
@@ -418,7 +418,7 @@
           <w:color w:val="5A7D3A"/>
           <w:sz w:val="18"/>
         </w:rPr>
-        <w:t>https://pubmed.ncbi.nlm.nih.gov/42679350/</w:t>
+        <w:t>https://pubmed.ncbi.nlm.nih.gov/42706535/</w:t>
       </w:r>
     </w:p>
     <w:sectPr>

--- a/download/studien-aktuell.docx
+++ b/download/studien-aktuell.docx
@@ -62,7 +62,7 @@
           <w:color w:val="666666"/>
           <w:sz w:val="18"/>
         </w:rPr>
-        <w:t>Stand: 09.09.2026  |  6 Studien  |  ki.m-vf.de</w:t>
+        <w:t>Stand: 10.09.2026  |  7 Studien  |  ki.m-vf.de</w:t>
       </w:r>
     </w:p>
     <w:p>
@@ -70,7 +70,7 @@
         <w:pStyle w:val="Heading1"/>
       </w:pPr>
       <w:r>
-        <w:t>Aufgenommen am 09.09.2026</w:t>
+        <w:t>Aufgenommen am 10.09.2026</w:t>
       </w:r>
     </w:p>
     <w:p>
@@ -78,7 +78,7 @@
         <w:pStyle w:val="Heading2"/>
       </w:pPr>
       <w:r>
-        <w:t>Decision Mining für Qualitätsverbesserung in der Pflege: Akzeptanzprognose</w:t>
+        <w:t>Mobile App für HPV-Impfaufklärung erhöht Impfquote bei Eltern ungeimpfter Kinder</w:t>
       </w:r>
     </w:p>
     <w:p>
@@ -88,12 +88,12 @@
           <w:color w:val="666666"/>
           <w:sz w:val="18"/>
         </w:rPr>
-        <w:t>Berkhout M et al.  ·  JMIR Form Res  ·  08.09.2026  ·  PMID 42710060</w:t>
+        <w:t>Cunningham-Erves J et al.  ·  JMIR Cancer  ·  09.09.2026  ·  PMID 42715554</w:t>
       </w:r>
     </w:p>
     <w:p>
       <w:r>
-        <w:t>Qualitative Studie mit fünf niederländischen Pflegekräften zur Akzeptanz eines Decision-Mining-Tools, das aus elektronischen Patientenakten retrospektiv Entscheidungsmuster rekonstruiert und für Qualitätszirkel nutzt.</w:t>
+        <w:t>Randomisierte Pilotstudie evaluiert eine auf Elternbedenken zugeschnittene Mobile-Health-App zur präklinischen HPV-Impf-Aufklärung; Outcomes: Impfbereitschaft und Impfrate.</w:t>
       </w:r>
     </w:p>
     <w:p>
@@ -104,7 +104,7 @@
         <w:t xml:space="preserve">Ergebnis: </w:t>
       </w:r>
       <w:r>
-        <w:t>Hohe Performance Expectancy (Nutzenwahrnehmung), moderate Effort Expectancy (Aufwand). Entscheidend für Akzeptanz: lernorientierte Rahmung statt Kontrollnarrativ und investition in Datenliteralität – nicht technische Hürden allein. Adoption eher in strukturierten Meetings als im Routinebetrieb.</w:t>
+        <w:t>HPV-Impfinitiierung in der App-Gruppe 48 % vs. 17 % in der Kontrollgruppe (Differenz 0,24; 95%-KI 0,03–0,46; p = 0,01). Wissensgewinn und Bedenkenreduktion tendenziell größer in der App-Gruppe. 81 % der Eltern öffneten die App; 90 % hielten sie für hilfreich. Hauptbarrieren: nur Englisch verfügbar, digitales Format.</w:t>
       </w:r>
     </w:p>
     <w:p>
@@ -119,7 +119,7 @@
         <w:rPr>
           <w:sz w:val="19"/>
         </w:rPr>
-        <w:t>Niederlande, vergleichbar strukturiertes Gesundheitssystem; qualitative Befunde zu Implementierungsbarrieren gelten grundsätzlich auch in Deutschland.</w:t>
+        <w:t>USA; begrenzte Transferierbarkeit auf deutsches Gesundheitssystem, aber Modell zeigt Potenzial digitaler Aufklärung.</w:t>
       </w:r>
     </w:p>
     <w:p>
@@ -128,7 +128,7 @@
           <w:color w:val="5A7D3A"/>
           <w:sz w:val="18"/>
         </w:rPr>
-        <w:t>https://pubmed.ncbi.nlm.nih.gov/42710060/</w:t>
+        <w:t>https://pubmed.ncbi.nlm.nih.gov/42715554/</w:t>
       </w:r>
     </w:p>
     <w:p>
@@ -136,7 +136,7 @@
         <w:pStyle w:val="Heading2"/>
       </w:pPr>
       <w:r>
-        <w:t>Digitale Multidisziplinäre Rehabilitation bei Bauchkrebs unter Chemoradiotherapie</w:t>
+        <w:t>KI-gestützte Surveillance: Large Language Models identifizieren Überdosis-Todesfälle aus Obduktionsberichten</w:t>
       </w:r>
     </w:p>
     <w:p>
@@ -146,12 +146,12 @@
           <w:color w:val="666666"/>
           <w:sz w:val="18"/>
         </w:rPr>
-        <w:t>Yang L et al.  ·  J Med Internet Res  ·  08.09.2026  ·  PMID 42709968</w:t>
+        <w:t>Hochstatter KR et al.  ·  Am J Public Health  ·  Okt. 2026  ·  PMID 42715542</w:t>
       </w:r>
     </w:p>
     <w:p>
       <w:r>
-        <w:t>Randomisierte Phase-II-Studie (111 Patienten) zur mHealth-gestützten Multidisziplinären Rehabilitationspflege (AiNST-Plattform mit Wearables) während Chemoradiotherapie von Bauchkrebsen, primärer Endpunkt: Handgriffstärke.</w:t>
+        <w:t>Zwei LLM-Pipelines (LLaMA-8B-Instruct und ClinicalModernBERT) analysieren unstrukturierte Narrative von Todesfallermittlungen, um Überdosistodesfälle automatisch zu erkennen, mit Safeguards für Datenschutz und Bias-Kontrolle.</w:t>
       </w:r>
     </w:p>
     <w:p>
@@ -162,7 +162,7 @@
         <w:t xml:space="preserve">Ergebnis: </w:t>
       </w:r>
       <w:r>
-        <w:t>Angepasste mittlere Differenz Handgriffstärke +4,87 kg (95%-KI 3,36–6,38; p&lt;0,001) in der Interventionsgruppe. Sekundär: bessere Erhaltung von Körpergewicht, Skelettmuskelmasse, Serumalbumin, Prealbumin, niedrigere Hämatotoxizität, bessere psychologische und Ernährungswerte. Adhärenz 83,9%. Open-Label-Design, heterogene Tumoren, kurzes Follow-up.</w:t>
+        <w:t>LLaMA-8B: 88 % PPV, 92 % Sensitivität, 84 % NPV, 76 % Spezifität, 85 % Macro-F1. ClinicalModernBERT: 83 % PPV, 92 % Sensitivität, 82 % NPV, 67 % Spezifität, 81 % Macro-F1. Beide Modelle übertrafen bisherige Surveillance-Tools und logistische Regression. Human-in-the-loop-Design mit Fehleranalyse und kontinuierlicher Bias-Bewertung.</w:t>
       </w:r>
     </w:p>
     <w:p>
@@ -177,7 +177,7 @@
         <w:rPr>
           <w:sz w:val="19"/>
         </w:rPr>
-        <w:t>China (multi-center) mit mobiler Telemedizin-Plattform; Konzept übertragbar, aber Phase III nötig; deutsche Umsetzung machbar.</w:t>
+        <w:t>USA; NLP-Ansatz auch auf deutsche EHR-Daten anwendbar.</w:t>
       </w:r>
     </w:p>
     <w:p>
@@ -186,7 +186,7 @@
           <w:color w:val="5A7D3A"/>
           <w:sz w:val="18"/>
         </w:rPr>
-        <w:t>https://pubmed.ncbi.nlm.nih.gov/42709968/</w:t>
+        <w:t>https://pubmed.ncbi.nlm.nih.gov/42715542/</w:t>
       </w:r>
     </w:p>
     <w:p>
@@ -194,7 +194,7 @@
         <w:pStyle w:val="Heading2"/>
       </w:pPr>
       <w:r>
-        <w:t>Klinische Datenanalyse durch Large Language Model Agenten: Leistung und Fehler</w:t>
+        <w:t>NLP-gestützte soziale Determinanten der Gesundheit vorhersagen Opioidentod bei Veteranen</w:t>
       </w:r>
     </w:p>
     <w:p>
@@ -204,12 +204,12 @@
           <w:color w:val="666666"/>
           <w:sz w:val="18"/>
         </w:rPr>
-        <w:t>Wu Y et al.  ·  J Med Internet Res  ·  08.09.2026  ·  PMID 42709964</w:t>
+        <w:t>Mitra A et al.  ·  Am J Public Health  ·  Okt. 2026  ·  PMID 42715541</w:t>
       </w:r>
     </w:p>
     <w:p>
       <w:r>
-        <w:t>Evaluation eines LLM-Agenten (Claude) über fünf Workflows klinischer Datenanalyse – Forschungsfragen generieren, Analyseplan entwerfen, Code ausführen – anhand standardisierter ophthalmologischer Daten (7802 Patienten, 12 Jahre).</w:t>
+        <w:t>Natural Language Processing extrahiert acht soziale Determinanten (Wohnsituation, Rechtsstreitigkeiten, finanzielle Probleme u. a.) aus unstrukturierten VA-Notizen; Assoziationen mit tödlichem Opioidkonsum über 21 Mio. Personenjahre.</w:t>
       </w:r>
     </w:p>
     <w:p>
@@ -220,7 +220,7 @@
         <w:t xml:space="preserve">Ergebnis: </w:t>
       </w:r>
       <w:r>
-        <w:t>Agent generiert 18 klinisch fundierte Fragen, alle 9 Analysepläne strukturell korrekt. Kaplan-Meier-Schätzer zuverlässig. Systematische Fehler in Code-Ausführung: SAP-Qualität nicht prädiktiv für Korrektheit, identische Fehler wiederholbar. 8 von 17 Narrativen vollständig zufriedenstellend; 2 klinisch relevante Fehler. Textuelle Zusammenfassung deckt sich mit Logs.</w:t>
+        <w:t>NLP erfasste 90,08 % der strukturellen und 97,28 % aller SDOH. Alle gemessenen SDOH signifikant mit tödlichem Opioidkonsum assoziiert. Stärkste Assoziation: Wohnsituation (AOR 3,36; 95%-KI 2,96–3,81), gefolgt von Rechtsproblemen (AOR 3,07; 95%-KI 2,55–3,70) und Finanzproblemen (AOR 2,63; 95%-KI 2,32–2,98).</w:t>
       </w:r>
     </w:p>
     <w:p>
@@ -235,7 +235,7 @@
         <w:rPr>
           <w:sz w:val="19"/>
         </w:rPr>
-        <w:t>UK/USA (Moorfields), Forschungssetting; zeigt, welche Pipeline-Schritte (Ideengeneration, Planungsentwurf) ohne Expertise funktionieren, welche (Formellogik, Kohortengrenzen) Verifizierung brauchen.</w:t>
+        <w:t>USA-Veteranen; ähnliche NLP-Techniken auf deutsche VA-ähnliche Dokumentation anwendbar.</w:t>
       </w:r>
     </w:p>
     <w:p>
@@ -244,7 +244,7 @@
           <w:color w:val="5A7D3A"/>
           <w:sz w:val="18"/>
         </w:rPr>
-        <w:t>https://pubmed.ncbi.nlm.nih.gov/42709964/</w:t>
+        <w:t>https://pubmed.ncbi.nlm.nih.gov/42715541/</w:t>
       </w:r>
     </w:p>
     <w:p>
@@ -252,7 +252,7 @@
         <w:pStyle w:val="Heading2"/>
       </w:pPr>
       <w:r>
-        <w:t>Automatisierte Erfassung von Tumorrezidiv und Metastasen aus CT-Berichten mittels Deep Learning</w:t>
+        <w:t>LLM-generierte Arztbriefe: Assistiv ja, aber mit Fehlern – systematische Übersicht</w:t>
       </w:r>
     </w:p>
     <w:p>
@@ -262,12 +262,12 @@
           <w:color w:val="666666"/>
           <w:sz w:val="18"/>
         </w:rPr>
-        <w:t>Jo W et al.  ·  JMIR Med Inform  ·  08.09.2026  ·  PMID 42709940</w:t>
+        <w:t>Huang JL et al.  ·  J Med Internet Res  ·  09.09.2026  ·  PMID 42715525</w:t>
       </w:r>
     </w:p>
     <w:p>
       <w:r>
-        <w:t>Semisupervised Deep-Learning-Klassifikation (mit Rule-based und Medical BERT) zur Extraktion von Rezidiv- und Metastasenangaben aus 288.076 postoperativen CT-Berichten (86.083 Krebspatienten), mit expliziter Modellierung diagnostischer Unsicherheit.</w:t>
+        <w:t>Systematische Übersicht von 101 Studien zu LLM-basierten Befundberichten in der Radiologie und klinischen Bildgebung; fokus auf klinische Sicherheit, Fehlertypen und Workflow-Effekte.</w:t>
       </w:r>
     </w:p>
     <w:p>
@@ -278,7 +278,7 @@
         <w:t xml:space="preserve">Ergebnis: </w:t>
       </w:r>
       <w:r>
-        <w:t>Multiclass-Genauigkeit Rezidiv 97,33 %, Metastasen 95,00 %. Binäre Klassifikation: 99,33 % und 96,67 %. Ärztliche Interrater-Konsistenz Multiclass: 96,88 % (Rezidiv) und 93,80 % (Metastasen). &lt;1 % der Berichte manuell annotiert; diagnostische Unsicherheit in 1,4 % Rezidiv-, 6,9 % Metastasenfälle erfasst. Rule-Algorithm outperformte teilweise Deep-Learning-Modelle.</w:t>
+        <w:t>Experten-Akzeptanz von KI-Berichten ähnlich wie Radiologieberichte (70,5 % vs. 73,3 %, aber false-negative höher: 18,5 % vs. 17,8 %). Klinisch bedeutsame Fehler, Auslassungen und Fehlerzeugungen heterogen berichtet. Workflow-Effekte gemischt: manche Studien berichten kürzere Lesezeiten, andere längere Bearbeitungszeiten. Hohe Risiken von Bias; externe Validierung fehlt.</w:t>
       </w:r>
     </w:p>
     <w:p>
@@ -293,7 +293,7 @@
         <w:rPr>
           <w:sz w:val="19"/>
         </w:rPr>
-        <w:t>Südkorea (Asan Medical Center); große reale Datenbank, aber interne Validierung; Multicenter-Prospektivstudie zur Generalisierbarkeit nötig.</w:t>
+        <w:t>Internationale Erkenntnisse; auf deutsche Klinik-Workflows transferierbar mit lokaler Validierung.</w:t>
       </w:r>
     </w:p>
     <w:p>
@@ -302,7 +302,7 @@
           <w:color w:val="5A7D3A"/>
           <w:sz w:val="18"/>
         </w:rPr>
-        <w:t>https://pubmed.ncbi.nlm.nih.gov/42709940/</w:t>
+        <w:t>https://pubmed.ncbi.nlm.nih.gov/42715525/</w:t>
       </w:r>
     </w:p>
     <w:p>
@@ -310,7 +310,7 @@
         <w:pStyle w:val="Heading2"/>
       </w:pPr>
       <w:r>
-        <w:t>Telemedizinische vs. telefonische vs. präsenzielle psychische Gesundheitsversorgung: Ergebnisvergleich</w:t>
+        <w:t>OCR-gestützte Biometrie automatisiert Intralinsenberechnungen ohne Transkriptionsfehler</w:t>
       </w:r>
     </w:p>
     <w:p>
@@ -320,12 +320,12 @@
           <w:color w:val="666666"/>
           <w:sz w:val="18"/>
         </w:rPr>
-        <w:t>Connolly SL et al.  ·  JAMA Netw Open  ·  01.09.2026  ·  PMID 42709434</w:t>
+        <w:t>Levy I et al.  ·  J Refract Surg  ·  01.09.2026  ·  PMID 42715024</w:t>
       </w:r>
     </w:p>
     <w:p>
       <w:r>
-        <w:t>Retrospektive Vergleichseffektivitätsstudie an 813.699 Veteranen der USA (mittl. Follow-up 1 Jahr, 2022–2023) zur psychischen Versorgung per Videocall, Telefon oder präsenzielle Termine anhand administrativer Daten.</w:t>
+        <w:t>Entwicklung und Validierung einer KI-App, die optische Zeichenerkennung nutzt, um Biometriedaten automatisch in einen IOL-Kalkulator zu übertragen und damit manuelle Dateneingaben bei der Kataraktchirurgie zu eliminieren.</w:t>
       </w:r>
     </w:p>
     <w:p>
@@ -336,7 +336,7 @@
         <w:t xml:space="preserve">Ergebnis: </w:t>
       </w:r>
       <w:r>
-        <w:t>Videocall-Kohorte (42,2 %): 0,9 % stationär-psychiatrisch, 1,5 % ED-Besuche, 1,0 % Suizidverhalten; Präsenz (37,5 %): 2,1 %, 2,6 %, 1,2 %; Telefon (20,3 %): 1,6 %, 2,3 %, 1,3 %. Inverse-Probability-Gewichtung: Video vs. Telefon um 0,5 Prozentpunkte niedrigere Hospitalisierungsrate, ebenso vs. Präsenz. Termine-Abschlussquote Video 71,1 %, Präsenz 68,0 %, Telefon 68,4 %. Effektgrößen klein; Residualconfounding trotz Kontrolle möglich.</w:t>
+        <w:t>App-basierte Dateneingabe um 48,9 % schneller als manuelle Eingabe (91,72 ± 5,59 vs. 179,42 ± 22,12 Sekunden; p &lt; 0,001). Mittlere Likert-Scores für OCR-Genauigkeit, Benutzerfreundlichkeit und Empfehlung an Kollegen: 4,5, 4,5 und 4,67 von 5. Alle fünf gemessenen Biometrieberechnungen zeigten Zeitersparnisse von 43,1–52,7 %.</w:t>
       </w:r>
     </w:p>
     <w:p>
@@ -351,7 +351,7 @@
         <w:rPr>
           <w:sz w:val="19"/>
         </w:rPr>
-        <w:t>USA (VA), aber Versorgungsstruktur partiell übertragbar; Videotelezmedizin zeigt klinische Vorteile auch in Deutschland-ähnlichen Systemen.</w:t>
+        <w:t>Direkt in Kliniken anwendbar; Workflow-Entlastung durch Automatisierung.</w:t>
       </w:r>
     </w:p>
     <w:p>
@@ -360,7 +360,7 @@
           <w:color w:val="5A7D3A"/>
           <w:sz w:val="18"/>
         </w:rPr>
-        <w:t>https://pubmed.ncbi.nlm.nih.gov/42709434/</w:t>
+        <w:t>https://pubmed.ncbi.nlm.nih.gov/42715024/</w:t>
       </w:r>
     </w:p>
     <w:p>
@@ -368,7 +368,7 @@
         <w:pStyle w:val="Heading2"/>
       </w:pPr>
       <w:r>
-        <w:t>Machine-Learning-Modell zur Triage in Schwedens Darmkrebs-Screening</w:t>
+        <w:t>AI-augmentierte Fluoroskopie: Echtzeit-Navigation lokalisiert Lungenknötchen intraoperativ erfolgreich</w:t>
       </w:r>
     </w:p>
     <w:p>
@@ -378,12 +378,12 @@
           <w:color w:val="666666"/>
           <w:sz w:val="18"/>
         </w:rPr>
-        <w:t>van Nieuwenhoven MA et al.  ·  BMC Med Inform Decis Mak  ·  03.09.2026  ·  PMID 42706535</w:t>
+        <w:t>Teng H et al.  ·  JMIR Form Res  ·  09.09.2026  ·  PMID 42714956</w:t>
       </w:r>
     </w:p>
     <w:p>
       <w:r>
-        <w:t>Externe Validierung von zwei Modellen (logistische Regression und CatBoost) zur Priorisierung von Schnellbahn-Koloskopien anhand von FIT-Ergebnis, Laborwerten und Symptomen an schwedischen Patienten.</w:t>
+        <w:t>Prospektive Pilotstudie der LungVision-Plattform: KI-gestützte Navigation auf fluoroskopischen Bildern zur intraoperativen Lokalisierung von Lungenknötchen vor thorakoskopischer Resektion.</w:t>
       </w:r>
     </w:p>
     <w:p>
@@ -394,7 +394,7 @@
         <w:t xml:space="preserve">Ergebnis: </w:t>
       </w:r>
       <w:r>
-        <w:t>Entwicklungs-AUC 0,77–0,81; externe Validierungs-AUC nur 0,66–0,67. Kalibrierungsverlust beobachtet. Diskriminationsgüte bescheiden; Überlegenheit gegenüber Eingangskriterium nicht nachgewiesen, da alle Patienten koloskopiert wurden. FIT, verdächtige Bildgebung und Alter wichtigste Prädiktoren.</w:t>
+        <w:t>Erfolgreiche Lokalisierung aller 14 Zielläsionen; mittlere Navigationszeit 38,6 ± 19,5 Minuten. Komplette Resektion in 100 % (14/14); 71,4 % (10/14) pathologisch maligne. Keine intraoperativen Komplikationen. System ließ sich in bestehende OR-Infrastruktur integrieren ohne Zusatzausstattung.</w:t>
       </w:r>
     </w:p>
     <w:p>
@@ -409,7 +409,7 @@
         <w:rPr>
           <w:sz w:val="19"/>
         </w:rPr>
-        <w:t>Schweden, vergleichbar dezentrales Gesundheitssystem; External Validation zeigt Generalisierungsprobleme – zentrale Lehre für regionale Implementierung auch in Deutschland.</w:t>
+        <w:t>Taiwan; direkt anwendbar in deutschen Thoraxchirurgie-Zentren, aber größere Validierung notwendig.</w:t>
       </w:r>
     </w:p>
     <w:p>
@@ -418,7 +418,65 @@
           <w:color w:val="5A7D3A"/>
           <w:sz w:val="18"/>
         </w:rPr>
-        <w:t>https://pubmed.ncbi.nlm.nih.gov/42706535/</w:t>
+        <w:t>https://pubmed.ncbi.nlm.nih.gov/42714956/</w:t>
+      </w:r>
+    </w:p>
+    <w:p>
+      <w:pPr>
+        <w:pStyle w:val="Heading2"/>
+      </w:pPr>
+      <w:r>
+        <w:t>Deep Learning für quantitative MRT-Analyse von Nervenschädigungen: Reproduzierbarkeit statt Subjektivität</w:t>
+      </w:r>
+    </w:p>
+    <w:p>
+      <w:r>
+        <w:rPr>
+          <w:i/>
+          <w:color w:val="666666"/>
+          <w:sz w:val="18"/>
+        </w:rPr>
+        <w:t>Beste NC et al.  ·  Eur Radiol Exp  ·  08.09.2026  ·  PMID 42709362</w:t>
+      </w:r>
+    </w:p>
+    <w:p>
+      <w:r>
+        <w:t>Ein trainiertes Deep-Learning-Modell (nnU-Net) segmentiert Nervenschäden in MR-Neurographie automatisch und liefert reproduzierbare, quantitative Maße statt observer-abhängiger Messungen.</w:t>
+      </w:r>
+    </w:p>
+    <w:p>
+      <w:r>
+        <w:rPr>
+          <w:b/>
+        </w:rPr>
+        <w:t xml:space="preserve">Ergebnis: </w:t>
+      </w:r>
+      <w:r>
+        <w:t>Automatische Nervensegmentierung: Dice-Koeffizient 0,97. Läsionsegmentierung: Surface-Dice 0,64–0,77. Automatisch gemessene Läsionslast korrelierte signifikant mit elektrophysiologischen Parametern (Tibialis-Nervenleitgeschwindigkeit r = −0,62, p &lt; 0,001). Modell-zu-Rater-Übereinstimmung (F1: 0,681–0,736) erreichte oder übertraf menschliche Übereinstimmung.</w:t>
+      </w:r>
+    </w:p>
+    <w:p>
+      <w:r>
+        <w:rPr>
+          <w:b/>
+          <w:sz w:val="19"/>
+        </w:rPr>
+        <w:t xml:space="preserve">Übertragbarkeit: </w:t>
+      </w:r>
+      <w:r>
+        <w:rPr>
+          <w:sz w:val="19"/>
+        </w:rPr>
+        <w:t>Deutsche Uniklinik; deutschsprachige Standards; direkt transferierbar.</w:t>
+      </w:r>
+    </w:p>
+    <w:p>
+      <w:r>
+        <w:rPr>
+          <w:color w:val="5A7D3A"/>
+          <w:sz w:val="18"/>
+        </w:rPr>
+        <w:t>https://pubmed.ncbi.nlm.nih.gov/42709362/</w:t>
       </w:r>
     </w:p>
     <w:sectPr>

--- a/download/studien-aktuell.docx
+++ b/download/studien-aktuell.docx
@@ -62,7 +62,7 @@
           <w:color w:val="666666"/>
           <w:sz w:val="18"/>
         </w:rPr>
-        <w:t>Stand: 10.09.2026  |  7 Studien  |  ki.m-vf.de</w:t>
+        <w:t>Stand: 11.09.2026  |  6 Studien  |  ki.m-vf.de</w:t>
       </w:r>
     </w:p>
     <w:p>
@@ -70,7 +70,7 @@
         <w:pStyle w:val="Heading1"/>
       </w:pPr>
       <w:r>
-        <w:t>Aufgenommen am 10.09.2026</w:t>
+        <w:t>Aufgenommen am 11.09.2026</w:t>
       </w:r>
     </w:p>
     <w:p>
@@ -78,7 +78,7 @@
         <w:pStyle w:val="Heading2"/>
       </w:pPr>
       <w:r>
-        <w:t>Mobile App für HPV-Impfaufklärung erhöht Impfquote bei Eltern ungeimpfter Kinder</w:t>
+        <w:t>Chatbot für junge Patienten mit ADHS: Co-Design und Prototyp-Entwicklung</w:t>
       </w:r>
     </w:p>
     <w:p>
@@ -88,12 +88,12 @@
           <w:color w:val="666666"/>
           <w:sz w:val="18"/>
         </w:rPr>
-        <w:t>Cunningham-Erves J et al.  ·  JMIR Cancer  ·  09.09.2026  ·  PMID 42715554</w:t>
+        <w:t>Bryant EF et al.  ·  JMIR Form Res  ·  10.09.2026  ·  PMID 42721450</w:t>
       </w:r>
     </w:p>
     <w:p>
       <w:r>
-        <w:t>Randomisierte Pilotstudie evaluiert eine auf Elternbedenken zugeschnittene Mobile-Health-App zur präklinischen HPV-Impf-Aufklärung; Outcomes: Impfbereitschaft und Impfrate.</w:t>
+        <w:t>Neun Personen mit ADHS-Erfahrung und drei Gesundheitsfachpersonen partizipativ einen Evidence-basierten Chatbot (GPT-4o) mit sieben Recommendations zur Weiterentwicklung.</w:t>
       </w:r>
     </w:p>
     <w:p>
@@ -104,7 +104,7 @@
         <w:t xml:space="preserve">Ergebnis: </w:t>
       </w:r>
       <w:r>
-        <w:t>HPV-Impfinitiierung in der App-Gruppe 48 % vs. 17 % in der Kontrollgruppe (Differenz 0,24; 95%-KI 0,03–0,46; p = 0,01). Wissensgewinn und Bedenkenreduktion tendenziell größer in der App-Gruppe. 81 % der Eltern öffneten die App; 90 % hielten sie für hilfreich. Hauptbarrieren: nur Englisch verfügbar, digitales Format.</w:t>
+        <w:t>6 Expert-Nutzer führten Think-Aloud-Interviews durch und bewerteten Gesprächsfluss, Avatar, Sprachkonvertierung und Nachrichteninhalte. Sieben konkrete Empfehlungen für zukünftige Entwicklung formuliert (z. B. bessere Anpassung an ADHS-spezifische Anforderungen wie Aufmerksamkeitsregulation).</w:t>
       </w:r>
     </w:p>
     <w:p>
@@ -119,7 +119,7 @@
         <w:rPr>
           <w:sz w:val="19"/>
         </w:rPr>
-        <w:t>USA; begrenzte Transferierbarkeit auf deutsches Gesundheitssystem, aber Modell zeigt Potenzial digitaler Aufklärung.</w:t>
+        <w:t>Großbritannien, NHS-Ressourcen, qualitative Partizipation</w:t>
       </w:r>
     </w:p>
     <w:p>
@@ -128,7 +128,7 @@
           <w:color w:val="5A7D3A"/>
           <w:sz w:val="18"/>
         </w:rPr>
-        <w:t>https://pubmed.ncbi.nlm.nih.gov/42715554/</w:t>
+        <w:t>https://pubmed.ncbi.nlm.nih.gov/42721450/</w:t>
       </w:r>
     </w:p>
     <w:p>
@@ -136,7 +136,7 @@
         <w:pStyle w:val="Heading2"/>
       </w:pPr>
       <w:r>
-        <w:t>KI-gestützte Surveillance: Large Language Models identifizieren Überdosis-Todesfälle aus Obduktionsberichten</w:t>
+        <w:t>Machine Learning zur Vorhersage von Neuromodulator-Wirksamkeit bei hartnäckigem Husten</w:t>
       </w:r>
     </w:p>
     <w:p>
@@ -146,12 +146,12 @@
           <w:color w:val="666666"/>
           <w:sz w:val="18"/>
         </w:rPr>
-        <w:t>Hochstatter KR et al.  ·  Am J Public Health  ·  Okt. 2026  ·  PMID 42715542</w:t>
+        <w:t>Zhang L et al.  ·  Ther Adv Respir Dis  ·  10.09.2026  ·  PMID 42721259</w:t>
       </w:r>
     </w:p>
     <w:p>
       <w:r>
-        <w:t>Zwei LLM-Pipelines (LLaMA-8B-Instruct und ClinicalModernBERT) analysieren unstrukturierte Narrative von Todesfallermittlungen, um Überdosistodesfälle automatisch zu erkennen, mit Safeguards für Datenschutz und Bias-Kontrolle.</w:t>
+        <w:t>Retrospektive Kohorte von 730 Patienten mit refraktärem chronischem Husten, behandelt mit Gabapentin, Baclofen oder Flupentixol, zur Vorhersage individueller Therapieerfolge.</w:t>
       </w:r>
     </w:p>
     <w:p>
@@ -162,7 +162,7 @@
         <w:t xml:space="preserve">Ergebnis: </w:t>
       </w:r>
       <w:r>
-        <w:t>LLaMA-8B: 88 % PPV, 92 % Sensitivität, 84 % NPV, 76 % Spezifität, 85 % Macro-F1. ClinicalModernBERT: 83 % PPV, 92 % Sensitivität, 82 % NPV, 67 % Spezifität, 81 % Macro-F1. Beide Modelle übertrafen bisherige Surveillance-Tools und logistische Regression. Human-in-the-loop-Design mit Fehleranalyse und kontinuierlicher Bias-Bewertung.</w:t>
+        <w:t>Random-Forest-Modell mit 14 Variablen erreichte AUC 0,825 (Training) und 0,718 (10-fach Kreuzvalidierung, 95 % KI 0,655–0,765). Wichtigste Prädiktoren: Husten-Ausgangsschwere, Ösophagitis-Anamnese, Reflux-Symptome. Online-Entscheidungsunterstützungs-App deployed; externe Validierung erforderlich.</w:t>
       </w:r>
     </w:p>
     <w:p>
@@ -177,7 +177,7 @@
         <w:rPr>
           <w:sz w:val="19"/>
         </w:rPr>
-        <w:t>USA; NLP-Ansatz auch auf deutsche EHR-Daten anwendbar.</w:t>
+        <w:t>China, interne Validierung, externe Validierung ausstehend</w:t>
       </w:r>
     </w:p>
     <w:p>
@@ -186,7 +186,7 @@
           <w:color w:val="5A7D3A"/>
           <w:sz w:val="18"/>
         </w:rPr>
-        <w:t>https://pubmed.ncbi.nlm.nih.gov/42715542/</w:t>
+        <w:t>https://pubmed.ncbi.nlm.nih.gov/42721259/</w:t>
       </w:r>
     </w:p>
     <w:p>
@@ -194,7 +194,7 @@
         <w:pStyle w:val="Heading2"/>
       </w:pPr>
       <w:r>
-        <w:t>NLP-gestützte soziale Determinanten der Gesundheit vorhersagen Opioidentod bei Veteranen</w:t>
+        <w:t>Large Language Models für Schwangerschaftsberatung bei rheumatischen Erkrankungen</w:t>
       </w:r>
     </w:p>
     <w:p>
@@ -204,12 +204,12 @@
           <w:color w:val="666666"/>
           <w:sz w:val="18"/>
         </w:rPr>
-        <w:t>Mitra A et al.  ·  Am J Public Health  ·  Okt. 2026  ·  PMID 42715541</w:t>
+        <w:t>Vossen D et al.  ·  Rheumatol Int  ·  10.09.2026  ·  PMID 42720754</w:t>
       </w:r>
     </w:p>
     <w:p>
       <w:r>
-        <w:t>Natural Language Processing extrahiert acht soziale Determinanten (Wohnsituation, Rechtsstreitigkeiten, finanzielle Probleme u. a.) aus unstrukturierten VA-Notizen; Assoziationen mit tödlichem Opioidkonsum über 21 Mio. Personenjahre.</w:t>
+        <w:t>Vier LLMs (ChatGPT, DeepSeek, Gemini, Grok) wurden von zehn europäischen Rheumatologen bezüglich ihrer Eignung zur Beantwortung von 54 Fragen zu Schwangerschaft, Stillzeit und rheumatischen Erkrankungen bewertet.</w:t>
       </w:r>
     </w:p>
     <w:p>
@@ -220,7 +220,7 @@
         <w:t xml:space="preserve">Ergebnis: </w:t>
       </w:r>
       <w:r>
-        <w:t>NLP erfasste 90,08 % der strukturellen und 97,28 % aller SDOH. Alle gemessenen SDOH signifikant mit tödlichem Opioidkonsum assoziiert. Stärkste Assoziation: Wohnsituation (AOR 3,36; 95%-KI 2,96–3,81), gefolgt von Rechtsproblemen (AOR 3,07; 95%-KI 2,55–3,70) und Finanzproblemen (AOR 2,63; 95%-KI 2,32–2,98).</w:t>
+        <w:t>Alle Modelle zeigten hohe klinische Sicherheit (Mittelwert &gt; 4,10 auf 5er-Skala). DeepSeek und ChatGPT erreichten beste Klinische Genauigkeit (Median 4,40); DeepSeek dominierte bei Vollständigkeit (Mittelwert 4,24). Die niedrige Inter-Rater-Übereinstimmung (Kappa: −0,043 bis 0,059) zeigte, dass LLMs zwar sichere, aber noch parameterierbare Werkzeuge sind, die keine fachärztliche Beratung ersetzen können.</w:t>
       </w:r>
     </w:p>
     <w:p>
@@ -235,7 +235,7 @@
         <w:rPr>
           <w:sz w:val="19"/>
         </w:rPr>
-        <w:t>USA-Veteranen; ähnliche NLP-Techniken auf deutsche VA-ähnliche Dokumentation anwendbar.</w:t>
+        <w:t>Europa, Daten deutschsprachiger und internationaler Experten</w:t>
       </w:r>
     </w:p>
     <w:p>
@@ -244,7 +244,7 @@
           <w:color w:val="5A7D3A"/>
           <w:sz w:val="18"/>
         </w:rPr>
-        <w:t>https://pubmed.ncbi.nlm.nih.gov/42715541/</w:t>
+        <w:t>https://pubmed.ncbi.nlm.nih.gov/42720754/</w:t>
       </w:r>
     </w:p>
     <w:p>
@@ -252,7 +252,7 @@
         <w:pStyle w:val="Heading2"/>
       </w:pPr>
       <w:r>
-        <w:t>LLM-generierte Arztbriefe: Assistiv ja, aber mit Fehlern – systematische Übersicht</w:t>
+        <w:t>KI-gestützte Erkennung epidemiologischer Verzerrungen in Beobachtungsstudien</w:t>
       </w:r>
     </w:p>
     <w:p>
@@ -262,12 +262,12 @@
           <w:color w:val="666666"/>
           <w:sz w:val="18"/>
         </w:rPr>
-        <w:t>Huang JL et al.  ·  J Med Internet Res  ·  09.09.2026  ·  PMID 42715525</w:t>
+        <w:t>Etminan M et al.  ·  J Eval Clin Pract  ·  Sept. 2026  ·  PMID 42720525</w:t>
       </w:r>
     </w:p>
     <w:p>
       <w:r>
-        <w:t>Systematische Übersicht von 101 Studien zu LLM-basierten Befundberichten in der Radiologie und klinischen Bildgebung; fokus auf klinische Sicherheit, Fehlertypen und Workflow-Effekte.</w:t>
+        <w:t>Framework EpiVise zur automatisierten Identifikation von Bias in pharmacoepidemiologischen Studien wurde gegen Bewertungen von zwei Expert-Epidemiologen validiert.</w:t>
       </w:r>
     </w:p>
     <w:p>
@@ -278,7 +278,7 @@
         <w:t xml:space="preserve">Ergebnis: </w:t>
       </w:r>
       <w:r>
-        <w:t>Experten-Akzeptanz von KI-Berichten ähnlich wie Radiologieberichte (70,5 % vs. 73,3 %, aber false-negative höher: 18,5 % vs. 17,8 %). Klinisch bedeutsame Fehler, Auslassungen und Fehlerzeugungen heterogen berichtet. Workflow-Effekte gemischt: manche Studien berichten kürzere Lesezeiten, andere längere Bearbeitungszeiten. Hohe Risiken von Bias; externe Validierung fehlt.</w:t>
+        <w:t>Bei 10 publizierten Studien (60 Bewertungen) zeigte EpiVise substantielle Übereinstimmung mit Experten (gewichtetes κ = 0,75, 95 % KI 0,63–0,87). Bei 10 synthetischen Szenarien (50 Bewertungen) κ = 0,72 (95 % KI 0,61–0,83). 80% der Bewertungen waren konkordant.</w:t>
       </w:r>
     </w:p>
     <w:p>
@@ -293,7 +293,7 @@
         <w:rPr>
           <w:sz w:val="19"/>
         </w:rPr>
-        <w:t>Internationale Erkenntnisse; auf deutsche Klinik-Workflows transferierbar mit lokaler Validierung.</w:t>
+        <w:t>Kanada und USA, methodik-orientiert, Verzerrungserkennung nicht systemabhängig</w:t>
       </w:r>
     </w:p>
     <w:p>
@@ -302,7 +302,7 @@
           <w:color w:val="5A7D3A"/>
           <w:sz w:val="18"/>
         </w:rPr>
-        <w:t>https://pubmed.ncbi.nlm.nih.gov/42715525/</w:t>
+        <w:t>https://pubmed.ncbi.nlm.nih.gov/42720525/</w:t>
       </w:r>
     </w:p>
     <w:p>
@@ -310,7 +310,7 @@
         <w:pStyle w:val="Heading2"/>
       </w:pPr>
       <w:r>
-        <w:t>OCR-gestützte Biometrie automatisiert Intralinsenberechnungen ohne Transkriptionsfehler</w:t>
+        <w:t>Elektronische Patientenakte in der Praxis: Nutzung und Barrieren in Piemont</w:t>
       </w:r>
     </w:p>
     <w:p>
@@ -320,12 +320,12 @@
           <w:color w:val="666666"/>
           <w:sz w:val="18"/>
         </w:rPr>
-        <w:t>Levy I et al.  ·  J Refract Surg  ·  01.09.2026  ·  PMID 42715024</w:t>
+        <w:t>Scaioli G et al.  ·  Health Inf Manag  ·  26.07.2025  ·  PMID 42717858</w:t>
       </w:r>
     </w:p>
     <w:p>
       <w:r>
-        <w:t>Entwicklung und Validierung einer KI-App, die optische Zeichenerkennung nutzt, um Biometriedaten automatisch in einen IOL-Kalkulator zu übertragen und damit manuelle Dateneingaben bei der Kataraktchirurgie zu eliminieren.</w:t>
+        <w:t>Querschnittsstudie mit 710 Italienern, die ihre elektronische Patientenakte (EPHR) aktiviert hatten, zur Analyse von Nutzungshäufigkeit und Barrieren.</w:t>
       </w:r>
     </w:p>
     <w:p>
@@ -336,7 +336,7 @@
         <w:t xml:space="preserve">Ergebnis: </w:t>
       </w:r>
       <w:r>
-        <w:t>App-basierte Dateneingabe um 48,9 % schneller als manuelle Eingabe (91,72 ± 5,59 vs. 179,42 ± 22,12 Sekunden; p &lt; 0,001). Mittlere Likert-Scores für OCR-Genauigkeit, Benutzerfreundlichkeit und Empfehlung an Kollegen: 4,5, 4,5 und 4,67 von 5. Alle fünf gemessenen Biometrieberechnungen zeigten Zeitersparnisse von 43,1–52,7 %.</w:t>
+        <w:t>Nutzer mit höherer Schulbildung griffen häufiger zu (p &lt; 0,05), berichteten aber paradox von schlechterer Benutzerfreundlichkeit. Arbeitslose und Nutzer, die die EPHR als umfassend informativ wahrnahmen, nutzten sie häufiger. Datenschutzbedenken waren minimal. Hauptbarrieren bestanden für Ältere und gering Gebildete.</w:t>
       </w:r>
     </w:p>
     <w:p>
@@ -351,7 +351,7 @@
         <w:rPr>
           <w:sz w:val="19"/>
         </w:rPr>
-        <w:t>Direkt in Kliniken anwendbar; Workflow-Entlastung durch Automatisierung.</w:t>
+        <w:t>Italien, südeuropäisches Sozialversicherungssystem, ähnliche digitale Infrastruktur</w:t>
       </w:r>
     </w:p>
     <w:p>
@@ -360,7 +360,7 @@
           <w:color w:val="5A7D3A"/>
           <w:sz w:val="18"/>
         </w:rPr>
-        <w:t>https://pubmed.ncbi.nlm.nih.gov/42715024/</w:t>
+        <w:t>https://pubmed.ncbi.nlm.nih.gov/42717858/</w:t>
       </w:r>
     </w:p>
     <w:p>
@@ -368,7 +368,7 @@
         <w:pStyle w:val="Heading2"/>
       </w:pPr>
       <w:r>
-        <w:t>AI-augmentierte Fluoroskopie: Echtzeit-Navigation lokalisiert Lungenknötchen intraoperativ erfolgreich</w:t>
+        <w:t>Generative KI in Orthopädie und Traumatologie: Nutzung und Akzeptanz bei deutschen Chirurgen</w:t>
       </w:r>
     </w:p>
     <w:p>
@@ -378,12 +378,12 @@
           <w:color w:val="666666"/>
           <w:sz w:val="18"/>
         </w:rPr>
-        <w:t>Teng H et al.  ·  JMIR Form Res  ·  09.09.2026  ·  PMID 42714956</w:t>
+        <w:t>Zehnder P et al.  ·  Sci Rep  ·  09.09.2026  ·  PMID 42716991</w:t>
       </w:r>
     </w:p>
     <w:p>
       <w:r>
-        <w:t>Prospektive Pilotstudie der LungVision-Plattform: KI-gestützte Navigation auf fluoroskopischen Bildern zur intraoperativen Lokalisierung von Lungenknötchen vor thorakoskopischer Resektion.</w:t>
+        <w:t>Online-Befragung von Mitgliedern der Deutschen Gesellschaft für Orthopädie und Unfallchirurgie (n = 375, Rücklaufquote 74%) zu Awareness, Nutzung und Haltung zu ChatGPT.</w:t>
       </w:r>
     </w:p>
     <w:p>
@@ -394,7 +394,7 @@
         <w:t xml:space="preserve">Ergebnis: </w:t>
       </w:r>
       <w:r>
-        <w:t>Erfolgreiche Lokalisierung aller 14 Zielläsionen; mittlere Navigationszeit 38,6 ± 19,5 Minuten. Komplette Resektion in 100 % (14/14); 71,4 % (10/14) pathologisch maligne. Keine intraoperativen Komplikationen. System ließ sich in bestehende OR-Infrastruktur integrieren ohne Zusatzausstattung.</w:t>
+        <w:t>Awareness war in beiden Altersgruppen hoch. Selbstberichtete Nutzung war häufiger bei ≤ 45-Jährigen (73 % vs. 62 %, p = 0,03). Jüngere stellten sich ChatGPT für Manuskripttätigkeiten vor (59 % vs. 44 %, p = 0,001). Ältere forderten häufiger Offenlegung (86 % vs. 77 %, p = 0,001). Kein echter Workflow-Einbezug demonstriert.</w:t>
       </w:r>
     </w:p>
     <w:p>
@@ -409,7 +409,7 @@
         <w:rPr>
           <w:sz w:val="19"/>
         </w:rPr>
-        <w:t>Taiwan; direkt anwendbar in deutschen Thoraxchirurgie-Zentren, aber größere Validierung notwendig.</w:t>
+        <w:t>Deutschland, Befragung deutscher Fachgesellschaft</w:t>
       </w:r>
     </w:p>
     <w:p>
@@ -418,65 +418,7 @@
           <w:color w:val="5A7D3A"/>
           <w:sz w:val="18"/>
         </w:rPr>
-        <w:t>https://pubmed.ncbi.nlm.nih.gov/42714956/</w:t>
-      </w:r>
-    </w:p>
-    <w:p>
-      <w:pPr>
-        <w:pStyle w:val="Heading2"/>
-      </w:pPr>
-      <w:r>
-        <w:t>Deep Learning für quantitative MRT-Analyse von Nervenschädigungen: Reproduzierbarkeit statt Subjektivität</w:t>
-      </w:r>
-    </w:p>
-    <w:p>
-      <w:r>
-        <w:rPr>
-          <w:i/>
-          <w:color w:val="666666"/>
-          <w:sz w:val="18"/>
-        </w:rPr>
-        <w:t>Beste NC et al.  ·  Eur Radiol Exp  ·  08.09.2026  ·  PMID 42709362</w:t>
-      </w:r>
-    </w:p>
-    <w:p>
-      <w:r>
-        <w:t>Ein trainiertes Deep-Learning-Modell (nnU-Net) segmentiert Nervenschäden in MR-Neurographie automatisch und liefert reproduzierbare, quantitative Maße statt observer-abhängiger Messungen.</w:t>
-      </w:r>
-    </w:p>
-    <w:p>
-      <w:r>
-        <w:rPr>
-          <w:b/>
-        </w:rPr>
-        <w:t xml:space="preserve">Ergebnis: </w:t>
-      </w:r>
-      <w:r>
-        <w:t>Automatische Nervensegmentierung: Dice-Koeffizient 0,97. Läsionsegmentierung: Surface-Dice 0,64–0,77. Automatisch gemessene Läsionslast korrelierte signifikant mit elektrophysiologischen Parametern (Tibialis-Nervenleitgeschwindigkeit r = −0,62, p &lt; 0,001). Modell-zu-Rater-Übereinstimmung (F1: 0,681–0,736) erreichte oder übertraf menschliche Übereinstimmung.</w:t>
-      </w:r>
-    </w:p>
-    <w:p>
-      <w:r>
-        <w:rPr>
-          <w:b/>
-          <w:sz w:val="19"/>
-        </w:rPr>
-        <w:t xml:space="preserve">Übertragbarkeit: </w:t>
-      </w:r>
-      <w:r>
-        <w:rPr>
-          <w:sz w:val="19"/>
-        </w:rPr>
-        <w:t>Deutsche Uniklinik; deutschsprachige Standards; direkt transferierbar.</w:t>
-      </w:r>
-    </w:p>
-    <w:p>
-      <w:r>
-        <w:rPr>
-          <w:color w:val="5A7D3A"/>
-          <w:sz w:val="18"/>
-        </w:rPr>
-        <w:t>https://pubmed.ncbi.nlm.nih.gov/42709362/</w:t>
+        <w:t>https://pubmed.ncbi.nlm.nih.gov/42716991/</w:t>
       </w:r>
     </w:p>
     <w:sectPr>

--- a/download/studien-aktuell.docx
+++ b/download/studien-aktuell.docx
@@ -62,7 +62,7 @@
           <w:color w:val="666666"/>
           <w:sz w:val="18"/>
         </w:rPr>
-        <w:t>Stand: 11.09.2026  |  6 Studien  |  ki.m-vf.de</w:t>
+        <w:t>Stand: 12.09.2026  |  6 Studien  |  ki.m-vf.de</w:t>
       </w:r>
     </w:p>
     <w:p>
@@ -70,7 +70,7 @@
         <w:pStyle w:val="Heading1"/>
       </w:pPr>
       <w:r>
-        <w:t>Aufgenommen am 11.09.2026</w:t>
+        <w:t>Aufgenommen am 12.09.2026</w:t>
       </w:r>
     </w:p>
     <w:p>
@@ -78,7 +78,7 @@
         <w:pStyle w:val="Heading2"/>
       </w:pPr>
       <w:r>
-        <w:t>Chatbot für junge Patienten mit ADHS: Co-Design und Prototyp-Entwicklung</w:t>
+        <w:t>Regelbasierte Chatbots schlagen LLMs bei klinischer Triage-Sicherheit</w:t>
       </w:r>
     </w:p>
     <w:p>
@@ -88,12 +88,12 @@
           <w:color w:val="666666"/>
           <w:sz w:val="18"/>
         </w:rPr>
-        <w:t>Bryant EF et al.  ·  JMIR Form Res  ·  10.09.2026  ·  PMID 42721450</w:t>
+        <w:t>Stankić A et al.  ·  Health Informatics J  ·  11.09.2026  ·  PMID 42727093</w:t>
       </w:r>
     </w:p>
     <w:p>
       <w:r>
-        <w:t>Neun Personen mit ADHS-Erfahrung und drei Gesundheitsfachpersonen partizipativ einen Evidence-basierten Chatbot (GPT-4o) mit sieben Recommendations zur Weiterentwicklung.</w:t>
+        <w:t>Vergleich eines regelbasierten Chatbots mit integrierten KI-Tools (Dialogflow, ChatGPT, Gemini) zur Symptomprüfung und Versorgungsnavigation in einem mixed-methods Design.</w:t>
       </w:r>
     </w:p>
     <w:p>
@@ -104,7 +104,7 @@
         <w:t xml:space="preserve">Ergebnis: </w:t>
       </w:r>
       <w:r>
-        <w:t>6 Expert-Nutzer führten Think-Aloud-Interviews durch und bewerteten Gesprächsfluss, Avatar, Sprachkonvertierung und Nachrichteninhalte. Sieben konkrete Empfehlungen für zukünftige Entwicklung formuliert (z. B. bessere Anpassung an ADHS-spezifische Anforderungen wie Aufmerksamkeitsregulation).</w:t>
+        <w:t>Regelbasierter Chatbot am genauesten: 71,8% (95% KI 56,2–83,5%); Dialogflow 30,8% (p=0,002), Gemini 41,0% (p=0,031); ChatGPT und Gemini nicht signifikant unterschiedlich. Nutzer bevorzugten ChatGPT und Gemini trotz schlechterer Genauigkeit – Diskrepanz zwischen gemessener Performance und wahrgenommener Gesprächsflüssigkeit.</w:t>
       </w:r>
     </w:p>
     <w:p>
@@ -119,7 +119,7 @@
         <w:rPr>
           <w:sz w:val="19"/>
         </w:rPr>
-        <w:t>Großbritannien, NHS-Ressourcen, qualitative Partizipation</w:t>
+        <w:t>Mehrtreffen-Testing in einem Versorgungssetting, Sicherheit als Kernbotschaft für deutsches Zulassungsrecht</w:t>
       </w:r>
     </w:p>
     <w:p>
@@ -128,7 +128,7 @@
           <w:color w:val="5A7D3A"/>
           <w:sz w:val="18"/>
         </w:rPr>
-        <w:t>https://pubmed.ncbi.nlm.nih.gov/42721450/</w:t>
+        <w:t>https://pubmed.ncbi.nlm.nih.gov/42727093/</w:t>
       </w:r>
     </w:p>
     <w:p>
@@ -136,7 +136,7 @@
         <w:pStyle w:val="Heading2"/>
       </w:pPr>
       <w:r>
-        <w:t>Machine Learning zur Vorhersage von Neuromodulator-Wirksamkeit bei hartnäckigem Husten</w:t>
+        <w:t>KI-Schulung für Krankenhaus-Teams: 56 Stunden Intensive zu RAG, MCP und Agents</w:t>
       </w:r>
     </w:p>
     <w:p>
@@ -146,12 +146,12 @@
           <w:color w:val="666666"/>
           <w:sz w:val="18"/>
         </w:rPr>
-        <w:t>Zhang L et al.  ·  Ther Adv Respir Dis  ·  10.09.2026  ·  PMID 42721259</w:t>
+        <w:t>Baek G et al.  ·  JMIR Med Educ  ·  11.09.2026  ·  PMID 42727083</w:t>
       </w:r>
     </w:p>
     <w:p>
       <w:r>
-        <w:t>Retrospektive Kohorte von 730 Patienten mit refraktärem chronischem Husten, behandelt mit Gabapentin, Baclofen oder Flupentixol, zur Vorhersage individueller Therapieerfolge.</w:t>
+        <w:t>Single-Arm-Schulungsprogramm (8 Wochen, 56 Stunden) an einem Korean Hospital zur Vermittlung von Retrieval-Augmented Generation, Model Context Protocol und AI Agents für 83 Mitarbeiter aus verschiedenen Berufen.</w:t>
       </w:r>
     </w:p>
     <w:p>
@@ -162,7 +162,7 @@
         <w:t xml:space="preserve">Ergebnis: </w:t>
       </w:r>
       <w:r>
-        <w:t>Random-Forest-Modell mit 14 Variablen erreichte AUC 0,825 (Training) und 0,718 (10-fach Kreuzvalidierung, 95 % KI 0,655–0,765). Wichtigste Prädiktoren: Husten-Ausgangsschwere, Ösophagitis-Anamnese, Reflux-Symptome. Online-Entscheidungsunterstützungs-App deployed; externe Validierung erforderlich.</w:t>
+        <w:t>Selbstwirksamkeit-Gewinne größer bei Technologien mit höherem Curriculum-Anteil (MCP: d=1,57, Gesamt r=0,574); Non-IT-Fachkräfte zeigten konsistent größere Fortschritte als IT-Spezialisten. 11 von 12 Capstone-Teams stellten funktionsfähige Prototypen vor, einer in aktuellem klinischen Pilotbetrieb. Wissens-Praxis-Lücke persistiert: Job-spezifische Kompetenz unterhalb Skalenmittel, trotzdem Generierung von Workplace-Ideen.</w:t>
       </w:r>
     </w:p>
     <w:p>
@@ -177,7 +177,7 @@
         <w:rPr>
           <w:sz w:val="19"/>
         </w:rPr>
-        <w:t>China, interne Validierung, externe Validierung ausstehend</w:t>
+        <w:t>Südkorea mit vergleichbarer Krankenhaus-Infrastruktur, Schulungsdesign methodisch auf deutsche Zentren übertragbar</w:t>
       </w:r>
     </w:p>
     <w:p>
@@ -186,7 +186,7 @@
           <w:color w:val="5A7D3A"/>
           <w:sz w:val="18"/>
         </w:rPr>
-        <w:t>https://pubmed.ncbi.nlm.nih.gov/42721259/</w:t>
+        <w:t>https://pubmed.ncbi.nlm.nih.gov/42727083/</w:t>
       </w:r>
     </w:p>
     <w:p>
@@ -194,7 +194,7 @@
         <w:pStyle w:val="Heading2"/>
       </w:pPr>
       <w:r>
-        <w:t>Large Language Models für Schwangerschaftsberatung bei rheumatischen Erkrankungen</w:t>
+        <w:t>Anonymisierung von Klinicdaten: Wie k-Anonymität Analyseergebnisse verfälscht</w:t>
       </w:r>
     </w:p>
     <w:p>
@@ -204,12 +204,12 @@
           <w:color w:val="666666"/>
           <w:sz w:val="18"/>
         </w:rPr>
-        <w:t>Vossen D et al.  ·  Rheumatol Int  ·  10.09.2026  ·  PMID 42720754</w:t>
+        <w:t>Kamdje Wabo G et al.  ·  JMIR Med Inform  ·  11.09.2026  ·  PMID 42726783</w:t>
       </w:r>
     </w:p>
     <w:p>
       <w:r>
-        <w:t>Vier LLMs (ChatGPT, DeepSeek, Gemini, Grok) wurden von zehn europäischen Rheumatologen bezüglich ihrer Eignung zur Beantwortung von 54 Fragen zu Schwangerschaft, Stillzeit und rheumatischen Erkrankungen bewertet.</w:t>
+        <w:t>Deutsche Studie über Versorgungsdaten (719.387 stationäre Fälle) untersucht, wie die k-Anonymität zum Datenschutz die statistische Qualität für klinische Analysen zu Diagnosen und Liegedauer beeinträchtigt.</w:t>
       </w:r>
     </w:p>
     <w:p>
@@ -220,7 +220,7 @@
         <w:t xml:space="preserve">Ergebnis: </w:t>
       </w:r>
       <w:r>
-        <w:t>Alle Modelle zeigten hohe klinische Sicherheit (Mittelwert &gt; 4,10 auf 5er-Skala). DeepSeek und ChatGPT erreichten beste Klinische Genauigkeit (Median 4,40); DeepSeek dominierte bei Vollständigkeit (Mittelwert 4,24). Die niedrige Inter-Rater-Übereinstimmung (Kappa: −0,043 bis 0,059) zeigte, dass LLMs zwar sichere, aber noch parameterierbare Werkzeuge sind, die keine fachärztliche Beratung ersetzen können.</w:t>
+        <w:t>Bei k=5 bis k=15 blieb die Rangfolge diagnose-spezifischer Liegedauer-Effekte erhalten (Spearman ρ 0,964–0,970), aber die Verteilungsform verschob sich: Median um 1 Tag, SD sank um 6,5 Tage, Diagnose-Vokabular schrumpfte (Jaccard-Overlap 0,624 zu 0,421). Etwa 7% der schwach-signalträchtigen Diagnosen zeigten Vorzeichenwechsel.</w:t>
       </w:r>
     </w:p>
     <w:p>
@@ -235,7 +235,7 @@
         <w:rPr>
           <w:sz w:val="19"/>
         </w:rPr>
-        <w:t>Europa, Daten deutschsprachiger und internationaler Experten</w:t>
+        <w:t>Deutsche Universitätsklinik, direkt auf deutsche Anonymisierungspraxis übertragbar</w:t>
       </w:r>
     </w:p>
     <w:p>
@@ -244,7 +244,7 @@
           <w:color w:val="5A7D3A"/>
           <w:sz w:val="18"/>
         </w:rPr>
-        <w:t>https://pubmed.ncbi.nlm.nih.gov/42720754/</w:t>
+        <w:t>https://pubmed.ncbi.nlm.nih.gov/42726783/</w:t>
       </w:r>
     </w:p>
     <w:p>
@@ -252,7 +252,7 @@
         <w:pStyle w:val="Heading2"/>
       </w:pPr>
       <w:r>
-        <w:t>KI-gestützte Erkennung epidemiologischer Verzerrungen in Beobachtungsstudien</w:t>
+        <w:t>Digitales Prehab vor großer Operation: RCT zur Morbidität- und Kostenreduktion</w:t>
       </w:r>
     </w:p>
     <w:p>
@@ -262,12 +262,12 @@
           <w:color w:val="666666"/>
           <w:sz w:val="18"/>
         </w:rPr>
-        <w:t>Etminan M et al.  ·  J Eval Clin Pract  ·  Sept. 2026  ·  PMID 42720525</w:t>
+        <w:t>Sliwinski S et al.  ·  Trials  ·  10.09.2026  ·  PMID 42723102</w:t>
       </w:r>
     </w:p>
     <w:p>
       <w:r>
-        <w:t>Framework EpiVise zur automatisierten Identifikation von Bias in pharmacoepidemiologischen Studien wurde gegen Bewertungen von zwei Expert-Epidemiologen validiert.</w:t>
+        <w:t>Studienprotokoll eines deutschen multizentrischen RCT (5 Zentren), der ein 3–6-wöchiges ferngestütztes digitales Prehabilitations-Programm gegen Info-App allein vor großchirurgischen Eingriffen bei 382 Patienten testet.</w:t>
       </w:r>
     </w:p>
     <w:p>
@@ -278,7 +278,7 @@
         <w:t xml:space="preserve">Ergebnis: </w:t>
       </w:r>
       <w:r>
-        <w:t>Bei 10 publizierten Studien (60 Bewertungen) zeigte EpiVise substantielle Übereinstimmung mit Experten (gewichtetes κ = 0,75, 95 % KI 0,63–0,87). Bei 10 synthetischen Szenarien (50 Bewertungen) κ = 0,72 (95 % KI 0,61–0,83). 80% der Bewertungen waren konkordant.</w:t>
+        <w:t>Studienprotokoll; primärer Endpunkt: Reduktion der 90-Tage-Morbidität (Dindo-Clavien I–V) von 60% auf 45%; sekundär: Einjahres-Überleben, Lebensqualität, Liegedauer (ICU/IMC/Normalstation), Wiederaufnahmeraten, Compliance, Sicherheit.</w:t>
       </w:r>
     </w:p>
     <w:p>
@@ -293,7 +293,7 @@
         <w:rPr>
           <w:sz w:val="19"/>
         </w:rPr>
-        <w:t>Kanada und USA, methodik-orientiert, Verzerrungserkennung nicht systemabhängig</w:t>
+        <w:t>Fünf deutsche Universitätskliniken und Krankenhäuser, vergleichbare Dokumentationspflichten</w:t>
       </w:r>
     </w:p>
     <w:p>
@@ -302,7 +302,7 @@
           <w:color w:val="5A7D3A"/>
           <w:sz w:val="18"/>
         </w:rPr>
-        <w:t>https://pubmed.ncbi.nlm.nih.gov/42720525/</w:t>
+        <w:t>https://pubmed.ncbi.nlm.nih.gov/42723102/</w:t>
       </w:r>
     </w:p>
     <w:p>
@@ -310,7 +310,7 @@
         <w:pStyle w:val="Heading2"/>
       </w:pPr>
       <w:r>
-        <w:t>Elektronische Patientenakte in der Praxis: Nutzung und Barrieren in Piemont</w:t>
+        <w:t>Mobile App mit Prompting-Training zur Reduktion von Alkoholabhängigkeit im Alltag</w:t>
       </w:r>
     </w:p>
     <w:p>
@@ -320,12 +320,12 @@
           <w:color w:val="666666"/>
           <w:sz w:val="18"/>
         </w:rPr>
-        <w:t>Scaioli G et al.  ·  Health Inf Manag  ·  26.07.2025  ·  PMID 42717858</w:t>
+        <w:t>Morgenstern M et al.  ·  JMIR Form Res  ·  10.09.2026  ·  PMID 42721312</w:t>
       </w:r>
     </w:p>
     <w:p>
       <w:r>
-        <w:t>Querschnittsstudie mit 710 Italienern, die ihre elektronische Patientenakte (EPHR) aktiviert hatten, zur Analyse von Nutzungshäufigkeit und Barrieren.</w:t>
+        <w:t>Proof-of-Concept-Studie zu einer Smartphone-App, die Annäherungs-Vermeidungs-Trainings als Zusatztherapie für Alkoholabhängigkeit außerhalb von Kliniken ermöglicht.</w:t>
       </w:r>
     </w:p>
     <w:p>
@@ -336,7 +336,7 @@
         <w:t xml:space="preserve">Ergebnis: </w:t>
       </w:r>
       <w:r>
-        <w:t>Nutzer mit höherer Schulbildung griffen häufiger zu (p &lt; 0,05), berichteten aber paradox von schlechterer Benutzerfreundlichkeit. Arbeitslose und Nutzer, die die EPHR als umfassend informativ wahrnahmen, nutzten sie häufiger. Datenschutzbedenken waren minimal. Hauptbarrieren bestanden für Ältere und gering Gebildete.</w:t>
+        <w:t>Die App erreichte hohe technische Stabilität und Messqualität. Patienten mit Alkoholstörung zeigten schnellere Reaktionszeiten beim Vermeiden alkoholbezogener Bilder; Trainingseffekte bei Reaktionszeiten nach dem Test erkannt (Alkohol-Vermeidungs-Bias erhöht), bei beschleunigungsbasiertem Ansatz nur bei Risikokonsumenten.</w:t>
       </w:r>
     </w:p>
     <w:p>
@@ -351,7 +351,7 @@
         <w:rPr>
           <w:sz w:val="19"/>
         </w:rPr>
-        <w:t>Italien, südeuropäisches Sozialversicherungssystem, ähnliche digitale Infrastruktur</w:t>
+        <w:t>Deutschland, ähnliche Behandlungsstruktur für Suchterkrankungen verfügbar</w:t>
       </w:r>
     </w:p>
     <w:p>
@@ -360,7 +360,7 @@
           <w:color w:val="5A7D3A"/>
           <w:sz w:val="18"/>
         </w:rPr>
-        <w:t>https://pubmed.ncbi.nlm.nih.gov/42717858/</w:t>
+        <w:t>https://pubmed.ncbi.nlm.nih.gov/42721312/</w:t>
       </w:r>
     </w:p>
     <w:p>
@@ -368,7 +368,7 @@
         <w:pStyle w:val="Heading2"/>
       </w:pPr>
       <w:r>
-        <w:t>Generative KI in Orthopädie und Traumatologie: Nutzung und Akzeptanz bei deutschen Chirurgen</w:t>
+        <w:t>Machine Learning zur Vorhersage von Darmkrebs bei HIV-Patienten in Schweden</w:t>
       </w:r>
     </w:p>
     <w:p>
@@ -378,12 +378,12 @@
           <w:color w:val="666666"/>
           <w:sz w:val="18"/>
         </w:rPr>
-        <w:t>Zehnder P et al.  ·  Sci Rep  ·  09.09.2026  ·  PMID 42716991</w:t>
+        <w:t>Nilsson J et al.  ·  BMJ Open  ·  09.09.2026  ·  PMID 42716689</w:t>
       </w:r>
     </w:p>
     <w:p>
       <w:r>
-        <w:t>Online-Befragung von Mitgliedern der Deutschen Gesellschaft für Orthopädie und Unfallchirurgie (n = 375, Rücklaufquote 74%) zu Awareness, Nutzung und Haltung zu ChatGPT.</w:t>
+        <w:t>Studienprotokoll zum Vergleich eines Ensemble-Machine-Learning-Modells gegen Cox-Regression für die Früherkennung von Darmkrebs bei Menschen mit HIV, basierend auf landesweiten schwedischen Registern.</w:t>
       </w:r>
     </w:p>
     <w:p>
@@ -394,7 +394,7 @@
         <w:t xml:space="preserve">Ergebnis: </w:t>
       </w:r>
       <w:r>
-        <w:t>Awareness war in beiden Altersgruppen hoch. Selbstberichtete Nutzung war häufiger bei ≤ 45-Jährigen (73 % vs. 62 %, p = 0,03). Jüngere stellten sich ChatGPT für Manuskripttätigkeiten vor (59 % vs. 44 %, p = 0,001). Ältere forderten häufiger Offenlegung (86 % vs. 77 %, p = 0,001). Kein echter Workflow-Einbezug demonstriert.</w:t>
+        <w:t>Noch keine Ergebnisse (Studienprotokoll). Geplant: 4.510 Inzidenzfälle über 8,4 Jahre (Median) aus 445.515 Teilnehmern; Ensemble-ML soll gegen Cox-Modell verglichen werden, um differenzierte CRC-Risikovorhersage für HIV-positive Personen zu ermöglichen.</w:t>
       </w:r>
     </w:p>
     <w:p>
@@ -409,7 +409,7 @@
         <w:rPr>
           <w:sz w:val="19"/>
         </w:rPr>
-        <w:t>Deutschland, Befragung deutscher Fachgesellschaft</w:t>
+        <w:t>Skandinavien mit höherem Digitalisierungsgrad, methodisch übertragbar auf deutsches Datenschutzrecht mit Pseudonymisierung</w:t>
       </w:r>
     </w:p>
     <w:p>
@@ -418,7 +418,7 @@
           <w:color w:val="5A7D3A"/>
           <w:sz w:val="18"/>
         </w:rPr>
-        <w:t>https://pubmed.ncbi.nlm.nih.gov/42716991/</w:t>
+        <w:t>https://pubmed.ncbi.nlm.nih.gov/42716689/</w:t>
       </w:r>
     </w:p>
     <w:sectPr>
